--- a/reports/paper_draft_2026-10-23/InsPLAD_QA_paper_en.docx
+++ b/reports/paper_draft_2026-10-23/InsPLAD_QA_paper_en.docx
@@ -90,7 +90,7 @@
         <w:t xml:space="preserve">InsPLAD-QA</w:t>
       </w:r>
       <w:r>
-        <w:t xml:space="preserve">, an MMAD-style question-answering benchmark on the public InsPLAD UAV dataset. We align its anomaly-detection and fault-classification releases by exact image hashes and manually review a frozen gold set of 246 images and 534 questions. Under one prompt, output schema and evaluator, we compare four open LVLMs from distinct families and one API pipeline. Each model is tested image-only, with a normal reference, a defect reference, and 20 vision-expert cues. A normal reference raises anomaly-detection F1 for every open model, while expert cues give no consistent gain. We then evaluate a question-independent verification agent that was selected on a disjoint development set and run once on gold. It raises defect-type macro-F1 from .522 to .640 (</w:t>
+        <w:t xml:space="preserve">, an MMAD-style question-answering benchmark on the public InsPLAD UAV dataset. We align its anomaly-detection and fault-classification releases by exact image hashes and manually review a frozen gold set of 246 images and 534 questions. Under one prompt, output schema and evaluator, we compare four open LVLMs from different model lines and one API pipeline. All five are tested image-only; the four open models are also tested with a normal reference, a defect reference, both, and 20 vision-expert cues. A normal reference raises anomaly-detection F1 for every open model. Expert cues mostly raise defect-type F1 but lower anomaly-detection F1, and no cue improves both for every model. We then evaluate a question-independent verification agent that was chosen on a disjoint development set and run once on gold. It raises defect-type macro-F1 from .522 to .640 (</w:t>
       </w:r>
       <w:r>
         <w:t xml:space="preserve">+.118</w:t>
@@ -114,7 +114,7 @@
         <w:t xml:space="preserve">[+.222,+.328]</w:t>
       </w:r>
       <w:r>
-        <w:t xml:space="preserve">). Normal false alarms fall from 93/107 to 16/107. A control that re-asks with the same number of calls but no new evidence falls well short (</w:t>
+        <w:t xml:space="preserve">). Normal false alarms fall from 93/107 to 16/107. A control that re-asks with the same number of calls but without the agent's definitions and staging falls well short (</w:t>
       </w:r>
       <w:r>
         <w:t xml:space="preserve">−.164</w:t>
@@ -126,19 +126,13 @@
         <w:t xml:space="preserve">−.203</w:t>
       </w:r>
       <w:r>
-        <w:t xml:space="preserve"> presence BAcc versus the agent, CIs exclude zero), so the gain comes from the agent's structure, not from extra calls. The same agent, however, misses more defects (4/139 </w:t>
+        <w:t xml:space="preserve"> presence BAcc versus the agent, CIs exclude zero), so the gain is not explained by extra calls. The same agent, however, misses more defects (4/139 </w:t>
       </w:r>
       <w:r>
         <w:t xml:space="preserve">→</w:t>
       </w:r>
       <w:r>
-        <w:t xml:space="preserve"> 27/139) and almost never recognizes missing insulator caps (7/27 </w:t>
-      </w:r>
-      <w:r>
-        <w:t xml:space="preserve">→</w:t>
-      </w:r>
-      <w:r>
-        <w:t xml:space="preserve"> 2/27). Over ten follow-up interventions do not recover missing components, including higher resolution, other LVLMs, anomaly detectors and part counters; the model fails even when shown a crop of the true location. We release the benchmark, code and per-question model answers, and argue that inspection benchmarks must report false alarms and misses separately rather than a single accuracy. </w:t>
+        <w:t xml:space="preserve"> 27/139). For missing insulator caps it reports a defect region in only 9 of 27 images (direct question: 23), and a revised variant names the defect in only 2 of 27 (direct: 7). Follow-up attempts with higher resolution, other LVLMs, anomaly detectors and part-evidence tools did not reliably recover these defects. The LVLM did not report them even when shown a crop of the annotated location; only an asset-specific supervised classifier detected them. We release the benchmark, code and per-question model answers, and argue that inspection benchmarks must report false alarms and misses separately rather than a single accuracy. </w:t>
       </w:r>
     </w:p>
     <w:p>
@@ -174,7 +168,7 @@
         <w:jc w:val="both"/>
       </w:pPr>
       <w:r>
-        <w:t xml:space="preserve">This paper asks three questions. (i) How well do current open LVLMs detect and classify defects on power-line assets under a fair, shared contract? (ii) Do a normal reference image or anomaly-detector (“vision expert”) cues help? (iii) Does a training-free verification agent, which re-examines each question with its own earlier answer and visual definitions, improve the answers, and at what cost?</w:t>
+        <w:t xml:space="preserve">This paper asks three questions. (i) How well do current open LVLMs detect and classify defects on power-line assets under a fair, shared contract? (ii) Do a normal reference image or anomaly-detector (“vision expert”) cues help? (iii) Does a training-free verification agent improve the answers, and at what cost? The agent re-examines each question separately. For the defect type it adds option definitions and the question's own earlier answer, and for the defect region it asks a presence question before a position question.</w:t>
       </w:r>
     </w:p>
     <w:p>
@@ -240,7 +234,7 @@
         <w:jc w:val="both"/>
       </w:pPr>
       <w:r>
-        <w:t xml:space="preserve">A controlled comparison of four LVLM families and an API pipeline under identical prompts, schema and scoring. It covers image-only, normal-reference, defect-reference and 80 vision-expert configurations, and reports consistency between questions as well as accuracy (Section </w:t>
+        <w:t xml:space="preserve">A controlled comparison of four open LVLMs and an API pipeline under identical prompts, schema and scoring. All five are tested image-only. Each of the four open models is also tested with normal, defect and combined references and with 20 vision-expert configurations. We report consistency between questions as well as accuracy (Section </w:t>
       </w:r>
       <w:r>
         <w:t xml:space="preserve">4</w:t>
@@ -266,7 +260,7 @@
         <w:t xml:space="preserve">5</w:t>
       </w:r>
       <w:r>
-        <w:t xml:space="preserve">). A matched-call control shows that the gain comes from the agent's structure, not from the extra calls it makes. Re-asking alone gives no Q2 gain and shifts answers towards “normal”.</w:t>
+        <w:t xml:space="preserve">). A matched-call control shows that the gain is not explained by the extra calls. Re-asking with the same number of calls but without definitions or staging does not reproduce it, and re-asking alone shifts answers towards “normal”.</w:t>
       </w:r>
     </w:p>
     <w:p>
@@ -280,7 +274,7 @@
         <w:jc w:val="both"/>
       </w:pPr>
       <w:r>
-        <w:t xml:space="preserve">A negative analysis of missing-component defects. More than ten interventions fail, and the model does not respond even to an oracle crop of the defect (Section </w:t>
+        <w:t xml:space="preserve">An analysis of missing-component defects. Training-free interventions did not reliably recover them, and the LVLM did not report them even when shown a crop of the annotated location (Section </w:t>
       </w:r>
       <w:r>
         <w:t xml:space="preserve">6</w:t>
@@ -405,9 +399,122 @@
     </w:p>
     <w:p>
       <w:pPr>
+        <w:pStyle w:val="Heading2"/>
+        <w:keepNext/>
+      </w:pPr>
+      <w:r>
+        <w:t xml:space="preserve">3.1 </w:t>
+      </w:r>
+      <w:r>
+        <w:t xml:space="preserve">Source data and label policy</w:t>
+      </w:r>
+    </w:p>
+    <w:p>
+      <w:pPr>
         <w:spacing w:after="120" w:line="276"/>
         <w:jc w:val="both"/>
       </w:pPr>
+      <w:r>
+        <w:t xml:space="preserve">InsPLAD </w:t>
+      </w:r>
+      <w:r>
+        <w:t xml:space="preserve">[2]</w:t>
+      </w:r>
+      <w:r>
+        <w:t xml:space="preserve"> provides two releases. The unsupervised anomaly-detection release covers 17 asset categories and 27,620 JPEG images split into train and test (6,481 test images). Three of its assets (</w:t>
+      </w:r>
+      <w:r>
+        <w:rPr>
+          <w:rFonts w:ascii="Consolas" w:eastAsia="Malgun Gothic" w:hAnsi="Consolas"/>
+        </w:rPr>
+        <w:t xml:space="preserve">damper-preformed</w:t>
+      </w:r>
+      <w:r>
+        <w:t xml:space="preserve">, </w:t>
+      </w:r>
+      <w:r>
+        <w:rPr>
+          <w:rFonts w:ascii="Consolas" w:eastAsia="Malgun Gothic" w:hAnsi="Consolas"/>
+        </w:rPr>
+        <w:t xml:space="preserve">spacer</w:t>
+      </w:r>
+      <w:r>
+        <w:t xml:space="preserve">, </w:t>
+      </w:r>
+      <w:r>
+        <w:rPr>
+          <w:rFonts w:ascii="Consolas" w:eastAsia="Malgun Gothic" w:hAnsi="Consolas"/>
+        </w:rPr>
+        <w:t xml:space="preserve">yoke</w:t>
+      </w:r>
+      <w:r>
+        <w:t xml:space="preserve">) are normal-only in test. The supervised fault-classification release covers 5 assets and 11,525 images in train and val (6,417 val images); it has no test split. Folders named </w:t>
+      </w:r>
+      <w:r>
+        <w:rPr>
+          <w:rFonts w:ascii="Consolas" w:eastAsia="Malgun Gothic" w:hAnsi="Consolas"/>
+        </w:rPr>
+        <w:t xml:space="preserve">good</w:t>
+      </w:r>
+      <w:r>
+        <w:t xml:space="preserve"> or </w:t>
+      </w:r>
+      <w:r>
+        <w:rPr>
+          <w:rFonts w:ascii="Consolas" w:eastAsia="Malgun Gothic" w:hAnsi="Consolas"/>
+        </w:rPr>
+        <w:t xml:space="preserve">normal</w:t>
+      </w:r>
+      <w:r>
+        <w:t xml:space="preserve"> map to </w:t>
+      </w:r>
+      <w:r>
+        <w:rPr>
+          <w:i/>
+          <w:iCs/>
+        </w:rPr>
+        <w:t xml:space="preserve">normal</w:t>
+      </w:r>
+      <w:r>
+        <w:t xml:space="preserve">, and every defect folder maps to </w:t>
+      </w:r>
+      <w:r>
+        <w:rPr>
+          <w:i/>
+          <w:iCs/>
+        </w:rPr>
+        <w:t xml:space="preserve">anomalous</w:t>
+      </w:r>
+      <w:r>
+        <w:t xml:space="preserve">. We only slug-normalize </w:t>
+      </w:r>
+      <w:r>
+        <w:rPr>
+          <w:rFonts w:ascii="Consolas" w:eastAsia="Malgun Gothic" w:hAnsi="Consolas"/>
+        </w:rPr>
+        <w:t xml:space="preserve">corrosão</w:t>
+      </w:r>
+      <w:r>
+        <w:t xml:space="preserve"> to </w:t>
+      </w:r>
+      <w:r>
+        <w:rPr>
+          <w:rFonts w:ascii="Consolas" w:eastAsia="Malgun Gothic" w:hAnsi="Consolas"/>
+        </w:rPr>
+        <w:t xml:space="preserve">corrosao</w:t>
+      </w:r>
+      <w:r>
+        <w:t xml:space="preserve"> and never merge it with </w:t>
+      </w:r>
+      <w:r>
+        <w:rPr>
+          <w:rFonts w:ascii="Consolas" w:eastAsia="Malgun Gothic" w:hAnsi="Consolas"/>
+        </w:rPr>
+        <w:t xml:space="preserve">rust</w:t>
+      </w:r>
+      <w:r>
+        <w:t xml:space="preserve">. The integer IDs in the supervised annotation file are asset-local class indices, not binary labels, so semantic labels come from folder names.</w:t>
+      </w:r>
     </w:p>
     <w:p>
       <w:pPr>
@@ -415,10 +522,10 @@
         <w:keepNext/>
       </w:pPr>
       <w:r>
-        <w:t xml:space="preserve">3.1 </w:t>
-      </w:r>
-      <w:r>
-        <w:t xml:space="preserve">Source data and label policy</w:t>
+        <w:t xml:space="preserve">3.2 </w:t>
+      </w:r>
+      <w:r>
+        <w:t xml:space="preserve">Tracks and Aligned Core</w:t>
       </w:r>
     </w:p>
     <w:p>
@@ -427,105 +534,17 @@
         <w:jc w:val="both"/>
       </w:pPr>
       <w:r>
-        <w:t xml:space="preserve">InsPLAD </w:t>
-      </w:r>
-      <w:r>
-        <w:t xml:space="preserve">[2]</w:t>
-      </w:r>
-      <w:r>
-        <w:t xml:space="preserve"> provides two releases. The unsupervised anomaly-detection release covers 17 asset categories and 27,620 JPEG images split into train and test (6,481 test images). Three of its assets (</w:t>
-      </w:r>
-      <w:r>
-        <w:rPr>
-          <w:rFonts w:ascii="Consolas" w:eastAsia="Malgun Gothic" w:hAnsi="Consolas"/>
-        </w:rPr>
-        <w:t xml:space="preserve">damper-preformed</w:t>
-      </w:r>
-      <w:r>
-        <w:t xml:space="preserve">, </w:t>
-      </w:r>
-      <w:r>
-        <w:rPr>
-          <w:rFonts w:ascii="Consolas" w:eastAsia="Malgun Gothic" w:hAnsi="Consolas"/>
-        </w:rPr>
-        <w:t xml:space="preserve">spacer</w:t>
-      </w:r>
-      <w:r>
-        <w:t xml:space="preserve">, </w:t>
-      </w:r>
-      <w:r>
-        <w:rPr>
-          <w:rFonts w:ascii="Consolas" w:eastAsia="Malgun Gothic" w:hAnsi="Consolas"/>
-        </w:rPr>
-        <w:t xml:space="preserve">yoke</w:t>
-      </w:r>
-      <w:r>
-        <w:t xml:space="preserve">) are normal-only in test. The supervised fault-classification release covers 5 assets and 11,525 images in train and val (6,417 val images); it has no test split. Folders named </w:t>
-      </w:r>
-      <w:r>
-        <w:rPr>
-          <w:rFonts w:ascii="Consolas" w:eastAsia="Malgun Gothic" w:hAnsi="Consolas"/>
-        </w:rPr>
-        <w:t xml:space="preserve">good</w:t>
-      </w:r>
-      <w:r>
-        <w:t xml:space="preserve"> or </w:t>
-      </w:r>
-      <w:r>
-        <w:rPr>
-          <w:rFonts w:ascii="Consolas" w:eastAsia="Malgun Gothic" w:hAnsi="Consolas"/>
-        </w:rPr>
-        <w:t xml:space="preserve">normal</w:t>
-      </w:r>
-      <w:r>
-        <w:t xml:space="preserve"> map to </w:t>
+        <w:t xml:space="preserve">Track A (general anomaly detection) uses all 6,481 unsupervised test images in zero-shot and one-shot (normal reference) form. Track B (structured fault understanding) uses the 6,417 supervised val images and asks for both the anomaly label and the defect class. The two releases share 8,990 SHA-256-identical images; 1,384 of them lie in both unsupervised test and supervised val. Six of these carry conflicting binary labels and are excluded, which leaves an </w:t>
       </w:r>
       <w:r>
         <w:rPr>
           <w:i/>
           <w:iCs/>
         </w:rPr>
-        <w:t xml:space="preserve">normal</w:t>
-      </w:r>
-      <w:r>
-        <w:t xml:space="preserve">, and every defect folder maps to </w:t>
-      </w:r>
-      <w:r>
-        <w:rPr>
-          <w:i/>
-          <w:iCs/>
-        </w:rPr>
-        <w:t xml:space="preserve">anomalous</w:t>
-      </w:r>
-      <w:r>
-        <w:t xml:space="preserve">. We only slug-normalize </w:t>
-      </w:r>
-      <w:r>
-        <w:rPr>
-          <w:rFonts w:ascii="Consolas" w:eastAsia="Malgun Gothic" w:hAnsi="Consolas"/>
-        </w:rPr>
-        <w:t xml:space="preserve">corros ao</w:t>
-      </w:r>
-      <w:r>
-        <w:t xml:space="preserve"> to </w:t>
-      </w:r>
-      <w:r>
-        <w:rPr>
-          <w:rFonts w:ascii="Consolas" w:eastAsia="Malgun Gothic" w:hAnsi="Consolas"/>
-        </w:rPr>
-        <w:t xml:space="preserve">corrosao</w:t>
-      </w:r>
-      <w:r>
-        <w:t xml:space="preserve"> and never merge it with </w:t>
-      </w:r>
-      <w:r>
-        <w:rPr>
-          <w:rFonts w:ascii="Consolas" w:eastAsia="Malgun Gothic" w:hAnsi="Consolas"/>
-        </w:rPr>
-        <w:t xml:space="preserve">rust</w:t>
-      </w:r>
-      <w:r>
-        <w:t xml:space="preserve">. The integer IDs in the supervised annotation file are asset-local class indices, not binary labels, so semantic labels come from folder names.</w:t>
+        <w:t xml:space="preserve">Aligned Core</w:t>
+      </w:r>
+      <w:r>
+        <w:t xml:space="preserve"> of 1,378 images. On these images zero-shot, one-shot and structured answers can be compared byte for byte.</w:t>
       </w:r>
     </w:p>
     <w:p>
@@ -534,10 +553,10 @@
         <w:keepNext/>
       </w:pPr>
       <w:r>
-        <w:t xml:space="preserve">3.2 </w:t>
-      </w:r>
-      <w:r>
-        <w:t xml:space="preserve">Tracks and Aligned Core</w:t>
+        <w:t xml:space="preserve">3.3 </w:t>
+      </w:r>
+      <w:r>
+        <w:t xml:space="preserve">Gold v2 QA set</w:t>
       </w:r>
     </w:p>
     <w:p>
@@ -546,37 +565,6 @@
         <w:jc w:val="both"/>
       </w:pPr>
       <w:r>
-        <w:t xml:space="preserve">Track A (general anomaly detection) uses all 6,481 unsupervised test images in zero-shot and one-shot (normal reference) form. Track B (structured fault understanding) uses the 6,417 supervised val images and asks for both the anomaly label and the defect class. The two releases share 8,990 SHA-256-identical images; 1,384 of them lie in both unsupervised test and supervised val. Six of these carry conflicting binary labels and are excluded, which leaves an </w:t>
-      </w:r>
-      <w:r>
-        <w:rPr>
-          <w:i/>
-          <w:iCs/>
-        </w:rPr>
-        <w:t xml:space="preserve">Aligned Core</w:t>
-      </w:r>
-      <w:r>
-        <w:t xml:space="preserve"> of 1,378 images. On these images zero-shot, one-shot and structured answers can be compared byte for byte.</w:t>
-      </w:r>
-    </w:p>
-    <w:p>
-      <w:pPr>
-        <w:pStyle w:val="Heading2"/>
-        <w:keepNext/>
-      </w:pPr>
-      <w:r>
-        <w:t xml:space="preserve">3.3 </w:t>
-      </w:r>
-      <w:r>
-        <w:t xml:space="preserve">Gold v2 QA set</w:t>
-      </w:r>
-    </w:p>
-    <w:p>
-      <w:pPr>
-        <w:spacing w:after="120" w:line="276"/>
-        <w:jc w:val="both"/>
-      </w:pPr>
-      <w:r>
         <w:t xml:space="preserve">Running every model on every configuration over the full tracks is costly, and several labels needed manual checking. We therefore built a gold set from the Aligned Core: all 139 of its defective images, plus normal images capped per asset at the median and chosen for diversity with DINOv2 </w:t>
       </w:r>
       <w:r>
@@ -589,7 +577,7 @@
         <w:t xml:space="preserve">1</w:t>
       </w:r>
       <w:r>
-        <w:t xml:space="preserve">). Each image has a binary question (Q1: “Is the target asset normal or anomalous?”) and a four-way defect-type question (Q2: rust/corrosion, bird nest, missing cap, normal). Forty-two images also carry an MMAD-style four-option localization question (Q3), for 534 questions in total. Option order is fixed per question and independent of the answer.</w:t>
+        <w:t xml:space="preserve">). Each image has a binary question (Q1: “Is the target power-line asset normal or anomalous?”) and a four-way defect-type question (Q2: rust/corrosion, bird nest, missing cap, normal). Forty-two images also carry an MMAD-style four-option localization question (Q3), for 534 questions in total. Option order is fixed per question and independent of the answer.</w:t>
       </w:r>
     </w:p>
     <w:p>
@@ -2146,7 +2134,7 @@
         <w:t xml:space="preserve">retrieved</w:t>
       </w:r>
       <w:r>
-        <w:t xml:space="preserve"> reference is the DINOv2-base cosine nearest neighbour of the target (pinned weights). Retrieval exposed a shortcut on dev: normal targets often retrieved a frame from the same flight (44% vs. 16% for defective targets), and cosine similarity alone separated normal from defective images with AUROC .886. We therefore exclude same-flight-date candidates (</w:t>
+        <w:t xml:space="preserve"> reference is the DINOv2-base cosine nearest neighbour of the target (pinned weights). Retrieval exposed a shortcut on dev: normal targets often retrieved a reference from the same capture date (44% vs. 16% for defective targets), and cosine similarity alone separated normal from defective images with AUROC .886. These numbers are recomputed from the committed dev image list. We therefore exclude same-capture-date candidates (</w:t>
       </w:r>
       <w:r>
         <w:rPr>
@@ -2177,7 +2165,7 @@
         <w:jc w:val="both"/>
       </w:pPr>
       <w:r>
-        <w:t xml:space="preserve">For Q1 we report F1, balanced accuracy (BAcc), precision, recall and TP/FP/TN/FN. For Q2 we report macro-F1 over the classes present and defect BAcc. Invalid outputs count as wrong: an invalid answer is a false negative on a defective image and a false positive on a normal image. </w:t>
+        <w:t xml:space="preserve">For Q1 we report accuracy and F1; balanced accuracy (BAcc), precision, recall and TP/FP/TN/FN are in the released result files. For Q2 we report accuracy and macro-F1 over the classes present, and the agent tables also report defect BAcc (mean recall over the classes present). Invalid outputs count as wrong. For Q1, an invalid answer on a defective image is a false negative. On a normal image it is kept separate from false positives, so it lowers specificity but not precision. </w:t>
       </w:r>
       <w:r>
         <w:rPr>
@@ -2230,9 +2218,72 @@
     </w:p>
     <w:p>
       <w:pPr>
+        <w:pStyle w:val="Heading2"/>
+        <w:keepNext/>
+      </w:pPr>
+      <w:r>
+        <w:t xml:space="preserve">4.1 </w:t>
+      </w:r>
+      <w:r>
+        <w:t xml:space="preserve">Setup</w:t>
+      </w:r>
+    </w:p>
+    <w:p>
+      <w:pPr>
         <w:spacing w:after="120" w:line="276"/>
         <w:jc w:val="both"/>
       </w:pPr>
+      <w:r>
+        <w:t xml:space="preserve">We keep one model per model line: Qwen3.5-4B </w:t>
+      </w:r>
+      <w:r>
+        <w:t xml:space="preserve">[11]</w:t>
+      </w:r>
+      <w:r>
+        <w:t xml:space="preserve"> with thinking disabled, InternVL3.5-8B </w:t>
+      </w:r>
+      <w:r>
+        <w:t xml:space="preserve">[12]</w:t>
+      </w:r>
+      <w:r>
+        <w:t xml:space="preserve"> through its official chat path, MiniCPM-V-4.5 </w:t>
+      </w:r>
+      <w:r>
+        <w:t xml:space="preserve">[13]</w:t>
+      </w:r>
+      <w:r>
+        <w:t xml:space="preserve"> and LLaVA-OneVision-Qwen2-7B </w:t>
+      </w:r>
+      <w:r>
+        <w:t xml:space="preserve">[14]</w:t>
+      </w:r>
+      <w:r>
+        <w:t xml:space="preserve">. Three of the four use Qwen-series language backbones, so they are not fully independent. We also include a two-stage API pipeline (Luxia document vision followed by a 32B language model). All open models run unquantized with greedy decoding, using Transformers 5.14.0 as pinned in the Colab notebooks, on a GPU with at least 20 GB of memory. The notebooks allow an L4 or an A100; the agent, matched-call and MiniCPM re-runs record an NVIDIA L4 (22 GB). MiniCPM-V-4.5's chat interface samples by default (temperature 0.7), and we found this only after its first gold runs. We therefore re-ran its image-only and three reference conditions greedily with unchanged prompts, images and references (2,136 calls, 0 errors, 0 invalid outputs). Its rows in Tables </w:t>
+      </w:r>
+      <w:r>
+        <w:t xml:space="preserve">2</w:t>
+      </w:r>
+      <w:r>
+        <w:t xml:space="preserve"> and </w:t>
+      </w:r>
+      <w:r>
+        <w:t xml:space="preserve">3</w:t>
+      </w:r>
+      <w:r>
+        <w:t xml:space="preserve"> are these greedy runs. Only its 20 vision-expert configurations remain single sampled runs (marked </w:t>
+      </w:r>
+      <w:r>
+        <w:t xml:space="preserve">†</w:t>
+      </w:r>
+      <w:r>
+        <w:t xml:space="preserve">). Greedy decoding changed 54 of 534 image-only answers. Sampling had inflated its image-only inconsistency: the consistency error drops from .341 to .280 and the false defect rate from .411 to .308 under greedy decoding. In the reference conditions the table metrics move by at most .02 (Q3 accuracy by .05; Appendix Table </w:t>
+      </w:r>
+      <w:r>
+        <w:t xml:space="preserve">9</w:t>
+      </w:r>
+      <w:r>
+        <w:t xml:space="preserve">). All agent experiments are greedy. InternVL uses a fixed total budget of six visual tiles per sample, divided among the images (each multi-tile image also gets a thumbnail). Adding one reference halves the target's tiles, and adding two leaves it a third. We treat this as a fixed visual-token budget rather than a free resolution increase.</w:t>
+      </w:r>
     </w:p>
     <w:p>
       <w:pPr>
@@ -2240,10 +2291,10 @@
         <w:keepNext/>
       </w:pPr>
       <w:r>
-        <w:t xml:space="preserve">4.1 </w:t>
-      </w:r>
-      <w:r>
-        <w:t xml:space="preserve">Setup</w:t>
+        <w:t xml:space="preserve">4.2 </w:t>
+      </w:r>
+      <w:r>
+        <w:t xml:space="preserve">Image-only baselines</w:t>
       </w:r>
     </w:p>
     <w:p>
@@ -2252,82 +2303,13 @@
         <w:jc w:val="both"/>
       </w:pPr>
       <w:r>
-        <w:t xml:space="preserve">We keep one model per family: Qwen3.5-4B </w:t>
-      </w:r>
-      <w:r>
-        <w:t xml:space="preserve">[11]</w:t>
-      </w:r>
-      <w:r>
-        <w:t xml:space="preserve"> with thinking disabled, InternVL3.5-8B </w:t>
-      </w:r>
-      <w:r>
-        <w:t xml:space="preserve">[12]</w:t>
-      </w:r>
-      <w:r>
-        <w:t xml:space="preserve"> through its official chat path, MiniCPM-V-4.5 </w:t>
-      </w:r>
-      <w:r>
-        <w:t xml:space="preserve">[13]</w:t>
-      </w:r>
-      <w:r>
-        <w:t xml:space="preserve"> and LLaVA-OneVision-Qwen2-7B </w:t>
-      </w:r>
-      <w:r>
-        <w:t xml:space="preserve">[14]</w:t>
-      </w:r>
-      <w:r>
-        <w:t xml:space="preserve">. We also include a two-stage API pipeline (Luxia document vision followed by a 32B language model). All open models run unquantized with Transformers 5.14.0 on an NVIDIA L4 (22 GB) using greedy decoding. MiniCPM-V-4.5's chat interface samples by default (temperature 0.7), and we found this only after its first gold runs. We therefore re-ran its image-only and three reference conditions greedily with unchanged prompts, images and references (2,136 calls, 0 errors, 0 invalid outputs). Its rows in Tables </w:t>
+        <w:t xml:space="preserve">Table </w:t>
       </w:r>
       <w:r>
         <w:t xml:space="preserve">2</w:t>
       </w:r>
       <w:r>
-        <w:t xml:space="preserve"> and </w:t>
-      </w:r>
-      <w:r>
-        <w:t xml:space="preserve">3</w:t>
-      </w:r>
-      <w:r>
-        <w:t xml:space="preserve"> are these greedy runs. Only its 20 vision-expert configurations remain single sampled runs (marked </w:t>
-      </w:r>
-      <w:r>
-        <w:t xml:space="preserve">†</w:t>
-      </w:r>
-      <w:r>
-        <w:t xml:space="preserve">). Greedy decoding changed 54 of 534 image-only answers. Sampling had inflated its image-only inconsistency: the consistency error drops from .341 to .280 and the false defect rate from .411 to .308 under greedy decoding. The reference conditions move by at most .05 (Appendix Table </w:t>
-      </w:r>
-      <w:r>
-        <w:t xml:space="preserve">9</w:t>
-      </w:r>
-      <w:r>
-        <w:t xml:space="preserve">). All agent experiments are greedy. InternVL uses a fixed total budget of six visual tiles per sample, so adding a reference halves the target's tiles. We treat this as a fixed visual-token budget rather than a free resolution increase.</w:t>
-      </w:r>
-    </w:p>
-    <w:p>
-      <w:pPr>
-        <w:pStyle w:val="Heading2"/>
-        <w:keepNext/>
-      </w:pPr>
-      <w:r>
-        <w:t xml:space="preserve">4.2 </w:t>
-      </w:r>
-      <w:r>
-        <w:t xml:space="preserve">Image-only baselines</w:t>
-      </w:r>
-    </w:p>
-    <w:p>
-      <w:pPr>
-        <w:spacing w:after="120" w:line="276"/>
-        <w:jc w:val="both"/>
-      </w:pPr>
-      <w:r>
-        <w:t xml:space="preserve">Table </w:t>
-      </w:r>
-      <w:r>
-        <w:t xml:space="preserve">2</w:t>
-      </w:r>
-      <w:r>
-        <w:t xml:space="preserve"> shows that image-only Q1 F1 ranges from .555 to .718 and Q2 macro-F1 from .360 to .505. The original four-option Q3 is not informative. Its answers are only “no region” (22) or “center” (20), so a constant “no region” answer already scores .524. The best model (.667) beats it by just 6 of 42 questions. We therefore treat Q3 as auxiliary and later replace it with a presence-scored nine-region question.</w:t>
+        <w:t xml:space="preserve"> shows that image-only Q1 F1 ranges from .555 to .718 and Q2 macro-F1 from .360 to .505. The original four-option Q3 is not informative. Its answers are only “no region” (22) or “center” (20), so a constant “no region” answer already scores .524. The best models (.667) beat it by just 6 of 42 questions. We therefore treat Q3 as auxiliary and later replace it with a presence-scored nine-region question.</w:t>
       </w:r>
     </w:p>
     <w:p>
@@ -4298,7 +4280,7 @@
         <w:t xml:space="preserve">3</w:t>
       </w:r>
       <w:r>
-        <w:t xml:space="preserve"> adds three kinds of extra input. The first is the fixed normal reference. The second is a </w:t>
+        <w:t xml:space="preserve"> adds reference images and expert cues for the four open models. The first is the fixed normal reference. The second is a </w:t>
       </w:r>
       <w:r>
         <w:rPr>
@@ -4308,7 +4290,7 @@
         <w:t xml:space="preserve">defect</w:t>
       </w:r>
       <w:r>
-        <w:t xml:space="preserve"> reference, the DINOv2-nearest anomalous image of the same asset from supervised train, chosen without the target label. The third is 20 vision-expert cues: four detectors (PatchCore, Dinomaly, AnomalyCLIP and a light ReconPatch variant) crossed with five presentations (score, ROI, heatmap, score+ROI, score+heatmap).</w:t>
+        <w:t xml:space="preserve"> reference, the DINOv2-nearest anomalous image of the same asset from supervised train, chosen without the target label. The third gives both references together. The fourth is 20 vision-expert cues: four detectors (PatchCore, Dinomaly, AnomalyCLIP and a light ReconPatch variant) crossed with five presentations (score, ROI, heatmap, score+ROI, score+heatmap).</w:t>
       </w:r>
     </w:p>
     <w:p>
@@ -4317,19 +4299,31 @@
         <w:jc w:val="both"/>
       </w:pPr>
       <w:r>
-        <w:t xml:space="preserve">A normal reference raises Q1 F1 for all four open models, for example InternVL from .597 to .794. It does not make answers more coherent. For InternVL and MiniCPM the false defect rate rises (.346</w:t>
+        <w:t xml:space="preserve">A normal reference raises Q1 F1 for all four open models, for example InternVL from .597 to .794. Its effect on coherence is mixed. Consistency error falls for InternVL (.301</w:t>
       </w:r>
       <w:r>
         <w:t xml:space="preserve">→</w:t>
       </w:r>
       <w:r>
-        <w:t xml:space="preserve">.617 and .308</w:t>
+        <w:t xml:space="preserve">.215) and MiniCPM (.280</w:t>
       </w:r>
       <w:r>
         <w:t xml:space="preserve">→</w:t>
       </w:r>
       <w:r>
-        <w:t xml:space="preserve">.841; for MiniCPM </w:t>
+        <w:t xml:space="preserve">.110). It rises for Qwen (.264</w:t>
+      </w:r>
+      <w:r>
+        <w:t xml:space="preserve">→</w:t>
+      </w:r>
+      <w:r>
+        <w:t xml:space="preserve">.341) and more than doubles for LLaVA (.244</w:t>
+      </w:r>
+      <w:r>
+        <w:t xml:space="preserve">→</w:t>
+      </w:r>
+      <w:r>
+        <w:t xml:space="preserve">.593). For InternVL and MiniCPM the fewer contradictions come with many more normal images labelled with a defect type: the false defect rate rises from .346 to .617 and from .308 to .841 (MiniCPM </w:t>
       </w:r>
       <w:r>
         <w:t xml:space="preserve">+.533</w:t>
@@ -4341,31 +4335,31 @@
         <w:t xml:space="preserve">[+.430,+.634]</w:t>
       </w:r>
       <w:r>
-        <w:t xml:space="preserve">). For LLaVA the consistency error more than doubles (.244</w:t>
+        <w:t xml:space="preserve">). A higher Q1 score therefore does not imply better fault understanding. With a defect reference, three of the four models detect almost no defect (Q1 F1 </w:t>
+      </w:r>
+      <w:r>
+        <w:t xml:space="preserve">≤</w:t>
+      </w:r>
+      <w:r>
+        <w:t xml:space="preserve"> .014) and call nearly every target normal. One hypothesis is that they compare the target with the exemplar and answer “normal” when the specific defect shown is absent; we did not test this further. Vision-expert cues trade one question against the other. Averaged over the 20 configurations, they lower Q1 F1 for InternVL (.597</w:t>
       </w:r>
       <w:r>
         <w:t xml:space="preserve">→</w:t>
       </w:r>
       <w:r>
-        <w:t xml:space="preserve">.593). A higher Q1 score therefore does not imply consistent fault understanding. With a defect reference, three of the four models detect almost no defect (Q1 F1 </w:t>
-      </w:r>
-      <w:r>
-        <w:t xml:space="preserve">≤</w:t>
-      </w:r>
-      <w:r>
-        <w:t xml:space="preserve"> .014) and call nearly every target normal. One hypothesis is that they compare the target with the exemplar and answer “normal” when the specific defect shown is absent; we did not test this further. Averaged over the 20 configurations, vision-expert cues lower Q1 F1 for InternVL (.597</w:t>
+        <w:t xml:space="preserve">.382) and MiniCPM (.583</w:t>
       </w:r>
       <w:r>
         <w:t xml:space="preserve">→</w:t>
       </w:r>
       <w:r>
-        <w:t xml:space="preserve">.382) and MiniCPM (.583</w:t>
-      </w:r>
-      <w:r>
-        <w:t xml:space="preserve">→</w:t>
-      </w:r>
-      <w:r>
-        <w:t xml:space="preserve">.417, comparing its sampled runs). Q2 changes by at most .04 for every model, so no expert configuration gives a consistent gain. Expert scores are percentiles within the 246-image cohort (transductive), which favours the expert condition, yet the conclusion still holds.</w:t>
+        <w:t xml:space="preserve">.417, comparing its sampled runs) and raise Q2 macro-F1 by at most .04. Per configuration, 12 of the 20 raise Q2 for all four models (by up to </w:t>
+      </w:r>
+      <w:r>
+        <w:t xml:space="preserve">+.093</w:t>
+      </w:r>
+      <w:r>
+        <w:t xml:space="preserve">). Q1 F1, however, rises in only 3 of 20 configurations for each of Qwen, InternVL and MiniCPM, and no configuration raises both Q1 and Q2 for every model. Expert scores are percentiles within the 246-image cohort (transductive), which favours the expert condition.</w:t>
       </w:r>
     </w:p>
     <w:p>
@@ -9287,12 +9281,6 @@
     </w:p>
     <w:p>
       <w:pPr>
-        <w:spacing w:after="120" w:line="276"/>
-        <w:jc w:val="both"/>
-      </w:pPr>
-    </w:p>
-    <w:p>
-      <w:pPr>
         <w:pStyle w:val="Heading2"/>
         <w:keepNext/>
       </w:pPr>
@@ -9309,7 +9297,7 @@
         <w:jc w:val="both"/>
       </w:pPr>
       <w:r>
-        <w:t xml:space="preserve">The agent starts from the direct answer with a retrieved (diffdate) normal reference. Each question is re-examined on its own: a re-check sees only the reference and target images, the question and that question's own first answer. No other question's answer is shown, used for routing or overwritten. Contradictions between questions are computed only after all final answers are stored. Q1 is never re-checked, because a pilot re-ask of Q1 collapsed InternVL's Q1 F1 to .08 on dev, so Q1 is identical across policies.</w:t>
+        <w:t xml:space="preserve">The agent starts from the direct answer with a retrieved (diffdate) normal reference. Each question is re-examined on its own: a re-check sees only the reference and target images, the question and that question's own first answer. No other question's answer is shown, used for routing or overwritten. Contradictions between questions are computed only after all final answers are stored. Q1 is never re-checked, because a dev pilot that re-asked every question collapsed InternVL's Q1 F1 from .82 to .08, so Q1 is identical across policies.</w:t>
       </w:r>
     </w:p>
     <w:p>
@@ -9351,7 +9339,7 @@
         <w:t xml:space="preserve">Q2, revised candidate.</w:t>
       </w:r>
       <w:r>
-        <w:t xml:space="preserve"> A fresh question with revised definitions (adding rust cues) and no prior answer.</w:t>
+        <w:t xml:space="preserve"> A fresh question with revised definitions of all four options (adding rust cues) and no prior answer.</w:t>
       </w:r>
     </w:p>
     <w:p>
@@ -9397,7 +9385,7 @@
         <w:jc w:val="both"/>
       </w:pPr>
       <w:r>
-        <w:t xml:space="preserve">The agent and candidate were chosen on dev and run once on gold with InternVL3.5-8B. That run used 1,606 calls (492 direct answers and 1,114 tool calls) with zero errors and zero invalid outputs.</w:t>
+        <w:t xml:space="preserve">The agent and candidate were chosen on dev (the candidate post hoc, from the additional 200 dev images) and run once on gold with InternVL3.5-8B. That run used 1,606 calls (492 direct answers and 1,114 tool calls) with zero errors and zero invalid outputs.</w:t>
       </w:r>
     </w:p>
     <w:p>
@@ -9472,7 +9460,7 @@
         <w:t xml:space="preserve">+.277</w:t>
       </w:r>
       <w:r>
-        <w:t xml:space="preserve"> and cuts normal false alarms from 93/107 to 16/107. The candidate is not distinguishable from the original agent (Q2 macro-F1 </w:t>
+        <w:t xml:space="preserve"> and cuts normal false alarms from 93/107 to 16/107. The candidate is not distinguishable from the verification agent (Q2 macro-F1 </w:t>
       </w:r>
       <w:r>
         <w:t xml:space="preserve">−.017</w:t>
@@ -9493,31 +9481,55 @@
         <w:jc w:val="both"/>
       </w:pPr>
       <w:r>
-        <w:t xml:space="preserve">The gain is not free. Defective images judged defect-free rise from 4/139 to 27/139, and this false-none increase is significant (</w:t>
+        <w:t xml:space="preserve">The gain is not free. Defective images judged defect-free rise from 4/139 to 27/139, and the CI of this false-none increase excludes zero (</w:t>
       </w:r>
       <w:r>
         <w:t xml:space="preserve">+.165</w:t>
       </w:r>
       <w:r>
-        <w:t xml:space="preserve">, CI </w:t>
+        <w:t xml:space="preserve">, </w:t>
       </w:r>
       <w:r>
         <w:t xml:space="preserve">[+.103,+.234]</w:t>
       </w:r>
       <w:r>
-        <w:t xml:space="preserve">). Table </w:t>
+        <w:t xml:space="preserve">). Most of the extra misses are missing caps. The staged Q3 reports a defect region on only 9 of 27 missing-cap images, against 23 for the direct question (bird nests 23</w:t>
+      </w:r>
+      <w:r>
+        <w:t xml:space="preserve">→</w:t>
+      </w:r>
+      <w:r>
+        <w:t xml:space="preserve">18 of 23, rust 89</w:t>
+      </w:r>
+      <w:r>
+        <w:t xml:space="preserve">→</w:t>
+      </w:r>
+      <w:r>
+        <w:t xml:space="preserve">85 of 89). Defect typing shows the same weakness (Table </w:t>
       </w:r>
       <w:r>
         <w:t xml:space="preserve">6</w:t>
       </w:r>
       <w:r>
-        <w:t xml:space="preserve"> locates the change: normal images and bird nests improve, rust barely moves, and missing caps collapse from 7/27 to 2/27. The candidate calls 25 of the 27 missing-cap images “normal”. The same pattern appeared on 200 dev images that were not used for design (Table </w:t>
+        <w:t xml:space="preserve">). Normal images and bird nests improve, while rust drops slightly (79</w:t>
+      </w:r>
+      <w:r>
+        <w:t xml:space="preserve">→</w:t>
+      </w:r>
+      <w:r>
+        <w:t xml:space="preserve">73 for the agent, 74 for the candidate). Missing caps fall from 7/27 to 5/27 for the agent and to 2/27 for the candidate, which calls 25 of the 27 “normal”. The additional 200 dev images were used to choose the candidate (Appendix Table </w:t>
       </w:r>
       <w:r>
         <w:t xml:space="preserve">8</w:t>
       </w:r>
       <w:r>
-        <w:t xml:space="preserve"> in the appendix).</w:t>
+        <w:t xml:space="preserve">). On them, the increase in Q3 misses replicates (2</w:t>
+      </w:r>
+      <w:r>
+        <w:t xml:space="preserve">→</w:t>
+      </w:r>
+      <w:r>
+        <w:t xml:space="preserve">15 of 99) but the defect-type pattern does not: there the agent and candidate raise missing-cap Q2 from 1 to 5 of 21.</w:t>
       </w:r>
     </w:p>
     <w:p>
@@ -10419,7 +10431,7 @@
                 <w:sz w:val="17"/>
                 <w:szCs w:val="17"/>
               </w:rPr>
-              <w:t xml:space="preserve">Q1–Q2 contradiction rate</w:t>
+              <w:t xml:space="preserve">Q1–Q2 consistency error</w:t>
             </w:r>
           </w:p>
         </w:tc>
@@ -13760,7 +13772,7 @@
         <w:jc w:val="both"/>
       </w:pPr>
       <w:r>
-        <w:t xml:space="preserve">Per image, the agent makes two Q2 calls and up to three Q3 calls, where the direct question makes one of each. To separate structure from call count, we add a </w:t>
+        <w:t xml:space="preserve">Per image, the agent makes two Q2 calls and up to three Q3 calls, where the direct question makes one of each. To test whether the gain is just the extra calls, we add a </w:t>
       </w:r>
       <w:r>
         <w:rPr>
@@ -13770,7 +13782,13 @@
         <w:t xml:space="preserve">matched re-ask</w:t>
       </w:r>
       <w:r>
-        <w:t xml:space="preserve"> policy that spends the same Q2 and Q3 calls on every image as the agent but supplies no new evidence. Q2 gets one own-answer re-check without definitions. Q3 gets as many sequential own-answer re-checks as the staged Q3 used for that image. We repeat the shown answer rather than the identical prompt, because the identical prompt under greedy decoding would trivially reproduce the first answer. The agent's saved gold calls are reused byte for byte, so only the 622 control calls are new. The decision rule was fixed before the run. If the agent beats matched re-ask on Q2 macro-F1 or Q3 presence BAcc with a CI excluding zero, we attribute that gain to structure. Otherwise we report that the gain is explained by additional calls.</w:t>
+        <w:t xml:space="preserve"> policy. It spends the same Q2 and Q3 calls on every image as the agent but adds neither definitions nor staging. Q2 gets one own-answer re-check without definitions. Q3 gets as many sequential own-answer re-checks as the staged Q3 used for that image. We repeat the shown answer rather than the identical prompt, because the identical prompt under greedy decoding would trivially reproduce the first answer. The agent's saved gold calls are reused, so only the 622 control calls are new. The committed protocol fixed the primary comparison (agent </w:t>
+      </w:r>
+      <w:r>
+        <w:t xml:space="preserve">−</w:t>
+      </w:r>
+      <w:r>
+        <w:t xml:space="preserve"> re-ask, paired bootstrap) before the run. We read a CI that excludes zero as evidence that the gain is not explained by additional calls.</w:t>
       </w:r>
     </w:p>
     <w:p>
@@ -13792,7 +13810,7 @@
           <w:sz w:val="19"/>
           <w:szCs w:val="19"/>
         </w:rPr>
-        <w:t xml:space="preserve">Matched-call control on gold v2. Calls/img counts Q2 and Q3 calls (Q1 is shared). Re-ask and agent spend identical calls on every image (Q2 492, Q3 622 in total).</w:t>
+        <w:t xml:space="preserve">Matched-call control on gold v2. Calls/img counts Q2 and Q3 calls (Q1 is shared). The matched re-ask spends identical calls to the agent on every image (Q2 492, Q3 622 in total) but adds no definitions or staging.</w:t>
       </w:r>
     </w:p>
     <w:tbl>
@@ -13808,12 +13826,12 @@
         </w:tblBorders>
       </w:tblPr>
       <w:tblGrid>
-        <w:gridCol w:w="4194"/>
-        <w:gridCol w:w="1179"/>
-        <w:gridCol w:w="655"/>
-        <w:gridCol w:w="917"/>
-        <w:gridCol w:w="1179"/>
-        <w:gridCol w:w="1182"/>
+        <w:gridCol w:w="2938"/>
+        <w:gridCol w:w="1469"/>
+        <w:gridCol w:w="816"/>
+        <w:gridCol w:w="1142"/>
+        <w:gridCol w:w="1469"/>
+        <w:gridCol w:w="1472"/>
       </w:tblGrid>
       <w:tr>
         <w:trPr>
@@ -13821,7 +13839,7 @@
         </w:trPr>
         <w:tc>
           <w:tcPr>
-            <w:tcW w:type="dxa" w:w="4194"/>
+            <w:tcW w:type="dxa" w:w="2938"/>
             <w:gridSpan w:val="1"/>
             <w:tcBorders>
               <w:top w:val="single" w:color="000000" w:sz="8"/>
@@ -13855,7 +13873,7 @@
         </w:tc>
         <w:tc>
           <w:tcPr>
-            <w:tcW w:type="dxa" w:w="1179"/>
+            <w:tcW w:type="dxa" w:w="1469"/>
             <w:gridSpan w:val="1"/>
             <w:tcBorders>
               <w:top w:val="single" w:color="000000" w:sz="8"/>
@@ -13889,7 +13907,7 @@
         </w:tc>
         <w:tc>
           <w:tcPr>
-            <w:tcW w:type="dxa" w:w="655"/>
+            <w:tcW w:type="dxa" w:w="816"/>
             <w:gridSpan w:val="1"/>
             <w:tcBorders>
               <w:top w:val="single" w:color="000000" w:sz="8"/>
@@ -13923,7 +13941,7 @@
         </w:tc>
         <w:tc>
           <w:tcPr>
-            <w:tcW w:type="dxa" w:w="917"/>
+            <w:tcW w:type="dxa" w:w="1142"/>
             <w:gridSpan w:val="1"/>
             <w:tcBorders>
               <w:top w:val="single" w:color="000000" w:sz="8"/>
@@ -13957,7 +13975,7 @@
         </w:tc>
         <w:tc>
           <w:tcPr>
-            <w:tcW w:type="dxa" w:w="1179"/>
+            <w:tcW w:type="dxa" w:w="1469"/>
             <w:gridSpan w:val="1"/>
             <w:tcBorders>
               <w:top w:val="single" w:color="000000" w:sz="8"/>
@@ -13991,7 +14009,7 @@
         </w:tc>
         <w:tc>
           <w:tcPr>
-            <w:tcW w:type="dxa" w:w="1182"/>
+            <w:tcW w:type="dxa" w:w="1472"/>
             <w:gridSpan w:val="1"/>
             <w:tcBorders>
               <w:top w:val="single" w:color="000000" w:sz="8"/>
@@ -14030,7 +14048,7 @@
         </w:trPr>
         <w:tc>
           <w:tcPr>
-            <w:tcW w:type="dxa" w:w="4194"/>
+            <w:tcW w:type="dxa" w:w="2938"/>
             <w:gridSpan w:val="1"/>
             <w:tcBorders>
               <w:top w:val="single" w:color="000000" w:sz="8"/>
@@ -14063,7 +14081,7 @@
         </w:tc>
         <w:tc>
           <w:tcPr>
-            <w:tcW w:type="dxa" w:w="1179"/>
+            <w:tcW w:type="dxa" w:w="1469"/>
             <w:gridSpan w:val="1"/>
             <w:tcBorders>
               <w:top w:val="single" w:color="000000" w:sz="8"/>
@@ -14096,7 +14114,7 @@
         </w:tc>
         <w:tc>
           <w:tcPr>
-            <w:tcW w:type="dxa" w:w="655"/>
+            <w:tcW w:type="dxa" w:w="816"/>
             <w:gridSpan w:val="1"/>
             <w:tcBorders>
               <w:top w:val="single" w:color="000000" w:sz="8"/>
@@ -14129,7 +14147,7 @@
         </w:tc>
         <w:tc>
           <w:tcPr>
-            <w:tcW w:type="dxa" w:w="917"/>
+            <w:tcW w:type="dxa" w:w="1142"/>
             <w:gridSpan w:val="1"/>
             <w:tcBorders>
               <w:top w:val="single" w:color="000000" w:sz="8"/>
@@ -14162,7 +14180,7 @@
         </w:tc>
         <w:tc>
           <w:tcPr>
-            <w:tcW w:type="dxa" w:w="1179"/>
+            <w:tcW w:type="dxa" w:w="1469"/>
             <w:gridSpan w:val="1"/>
             <w:tcBorders>
               <w:top w:val="single" w:color="000000" w:sz="8"/>
@@ -14195,7 +14213,7 @@
         </w:tc>
         <w:tc>
           <w:tcPr>
-            <w:tcW w:type="dxa" w:w="1182"/>
+            <w:tcW w:type="dxa" w:w="1472"/>
             <w:gridSpan w:val="1"/>
             <w:tcBorders>
               <w:top w:val="single" w:color="000000" w:sz="8"/>
@@ -14217,8 +14235,8 @@
             </w:pPr>
             <w:r>
               <w:rPr>
-                <w:b w:val="false"/>
-                <w:bCs w:val="false"/>
+                <w:b/>
+                <w:bCs/>
                 <w:sz w:val="17"/>
                 <w:szCs w:val="17"/>
               </w:rPr>
@@ -14233,7 +14251,7 @@
         </w:trPr>
         <w:tc>
           <w:tcPr>
-            <w:tcW w:type="dxa" w:w="4194"/>
+            <w:tcW w:type="dxa" w:w="2938"/>
             <w:gridSpan w:val="1"/>
             <w:tcBorders>
               <w:top w:val="none" w:color="FFFFFF" w:sz="0"/>
@@ -14260,13 +14278,13 @@
                 <w:sz w:val="17"/>
                 <w:szCs w:val="17"/>
               </w:rPr>
-              <w:t xml:space="preserve">Matched re-ask (no new evidence)</w:t>
-            </w:r>
-          </w:p>
-        </w:tc>
-        <w:tc>
-          <w:tcPr>
-            <w:tcW w:type="dxa" w:w="1179"/>
+              <w:t xml:space="preserve">Matched re-ask</w:t>
+            </w:r>
+          </w:p>
+        </w:tc>
+        <w:tc>
+          <w:tcPr>
+            <w:tcW w:type="dxa" w:w="1469"/>
             <w:gridSpan w:val="1"/>
             <w:tcBorders>
               <w:top w:val="none" w:color="FFFFFF" w:sz="0"/>
@@ -14299,7 +14317,7 @@
         </w:tc>
         <w:tc>
           <w:tcPr>
-            <w:tcW w:type="dxa" w:w="655"/>
+            <w:tcW w:type="dxa" w:w="816"/>
             <w:gridSpan w:val="1"/>
             <w:tcBorders>
               <w:top w:val="none" w:color="FFFFFF" w:sz="0"/>
@@ -14332,7 +14350,7 @@
         </w:tc>
         <w:tc>
           <w:tcPr>
-            <w:tcW w:type="dxa" w:w="917"/>
+            <w:tcW w:type="dxa" w:w="1142"/>
             <w:gridSpan w:val="1"/>
             <w:tcBorders>
               <w:top w:val="none" w:color="FFFFFF" w:sz="0"/>
@@ -14365,7 +14383,7 @@
         </w:tc>
         <w:tc>
           <w:tcPr>
-            <w:tcW w:type="dxa" w:w="1179"/>
+            <w:tcW w:type="dxa" w:w="1469"/>
             <w:gridSpan w:val="1"/>
             <w:tcBorders>
               <w:top w:val="none" w:color="FFFFFF" w:sz="0"/>
@@ -14398,7 +14416,7 @@
         </w:tc>
         <w:tc>
           <w:tcPr>
-            <w:tcW w:type="dxa" w:w="1182"/>
+            <w:tcW w:type="dxa" w:w="1472"/>
             <w:gridSpan w:val="1"/>
             <w:tcBorders>
               <w:top w:val="none" w:color="FFFFFF" w:sz="0"/>
@@ -14436,7 +14454,7 @@
         </w:trPr>
         <w:tc>
           <w:tcPr>
-            <w:tcW w:type="dxa" w:w="4194"/>
+            <w:tcW w:type="dxa" w:w="2938"/>
             <w:gridSpan w:val="1"/>
             <w:tcBorders>
               <w:top w:val="none" w:color="FFFFFF" w:sz="0"/>
@@ -14469,7 +14487,7 @@
         </w:tc>
         <w:tc>
           <w:tcPr>
-            <w:tcW w:type="dxa" w:w="1179"/>
+            <w:tcW w:type="dxa" w:w="1469"/>
             <w:gridSpan w:val="1"/>
             <w:tcBorders>
               <w:top w:val="none" w:color="FFFFFF" w:sz="0"/>
@@ -14502,7 +14520,7 @@
         </w:tc>
         <w:tc>
           <w:tcPr>
-            <w:tcW w:type="dxa" w:w="655"/>
+            <w:tcW w:type="dxa" w:w="816"/>
             <w:gridSpan w:val="1"/>
             <w:tcBorders>
               <w:top w:val="none" w:color="FFFFFF" w:sz="0"/>
@@ -14535,7 +14553,7 @@
         </w:tc>
         <w:tc>
           <w:tcPr>
-            <w:tcW w:type="dxa" w:w="917"/>
+            <w:tcW w:type="dxa" w:w="1142"/>
             <w:gridSpan w:val="1"/>
             <w:tcBorders>
               <w:top w:val="none" w:color="FFFFFF" w:sz="0"/>
@@ -14568,7 +14586,7 @@
         </w:tc>
         <w:tc>
           <w:tcPr>
-            <w:tcW w:type="dxa" w:w="1179"/>
+            <w:tcW w:type="dxa" w:w="1469"/>
             <w:gridSpan w:val="1"/>
             <w:tcBorders>
               <w:top w:val="none" w:color="FFFFFF" w:sz="0"/>
@@ -14601,7 +14619,7 @@
         </w:tc>
         <w:tc>
           <w:tcPr>
-            <w:tcW w:type="dxa" w:w="1182"/>
+            <w:tcW w:type="dxa" w:w="1472"/>
             <w:gridSpan w:val="1"/>
             <w:tcBorders>
               <w:top w:val="none" w:color="FFFFFF" w:sz="0"/>
@@ -14639,7 +14657,7 @@
         </w:trPr>
         <w:tc>
           <w:tcPr>
-            <w:tcW w:type="dxa" w:w="4194"/>
+            <w:tcW w:type="dxa" w:w="2938"/>
             <w:gridSpan w:val="1"/>
             <w:tcBorders>
               <w:top w:val="none" w:color="FFFFFF" w:sz="0"/>
@@ -14672,7 +14690,7 @@
         </w:tc>
         <w:tc>
           <w:tcPr>
-            <w:tcW w:type="dxa" w:w="1179"/>
+            <w:tcW w:type="dxa" w:w="1469"/>
             <w:gridSpan w:val="1"/>
             <w:tcBorders>
               <w:top w:val="none" w:color="FFFFFF" w:sz="0"/>
@@ -14705,7 +14723,7 @@
         </w:tc>
         <w:tc>
           <w:tcPr>
-            <w:tcW w:type="dxa" w:w="655"/>
+            <w:tcW w:type="dxa" w:w="816"/>
             <w:gridSpan w:val="1"/>
             <w:tcBorders>
               <w:top w:val="none" w:color="FFFFFF" w:sz="0"/>
@@ -14738,7 +14756,7 @@
         </w:tc>
         <w:tc>
           <w:tcPr>
-            <w:tcW w:type="dxa" w:w="917"/>
+            <w:tcW w:type="dxa" w:w="1142"/>
             <w:gridSpan w:val="1"/>
             <w:tcBorders>
               <w:top w:val="none" w:color="FFFFFF" w:sz="0"/>
@@ -14771,7 +14789,7 @@
         </w:tc>
         <w:tc>
           <w:tcPr>
-            <w:tcW w:type="dxa" w:w="1179"/>
+            <w:tcW w:type="dxa" w:w="1469"/>
             <w:gridSpan w:val="1"/>
             <w:tcBorders>
               <w:top w:val="none" w:color="FFFFFF" w:sz="0"/>
@@ -14804,7 +14822,7 @@
         </w:tc>
         <w:tc>
           <w:tcPr>
-            <w:tcW w:type="dxa" w:w="1182"/>
+            <w:tcW w:type="dxa" w:w="1472"/>
             <w:gridSpan w:val="1"/>
             <w:tcBorders>
               <w:top w:val="none" w:color="FFFFFF" w:sz="0"/>
@@ -15033,7 +15051,7 @@
                 <w:sz w:val="17"/>
                 <w:szCs w:val="17"/>
               </w:rPr>
-              <w:t xml:space="preserve">[−.095, +.001]</w:t>
+              <w:t xml:space="preserve">[−.095, +.000]</w:t>
             </w:r>
             <w:r>
               <w:rPr>
@@ -15086,7 +15104,7 @@
         <w:jc w:val="both"/>
       </w:pPr>
       <w:r>
-        <w:t xml:space="preserve">The control ran on the same L4 with 622 new calls, 0 errors and 0 invalid outputs. The three published policies were reproduced exactly. The agent outperforms the equal-call re-ask by </w:t>
+        <w:t xml:space="preserve">The control ran on the same GPU type (L4) with 622 new calls, 0 errors and 0 invalid outputs. The three published policies, recomputed from their reused calls, are unchanged. The agent outperforms the equal-call re-ask by </w:t>
       </w:r>
       <w:r>
         <w:t xml:space="preserve">+.164</w:t>
@@ -15110,13 +15128,13 @@
         <w:t xml:space="preserve">[+.145,+.257]</w:t>
       </w:r>
       <w:r>
-        <w:t xml:space="preserve">), so by the predeclared rule its gain comes from the definitions and the staged structure rather than from extra calls (Table </w:t>
+        <w:t xml:space="preserve">) (Table </w:t>
       </w:r>
       <w:r>
         <w:t xml:space="preserve">7</w:t>
       </w:r>
       <w:r>
-        <w:t xml:space="preserve">).</w:t>
+        <w:t xml:space="preserve">). The gain is therefore not explained by additional calls; it needs what the agent adds, namely option definitions for Q2 and presence-then-position staging for Q3. Because the control removes both at once, it does not separate the information in the definitions from the effect of the staging.</w:t>
       </w:r>
     </w:p>
     <w:p>
@@ -15134,16 +15152,16 @@
         <w:t xml:space="preserve">, </w:t>
       </w:r>
       <w:r>
-        <w:t xml:space="preserve">[−.095,+.001]</w:t>
-      </w:r>
-      <w:r>
-        <w:t xml:space="preserve">). It mainly pushes answers towards “normal”: “normal” predictions rise from 86 to 139 of 246. That repairs 30 normal images but breaks 26 rust images, 21 of which become “normal” (Table </w:t>
+        <w:t xml:space="preserve">[−.095,+.000]</w:t>
+      </w:r>
+      <w:r>
+        <w:t xml:space="preserve">). It mainly pushes answers towards “normal”: “normal” predictions rise from 86 to 139 of 246. That repairs 30 normal images but breaks 26 rust images, 21 of which become “normal”; Table </w:t>
       </w:r>
       <w:r>
         <w:t xml:space="preserve">6</w:t>
       </w:r>
       <w:r>
-        <w:t xml:space="preserve">). The agent moves in the same direction less strongly (117 “normal” predictions), and its definitions keep rust (73/89) and recover bird nests (7 </w:t>
+        <w:t xml:space="preserve"> shows the net per-class result. On Q2 false alarms, re-asking alone already matches the agent: both label 21 of 107 normal images with a defect type. The agent moves in the same direction less strongly (117 “normal” predictions). Its definitions hold rust at 73/89 (re-ask: 54) and recover bird nests (7 </w:t>
       </w:r>
       <w:r>
         <w:t xml:space="preserve">→</w:t>
@@ -15197,7 +15215,7 @@
         <w:t xml:space="preserve">[+.079,+.201]</w:t>
       </w:r>
       <w:r>
-        <w:t xml:space="preserve">). Asking again therefore already makes the model more conservative, and the agent's structure turns that shift into a large net gain while also enlarging the miss rate.</w:t>
+        <w:t xml:space="preserve">). Missing caps account for most of this gap: the re-ask still reports a region on 20 of 27 of them, the staged agent on 9. Asking again therefore already makes the model somewhat more conservative. The agent's additions turn that shift into a large net gain while also enlarging the miss rate.</w:t>
       </w:r>
     </w:p>
     <w:p>
@@ -15218,7 +15236,7 @@
         <w:jc w:val="both"/>
       </w:pPr>
       <w:r>
-        <w:t xml:space="preserve">Missing caps are the one defect class that the agent makes worse. All 27 gold cases are glass insulators, an asset with only five gold normals, so asset and defect effects are confounded. We studied the 25 missing-cap images of the development set (never gold). All interventions below used fixed settings and fixed pass criteria written before each run, and no failed setting was tuned afterwards (Appendix Table </w:t>
+        <w:t xml:space="preserve">Missing caps are where the agent fails most. Its staged Q3 reports a defect region on only 9 of 27 of them (direct 23), and the candidate names the defect in 2 of 27. All 27 gold cases are glass insulators, an asset with only five gold normals, so asset and defect effects are confounded. We studied missing caps on development data only, never gold. Dev240 contains 25 of them, of which 4 fall in the 40-image design subset used for most model swaps. Each intervention used fixed settings, and where a pass criterion was defined it was written before the run. One exception: the cross-model re-check was re-run once with a changed proposal format after invalid outputs (Appendix Table </w:t>
       </w:r>
       <w:r>
         <w:t xml:space="preserve">10</w:t>
@@ -15245,7 +15263,7 @@
         <w:t xml:space="preserve">Input and wording.</w:t>
       </w:r>
       <w:r>
-        <w:t xml:space="preserve"> Doubling the target's visual tiles, short defect-evidence prompts, and both together all reduced missing-cap recall on dev, from 6/25 to 2, 4 and 1 of 25 respectively.</w:t>
+        <w:t xml:space="preserve"> Doubling the target's visual tiles, short defect-evidence prompts, and both together all reduced missing-cap recall on dev240 against the revised-definition Q2 control. Recall fell from 6/25 to 2, 4 and 1 of 25 respectively.</w:t>
       </w:r>
     </w:p>
     <w:p>
@@ -15266,7 +15284,13 @@
         <w:t xml:space="preserve">Other models and detectors.</w:t>
       </w:r>
       <w:r>
-        <w:t xml:space="preserve"> Swapping in Qwen3-VL-8B or Ovis2.5-9B did not recover missing caps. Three anomaly detectors used for Q3 presence (AdaCLIP, AnomalyVFM, InCTRL) all lowered presence BAcc.</w:t>
+        <w:t xml:space="preserve"> Swapping in Qwen3-VL-8B or Ovis2.5-9B for Q2 recovered none of the 4 design-subset missing caps (1 </w:t>
+      </w:r>
+      <w:r>
+        <w:t xml:space="preserve">→</w:t>
+      </w:r>
+      <w:r>
+        <w:t xml:space="preserve"> 0 for both). As the Q3 presence model, Qwen3-VL cut missing-cap misses on dev240 only from 10 to 8 of 25 while adding other errors. Three anomaly detectors used for Q3 presence (AdaCLIP, AnomalyVFM, InCTRL) all lowered presence BAcc.</w:t>
       </w:r>
     </w:p>
     <w:p>
@@ -15287,7 +15311,7 @@
         <w:t xml:space="preserve">Part evidence.</w:t>
       </w:r>
       <w:r>
-        <w:t xml:space="preserve"> Open-vocabulary detection, counting (CountGD++), SAM masks and dense correspondence to the normal reference (SIFT, DIFT) all failed their predeclared reliability gates on normal glass insulators. None could serve as part-count evidence.</w:t>
+        <w:t xml:space="preserve"> Three tools failed their predeclared reliability gates on normal glass insulators (6 of 7 needed): open-vocabulary detection with Grounding DINO (3 of 7), counting with CountGD++ (2 of 7) and SAM masks (4 of 7). SIFT registration passed its synthetic controls but aligned 0 of 8 real reference–target pairs. DIFT correspondence passed 0 of 7 known-flip checks. None could serve as part-count evidence.</w:t>
       </w:r>
     </w:p>
     <w:p>
@@ -15305,10 +15329,10 @@
           <w:b/>
           <w:bCs/>
         </w:rPr>
-        <w:t xml:space="preserve">Oracle crops.</w:t>
-      </w:r>
-      <w:r>
-        <w:t xml:space="preserve"> Given a crop of the human-annotated missing location, InternVL still answered “no region” in 20 of 20 cases in each of three crop arms. Asked independently “is a component missing or broken?”, it answered “absent” in all 60 calls.</w:t>
+        <w:t xml:space="preserve">Crops of the location.</w:t>
+      </w:r>
+      <w:r>
+        <w:t xml:space="preserve"> The model was shown crops of three kinds (20 positive images each): the candidate cell, the human-annotated cell and the annotated box. InternVL answered “no region” in all 60 calls, but this prompt also showed the model's earlier empty answer. A separate question without that cue asked only whether a component is missing or broken, and the model answered “absent” in all 60 calls. Only positive images were tested.</w:t>
       </w:r>
     </w:p>
     <w:p>
@@ -15329,13 +15353,13 @@
         <w:t xml:space="preserve">A supervised expert.</w:t>
       </w:r>
       <w:r>
-        <w:t xml:space="preserve"> A frozen DINOv2 feature plus a logistic head, trained on glass-insulator train labels with capture-date-disjoint splits, detected 25 of 25 dev missing caps. This breaks the training-free premise and covers one asset only. Occlusion analysis of the head placed the exact grid cell in 12 of 24 cases, against 8 of 24 for a fixed center guess (paired CI includes zero). Integrated gradients </w:t>
+        <w:t xml:space="preserve"> We trained a frozen DINOv2 feature plus a logistic head on glass-insulator train labels, using date-disjoint internal splits. The dev images may share capture dates with training. The head detected 25 of 25 dev missing caps with 1 false alarm on 25 dev normals; its normal false-alarm rate on the date-disjoint internal test was 13.8%. Given to the LVLM as a suggestion to re-check, it raised dev missing-cap Q2 from 6 to 14 of 25, against 8 for a matched re-ask. This breaks the training-free premise and covers one asset only. Occlusion analysis of the head placed the exact grid cell in 12 of 24 cases, against 8 of 24 for a fixed center guess (paired CI includes zero). Integrated gradients </w:t>
       </w:r>
       <w:r>
         <w:t xml:space="preserve">[15]</w:t>
       </w:r>
       <w:r>
-        <w:t xml:space="preserve"> did no better and showed large completeness residuals.</w:t>
+        <w:t xml:space="preserve"> scored at most 9 of 24. With 32 integration steps, however, 49 of 52 maps failed the completeness check, so this test of IG is inconclusive.</w:t>
       </w:r>
     </w:p>
     <w:p>
@@ -15344,7 +15368,7 @@
         <w:jc w:val="both"/>
       </w:pPr>
       <w:r>
-        <w:t xml:space="preserve">Together these results indicate that the failure lies in perception. In these images the 8B LVLM does not register the absence of a disc as a defect, even when the region is cropped for it. The prompts and routing are not the cause.</w:t>
+        <w:t xml:space="preserve">In summary, training-free changes to input, wording, model or added tools did not make the 8B LVLM register missing caps, even with the region cropped for it. Explicit evidence from a supervised classifier did change its answers. We read this as a perception limit for this defect type. Prompts and routing still modulate it, however: on gold the agent's own definitions and staging lowered missing-cap answers. We therefore do not claim that they play no role.</w:t>
       </w:r>
     </w:p>
     <w:p>
@@ -15378,7 +15402,7 @@
         <w:t xml:space="preserve">[8]</w:t>
       </w:r>
       <w:r>
-        <w:t xml:space="preserve">, and the agent's definitions and staging channel it into a real gain. It removes most false alarms on normal images but increases misses, especially for the subtle “something is absent” class. In inspection, a missed defect usually costs more than a false alarm. A single accuracy number would hide this, so benchmarks should report normal false-alarm rate and per-class recall alongside macro-F1.</w:t>
+        <w:t xml:space="preserve">, and the agent's definitions and staging channel it into a real gain. The agent removes most false alarms on normal images but increases misses, especially for the subtle “something is absent” class. In safety-critical inspection a missed defect is often costlier than a false alarm. A single accuracy number would hide this, so benchmarks should report normal false-alarm rate and per-class recall alongside macro-F1.</w:t>
       </w:r>
     </w:p>
     <w:p>
@@ -15394,7 +15418,7 @@
         <w:t xml:space="preserve">Limitations. </w:t>
       </w:r>
       <w:r>
-        <w:t xml:space="preserve">(1) The agent was evaluated with one model (InternVL3.5-8B), so transfer to other models is untested. (2) Gold has 246 images and prior exploratory use, and dev was explored repeatedly, so dev gains are exploratory. (3) Missing caps occur in one asset only, which confounds defect and asset. (4) Q3 is scored for presence, not location. On a separately annotated subset with 133 spatially labelled defects, exact grid-cell localization was 12 of 133 for both direct and staged prompting. (5) Vision-expert scores are transductive percentiles. (6) No new untouched holdout exists, because the Aligned Core's defective images are all in gold. Unused defective images remain only in supervised train. (7) MiniCPM-V-4.5's 20 vision-expert configurations come from sampled decoding. Its baseline and reference rows were re-run greedily.</w:t>
+        <w:t xml:space="preserve">(1) The agent was evaluated with one model (InternVL3.5-8B), so transfer to other models is untested. (2) Gold has 246 images and prior exploratory use, and dev was explored repeatedly, so dev gains are exploratory. (3) Missing caps occur in one asset only, which confounds defect and asset. (4) Q3 is scored for presence, not location. A separate multi-region run used fixed references on the 133 gold defects that have spatial labels. Exact grid-cell localization was 12 of 133 for both direct and staged prompting, below a constant “center” answer (46 of 133). (5) Vision-expert scores are transductive percentiles. (6) No new untouched holdout exists, because the Aligned Core's defective images are all in gold. Unused defective images remain only in supervised train. (7) MiniCPM-V-4.5's 20 vision-expert configurations come from sampled decoding. Its baseline and reference rows were re-run greedily.</w:t>
       </w:r>
     </w:p>
     <w:p>
@@ -15415,7 +15439,7 @@
         <w:jc w:val="both"/>
       </w:pPr>
       <w:r>
-        <w:t xml:space="preserve">InsPLAD-QA provides a hash-aligned, manually reviewed benchmark for LVLM power-line inspection with a shared prompt, schema and evaluator. Normal references help anomaly detection but not coherence, and anomaly-detector cues do not help consistently. A question-independent verification agent improves defect typing and region presence, while trading false alarms for misses. An equal-call re-ask does not reproduce this gain, so the gain comes from the agent's structure. Missing components resist every training-free intervention we tried, including oracle crops.</w:t>
+        <w:t xml:space="preserve">InsPLAD-QA provides a hash-aligned, manually reviewed benchmark for LVLM power-line inspection with a shared prompt, schema and evaluator. Normal references help anomaly detection, but their effect on coherence is mixed. Anomaly-detector cues trade anomaly detection for defect typing. A question-independent verification agent improves defect typing and region presence, while trading false alarms for misses. An equal-call re-ask does not reproduce this gain, so it comes from what the agent adds rather than from extra calls. Missing components were not reliably recovered by the training-free interventions we tried, even with crops of the annotated location.</w:t>
       </w:r>
     </w:p>
     <w:p>
@@ -15735,7 +15759,7 @@
         <w:t xml:space="preserve">Appendix A. </w:t>
       </w:r>
       <w:r>
-        <w:t xml:space="preserve">Development-set confirmation</w:t>
+        <w:t xml:space="preserve">Additional development images</w:t>
       </w:r>
     </w:p>
     <w:p>
@@ -15757,7 +15781,7 @@
           <w:sz w:val="19"/>
           <w:szCs w:val="19"/>
         </w:rPr>
-        <w:t xml:space="preserve">Dev additional 200 images (not used for design): same direction as gold.</w:t>
+        <w:t xml:space="preserve">The additional 200 dev images (used to choose the gold candidate). “Revised” uses the revised Q2 together with a review-stage Q3 that was rejected and never run on gold. Only its Q2 value corresponds to the gold candidate.</w:t>
       </w:r>
     </w:p>
     <w:tbl>
@@ -17585,7 +17609,7 @@
           <w:sz w:val="19"/>
           <w:szCs w:val="19"/>
         </w:rPr>
-        <w:t xml:space="preserve">Follow-up interventions for missed defects (dev only, predeclared gates, no post-hoc tuning).</w:t>
+        <w:t xml:space="preserve">Follow-up interventions for missed defects (development data only; fixed settings; pass gates where defined).</w:t>
       </w:r>
     </w:p>
     <w:tbl>
@@ -18016,6 +18040,15 @@
               </w:rPr>
               <w:t xml:space="preserve">[−.055,+.181]</w:t>
             </w:r>
+            <w:r>
+              <w:rPr>
+                <w:b w:val="false"/>
+                <w:bCs w:val="false"/>
+                <w:sz w:val="17"/>
+                <w:szCs w:val="17"/>
+              </w:rPr>
+              <w:t xml:space="preserve">; format revised once after invalid outputs; additional-200 run excluded (invalid outputs)</w:t>
+            </w:r>
           </w:p>
         </w:tc>
       </w:tr>
@@ -18172,7 +18205,25 @@
                 <w:sz w:val="17"/>
                 <w:szCs w:val="17"/>
               </w:rPr>
-              <w:t xml:space="preserve"> .754)</w:t>
+              <w:t xml:space="preserve"> .754); Q2 missing caps 1 </w:t>
+            </w:r>
+            <w:r>
+              <w:rPr>
+                <w:b w:val="false"/>
+                <w:bCs w:val="false"/>
+                <w:sz w:val="17"/>
+                <w:szCs w:val="17"/>
+              </w:rPr>
+              <w:t xml:space="preserve">→</w:t>
+            </w:r>
+            <w:r>
+              <w:rPr>
+                <w:b w:val="false"/>
+                <w:bCs w:val="false"/>
+                <w:sz w:val="17"/>
+                <w:szCs w:val="17"/>
+              </w:rPr>
+              <w:t xml:space="preserve"> 0 of 4</w:t>
             </w:r>
           </w:p>
         </w:tc>
@@ -18680,7 +18731,7 @@
                 <w:sz w:val="17"/>
                 <w:szCs w:val="17"/>
               </w:rPr>
-              <w:t xml:space="preserve">SIFT / DIFT alignment to normal ref.</w:t>
+              <w:t xml:space="preserve">SIFT registration / DIFT correspondence</w:t>
             </w:r>
           </w:p>
         </w:tc>
@@ -18713,7 +18764,7 @@
                 <w:sz w:val="17"/>
                 <w:szCs w:val="17"/>
               </w:rPr>
-              <w:t xml:space="preserve">8 pairs / 7 normals</w:t>
+              <w:t xml:space="preserve">8 ref–target pairs / 7 normals</w:t>
             </w:r>
           </w:p>
         </w:tc>
@@ -18746,7 +18797,7 @@
                 <w:sz w:val="17"/>
                 <w:szCs w:val="17"/>
               </w:rPr>
-              <w:t xml:space="preserve">0/8 and 0/7 pass</w:t>
+              <w:t xml:space="preserve">0/8 real pairs aligned; 0/7 flip checks</w:t>
             </w:r>
           </w:p>
         </w:tc>
@@ -18784,7 +18835,7 @@
                 <w:sz w:val="17"/>
                 <w:szCs w:val="17"/>
               </w:rPr>
-              <w:t xml:space="preserve">Oracle crop of true location</w:t>
+              <w:t xml:space="preserve">Crops: candidate cell / annotated cell / annotated box</w:t>
             </w:r>
           </w:p>
         </w:tc>
@@ -18850,7 +18901,7 @@
                 <w:sz w:val="17"/>
                 <w:szCs w:val="17"/>
               </w:rPr>
-              <w:t xml:space="preserve">0/20 recovered in each of 3 arms</w:t>
+              <w:t xml:space="preserve">0/20 recovered in each arm (prompt showed the earlier empty answer)</w:t>
             </w:r>
           </w:p>
         </w:tc>
@@ -19058,7 +19109,7 @@
                 <w:sz w:val="17"/>
                 <w:szCs w:val="17"/>
               </w:rPr>
-              <w:t xml:space="preserve">presence 25/25; location exact 12/24 vs. center 8/24</w:t>
+              <w:t xml:space="preserve">presence 25/25 (1/25 normals flagged); location exact 12/24 vs. center 8/24</w:t>
             </w:r>
           </w:p>
         </w:tc>
@@ -19180,7 +19231,7 @@
                 <w:sz w:val="17"/>
                 <w:szCs w:val="17"/>
               </w:rPr>
-              <w:t xml:space="preserve"> 9/24; completeness warnings 49/52</w:t>
+              <w:t xml:space="preserve"> 9/24; completeness warnings 49/52 (inconclusive)</w:t>
             </w:r>
           </w:p>
         </w:tc>
@@ -19209,7 +19260,7 @@
         <w:jc w:val="both"/>
       </w:pPr>
       <w:r>
-        <w:t xml:space="preserve">Code, prompts, frozen configurations, Colab notebooks, leaderboards and per-question answers are in the project repository. Raw per-call logs (prompts, outputs, latencies) are archived with SHA-256 hashes and available on request. Every run records the model ID, backend, benchmark commit, GPU, protocol and status. Notebooks verify the exact code revision before inference and resume from checkpoints saved every 20 calls.</w:t>
+        <w:t xml:space="preserve">Code, prompts, frozen configurations, Colab notebooks, leaderboards and per-question answers are in the project repository. Raw per-call logs (prompts, outputs, latencies) are archived with SHA-256 hashes and available on request. Runs record the model ID, backend, benchmark commit, protocol and status; the later runs (agent, matched-call, MiniCPM re-run) also record the GPU. Notebooks verify the exact code revision before inference and resume from checkpoints saved every 20 calls.</w:t>
       </w:r>
     </w:p>
     <w:sectPr>

--- a/reports/paper_draft_2026-10-23/InsPLAD_QA_paper_en.docx
+++ b/reports/paper_draft_2026-10-23/InsPLAD_QA_paper_en.docx
@@ -90,7 +90,13 @@
         <w:t xml:space="preserve">InsPLAD-QA</w:t>
       </w:r>
       <w:r>
-        <w:t xml:space="preserve">, an MMAD-style question-answering benchmark on the public InsPLAD UAV dataset. We align its anomaly-detection and fault-classification releases by exact image hashes and manually review a frozen gold set of 246 images and 534 questions. Under one prompt, output schema and evaluator, we compare four open LVLMs from different model lines and one API pipeline. All five are tested image-only; the four open models are also tested with a normal reference, a defect reference, both, and 20 vision-expert cues. A normal reference raises anomaly-detection F1 for every open model. Expert cues mostly raise defect-type F1 but lower anomaly-detection F1, and no cue improves both for every model. We then evaluate a question-independent verification agent that was chosen on a disjoint development set and run once on gold. It raises defect-type macro-F1 from .522 to .640 (</w:t>
+        <w:t xml:space="preserve">, an MMAD-style question-answering benchmark on the public InsPLAD UAV dataset. We align its anomaly-detection and fault-classification releases by exact image hashes and manually review a frozen gold set of 246 images and 534 questions. Under one prompt, output schema and evaluator, we compare four open LVLMs from different model lines and one API pipeline. All five are tested image-only; the four open models are also tested with a normal reference, a defect reference, both, and 20 vision-expert cues. A normal reference raises anomaly-detection F1 for every open model, although MiniCPM-V-4.5 gets there by flagging most normal images (balanced accuracy .656 </w:t>
+      </w:r>
+      <w:r>
+        <w:t xml:space="preserve">→</w:t>
+      </w:r>
+      <w:r>
+        <w:t xml:space="preserve"> .587). Expert cues mostly raise defect-type F1 but lower anomaly-detection F1, and no cue improves both for every model. We then evaluate a question-independent verification agent that was chosen on a disjoint development set and run once on gold. It raises defect-type macro-F1 from .522 to .640 (</w:t>
       </w:r>
       <w:r>
         <w:t xml:space="preserve">+.118</w:t>
@@ -132,7 +138,7 @@
         <w:t xml:space="preserve">→</w:t>
       </w:r>
       <w:r>
-        <w:t xml:space="preserve"> 27/139). For missing insulator caps it reports a defect region in only 9 of 27 images (direct question: 23), and a revised variant names the defect in only 2 of 27 (direct: 7). Follow-up attempts with higher resolution, other LVLMs, anomaly detectors and part-evidence tools did not reliably recover these defects. The LVLM did not report them even when shown a crop of the annotated location; only an asset-specific supervised classifier detected them. We release the benchmark, code and per-question model answers, and argue that inspection benchmarks must report false alarms and misses separately rather than a single accuracy. </w:t>
+        <w:t xml:space="preserve"> 27/139). For missing insulator caps it reports a defect region in only 9 of 27 images (direct question: 23) and names the defect in 5 of 27 (direct: 7); a revised variant names it in only 2. Follow-up attempts with higher resolution, other LVLMs, anomaly detectors and part-evidence tools did not reliably recover these defects. The LVLM did not report them even when shown a crop of the annotated location; only an asset-specific supervised classifier detected them. We release the benchmark, code and per-question model answers, and argue that inspection benchmarks must report false alarms and misses separately rather than a single accuracy. </w:t>
       </w:r>
     </w:p>
     <w:p>
@@ -4299,7 +4305,19 @@
         <w:jc w:val="both"/>
       </w:pPr>
       <w:r>
-        <w:t xml:space="preserve">A normal reference raises Q1 F1 for all four open models, for example InternVL from .597 to .794. Its effect on coherence is mixed. Consistency error falls for InternVL (.301</w:t>
+        <w:t xml:space="preserve">A normal reference raises Q1 F1 for all four open models, for example InternVL from .597 to .794. For MiniCPM, F1 overstates the gain: it now flags 86 of 107 normal images instead of 22 (recall .518 </w:t>
+      </w:r>
+      <w:r>
+        <w:t xml:space="preserve">→</w:t>
+      </w:r>
+      <w:r>
+        <w:t xml:space="preserve"> .978, specificity .794 </w:t>
+      </w:r>
+      <w:r>
+        <w:t xml:space="preserve">→</w:t>
+      </w:r>
+      <w:r>
+        <w:t xml:space="preserve"> .196), so its Q1 balanced accuracy falls from .656 to .587. Its effect on coherence is mixed. Consistency error falls for InternVL (.301</w:t>
       </w:r>
       <w:r>
         <w:t xml:space="preserve">→</w:t>
@@ -15236,7 +15254,7 @@
         <w:jc w:val="both"/>
       </w:pPr>
       <w:r>
-        <w:t xml:space="preserve">Missing caps are where the agent fails most. Its staged Q3 reports a defect region on only 9 of 27 of them (direct 23), and the candidate names the defect in 2 of 27. All 27 gold cases are glass insulators, an asset with only five gold normals, so asset and defect effects are confounded. We studied missing caps on development data only, never gold. Dev240 contains 25 of them, of which 4 fall in the 40-image design subset used for most model swaps. Each intervention used fixed settings, and where a pass criterion was defined it was written before the run. One exception: the cross-model re-check was re-run once with a changed proposal format after invalid outputs (Appendix Table </w:t>
+        <w:t xml:space="preserve">Missing caps are where the agent fails most. Its staged Q3 reports a defect region on only 9 of 27 of them (direct 23), and it names the defect in 5 of 27 (direct 7, candidate 2). All 27 gold cases are glass insulators, an asset with only five gold normals, so asset and defect effects are confounded. We studied missing caps on development data only, never gold. Dev240 contains 25 of them, of which 4 fall in the 40-image design subset used for most model swaps. Each intervention used fixed settings, and where a pass criterion was defined it was written before the run. One exception: the cross-model re-check was re-run once with a changed proposal format after invalid outputs (Appendix Table </w:t>
       </w:r>
       <w:r>
         <w:t xml:space="preserve">10</w:t>
@@ -15439,7 +15457,7 @@
         <w:jc w:val="both"/>
       </w:pPr>
       <w:r>
-        <w:t xml:space="preserve">InsPLAD-QA provides a hash-aligned, manually reviewed benchmark for LVLM power-line inspection with a shared prompt, schema and evaluator. Normal references help anomaly detection, but their effect on coherence is mixed. Anomaly-detector cues trade anomaly detection for defect typing. A question-independent verification agent improves defect typing and region presence, while trading false alarms for misses. An equal-call re-ask does not reproduce this gain, so it comes from what the agent adds rather than from extra calls. Missing components were not reliably recovered by the training-free interventions we tried, even with crops of the annotated location.</w:t>
+        <w:t xml:space="preserve">InsPLAD-QA provides a hash-aligned, manually reviewed benchmark for LVLM power-line inspection with a shared prompt, schema and evaluator. Normal references raise anomaly-detection F1, though for MiniCPM-V-4.5 balanced accuracy falls, and their effect on coherence is mixed. Anomaly-detector cues trade anomaly detection for defect typing. A question-independent verification agent improves defect typing and region presence, while trading false alarms for misses. An equal-call re-ask does not reproduce this gain, so it comes from what the agent adds rather than from extra calls. Missing components were not reliably recovered by the training-free interventions we tried, even with crops of the annotated location.</w:t>
       </w:r>
     </w:p>
     <w:p>
@@ -16528,7 +16546,7 @@
           <w:sz w:val="19"/>
           <w:szCs w:val="19"/>
         </w:rPr>
-        <w:t xml:space="preserve">MiniCPM-V-4.5 on gold v2, greedy re-run / published sampled run (temperature 0.7). Same prompts, images and references; 2,136 greedy calls, 0 errors, 0 invalid outputs.</w:t>
+        <w:t xml:space="preserve">MiniCPM-V-4.5 on gold v2, greedy re-run / published sampled run (temperature 0.7). Same prompts, images and references; 2,136 greedy calls, 0 errors, 0 invalid outputs. Greedy Q1 balanced accuracy: image-only .656, normal .587, defect .494, both .645.</w:t>
       </w:r>
     </w:p>
     <w:tbl>

--- a/reports/paper_draft_2026-10-23/InsPLAD_QA_paper_en.docx
+++ b/reports/paper_draft_2026-10-23/InsPLAD_QA_paper_en.docx
@@ -19278,7 +19278,7 @@
         <w:jc w:val="both"/>
       </w:pPr>
       <w:r>
-        <w:t xml:space="preserve">Code, prompts, frozen configurations, Colab notebooks, leaderboards and per-question answers are in the project repository. Raw per-call logs (prompts, outputs, latencies) are archived with SHA-256 hashes and available on request. Runs record the model ID, backend, benchmark commit, protocol and status; the later runs (agent, matched-call, MiniCPM re-run) also record the GPU. Notebooks verify the exact code revision before inference and resume from checkpoints saved every 20 calls.</w:t>
+        <w:t xml:space="preserve">Code, prompts, frozen configurations, Colab notebooks, leaderboards and per-question answers for the main results are in the project repository, together with a summary of every follow-up run. Some dev follow-ups in Appendix Table ef{tab:negative} (the other LVLMs, anomaly detectors, cross-model re-check and part-evidence and alignment probes) ran from frozen source bundles; their code is archived rather than in the repository. Raw per-call logs (prompts, outputs, latencies) and all of this archived code are kept with SHA-256 hashes and available on request. Runs record the model ID, backend, benchmark commit, protocol and status; the later runs (agent, matched-call, MiniCPM re-run) also record the GPU. Notebooks verify the exact code revision before inference and resume from checkpoints saved every 20 calls.</w:t>
       </w:r>
     </w:p>
     <w:sectPr>

--- a/reports/paper_draft_2026-10-23/InsPLAD_QA_paper_en.docx
+++ b/reports/paper_draft_2026-10-23/InsPLAD_QA_paper_en.docx
@@ -19278,7 +19278,13 @@
         <w:jc w:val="both"/>
       </w:pPr>
       <w:r>
-        <w:t xml:space="preserve">Code, prompts, frozen configurations, Colab notebooks, leaderboards and per-question answers for the main results are in the project repository, together with a summary of every follow-up run. Some dev follow-ups in Appendix Table ef{tab:negative} (the other LVLMs, anomaly detectors, cross-model re-check and part-evidence and alignment probes) ran from frozen source bundles; their code is archived rather than in the repository. Raw per-call logs (prompts, outputs, latencies) and all of this archived code are kept with SHA-256 hashes and available on request. Runs record the model ID, backend, benchmark commit, protocol and status; the later runs (agent, matched-call, MiniCPM re-run) also record the GPU. Notebooks verify the exact code revision before inference and resume from checkpoints saved every 20 calls.</w:t>
+        <w:t xml:space="preserve">Code, prompts, frozen configurations, Colab notebooks, leaderboards and per-question answers for the main results are in the project repository, together with a summary of every follow-up run. Some dev follow-ups in Appendix Table </w:t>
+      </w:r>
+      <w:r>
+        <w:t xml:space="preserve">10</w:t>
+      </w:r>
+      <w:r>
+        <w:t xml:space="preserve"> (the other LVLMs, anomaly detectors, cross-model re-check and part-evidence and alignment probes) ran from frozen source bundles; their code is archived rather than in the repository. Raw per-call logs (prompts, outputs, latencies) and all of this archived code are kept with SHA-256 hashes and available on request. Runs record the model ID, backend, benchmark commit, protocol and status; the later runs (agent, matched-call, MiniCPM re-run) also record the GPU. Notebooks verify the exact code revision before inference and resume from checkpoints saved every 20 calls.</w:t>
       </w:r>
     </w:p>
     <w:sectPr>

--- a/reports/paper_draft_2026-10-23/InsPLAD_QA_paper_en.docx
+++ b/reports/paper_draft_2026-10-23/InsPLAD_QA_paper_en.docx
@@ -311,22 +311,34 @@
           <w:b/>
           <w:bCs/>
         </w:rPr>
-        <w:t xml:space="preserve">LVLMs for industrial anomaly detection. </w:t>
-      </w:r>
-      <w:r>
-        <w:t xml:space="preserve">AnomalyGPT </w:t>
+        <w:t xml:space="preserve">Power-line inspection. </w:t>
+      </w:r>
+      <w:r>
+        <w:t xml:space="preserve">Utilities increasingly inspect transmission lines with UAV images analysed by deep learning </w:t>
       </w:r>
       <w:r>
         <w:t xml:space="preserve">[3]</w:t>
       </w:r>
       <w:r>
-        <w:t xml:space="preserve"> fine-tunes an LVLM with simulated anomalies, while MMAD </w:t>
-      </w:r>
-      <w:r>
-        <w:t xml:space="preserve">[1]</w:t>
-      </w:r>
-      <w:r>
-        <w:t xml:space="preserve"> benchmarks general LVLMs with multiple-choice questions on industrial objects. MMAD also studies agent-style aids such as expert anomaly maps and retrieved domain knowledge. We adopt MMAD's question format and its normal-reference (one-shot) setting, apply them to power-line UAV imagery, and add explicit cross-question consistency metrics.</w:t>
+        <w:t xml:space="preserve">. Public data mostly serve trained, task-specific models. Tao et al. detect insulators and their defects in aerial images with cascaded CNNs and release CPLID </w:t>
+      </w:r>
+      <w:r>
+        <w:t xml:space="preserve">[4]</w:t>
+      </w:r>
+      <w:r>
+        <w:t xml:space="preserve">. STN PLAD annotates five asset types for multi-size detection in high-resolution UAV images </w:t>
+      </w:r>
+      <w:r>
+        <w:t xml:space="preserve">[5]</w:t>
+      </w:r>
+      <w:r>
+        <w:t xml:space="preserve">, and InsPLAD adds anomaly-detection and fault-classification splits over 17 asset types </w:t>
+      </w:r>
+      <w:r>
+        <w:t xml:space="preserve">[2]</w:t>
+      </w:r>
+      <w:r>
+        <w:t xml:space="preserve">. None of them asks whether a general LVLM can detect, name and consistently describe a defect, which is what InsPLAD-QA tests.</w:t>
       </w:r>
     </w:p>
     <w:p>
@@ -339,28 +351,22 @@
           <w:b/>
           <w:bCs/>
         </w:rPr>
-        <w:t xml:space="preserve">Anomaly detectors as experts. </w:t>
-      </w:r>
-      <w:r>
-        <w:t xml:space="preserve">PatchCore </w:t>
-      </w:r>
-      <w:r>
-        <w:t xml:space="preserve">[4]</w:t>
-      </w:r>
-      <w:r>
-        <w:t xml:space="preserve">, Dinomaly </w:t>
-      </w:r>
-      <w:r>
-        <w:t xml:space="preserve">[5]</w:t>
-      </w:r>
-      <w:r>
-        <w:t xml:space="preserve"> and AnomalyCLIP </w:t>
+        <w:t xml:space="preserve">LVLMs for industrial anomaly detection. </w:t>
+      </w:r>
+      <w:r>
+        <w:t xml:space="preserve">AnomalyGPT </w:t>
       </w:r>
       <w:r>
         <w:t xml:space="preserve">[6]</w:t>
       </w:r>
       <w:r>
-        <w:t xml:space="preserve"> produce image scores and anomaly maps without defect-type supervision. We pass their outputs to LVLMs as text scores, regions of interest or heatmaps.</w:t>
+        <w:t xml:space="preserve"> fine-tunes an LVLM with simulated anomalies, while MMAD </w:t>
+      </w:r>
+      <w:r>
+        <w:t xml:space="preserve">[1]</w:t>
+      </w:r>
+      <w:r>
+        <w:t xml:space="preserve"> benchmarks general LVLMs with multiple-choice questions on industrial objects. MMAD also studies agent-style aids such as expert anomaly maps and retrieved domain knowledge. We adopt MMAD's question format and its normal-reference (one-shot) setting, apply them to power-line UAV imagery, and add explicit cross-question consistency metrics.</w:t>
       </w:r>
     </w:p>
     <w:p>
@@ -373,19 +379,59 @@
           <w:b/>
           <w:bCs/>
         </w:rPr>
+        <w:t xml:space="preserve">Anomaly detectors as experts. </w:t>
+      </w:r>
+      <w:r>
+        <w:t xml:space="preserve">We give the LVLMs cues from four unsupervised detectors and chose one from each of four families, so that a cue effect is not tied to one design. PatchCore </w:t>
+      </w:r>
+      <w:r>
+        <w:t xml:space="preserve">[7]</w:t>
+      </w:r>
+      <w:r>
+        <w:t xml:space="preserve"> keeps pretrained patch features of normal images in a memory bank and scores a patch by its nearest-neighbour distance. ReConPatch </w:t>
+      </w:r>
+      <w:r>
+        <w:t xml:space="preserve">[8]</w:t>
+      </w:r>
+      <w:r>
+        <w:t xml:space="preserve"> first learns a contrastive projection of those patch features. Dinomaly </w:t>
+      </w:r>
+      <w:r>
+        <w:t xml:space="preserve">[9]</w:t>
+      </w:r>
+      <w:r>
+        <w:t xml:space="preserve"> reconstructs DINO features and trains one model for many object types. AnomalyCLIP </w:t>
+      </w:r>
+      <w:r>
+        <w:t xml:space="preserve">[10]</w:t>
+      </w:r>
+      <w:r>
+        <w:t xml:space="preserve"> compares image patches with learned object-agnostic normal and abnormal text prompts and needs no training on the target domain. All four output an image score and an anomaly map, and none uses defect-type labels.</w:t>
+      </w:r>
+    </w:p>
+    <w:p>
+      <w:pPr>
+        <w:spacing w:after="120" w:line="276"/>
+        <w:jc w:val="both"/>
+      </w:pPr>
+      <w:r>
+        <w:rPr>
+          <w:b/>
+          <w:bCs/>
+        </w:rPr>
         <w:t xml:space="preserve">Self-verification. </w:t>
       </w:r>
       <w:r>
         <w:t xml:space="preserve">Iterative self-feedback can improve LLM outputs </w:t>
       </w:r>
       <w:r>
-        <w:t xml:space="preserve">[7]</w:t>
+        <w:t xml:space="preserve">[11]</w:t>
       </w:r>
       <w:r>
         <w:t xml:space="preserve">, but asking a model to reconsider without new information can also degrade correct answers </w:t>
       </w:r>
       <w:r>
-        <w:t xml:space="preserve">[8]</w:t>
+        <w:t xml:space="preserve">[12]</w:t>
       </w:r>
       <w:r>
         <w:t xml:space="preserve">. This motivates our matched re-ask control: it spends the same number of calls as the agent but supplies no new evidence.</w:t>
@@ -405,6 +451,90 @@
     </w:p>
     <w:p>
       <w:pPr>
+        <w:spacing w:after="120" w:line="276"/>
+        <w:jc w:val="both"/>
+      </w:pPr>
+      <w:r>
+        <w:t xml:space="preserve">Figure </w:t>
+      </w:r>
+      <w:r>
+        <w:t xml:space="preserve">1</w:t>
+      </w:r>
+      <w:r>
+        <w:t xml:space="preserve"> summarizes how the benchmark is built and evaluated.</w:t>
+      </w:r>
+    </w:p>
+    <w:p>
+      <w:pPr>
+        <w:keepNext/>
+        <w:spacing w:after="80" w:before="200"/>
+        <w:jc w:val="center"/>
+      </w:pPr>
+      <w:r>
+        <w:drawing>
+          <wp:inline distT="0" distB="0" distL="0" distR="0">
+            <wp:extent cx="5905500" cy="2276475"/>
+            <wp:effectExtent t="0" r="0" b="0" l="0"/>
+            <wp:docPr id="1" name=""/>
+            <wp:cNvGraphicFramePr>
+              <a:graphicFrameLocks xmlns:a="http://schemas.openxmlformats.org/drawingml/2006/main" noChangeAspect="1"/>
+            </wp:cNvGraphicFramePr>
+            <a:graphic xmlns:a="http://schemas.openxmlformats.org/drawingml/2006/main">
+              <a:graphicData uri="http://schemas.openxmlformats.org/drawingml/2006/picture">
+                <pic:pic xmlns:pic="http://schemas.openxmlformats.org/drawingml/2006/picture">
+                  <pic:nvPicPr>
+                    <pic:cNvPr id="0" name="" descr=""/>
+                    <pic:cNvPicPr>
+                      <a:picLocks noChangeAspect="1" noChangeArrowheads="1"/>
+                    </pic:cNvPicPr>
+                  </pic:nvPicPr>
+                  <pic:blipFill>
+                    <a:blip r:embed="rId8" cstate="none"/>
+                    <a:srcRect/>
+                    <a:stretch>
+                      <a:fillRect/>
+                    </a:stretch>
+                  </pic:blipFill>
+                  <pic:spPr bwMode="auto">
+                    <a:xfrm>
+                      <a:off x="0" y="0"/>
+                      <a:ext cx="5905500" cy="2276475"/>
+                    </a:xfrm>
+                    <a:prstGeom prst="rect">
+                      <a:avLst/>
+                    </a:prstGeom>
+                  </pic:spPr>
+                </pic:pic>
+              </a:graphicData>
+            </a:graphic>
+          </wp:inline>
+        </w:drawing>
+      </w:r>
+    </w:p>
+    <w:p>
+      <w:pPr>
+        <w:spacing w:after="200"/>
+        <w:jc w:val="both"/>
+      </w:pPr>
+      <w:r>
+        <w:rPr>
+          <w:b/>
+          <w:bCs/>
+          <w:sz w:val="19"/>
+          <w:szCs w:val="19"/>
+        </w:rPr>
+        <w:t xml:space="preserve">Figure 1. </w:t>
+      </w:r>
+      <w:r>
+        <w:rPr>
+          <w:sz w:val="19"/>
+          <w:szCs w:val="19"/>
+        </w:rPr>
+        <w:t xml:space="preserve">Benchmark construction (top) and evaluation (bottom). The verification agent is designed on the dev set and run once on the frozen gold set.</w:t>
+      </w:r>
+    </w:p>
+    <w:p>
+      <w:pPr>
         <w:pStyle w:val="Heading2"/>
         <w:keepNext/>
       </w:pPr>
@@ -574,7 +704,7 @@
         <w:t xml:space="preserve">Running every model on every configuration over the full tracks is costly, and several labels needed manual checking. We therefore built a gold set from the Aligned Core: all 139 of its defective images, plus normal images capped per asset at the median and chosen for diversity with DINOv2 </w:t>
       </w:r>
       <w:r>
-        <w:t xml:space="preserve">[9]</w:t>
+        <w:t xml:space="preserve">[13]</w:t>
       </w:r>
       <w:r>
         <w:t xml:space="preserve"> embeddings. Every image was manually reviewed and none was excluded. The set was then frozen (Table </w:t>
@@ -583,7 +713,102 @@
         <w:t xml:space="preserve">1</w:t>
       </w:r>
       <w:r>
-        <w:t xml:space="preserve">). Each image has a binary question (Q1: “Is the target power-line asset normal or anomalous?”) and a four-way defect-type question (Q2: rust/corrosion, bird nest, missing cap, normal). Forty-two images also carry an MMAD-style four-option localization question (Q3), for 534 questions in total. Option order is fixed per question and independent of the answer.</w:t>
+        <w:t xml:space="preserve">). Each image has a binary question (Q1: “Is the target power-line asset normal or anomalous?”) and a four-way defect-type question (Q2: rust/corrosion, bird nest, missing cap, normal). Forty-two images also carry an MMAD-style four-option localization question (Q3), for 534 questions in total. Option order is fixed per question and independent of the answer. Figure </w:t>
+      </w:r>
+      <w:r>
+        <w:t xml:space="preserve">2</w:t>
+      </w:r>
+      <w:r>
+        <w:t xml:space="preserve"> shows one gold image per class with its ground truth and the answers of the direct question and the verification agent (Section </w:t>
+      </w:r>
+      <w:r>
+        <w:t xml:space="preserve">5</w:t>
+      </w:r>
+      <w:r>
+        <w:t xml:space="preserve">).</w:t>
+      </w:r>
+    </w:p>
+    <w:p>
+      <w:pPr>
+        <w:keepNext/>
+        <w:spacing w:after="80" w:before="200"/>
+        <w:jc w:val="center"/>
+      </w:pPr>
+      <w:r>
+        <w:drawing>
+          <wp:inline distT="0" distB="0" distL="0" distR="0">
+            <wp:extent cx="5905500" cy="2447925"/>
+            <wp:effectExtent t="0" r="0" b="0" l="0"/>
+            <wp:docPr id="2" name=""/>
+            <wp:cNvGraphicFramePr>
+              <a:graphicFrameLocks xmlns:a="http://schemas.openxmlformats.org/drawingml/2006/main" noChangeAspect="1"/>
+            </wp:cNvGraphicFramePr>
+            <a:graphic xmlns:a="http://schemas.openxmlformats.org/drawingml/2006/main">
+              <a:graphicData uri="http://schemas.openxmlformats.org/drawingml/2006/picture">
+                <pic:pic xmlns:pic="http://schemas.openxmlformats.org/drawingml/2006/picture">
+                  <pic:nvPicPr>
+                    <pic:cNvPr id="0" name="" descr=""/>
+                    <pic:cNvPicPr>
+                      <a:picLocks noChangeAspect="1" noChangeArrowheads="1"/>
+                    </pic:cNvPicPr>
+                  </pic:nvPicPr>
+                  <pic:blipFill>
+                    <a:blip r:embed="rId9" cstate="none"/>
+                    <a:srcRect/>
+                    <a:stretch>
+                      <a:fillRect/>
+                    </a:stretch>
+                  </pic:blipFill>
+                  <pic:spPr bwMode="auto">
+                    <a:xfrm>
+                      <a:off x="0" y="0"/>
+                      <a:ext cx="5905500" cy="2447925"/>
+                    </a:xfrm>
+                    <a:prstGeom prst="rect">
+                      <a:avLst/>
+                    </a:prstGeom>
+                  </pic:spPr>
+                </pic:pic>
+              </a:graphicData>
+            </a:graphic>
+          </wp:inline>
+        </w:drawing>
+      </w:r>
+    </w:p>
+    <w:p>
+      <w:pPr>
+        <w:spacing w:after="200"/>
+        <w:jc w:val="both"/>
+      </w:pPr>
+      <w:r>
+        <w:rPr>
+          <w:b/>
+          <w:bCs/>
+          <w:sz w:val="19"/>
+          <w:szCs w:val="19"/>
+        </w:rPr>
+        <w:t xml:space="preserve">Figure 2. </w:t>
+      </w:r>
+      <w:r>
+        <w:rPr>
+          <w:sz w:val="19"/>
+          <w:szCs w:val="19"/>
+        </w:rPr>
+        <w:t xml:space="preserve">One gold image per class with ground truth and InternVL3.5-8B answers (green: correct, red: wrong). Q1: “Is the target power-line asset normal or anomalous?” Q2: “Which condition best describes the target power-line asset?” (normal, rust/corrosion, missing cap, bird nest). Q3 is scored for presence: “region” means a defect region was reported. The agent keeps the direct Q1 answer. Its staged Q3 removes the false alarm in (a) but misses the cap in (d). Images: InsPLAD </w:t>
+      </w:r>
+      <w:r>
+        <w:rPr>
+          <w:sz w:val="19"/>
+          <w:szCs w:val="19"/>
+        </w:rPr>
+        <w:t xml:space="preserve">[2]</w:t>
+      </w:r>
+      <w:r>
+        <w:rPr>
+          <w:sz w:val="19"/>
+          <w:szCs w:val="19"/>
+        </w:rPr>
+        <w:t xml:space="preserve">, CC BY-NC 3.0.</w:t>
       </w:r>
     </w:p>
     <w:p>
@@ -2204,7 +2429,7 @@
         <w:t xml:space="preserve"> is the share of normal images given a defect type. Differences between policies use a paired bootstrap over images with 2,000 resamples </w:t>
       </w:r>
       <w:r>
-        <w:t xml:space="preserve">[10]</w:t>
+        <w:t xml:space="preserve">[14]</w:t>
       </w:r>
       <w:r>
         <w:t xml:space="preserve">.</w:t>
@@ -2243,25 +2468,25 @@
         <w:t xml:space="preserve">We keep one model per model line: Qwen3.5-4B </w:t>
       </w:r>
       <w:r>
-        <w:t xml:space="preserve">[11]</w:t>
+        <w:t xml:space="preserve">[15]</w:t>
       </w:r>
       <w:r>
         <w:t xml:space="preserve"> with thinking disabled, InternVL3.5-8B </w:t>
       </w:r>
       <w:r>
-        <w:t xml:space="preserve">[12]</w:t>
+        <w:t xml:space="preserve">[16]</w:t>
       </w:r>
       <w:r>
         <w:t xml:space="preserve"> through its official chat path, MiniCPM-V-4.5 </w:t>
       </w:r>
       <w:r>
-        <w:t xml:space="preserve">[13]</w:t>
+        <w:t xml:space="preserve">[17]</w:t>
       </w:r>
       <w:r>
         <w:t xml:space="preserve"> and LLaVA-OneVision-Qwen2-7B </w:t>
       </w:r>
       <w:r>
-        <w:t xml:space="preserve">[14]</w:t>
+        <w:t xml:space="preserve">[18]</w:t>
       </w:r>
       <w:r>
         <w:t xml:space="preserve">. Three of the four use Qwen-series language backbones, so they are not fully independent. We also include a two-stage API pipeline (Luxia document vision followed by a 32B language model). All open models run unquantized with greedy decoding, using Transformers 5.14.0 as pinned in the Colab notebooks, on a GPU with at least 20 GB of memory. The notebooks allow an L4 or an A100; the agent, matched-call and MiniCPM re-runs record an NVIDIA L4 (22 GB). MiniCPM-V-4.5's chat interface samples by default (temperature 0.7), and we found this only after its first gold runs. We therefore re-ran its image-only and three reference conditions greedily with unchanged prompts, images and references (2,136 calls, 0 errors, 0 invalid outputs). Its rows in Tables </w:t>
@@ -2285,7 +2510,7 @@
         <w:t xml:space="preserve">). Greedy decoding changed 54 of 534 image-only answers. Sampling had inflated its image-only inconsistency: the consistency error drops from .341 to .280 and the false defect rate from .411 to .308 under greedy decoding. In the reference conditions the table metrics move by at most .02 (Q3 accuracy by .05; Appendix Table </w:t>
       </w:r>
       <w:r>
-        <w:t xml:space="preserve">9</w:t>
+        <w:t xml:space="preserve">10</w:t>
       </w:r>
       <w:r>
         <w:t xml:space="preserve">). All agent experiments are greedy. InternVL uses a fixed total budget of six visual tiles per sample, divided among the images (each multi-tile image also gets a thumbnail). Adding one reference halves the target's tiles, and adding two leaves it a third. We treat this as a fixed visual-token budget rather than a free resolution increase.</w:t>
@@ -4296,7 +4521,7 @@
         <w:t xml:space="preserve">defect</w:t>
       </w:r>
       <w:r>
-        <w:t xml:space="preserve"> reference, the DINOv2-nearest anomalous image of the same asset from supervised train, chosen without the target label. The third gives both references together. The fourth is 20 vision-expert cues: four detectors (PatchCore, Dinomaly, AnomalyCLIP and a light ReconPatch variant) crossed with five presentations (score, ROI, heatmap, score+ROI, score+heatmap).</w:t>
+        <w:t xml:space="preserve"> reference, the DINOv2-nearest anomalous image of the same asset from supervised train, chosen without the target label. The third gives both references together. The fourth is 20 vision-expert cues: four detectors crossed with five presentations. PatchCore (WideResNet-50-2) is fit per asset and Dinomaly as one model for all assets, both on leakage-safe train normals. ReConPatch-lite is our lightweight re-implementation of ReConPatch on the same backbone, and AnomalyCLIP runs its official pretrained checkpoint zero-shot. Each detector's output is shown as a within-asset percentile score, a region-of-interest crop, a heatmap overlay, or the score together with the crop or the heatmap.</w:t>
       </w:r>
     </w:p>
     <w:p>
@@ -4359,7 +4584,19 @@
         <w:t xml:space="preserve">≤</w:t>
       </w:r>
       <w:r>
-        <w:t xml:space="preserve"> .014) and call nearly every target normal. One hypothesis is that they compare the target with the exemplar and answer “normal” when the specific defect shown is absent; we did not test this further. Vision-expert cues trade one question against the other. Averaged over the 20 configurations, they lower Q1 F1 for InternVL (.597</w:t>
+        <w:t xml:space="preserve"> .014) and call nearly every target normal; only Qwen keeps some detection (.596). The reference is the DINOv2-small nearest anomalous image of the same asset among 2,670 supervised-train defects, retrieved without the target label (mean cosine .67–.90 per asset). Most assets have one defect type in train, so the reference usually shows the target's own defect (Figure </w:t>
+      </w:r>
+      <w:r>
+        <w:t xml:space="preserve">3</w:t>
+      </w:r>
+      <w:r>
+        <w:t xml:space="preserve">), and 14 references are even cropped from the same photograph as their target. The obvious explanation, that a model answers “normal” when the specific defect shown is absent from the target, therefore does not fit. MiniCPM-V-4.5's per-question answers show the opposite (Table </w:t>
+      </w:r>
+      <w:r>
+        <w:t xml:space="preserve">4</w:t>
+      </w:r>
+      <w:r>
+        <w:t xml:space="preserve">): it called 105 of the 106 targets whose reference shows their own defect type normal, including all 27 missing caps. Adding the normal reference restores detection (63 of 106). We read this as a role confusion: a single reference image is taken as the normal standard, as in the usual one-shot setting, so a target that resembles it is judged normal despite the prompt's label. Per-question answers for this condition are available only for MiniCPM-V-4.5, and we did not test the role hypothesis directly (for example by relabelling the same reference), so it remains a hypothesis. Vision-expert cues trade one question against the other. Averaged over the 20 configurations, they lower Q1 F1 for InternVL (.597</w:t>
       </w:r>
       <w:r>
         <w:t xml:space="preserve">→</w:t>
@@ -9287,6 +9524,824 @@
     </w:p>
     <w:p>
       <w:pPr>
+        <w:keepNext/>
+        <w:spacing w:after="80" w:before="200"/>
+      </w:pPr>
+      <w:r>
+        <w:rPr>
+          <w:b/>
+          <w:bCs/>
+          <w:sz w:val="19"/>
+          <w:szCs w:val="19"/>
+        </w:rPr>
+        <w:t xml:space="preserve">Table 4. </w:t>
+      </w:r>
+      <w:r>
+        <w:rPr>
+          <w:sz w:val="19"/>
+          <w:szCs w:val="19"/>
+        </w:rPr>
+        <w:t xml:space="preserve">MiniCPM-V-4.5 (greedy) Q1 correct answers on gold v2, split by whether the retrieved defect reference shows the target's own defect type. “Other” are mostly rust targets whose reference is labelled corrosão (kept separate by the label policy).</w:t>
+      </w:r>
+    </w:p>
+    <w:tbl>
+      <w:tblPr>
+        <w:tblW w:type="dxa" w:w="9306"/>
+        <w:tblBorders>
+          <w:top w:val="single" w:color="auto" w:sz="4"/>
+          <w:left w:val="single" w:color="auto" w:sz="4"/>
+          <w:bottom w:val="single" w:color="auto" w:sz="4"/>
+          <w:right w:val="single" w:color="auto" w:sz="4"/>
+          <w:insideH w:val="single" w:color="auto" w:sz="4"/>
+          <w:insideV w:val="single" w:color="auto" w:sz="4"/>
+        </w:tblBorders>
+      </w:tblPr>
+      <w:tblGrid>
+        <w:gridCol w:w="3102"/>
+        <w:gridCol w:w="2115"/>
+        <w:gridCol w:w="2397"/>
+        <w:gridCol w:w="1692"/>
+      </w:tblGrid>
+      <w:tr>
+        <w:trPr>
+          <w:tblHeader/>
+        </w:trPr>
+        <w:tc>
+          <w:tcPr>
+            <w:tcW w:type="dxa" w:w="3102"/>
+            <w:gridSpan w:val="1"/>
+            <w:tcBorders>
+              <w:top w:val="single" w:color="000000" w:sz="8"/>
+              <w:left w:val="none" w:color="FFFFFF" w:sz="0"/>
+              <w:bottom w:val="single" w:color="000000" w:sz="8"/>
+              <w:right w:val="none" w:color="FFFFFF" w:sz="0"/>
+            </w:tcBorders>
+            <w:shd w:fill="EDEDED" w:color="auto" w:val="clear"/>
+            <w:tcMar>
+              <w:top w:type="dxa" w:w="40"/>
+              <w:left w:type="dxa" w:w="80"/>
+              <w:bottom w:type="dxa" w:w="40"/>
+              <w:right w:type="dxa" w:w="80"/>
+            </w:tcMar>
+          </w:tcPr>
+          <w:p>
+            <w:pPr>
+              <w:spacing w:after="0" w:before="0"/>
+              <w:jc w:val="left"/>
+            </w:pPr>
+            <w:r>
+              <w:rPr>
+                <w:b/>
+                <w:bCs/>
+                <w:sz w:val="17"/>
+                <w:szCs w:val="17"/>
+              </w:rPr>
+              <w:t xml:space="preserve">Condition</w:t>
+            </w:r>
+          </w:p>
+        </w:tc>
+        <w:tc>
+          <w:tcPr>
+            <w:tcW w:type="dxa" w:w="2115"/>
+            <w:gridSpan w:val="1"/>
+            <w:tcBorders>
+              <w:top w:val="single" w:color="000000" w:sz="8"/>
+              <w:left w:val="none" w:color="FFFFFF" w:sz="0"/>
+              <w:bottom w:val="single" w:color="000000" w:sz="8"/>
+              <w:right w:val="none" w:color="FFFFFF" w:sz="0"/>
+            </w:tcBorders>
+            <w:shd w:fill="EDEDED" w:color="auto" w:val="clear"/>
+            <w:tcMar>
+              <w:top w:type="dxa" w:w="40"/>
+              <w:left w:type="dxa" w:w="80"/>
+              <w:bottom w:type="dxa" w:w="40"/>
+              <w:right w:type="dxa" w:w="80"/>
+            </w:tcMar>
+          </w:tcPr>
+          <w:p>
+            <w:pPr>
+              <w:spacing w:after="0" w:before="0"/>
+              <w:jc w:val="right"/>
+            </w:pPr>
+            <w:r>
+              <w:rPr>
+                <w:b/>
+                <w:bCs/>
+                <w:sz w:val="17"/>
+                <w:szCs w:val="17"/>
+              </w:rPr>
+              <w:t xml:space="preserve">Same type (106)</w:t>
+            </w:r>
+          </w:p>
+        </w:tc>
+        <w:tc>
+          <w:tcPr>
+            <w:tcW w:type="dxa" w:w="2397"/>
+            <w:gridSpan w:val="1"/>
+            <w:tcBorders>
+              <w:top w:val="single" w:color="000000" w:sz="8"/>
+              <w:left w:val="none" w:color="FFFFFF" w:sz="0"/>
+              <w:bottom w:val="single" w:color="000000" w:sz="8"/>
+              <w:right w:val="none" w:color="FFFFFF" w:sz="0"/>
+            </w:tcBorders>
+            <w:shd w:fill="EDEDED" w:color="auto" w:val="clear"/>
+            <w:tcMar>
+              <w:top w:type="dxa" w:w="40"/>
+              <w:left w:type="dxa" w:w="80"/>
+              <w:bottom w:type="dxa" w:w="40"/>
+              <w:right w:type="dxa" w:w="80"/>
+            </w:tcMar>
+          </w:tcPr>
+          <w:p>
+            <w:pPr>
+              <w:spacing w:after="0" w:before="0"/>
+              <w:jc w:val="right"/>
+            </w:pPr>
+            <w:r>
+              <w:rPr>
+                <w:b/>
+                <w:bCs/>
+                <w:sz w:val="17"/>
+                <w:szCs w:val="17"/>
+              </w:rPr>
+              <w:t xml:space="preserve">Other defect (33)</w:t>
+            </w:r>
+          </w:p>
+        </w:tc>
+        <w:tc>
+          <w:tcPr>
+            <w:tcW w:type="dxa" w:w="1692"/>
+            <w:gridSpan w:val="1"/>
+            <w:tcBorders>
+              <w:top w:val="single" w:color="000000" w:sz="8"/>
+              <w:left w:val="none" w:color="FFFFFF" w:sz="0"/>
+              <w:bottom w:val="single" w:color="000000" w:sz="8"/>
+              <w:right w:val="none" w:color="FFFFFF" w:sz="0"/>
+            </w:tcBorders>
+            <w:shd w:fill="EDEDED" w:color="auto" w:val="clear"/>
+            <w:tcMar>
+              <w:top w:type="dxa" w:w="40"/>
+              <w:left w:type="dxa" w:w="80"/>
+              <w:bottom w:type="dxa" w:w="40"/>
+              <w:right w:type="dxa" w:w="80"/>
+            </w:tcMar>
+          </w:tcPr>
+          <w:p>
+            <w:pPr>
+              <w:spacing w:after="0" w:before="0"/>
+              <w:jc w:val="right"/>
+            </w:pPr>
+            <w:r>
+              <w:rPr>
+                <w:b/>
+                <w:bCs/>
+                <w:sz w:val="17"/>
+                <w:szCs w:val="17"/>
+              </w:rPr>
+              <w:t xml:space="preserve">Normal (107)</w:t>
+            </w:r>
+          </w:p>
+        </w:tc>
+      </w:tr>
+      <w:tr>
+        <w:trPr>
+          <w:tblHeader w:val="off"/>
+        </w:trPr>
+        <w:tc>
+          <w:tcPr>
+            <w:tcW w:type="dxa" w:w="3102"/>
+            <w:gridSpan w:val="1"/>
+            <w:tcBorders>
+              <w:top w:val="single" w:color="000000" w:sz="8"/>
+              <w:left w:val="none" w:color="FFFFFF" w:sz="0"/>
+              <w:bottom w:val="none" w:color="FFFFFF" w:sz="0"/>
+              <w:right w:val="none" w:color="FFFFFF" w:sz="0"/>
+            </w:tcBorders>
+            <w:tcMar>
+              <w:top w:type="dxa" w:w="40"/>
+              <w:left w:type="dxa" w:w="80"/>
+              <w:bottom w:type="dxa" w:w="40"/>
+              <w:right w:type="dxa" w:w="80"/>
+            </w:tcMar>
+          </w:tcPr>
+          <w:p>
+            <w:pPr>
+              <w:spacing w:after="0" w:before="0"/>
+              <w:jc w:val="left"/>
+            </w:pPr>
+            <w:r>
+              <w:rPr>
+                <w:b w:val="false"/>
+                <w:bCs w:val="false"/>
+                <w:sz w:val="17"/>
+                <w:szCs w:val="17"/>
+              </w:rPr>
+              <w:t xml:space="preserve">Image only</w:t>
+            </w:r>
+          </w:p>
+        </w:tc>
+        <w:tc>
+          <w:tcPr>
+            <w:tcW w:type="dxa" w:w="2115"/>
+            <w:gridSpan w:val="1"/>
+            <w:tcBorders>
+              <w:top w:val="single" w:color="000000" w:sz="8"/>
+              <w:left w:val="none" w:color="FFFFFF" w:sz="0"/>
+              <w:bottom w:val="none" w:color="FFFFFF" w:sz="0"/>
+              <w:right w:val="none" w:color="FFFFFF" w:sz="0"/>
+            </w:tcBorders>
+            <w:tcMar>
+              <w:top w:type="dxa" w:w="40"/>
+              <w:left w:type="dxa" w:w="80"/>
+              <w:bottom w:type="dxa" w:w="40"/>
+              <w:right w:type="dxa" w:w="80"/>
+            </w:tcMar>
+          </w:tcPr>
+          <w:p>
+            <w:pPr>
+              <w:spacing w:after="0" w:before="0"/>
+              <w:jc w:val="right"/>
+            </w:pPr>
+            <w:r>
+              <w:rPr>
+                <w:b w:val="false"/>
+                <w:bCs w:val="false"/>
+                <w:sz w:val="17"/>
+                <w:szCs w:val="17"/>
+              </w:rPr>
+              <w:t xml:space="preserve">55</w:t>
+            </w:r>
+          </w:p>
+        </w:tc>
+        <w:tc>
+          <w:tcPr>
+            <w:tcW w:type="dxa" w:w="2397"/>
+            <w:gridSpan w:val="1"/>
+            <w:tcBorders>
+              <w:top w:val="single" w:color="000000" w:sz="8"/>
+              <w:left w:val="none" w:color="FFFFFF" w:sz="0"/>
+              <w:bottom w:val="none" w:color="FFFFFF" w:sz="0"/>
+              <w:right w:val="none" w:color="FFFFFF" w:sz="0"/>
+            </w:tcBorders>
+            <w:tcMar>
+              <w:top w:type="dxa" w:w="40"/>
+              <w:left w:type="dxa" w:w="80"/>
+              <w:bottom w:type="dxa" w:w="40"/>
+              <w:right w:type="dxa" w:w="80"/>
+            </w:tcMar>
+          </w:tcPr>
+          <w:p>
+            <w:pPr>
+              <w:spacing w:after="0" w:before="0"/>
+              <w:jc w:val="right"/>
+            </w:pPr>
+            <w:r>
+              <w:rPr>
+                <w:b w:val="false"/>
+                <w:bCs w:val="false"/>
+                <w:sz w:val="17"/>
+                <w:szCs w:val="17"/>
+              </w:rPr>
+              <w:t xml:space="preserve">17</w:t>
+            </w:r>
+          </w:p>
+        </w:tc>
+        <w:tc>
+          <w:tcPr>
+            <w:tcW w:type="dxa" w:w="1692"/>
+            <w:gridSpan w:val="1"/>
+            <w:tcBorders>
+              <w:top w:val="single" w:color="000000" w:sz="8"/>
+              <w:left w:val="none" w:color="FFFFFF" w:sz="0"/>
+              <w:bottom w:val="none" w:color="FFFFFF" w:sz="0"/>
+              <w:right w:val="none" w:color="FFFFFF" w:sz="0"/>
+            </w:tcBorders>
+            <w:tcMar>
+              <w:top w:type="dxa" w:w="40"/>
+              <w:left w:type="dxa" w:w="80"/>
+              <w:bottom w:type="dxa" w:w="40"/>
+              <w:right w:type="dxa" w:w="80"/>
+            </w:tcMar>
+          </w:tcPr>
+          <w:p>
+            <w:pPr>
+              <w:spacing w:after="0" w:before="0"/>
+              <w:jc w:val="right"/>
+            </w:pPr>
+            <w:r>
+              <w:rPr>
+                <w:b w:val="false"/>
+                <w:bCs w:val="false"/>
+                <w:sz w:val="17"/>
+                <w:szCs w:val="17"/>
+              </w:rPr>
+              <w:t xml:space="preserve">85</w:t>
+            </w:r>
+          </w:p>
+        </w:tc>
+      </w:tr>
+      <w:tr>
+        <w:trPr>
+          <w:tblHeader w:val="off"/>
+        </w:trPr>
+        <w:tc>
+          <w:tcPr>
+            <w:tcW w:type="dxa" w:w="3102"/>
+            <w:gridSpan w:val="1"/>
+            <w:tcBorders>
+              <w:top w:val="none" w:color="FFFFFF" w:sz="0"/>
+              <w:left w:val="none" w:color="FFFFFF" w:sz="0"/>
+              <w:bottom w:val="none" w:color="FFFFFF" w:sz="0"/>
+              <w:right w:val="none" w:color="FFFFFF" w:sz="0"/>
+            </w:tcBorders>
+            <w:tcMar>
+              <w:top w:type="dxa" w:w="40"/>
+              <w:left w:type="dxa" w:w="80"/>
+              <w:bottom w:type="dxa" w:w="40"/>
+              <w:right w:type="dxa" w:w="80"/>
+            </w:tcMar>
+          </w:tcPr>
+          <w:p>
+            <w:pPr>
+              <w:spacing w:after="0" w:before="0"/>
+              <w:jc w:val="left"/>
+            </w:pPr>
+            <w:r>
+              <w:rPr>
+                <w:b w:val="false"/>
+                <w:bCs w:val="false"/>
+                <w:sz w:val="17"/>
+                <w:szCs w:val="17"/>
+              </w:rPr>
+              <w:t xml:space="preserve">+ normal ref.</w:t>
+            </w:r>
+          </w:p>
+        </w:tc>
+        <w:tc>
+          <w:tcPr>
+            <w:tcW w:type="dxa" w:w="2115"/>
+            <w:gridSpan w:val="1"/>
+            <w:tcBorders>
+              <w:top w:val="none" w:color="FFFFFF" w:sz="0"/>
+              <w:left w:val="none" w:color="FFFFFF" w:sz="0"/>
+              <w:bottom w:val="none" w:color="FFFFFF" w:sz="0"/>
+              <w:right w:val="none" w:color="FFFFFF" w:sz="0"/>
+            </w:tcBorders>
+            <w:tcMar>
+              <w:top w:type="dxa" w:w="40"/>
+              <w:left w:type="dxa" w:w="80"/>
+              <w:bottom w:type="dxa" w:w="40"/>
+              <w:right w:type="dxa" w:w="80"/>
+            </w:tcMar>
+          </w:tcPr>
+          <w:p>
+            <w:pPr>
+              <w:spacing w:after="0" w:before="0"/>
+              <w:jc w:val="right"/>
+            </w:pPr>
+            <w:r>
+              <w:rPr>
+                <w:b w:val="false"/>
+                <w:bCs w:val="false"/>
+                <w:sz w:val="17"/>
+                <w:szCs w:val="17"/>
+              </w:rPr>
+              <w:t xml:space="preserve">104</w:t>
+            </w:r>
+          </w:p>
+        </w:tc>
+        <w:tc>
+          <w:tcPr>
+            <w:tcW w:type="dxa" w:w="2397"/>
+            <w:gridSpan w:val="1"/>
+            <w:tcBorders>
+              <w:top w:val="none" w:color="FFFFFF" w:sz="0"/>
+              <w:left w:val="none" w:color="FFFFFF" w:sz="0"/>
+              <w:bottom w:val="none" w:color="FFFFFF" w:sz="0"/>
+              <w:right w:val="none" w:color="FFFFFF" w:sz="0"/>
+            </w:tcBorders>
+            <w:tcMar>
+              <w:top w:type="dxa" w:w="40"/>
+              <w:left w:type="dxa" w:w="80"/>
+              <w:bottom w:type="dxa" w:w="40"/>
+              <w:right w:type="dxa" w:w="80"/>
+            </w:tcMar>
+          </w:tcPr>
+          <w:p>
+            <w:pPr>
+              <w:spacing w:after="0" w:before="0"/>
+              <w:jc w:val="right"/>
+            </w:pPr>
+            <w:r>
+              <w:rPr>
+                <w:b w:val="false"/>
+                <w:bCs w:val="false"/>
+                <w:sz w:val="17"/>
+                <w:szCs w:val="17"/>
+              </w:rPr>
+              <w:t xml:space="preserve">32</w:t>
+            </w:r>
+          </w:p>
+        </w:tc>
+        <w:tc>
+          <w:tcPr>
+            <w:tcW w:type="dxa" w:w="1692"/>
+            <w:gridSpan w:val="1"/>
+            <w:tcBorders>
+              <w:top w:val="none" w:color="FFFFFF" w:sz="0"/>
+              <w:left w:val="none" w:color="FFFFFF" w:sz="0"/>
+              <w:bottom w:val="none" w:color="FFFFFF" w:sz="0"/>
+              <w:right w:val="none" w:color="FFFFFF" w:sz="0"/>
+            </w:tcBorders>
+            <w:tcMar>
+              <w:top w:type="dxa" w:w="40"/>
+              <w:left w:type="dxa" w:w="80"/>
+              <w:bottom w:type="dxa" w:w="40"/>
+              <w:right w:type="dxa" w:w="80"/>
+            </w:tcMar>
+          </w:tcPr>
+          <w:p>
+            <w:pPr>
+              <w:spacing w:after="0" w:before="0"/>
+              <w:jc w:val="right"/>
+            </w:pPr>
+            <w:r>
+              <w:rPr>
+                <w:b w:val="false"/>
+                <w:bCs w:val="false"/>
+                <w:sz w:val="17"/>
+                <w:szCs w:val="17"/>
+              </w:rPr>
+              <w:t xml:space="preserve">21</w:t>
+            </w:r>
+          </w:p>
+        </w:tc>
+      </w:tr>
+      <w:tr>
+        <w:trPr>
+          <w:tblHeader w:val="off"/>
+        </w:trPr>
+        <w:tc>
+          <w:tcPr>
+            <w:tcW w:type="dxa" w:w="3102"/>
+            <w:gridSpan w:val="1"/>
+            <w:tcBorders>
+              <w:top w:val="none" w:color="FFFFFF" w:sz="0"/>
+              <w:left w:val="none" w:color="FFFFFF" w:sz="0"/>
+              <w:bottom w:val="none" w:color="FFFFFF" w:sz="0"/>
+              <w:right w:val="none" w:color="FFFFFF" w:sz="0"/>
+            </w:tcBorders>
+            <w:tcMar>
+              <w:top w:type="dxa" w:w="40"/>
+              <w:left w:type="dxa" w:w="80"/>
+              <w:bottom w:type="dxa" w:w="40"/>
+              <w:right w:type="dxa" w:w="80"/>
+            </w:tcMar>
+          </w:tcPr>
+          <w:p>
+            <w:pPr>
+              <w:spacing w:after="0" w:before="0"/>
+              <w:jc w:val="left"/>
+            </w:pPr>
+            <w:r>
+              <w:rPr>
+                <w:b w:val="false"/>
+                <w:bCs w:val="false"/>
+                <w:sz w:val="17"/>
+                <w:szCs w:val="17"/>
+              </w:rPr>
+              <w:t xml:space="preserve">+ defect ref.</w:t>
+            </w:r>
+          </w:p>
+        </w:tc>
+        <w:tc>
+          <w:tcPr>
+            <w:tcW w:type="dxa" w:w="2115"/>
+            <w:gridSpan w:val="1"/>
+            <w:tcBorders>
+              <w:top w:val="none" w:color="FFFFFF" w:sz="0"/>
+              <w:left w:val="none" w:color="FFFFFF" w:sz="0"/>
+              <w:bottom w:val="none" w:color="FFFFFF" w:sz="0"/>
+              <w:right w:val="none" w:color="FFFFFF" w:sz="0"/>
+            </w:tcBorders>
+            <w:tcMar>
+              <w:top w:type="dxa" w:w="40"/>
+              <w:left w:type="dxa" w:w="80"/>
+              <w:bottom w:type="dxa" w:w="40"/>
+              <w:right w:type="dxa" w:w="80"/>
+            </w:tcMar>
+          </w:tcPr>
+          <w:p>
+            <w:pPr>
+              <w:spacing w:after="0" w:before="0"/>
+              <w:jc w:val="right"/>
+            </w:pPr>
+            <w:r>
+              <w:rPr>
+                <w:b w:val="false"/>
+                <w:bCs w:val="false"/>
+                <w:sz w:val="17"/>
+                <w:szCs w:val="17"/>
+              </w:rPr>
+              <w:t xml:space="preserve">1</w:t>
+            </w:r>
+          </w:p>
+        </w:tc>
+        <w:tc>
+          <w:tcPr>
+            <w:tcW w:type="dxa" w:w="2397"/>
+            <w:gridSpan w:val="1"/>
+            <w:tcBorders>
+              <w:top w:val="none" w:color="FFFFFF" w:sz="0"/>
+              <w:left w:val="none" w:color="FFFFFF" w:sz="0"/>
+              <w:bottom w:val="none" w:color="FFFFFF" w:sz="0"/>
+              <w:right w:val="none" w:color="FFFFFF" w:sz="0"/>
+            </w:tcBorders>
+            <w:tcMar>
+              <w:top w:type="dxa" w:w="40"/>
+              <w:left w:type="dxa" w:w="80"/>
+              <w:bottom w:type="dxa" w:w="40"/>
+              <w:right w:type="dxa" w:w="80"/>
+            </w:tcMar>
+          </w:tcPr>
+          <w:p>
+            <w:pPr>
+              <w:spacing w:after="0" w:before="0"/>
+              <w:jc w:val="right"/>
+            </w:pPr>
+            <w:r>
+              <w:rPr>
+                <w:b w:val="false"/>
+                <w:bCs w:val="false"/>
+                <w:sz w:val="17"/>
+                <w:szCs w:val="17"/>
+              </w:rPr>
+              <w:t xml:space="preserve">0</w:t>
+            </w:r>
+          </w:p>
+        </w:tc>
+        <w:tc>
+          <w:tcPr>
+            <w:tcW w:type="dxa" w:w="1692"/>
+            <w:gridSpan w:val="1"/>
+            <w:tcBorders>
+              <w:top w:val="none" w:color="FFFFFF" w:sz="0"/>
+              <w:left w:val="none" w:color="FFFFFF" w:sz="0"/>
+              <w:bottom w:val="none" w:color="FFFFFF" w:sz="0"/>
+              <w:right w:val="none" w:color="FFFFFF" w:sz="0"/>
+            </w:tcBorders>
+            <w:tcMar>
+              <w:top w:type="dxa" w:w="40"/>
+              <w:left w:type="dxa" w:w="80"/>
+              <w:bottom w:type="dxa" w:w="40"/>
+              <w:right w:type="dxa" w:w="80"/>
+            </w:tcMar>
+          </w:tcPr>
+          <w:p>
+            <w:pPr>
+              <w:spacing w:after="0" w:before="0"/>
+              <w:jc w:val="right"/>
+            </w:pPr>
+            <w:r>
+              <w:rPr>
+                <w:b w:val="false"/>
+                <w:bCs w:val="false"/>
+                <w:sz w:val="17"/>
+                <w:szCs w:val="17"/>
+              </w:rPr>
+              <w:t xml:space="preserve">105</w:t>
+            </w:r>
+          </w:p>
+        </w:tc>
+      </w:tr>
+      <w:tr>
+        <w:trPr>
+          <w:tblHeader w:val="off"/>
+        </w:trPr>
+        <w:tc>
+          <w:tcPr>
+            <w:tcW w:type="dxa" w:w="3102"/>
+            <w:gridSpan w:val="1"/>
+            <w:tcBorders>
+              <w:top w:val="none" w:color="FFFFFF" w:sz="0"/>
+              <w:left w:val="none" w:color="FFFFFF" w:sz="0"/>
+              <w:bottom w:val="single" w:color="000000" w:sz="8"/>
+              <w:right w:val="none" w:color="FFFFFF" w:sz="0"/>
+            </w:tcBorders>
+            <w:tcMar>
+              <w:top w:type="dxa" w:w="40"/>
+              <w:left w:type="dxa" w:w="80"/>
+              <w:bottom w:type="dxa" w:w="40"/>
+              <w:right w:type="dxa" w:w="80"/>
+            </w:tcMar>
+          </w:tcPr>
+          <w:p>
+            <w:pPr>
+              <w:spacing w:after="0" w:before="0"/>
+              <w:jc w:val="left"/>
+            </w:pPr>
+            <w:r>
+              <w:rPr>
+                <w:b w:val="false"/>
+                <w:bCs w:val="false"/>
+                <w:sz w:val="17"/>
+                <w:szCs w:val="17"/>
+              </w:rPr>
+              <w:t xml:space="preserve">+ normal &amp; defect ref.</w:t>
+            </w:r>
+          </w:p>
+        </w:tc>
+        <w:tc>
+          <w:tcPr>
+            <w:tcW w:type="dxa" w:w="2115"/>
+            <w:gridSpan w:val="1"/>
+            <w:tcBorders>
+              <w:top w:val="none" w:color="FFFFFF" w:sz="0"/>
+              <w:left w:val="none" w:color="FFFFFF" w:sz="0"/>
+              <w:bottom w:val="single" w:color="000000" w:sz="8"/>
+              <w:right w:val="none" w:color="FFFFFF" w:sz="0"/>
+            </w:tcBorders>
+            <w:tcMar>
+              <w:top w:type="dxa" w:w="40"/>
+              <w:left w:type="dxa" w:w="80"/>
+              <w:bottom w:type="dxa" w:w="40"/>
+              <w:right w:type="dxa" w:w="80"/>
+            </w:tcMar>
+          </w:tcPr>
+          <w:p>
+            <w:pPr>
+              <w:spacing w:after="0" w:before="0"/>
+              <w:jc w:val="right"/>
+            </w:pPr>
+            <w:r>
+              <w:rPr>
+                <w:b w:val="false"/>
+                <w:bCs w:val="false"/>
+                <w:sz w:val="17"/>
+                <w:szCs w:val="17"/>
+              </w:rPr>
+              <w:t xml:space="preserve">63</w:t>
+            </w:r>
+          </w:p>
+        </w:tc>
+        <w:tc>
+          <w:tcPr>
+            <w:tcW w:type="dxa" w:w="2397"/>
+            <w:gridSpan w:val="1"/>
+            <w:tcBorders>
+              <w:top w:val="none" w:color="FFFFFF" w:sz="0"/>
+              <w:left w:val="none" w:color="FFFFFF" w:sz="0"/>
+              <w:bottom w:val="single" w:color="000000" w:sz="8"/>
+              <w:right w:val="none" w:color="FFFFFF" w:sz="0"/>
+            </w:tcBorders>
+            <w:tcMar>
+              <w:top w:type="dxa" w:w="40"/>
+              <w:left w:type="dxa" w:w="80"/>
+              <w:bottom w:type="dxa" w:w="40"/>
+              <w:right w:type="dxa" w:w="80"/>
+            </w:tcMar>
+          </w:tcPr>
+          <w:p>
+            <w:pPr>
+              <w:spacing w:after="0" w:before="0"/>
+              <w:jc w:val="right"/>
+            </w:pPr>
+            <w:r>
+              <w:rPr>
+                <w:b w:val="false"/>
+                <w:bCs w:val="false"/>
+                <w:sz w:val="17"/>
+                <w:szCs w:val="17"/>
+              </w:rPr>
+              <w:t xml:space="preserve">19</w:t>
+            </w:r>
+          </w:p>
+        </w:tc>
+        <w:tc>
+          <w:tcPr>
+            <w:tcW w:type="dxa" w:w="1692"/>
+            <w:gridSpan w:val="1"/>
+            <w:tcBorders>
+              <w:top w:val="none" w:color="FFFFFF" w:sz="0"/>
+              <w:left w:val="none" w:color="FFFFFF" w:sz="0"/>
+              <w:bottom w:val="single" w:color="000000" w:sz="8"/>
+              <w:right w:val="none" w:color="FFFFFF" w:sz="0"/>
+            </w:tcBorders>
+            <w:tcMar>
+              <w:top w:type="dxa" w:w="40"/>
+              <w:left w:type="dxa" w:w="80"/>
+              <w:bottom w:type="dxa" w:w="40"/>
+              <w:right w:type="dxa" w:w="80"/>
+            </w:tcMar>
+          </w:tcPr>
+          <w:p>
+            <w:pPr>
+              <w:spacing w:after="0" w:before="0"/>
+              <w:jc w:val="right"/>
+            </w:pPr>
+            <w:r>
+              <w:rPr>
+                <w:b w:val="false"/>
+                <w:bCs w:val="false"/>
+                <w:sz w:val="17"/>
+                <w:szCs w:val="17"/>
+              </w:rPr>
+              <w:t xml:space="preserve">75</w:t>
+            </w:r>
+          </w:p>
+        </w:tc>
+      </w:tr>
+    </w:tbl>
+    <w:p>
+      <w:pPr>
+        <w:spacing w:after="120"/>
+      </w:pPr>
+    </w:p>
+    <w:p>
+      <w:pPr>
+        <w:keepNext/>
+        <w:spacing w:after="80" w:before="200"/>
+        <w:jc w:val="center"/>
+      </w:pPr>
+      <w:r>
+        <w:drawing>
+          <wp:inline distT="0" distB="0" distL="0" distR="0">
+            <wp:extent cx="5905500" cy="1895475"/>
+            <wp:effectExtent t="0" r="0" b="0" l="0"/>
+            <wp:docPr id="3" name=""/>
+            <wp:cNvGraphicFramePr>
+              <a:graphicFrameLocks xmlns:a="http://schemas.openxmlformats.org/drawingml/2006/main" noChangeAspect="1"/>
+            </wp:cNvGraphicFramePr>
+            <a:graphic xmlns:a="http://schemas.openxmlformats.org/drawingml/2006/main">
+              <a:graphicData uri="http://schemas.openxmlformats.org/drawingml/2006/picture">
+                <pic:pic xmlns:pic="http://schemas.openxmlformats.org/drawingml/2006/picture">
+                  <pic:nvPicPr>
+                    <pic:cNvPr id="0" name="" descr=""/>
+                    <pic:cNvPicPr>
+                      <a:picLocks noChangeAspect="1" noChangeArrowheads="1"/>
+                    </pic:cNvPicPr>
+                  </pic:nvPicPr>
+                  <pic:blipFill>
+                    <a:blip r:embed="rId10" cstate="none"/>
+                    <a:srcRect/>
+                    <a:stretch>
+                      <a:fillRect/>
+                    </a:stretch>
+                  </pic:blipFill>
+                  <pic:spPr bwMode="auto">
+                    <a:xfrm>
+                      <a:off x="0" y="0"/>
+                      <a:ext cx="5905500" cy="1895475"/>
+                    </a:xfrm>
+                    <a:prstGeom prst="rect">
+                      <a:avLst/>
+                    </a:prstGeom>
+                  </pic:spPr>
+                </pic:pic>
+              </a:graphicData>
+            </a:graphic>
+          </wp:inline>
+        </w:drawing>
+      </w:r>
+    </w:p>
+    <w:p>
+      <w:pPr>
+        <w:spacing w:after="200"/>
+        <w:jc w:val="both"/>
+      </w:pPr>
+      <w:r>
+        <w:rPr>
+          <w:b/>
+          <w:bCs/>
+          <w:sz w:val="19"/>
+          <w:szCs w:val="19"/>
+        </w:rPr>
+        <w:t xml:space="preserve">Figure 3. </w:t>
+      </w:r>
+      <w:r>
+        <w:rPr>
+          <w:sz w:val="19"/>
+          <w:szCs w:val="19"/>
+        </w:rPr>
+        <w:t xml:space="preserve">Two gold targets with their retrieved defect references, which show the same defect type (the missing-cap reference is a neighbouring crop of the same photograph). With this reference MiniCPM-V-4.5 called both targets normal. Images: InsPLAD </w:t>
+      </w:r>
+      <w:r>
+        <w:rPr>
+          <w:sz w:val="19"/>
+          <w:szCs w:val="19"/>
+        </w:rPr>
+        <w:t xml:space="preserve">[2]</w:t>
+      </w:r>
+      <w:r>
+        <w:rPr>
+          <w:sz w:val="19"/>
+          <w:szCs w:val="19"/>
+        </w:rPr>
+        <w:t xml:space="preserve">, CC BY-NC 3.0.</w:t>
+      </w:r>
+    </w:p>
+    <w:p>
+      <w:pPr>
         <w:pStyle w:val="Heading1"/>
         <w:keepNext/>
       </w:pPr>
@@ -9315,7 +10370,13 @@
         <w:jc w:val="both"/>
       </w:pPr>
       <w:r>
-        <w:t xml:space="preserve">The agent starts from the direct answer with a retrieved (diffdate) normal reference. Each question is re-examined on its own: a re-check sees only the reference and target images, the question and that question's own first answer. No other question's answer is shown, used for routing or overwritten. Contradictions between questions are computed only after all final answers are stored. Q1 is never re-checked, because a dev pilot that re-asked every question collapsed InternVL's Q1 F1 from .82 to .08, so Q1 is identical across policies.</w:t>
+        <w:t xml:space="preserve">The agent starts from the direct answer with a retrieved (diffdate) normal reference. Each question is re-examined on its own: a re-check sees only the reference and target images, the question and that question's own first answer. No other question's answer is shown, used for routing or overwritten. Contradictions between questions are computed only after all final answers are stored (Figure </w:t>
+      </w:r>
+      <w:r>
+        <w:t xml:space="preserve">4</w:t>
+      </w:r>
+      <w:r>
+        <w:t xml:space="preserve">). Q1 is never re-checked, because a dev pilot that re-asked every question collapsed InternVL's Q1 F1 from .82 to .08, so Q1 is identical across policies.</w:t>
       </w:r>
     </w:p>
     <w:p>
@@ -9399,6 +10460,89 @@
     </w:p>
     <w:p>
       <w:pPr>
+        <w:keepNext/>
+        <w:spacing w:after="80" w:before="200"/>
+        <w:jc w:val="center"/>
+      </w:pPr>
+      <w:r>
+        <w:drawing>
+          <wp:inline distT="0" distB="0" distL="0" distR="0">
+            <wp:extent cx="5905500" cy="2533650"/>
+            <wp:effectExtent t="0" r="0" b="0" l="0"/>
+            <wp:docPr id="4" name=""/>
+            <wp:cNvGraphicFramePr>
+              <a:graphicFrameLocks xmlns:a="http://schemas.openxmlformats.org/drawingml/2006/main" noChangeAspect="1"/>
+            </wp:cNvGraphicFramePr>
+            <a:graphic xmlns:a="http://schemas.openxmlformats.org/drawingml/2006/main">
+              <a:graphicData uri="http://schemas.openxmlformats.org/drawingml/2006/picture">
+                <pic:pic xmlns:pic="http://schemas.openxmlformats.org/drawingml/2006/picture">
+                  <pic:nvPicPr>
+                    <pic:cNvPr id="0" name="" descr=""/>
+                    <pic:cNvPicPr>
+                      <a:picLocks noChangeAspect="1" noChangeArrowheads="1"/>
+                    </pic:cNvPicPr>
+                  </pic:nvPicPr>
+                  <pic:blipFill>
+                    <a:blip r:embed="rId11" cstate="none"/>
+                    <a:srcRect/>
+                    <a:stretch>
+                      <a:fillRect/>
+                    </a:stretch>
+                  </pic:blipFill>
+                  <pic:spPr bwMode="auto">
+                    <a:xfrm>
+                      <a:off x="0" y="0"/>
+                      <a:ext cx="5905500" cy="2533650"/>
+                    </a:xfrm>
+                    <a:prstGeom prst="rect">
+                      <a:avLst/>
+                    </a:prstGeom>
+                  </pic:spPr>
+                </pic:pic>
+              </a:graphicData>
+            </a:graphic>
+          </wp:inline>
+        </w:drawing>
+      </w:r>
+    </w:p>
+    <w:p>
+      <w:pPr>
+        <w:spacing w:after="200"/>
+        <w:jc w:val="both"/>
+      </w:pPr>
+      <w:r>
+        <w:rPr>
+          <w:b/>
+          <w:bCs/>
+          <w:sz w:val="19"/>
+          <w:szCs w:val="19"/>
+        </w:rPr>
+        <w:t xml:space="preserve">Figure 4. </w:t>
+      </w:r>
+      <w:r>
+        <w:rPr>
+          <w:sz w:val="19"/>
+          <w:szCs w:val="19"/>
+        </w:rPr>
+        <w:t xml:space="preserve">The question-independent verification agent and the matched re-ask control (Section </w:t>
+      </w:r>
+      <w:r>
+        <w:rPr>
+          <w:sz w:val="19"/>
+          <w:szCs w:val="19"/>
+        </w:rPr>
+        <w:t xml:space="preserve">5.3</w:t>
+      </w:r>
+      <w:r>
+        <w:rPr>
+          <w:sz w:val="19"/>
+          <w:szCs w:val="19"/>
+        </w:rPr>
+        <w:t xml:space="preserve">). Each question is re-examined only with its own inputs and its own earlier answer.</w:t>
+      </w:r>
+    </w:p>
+    <w:p>
+      <w:pPr>
         <w:spacing w:after="120" w:line="276"/>
         <w:jc w:val="both"/>
       </w:pPr>
@@ -9427,13 +10571,13 @@
         <w:t xml:space="preserve">Table </w:t>
       </w:r>
       <w:r>
-        <w:t xml:space="preserve">4</w:t>
+        <w:t xml:space="preserve">5</w:t>
       </w:r>
       <w:r>
         <w:t xml:space="preserve"> and Table </w:t>
       </w:r>
       <w:r>
-        <w:t xml:space="preserve">5</w:t>
+        <w:t xml:space="preserve">6</w:t>
       </w:r>
       <w:r>
         <w:t xml:space="preserve"> summarize the gold run. Against the direct question, the agent improves Q2 macro-F1 by </w:t>
@@ -9526,7 +10670,7 @@
         <w:t xml:space="preserve">85 of 89). Defect typing shows the same weakness (Table </w:t>
       </w:r>
       <w:r>
-        <w:t xml:space="preserve">6</w:t>
+        <w:t xml:space="preserve">7</w:t>
       </w:r>
       <w:r>
         <w:t xml:space="preserve">). Normal images and bird nests improve, while rust drops slightly (79</w:t>
@@ -9538,7 +10682,7 @@
         <w:t xml:space="preserve">73 for the agent, 74 for the candidate). Missing caps fall from 7/27 to 5/27 for the agent and to 2/27 for the candidate, which calls 25 of the 27 “normal”. The additional 200 dev images were used to choose the candidate (Appendix Table </w:t>
       </w:r>
       <w:r>
-        <w:t xml:space="preserve">8</w:t>
+        <w:t xml:space="preserve">9</w:t>
       </w:r>
       <w:r>
         <w:t xml:space="preserve">). On them, the increase in Q3 misses replicates (2</w:t>
@@ -9562,7 +10706,7 @@
           <w:sz w:val="19"/>
           <w:szCs w:val="19"/>
         </w:rPr>
-        <w:t xml:space="preserve">Table 4. </w:t>
+        <w:t xml:space="preserve">Table 5. </w:t>
       </w:r>
       <w:r>
         <w:rPr>
@@ -11119,7 +12263,7 @@
           <w:sz w:val="19"/>
           <w:szCs w:val="19"/>
         </w:rPr>
-        <w:t xml:space="preserve">Table 5. </w:t>
+        <w:t xml:space="preserve">Table 6. </w:t>
       </w:r>
       <w:r>
         <w:rPr>
@@ -12701,7 +13845,7 @@
           <w:sz w:val="19"/>
           <w:szCs w:val="19"/>
         </w:rPr>
-        <w:t xml:space="preserve">Table 6. </w:t>
+        <w:t xml:space="preserve">Table 7. </w:t>
       </w:r>
       <w:r>
         <w:rPr>
@@ -13821,7 +14965,7 @@
           <w:sz w:val="19"/>
           <w:szCs w:val="19"/>
         </w:rPr>
-        <w:t xml:space="preserve">Table 7. </w:t>
+        <w:t xml:space="preserve">Table 8. </w:t>
       </w:r>
       <w:r>
         <w:rPr>
@@ -15149,7 +16293,7 @@
         <w:t xml:space="preserve">) (Table </w:t>
       </w:r>
       <w:r>
-        <w:t xml:space="preserve">7</w:t>
+        <w:t xml:space="preserve">8</w:t>
       </w:r>
       <w:r>
         <w:t xml:space="preserve">). The gain is therefore not explained by additional calls; it needs what the agent adds, namely option definitions for Q2 and presence-then-position staging for Q3. Because the control removes both at once, it does not separate the information in the definitions from the effect of the staging.</w:t>
@@ -15176,7 +16320,7 @@
         <w:t xml:space="preserve">). It mainly pushes answers towards “normal”: “normal” predictions rise from 86 to 139 of 246. That repairs 30 normal images but breaks 26 rust images, 21 of which become “normal”; Table </w:t>
       </w:r>
       <w:r>
-        <w:t xml:space="preserve">6</w:t>
+        <w:t xml:space="preserve">7</w:t>
       </w:r>
       <w:r>
         <w:t xml:space="preserve"> shows the net per-class result. On Q2 false alarms, re-asking alone already matches the agent: both label 21 of 107 normal images with a defect type. The agent moves in the same direction less strongly (117 “normal” predictions). Its definitions hold rust at 73/89 (re-ask: 54) and recover bird nests (7 </w:t>
@@ -15257,7 +16401,7 @@
         <w:t xml:space="preserve">Missing caps are where the agent fails most. Its staged Q3 reports a defect region on only 9 of 27 of them (direct 23), and it names the defect in 5 of 27 (direct 7, candidate 2). All 27 gold cases are glass insulators, an asset with only five gold normals, so asset and defect effects are confounded. We studied missing caps on development data only, never gold. Dev240 contains 25 of them, of which 4 fall in the 40-image design subset used for most model swaps. Each intervention used fixed settings, and where a pass criterion was defined it was written before the run. One exception: the cross-model re-check was re-run once with a changed proposal format after invalid outputs (Appendix Table </w:t>
       </w:r>
       <w:r>
-        <w:t xml:space="preserve">10</w:t>
+        <w:t xml:space="preserve">11</w:t>
       </w:r>
       <w:r>
         <w:t xml:space="preserve">).</w:t>
@@ -15374,7 +16518,7 @@
         <w:t xml:space="preserve"> We trained a frozen DINOv2 feature plus a logistic head on glass-insulator train labels, using date-disjoint internal splits. The dev images may share capture dates with training. The head detected 25 of 25 dev missing caps with 1 false alarm on 25 dev normals; its normal false-alarm rate on the date-disjoint internal test was 13.8%. Given to the LVLM as a suggestion to re-check, it raised dev missing-cap Q2 from 6 to 14 of 25, against 8 for a matched re-ask. This breaks the training-free premise and covers one asset only. Occlusion analysis of the head placed the exact grid cell in 12 of 24 cases, against 8 of 24 for a fixed center guess (paired CI includes zero). Integrated gradients </w:t>
       </w:r>
       <w:r>
-        <w:t xml:space="preserve">[15]</w:t>
+        <w:t xml:space="preserve">[19]</w:t>
       </w:r>
       <w:r>
         <w:t xml:space="preserve"> scored at most 9 of 24. With 32 integration steps, however, 49 of 52 maps failed the completeness check, so this test of IG is inconclusive.</w:t>
@@ -15417,7 +16561,7 @@
         <w:t xml:space="preserve">The verification agent makes the model more conservative. The matched-call control shows that part of this conservatism comes simply from asking again </w:t>
       </w:r>
       <w:r>
-        <w:t xml:space="preserve">[8]</w:t>
+        <w:t xml:space="preserve">[12]</w:t>
       </w:r>
       <w:r>
         <w:t xml:space="preserve">, and the agent's definitions and staging channel it into a real gain. The agent removes most false alarms on normal images but increases misses, especially for the subtle “something is absent” class. In safety-critical inspection a missed defect is often costlier than a false alarm. A single accuracy number would hide this, so benchmarks should report normal false-alarm rate and per-class recall alongside macro-F1.</w:t>
@@ -15433,6 +16577,100 @@
           <w:b/>
           <w:bCs/>
         </w:rPr>
+        <w:t xml:space="preserve">What we propose. </w:t>
+      </w:r>
+      <w:r>
+        <w:t xml:space="preserve">The problem is not the false alarms the agent removes but the defects it hides. On gold the staged Q3 turned 24 defects that the direct question had flagged into “no region”, 15 of them missing caps, and a missing component can lead to a line failure while a false alarm costs a second look. We therefore do not recommend using the agent's “no defect” as a final decision. Our data suggest three directions.</w:t>
+      </w:r>
+    </w:p>
+    <w:p>
+      <w:pPr>
+        <w:pStyle w:val="ListParagraph"/>
+        <w:numPr>
+          <w:ilvl w:val="0"/>
+          <w:numId w:val="2"/>
+        </w:numPr>
+        <w:spacing w:after="80" w:line="276"/>
+        <w:jc w:val="both"/>
+      </w:pPr>
+      <w:r>
+        <w:rPr>
+          <w:b/>
+          <w:bCs/>
+        </w:rPr>
+        <w:t xml:space="preserve">Disagreement as a triage signal.</w:t>
+      </w:r>
+      <w:r>
+        <w:t xml:space="preserve"> The direct and staged Q3 disagree on 102 of the 246 images (41%). If a human reviews only these and is right, misses fall from 27 to 3 (all missing caps) and 16 false alarms remain. This is a post-hoc illustration on gold, not a tuned policy. Simply taking the union of the two answers is no alternative: it restores the direct question's 93 normal false alarms.</w:t>
+      </w:r>
+    </w:p>
+    <w:p>
+      <w:pPr>
+        <w:pStyle w:val="ListParagraph"/>
+        <w:numPr>
+          <w:ilvl w:val="0"/>
+          <w:numId w:val="2"/>
+        </w:numPr>
+        <w:spacing w:after="80" w:line="276"/>
+        <w:jc w:val="both"/>
+      </w:pPr>
+      <w:r>
+        <w:rPr>
+          <w:b/>
+          <w:bCs/>
+        </w:rPr>
+        <w:t xml:space="preserve">Explicit evidence for absence defects.</w:t>
+      </w:r>
+      <w:r>
+        <w:t xml:space="preserve"> Prompts, crops and other LVLMs did not make the model register missing caps, but an asset-specific supervised head detected all 25 dev missing caps, and its suggestion changed the LVLM's answers (Section </w:t>
+      </w:r>
+      <w:r>
+        <w:t xml:space="preserve">6</w:t>
+      </w:r>
+      <w:r>
+        <w:t xml:space="preserve">). A hybrid in which a small supervised detector can veto “normal” for high-risk classes gives up the training-free premise in exchange for safety.</w:t>
+      </w:r>
+    </w:p>
+    <w:p>
+      <w:pPr>
+        <w:pStyle w:val="ListParagraph"/>
+        <w:numPr>
+          <w:ilvl w:val="0"/>
+          <w:numId w:val="2"/>
+        </w:numPr>
+        <w:spacing w:after="80" w:line="276"/>
+        <w:jc w:val="both"/>
+      </w:pPr>
+      <w:r>
+        <w:rPr>
+          <w:b/>
+          <w:bCs/>
+        </w:rPr>
+        <w:t xml:space="preserve">Reporting misses explicitly.</w:t>
+      </w:r>
+      <w:r>
+        <w:t xml:space="preserve"> Macro-F1 and joint accuracy rose while missing-cap detection fell. Per-class recall, recall at a fixed normal false-alarm rate, or a cost-weighted score would expose such a shift.</w:t>
+      </w:r>
+    </w:p>
+    <w:p>
+      <w:pPr>
+        <w:spacing w:after="120" w:line="276"/>
+        <w:jc w:val="both"/>
+      </w:pPr>
+      <w:r>
+        <w:t xml:space="preserve">Whether larger LVLMs show the same trade-off is open; we tested only 4–8B open models.</w:t>
+      </w:r>
+    </w:p>
+    <w:p>
+      <w:pPr>
+        <w:spacing w:after="120" w:line="276"/>
+        <w:jc w:val="both"/>
+      </w:pPr>
+      <w:r>
+        <w:rPr>
+          <w:b/>
+          <w:bCs/>
+        </w:rPr>
         <w:t xml:space="preserve">Limitations. </w:t>
       </w:r>
       <w:r>
@@ -15525,7 +16763,7 @@
           <w:sz w:val="19"/>
           <w:szCs w:val="19"/>
         </w:rPr>
-        <w:t xml:space="preserve">Zhaopeng Gu, Bingke Zhu, Guibo Zhu, Yingying Chen, Ming Tang, Jinqiao Wang. AnomalyGPT: Detecting Industrial Anomalies Using Large Vision-Language Models. AAAI Conference on Artificial Intelligence. 2024.</w:t>
+        <w:t xml:space="preserve">Van Nhan Nguyen, Robert Jenssen, Davide Roverso. Automatic Autonomous Vision-Based Power Line Inspection: A Review of Current Status and the Potential Role of Deep Learning. International Journal of Electrical Power \&amp; Energy Systems. pp. 107–120. 2018. doi:10.1016/j.ijepes.2017.12.016.</w:t>
       </w:r>
     </w:p>
     <w:p>
@@ -15545,7 +16783,7 @@
           <w:sz w:val="19"/>
           <w:szCs w:val="19"/>
         </w:rPr>
-        <w:t xml:space="preserve">Karsten Roth, Latha Pemula, Joaquin Zepeda, Bernhard Schölkopf, Thomas Brox, Peter Gehler. Towards Total Recall in Industrial Anomaly Detection. IEEE/CVF Conference on Computer Vision and Pattern Recognition (CVPR). 2022.</w:t>
+        <w:t xml:space="preserve">Xian Tao, Dapeng Zhang, Zihao Wang, Xilong Liu, Hongyan Zhang, De Xu. Detection of Power Line Insulator Defects Using Aerial Images Analyzed With Convolutional Neural Networks. IEEE Transactions on Systems, Man, and Cybernetics: Systems. pp. 1486–1498. 2020. doi:10.1109/TSMC.2018.2871750.</w:t>
       </w:r>
     </w:p>
     <w:p>
@@ -15565,7 +16803,7 @@
           <w:sz w:val="19"/>
           <w:szCs w:val="19"/>
         </w:rPr>
-        <w:t xml:space="preserve">Jia Guo, Shuai Lu, Weihang Zhang, Fang Chen, Huiqi Li, Hongen Liao. Dinomaly: The Less Is More Philosophy in Multi-Class Unsupervised Anomaly Detection. IEEE/CVF Conference on Computer Vision and Pattern Recognition (CVPR). pp. 20405–20415. 2025.</w:t>
+        <w:t xml:space="preserve">André Luiz Buarque Vieira-e-Silva, Heitor Felix, Thiago de Menezes Chaves, Francisco Paulo Magalhães Simões, Veronica Teichrieb, Michel Mozinho dos Santos, Hemir da Cunha Santiago, Virginia Adélia Cordeiro Sgotti, Henrique Baptista Duffles Teixeira Lott Neto. STN PLAD: A Dataset for Multi-Size Power Line Assets Detection in High-Resolution UAV Images. 34th SIBGRAPI Conference on Graphics, Patterns and Images. pp. 215–222. 2021. arXiv:2108.07944.</w:t>
       </w:r>
     </w:p>
     <w:p>
@@ -15585,7 +16823,7 @@
           <w:sz w:val="19"/>
           <w:szCs w:val="19"/>
         </w:rPr>
-        <w:t xml:space="preserve">Qihang Zhou, Guansong Pang, Yu Tian, Shibo He, Jiming Chen. AnomalyCLIP: Object-agnostic Prompt Learning for Zero-shot Anomaly Detection. International Conference on Learning Representations (ICLR). 2024.</w:t>
+        <w:t xml:space="preserve">Zhaopeng Gu, Bingke Zhu, Guibo Zhu, Yingying Chen, Ming Tang, Jinqiao Wang. AnomalyGPT: Detecting Industrial Anomalies Using Large Vision-Language Models. AAAI Conference on Artificial Intelligence. 2024.</w:t>
       </w:r>
     </w:p>
     <w:p>
@@ -15605,7 +16843,7 @@
           <w:sz w:val="19"/>
           <w:szCs w:val="19"/>
         </w:rPr>
-        <w:t xml:space="preserve">Aman Madaan, Niket Tandon, Prakhar Gupta et al. Self-Refine: Iterative Refinement with Self-Feedback. Advances in Neural Information Processing Systems (NeurIPS). 2023.</w:t>
+        <w:t xml:space="preserve">Karsten Roth, Latha Pemula, Joaquin Zepeda, Bernhard Schölkopf, Thomas Brox, Peter Gehler. Towards Total Recall in Industrial Anomaly Detection. IEEE/CVF Conference on Computer Vision and Pattern Recognition (CVPR). 2022.</w:t>
       </w:r>
     </w:p>
     <w:p>
@@ -15625,7 +16863,7 @@
           <w:sz w:val="19"/>
           <w:szCs w:val="19"/>
         </w:rPr>
-        <w:t xml:space="preserve">Jie Huang, Xinyun Chen, Swaroop Mishra, Huaixiu Steven Zheng, Adams Wei Yu, Xinying Song, Denny Zhou. Large Language Models Cannot Self-Correct Reasoning Yet. International Conference on Learning Representations (ICLR). 2024.</w:t>
+        <w:t xml:space="preserve">Jeeho Hyun, Sangyun Kim, Giyoung Jeon, Seung Hwan Kim, Kyunghoon Bae, Byung Jun Kang. ReConPatch: Contrastive Patch Representation Learning for Industrial Anomaly Detection. IEEE/CVF Winter Conference on Applications of Computer Vision (WACV). pp. 2052–2061. 2024.</w:t>
       </w:r>
     </w:p>
     <w:p>
@@ -15645,7 +16883,7 @@
           <w:sz w:val="19"/>
           <w:szCs w:val="19"/>
         </w:rPr>
-        <w:t xml:space="preserve">Maxime Oquab, Timothée Darcet, Théo Moutakanni et al. DINOv2: Learning Robust Visual Features without Supervision. Transactions on Machine Learning Research. 2024.</w:t>
+        <w:t xml:space="preserve">Jia Guo, Shuai Lu, Weihang Zhang, Fang Chen, Huiqi Li, Hongen Liao. Dinomaly: The Less Is More Philosophy in Multi-Class Unsupervised Anomaly Detection. IEEE/CVF Conference on Computer Vision and Pattern Recognition (CVPR). pp. 20405–20415. 2025.</w:t>
       </w:r>
     </w:p>
     <w:p>
@@ -15665,7 +16903,7 @@
           <w:sz w:val="19"/>
           <w:szCs w:val="19"/>
         </w:rPr>
-        <w:t xml:space="preserve">Bradley Efron, Robert J. Tibshirani. An Introduction to the Bootstrap. Chapman and Hall/CRC. 1994.</w:t>
+        <w:t xml:space="preserve">Qihang Zhou, Guansong Pang, Yu Tian, Shibo He, Jiming Chen. AnomalyCLIP: Object-agnostic Prompt Learning for Zero-shot Anomaly Detection. International Conference on Learning Representations (ICLR). 2024.</w:t>
       </w:r>
     </w:p>
     <w:p>
@@ -15685,7 +16923,7 @@
           <w:sz w:val="19"/>
           <w:szCs w:val="19"/>
         </w:rPr>
-        <w:t xml:space="preserve">Qwen Team. Qwen3.5-4B model card. 2026. Hugging Face model card, https://huggingface.co/Qwen/Qwen3.5-4B.</w:t>
+        <w:t xml:space="preserve">Aman Madaan, Niket Tandon, Prakhar Gupta et al. Self-Refine: Iterative Refinement with Self-Feedback. Advances in Neural Information Processing Systems (NeurIPS). 2023.</w:t>
       </w:r>
     </w:p>
     <w:p>
@@ -15705,7 +16943,7 @@
           <w:sz w:val="19"/>
           <w:szCs w:val="19"/>
         </w:rPr>
-        <w:t xml:space="preserve">Weiyun Wang et al. InternVL3.5: Advancing Open-Source Multimodal Models in Versatility, Reasoning, and Efficiency. arXiv preprint arXiv:2508.18265. 2025.</w:t>
+        <w:t xml:space="preserve">Jie Huang, Xinyun Chen, Swaroop Mishra, Huaixiu Steven Zheng, Adams Wei Yu, Xinying Song, Denny Zhou. Large Language Models Cannot Self-Correct Reasoning Yet. International Conference on Learning Representations (ICLR). 2024.</w:t>
       </w:r>
     </w:p>
     <w:p>
@@ -15725,7 +16963,7 @@
           <w:sz w:val="19"/>
           <w:szCs w:val="19"/>
         </w:rPr>
-        <w:t xml:space="preserve">Yuan Yao, Tianyu Yu, Ao Zhang et al. MiniCPM-V: A GPT-4V Level MLLM on Your Phone. arXiv preprint arXiv:2408.01800. 2024.</w:t>
+        <w:t xml:space="preserve">Maxime Oquab, Timothée Darcet, Théo Moutakanni et al. DINOv2: Learning Robust Visual Features without Supervision. Transactions on Machine Learning Research. 2024.</w:t>
       </w:r>
     </w:p>
     <w:p>
@@ -15745,7 +16983,7 @@
           <w:sz w:val="19"/>
           <w:szCs w:val="19"/>
         </w:rPr>
-        <w:t xml:space="preserve">Bo Li, Yuanhan Zhang, Dong Guo et al. LLaVA-OneVision: Easy Visual Task Transfer. arXiv preprint arXiv:2408.03326. 2024.</w:t>
+        <w:t xml:space="preserve">Bradley Efron, Robert J. Tibshirani. An Introduction to the Bootstrap. Chapman and Hall/CRC. 1994.</w:t>
       </w:r>
     </w:p>
     <w:p>
@@ -15765,6 +17003,86 @@
           <w:sz w:val="19"/>
           <w:szCs w:val="19"/>
         </w:rPr>
+        <w:t xml:space="preserve">Qwen Team. Qwen3.5-4B model card. 2026. Hugging Face model card, https://huggingface.co/Qwen/Qwen3.5-4B.</w:t>
+      </w:r>
+    </w:p>
+    <w:p>
+      <w:pPr>
+        <w:spacing w:after="80"/>
+        <w:ind w:left="500" w:hanging="500"/>
+      </w:pPr>
+      <w:r>
+        <w:rPr>
+          <w:sz w:val="19"/>
+          <w:szCs w:val="19"/>
+        </w:rPr>
+        <w:t xml:space="preserve">[16]	</w:t>
+      </w:r>
+      <w:r>
+        <w:rPr>
+          <w:sz w:val="19"/>
+          <w:szCs w:val="19"/>
+        </w:rPr>
+        <w:t xml:space="preserve">Weiyun Wang et al. InternVL3.5: Advancing Open-Source Multimodal Models in Versatility, Reasoning, and Efficiency. arXiv preprint arXiv:2508.18265. 2025.</w:t>
+      </w:r>
+    </w:p>
+    <w:p>
+      <w:pPr>
+        <w:spacing w:after="80"/>
+        <w:ind w:left="500" w:hanging="500"/>
+      </w:pPr>
+      <w:r>
+        <w:rPr>
+          <w:sz w:val="19"/>
+          <w:szCs w:val="19"/>
+        </w:rPr>
+        <w:t xml:space="preserve">[17]	</w:t>
+      </w:r>
+      <w:r>
+        <w:rPr>
+          <w:sz w:val="19"/>
+          <w:szCs w:val="19"/>
+        </w:rPr>
+        <w:t xml:space="preserve">Yuan Yao, Tianyu Yu, Ao Zhang et al. MiniCPM-V: A GPT-4V Level MLLM on Your Phone. arXiv preprint arXiv:2408.01800. 2024.</w:t>
+      </w:r>
+    </w:p>
+    <w:p>
+      <w:pPr>
+        <w:spacing w:after="80"/>
+        <w:ind w:left="500" w:hanging="500"/>
+      </w:pPr>
+      <w:r>
+        <w:rPr>
+          <w:sz w:val="19"/>
+          <w:szCs w:val="19"/>
+        </w:rPr>
+        <w:t xml:space="preserve">[18]	</w:t>
+      </w:r>
+      <w:r>
+        <w:rPr>
+          <w:sz w:val="19"/>
+          <w:szCs w:val="19"/>
+        </w:rPr>
+        <w:t xml:space="preserve">Bo Li, Yuanhan Zhang, Dong Guo et al. LLaVA-OneVision: Easy Visual Task Transfer. arXiv preprint arXiv:2408.03326. 2024.</w:t>
+      </w:r>
+    </w:p>
+    <w:p>
+      <w:pPr>
+        <w:spacing w:after="80"/>
+        <w:ind w:left="500" w:hanging="500"/>
+      </w:pPr>
+      <w:r>
+        <w:rPr>
+          <w:sz w:val="19"/>
+          <w:szCs w:val="19"/>
+        </w:rPr>
+        <w:t xml:space="preserve">[19]	</w:t>
+      </w:r>
+      <w:r>
+        <w:rPr>
+          <w:sz w:val="19"/>
+          <w:szCs w:val="19"/>
+        </w:rPr>
         <w:t xml:space="preserve">Mukund Sundararajan, Ankur Taly, Qiqi Yan. Axiomatic Attribution for Deep Networks. International Conference on Machine Learning (ICML). 2017.</w:t>
       </w:r>
     </w:p>
@@ -15792,7 +17110,7 @@
           <w:sz w:val="19"/>
           <w:szCs w:val="19"/>
         </w:rPr>
-        <w:t xml:space="preserve">Table 8. </w:t>
+        <w:t xml:space="preserve">Table 9. </w:t>
       </w:r>
       <w:r>
         <w:rPr>
@@ -16539,7 +17857,7 @@
           <w:sz w:val="19"/>
           <w:szCs w:val="19"/>
         </w:rPr>
-        <w:t xml:space="preserve">Table 9. </w:t>
+        <w:t xml:space="preserve">Table 10. </w:t>
       </w:r>
       <w:r>
         <w:rPr>
@@ -17620,7 +18938,7 @@
           <w:sz w:val="19"/>
           <w:szCs w:val="19"/>
         </w:rPr>
-        <w:t xml:space="preserve">Table 10. </w:t>
+        <w:t xml:space="preserve">Table 11. </w:t>
       </w:r>
       <w:r>
         <w:rPr>
@@ -19281,10 +20599,31 @@
         <w:t xml:space="preserve">Code, prompts, frozen configurations, Colab notebooks, leaderboards and per-question answers for the main results are in the project repository, together with a summary of every follow-up run. Some dev follow-ups in Appendix Table </w:t>
       </w:r>
       <w:r>
-        <w:t xml:space="preserve">10</w:t>
-      </w:r>
-      <w:r>
-        <w:t xml:space="preserve"> (the other LVLMs, anomaly detectors, cross-model re-check and part-evidence and alignment probes) ran from frozen source bundles; their code is archived rather than in the repository. Raw per-call logs (prompts, outputs, latencies) and all of this archived code are kept with SHA-256 hashes and available on request. Runs record the model ID, backend, benchmark commit, protocol and status; the later runs (agent, matched-call, MiniCPM re-run) also record the GPU. Notebooks verify the exact code revision before inference and resume from checkpoints saved every 20 calls.</w:t>
+        <w:t xml:space="preserve">11</w:t>
+      </w:r>
+      <w:r>
+        <w:t xml:space="preserve"> (the other LVLMs, anomaly detectors, cross-model re-check and part-evidence and alignment probes) ran from frozen source bundles; their code is archived rather than in the repository. Raw per-call logs (prompts, outputs, latencies) and all of this archived code are kept with SHA-256 hashes and available on request. Runs record the model ID, backend, benchmark commit, protocol and status; the later runs (agent, matched-call, MiniCPM re-run) also record the GPU. Notebooks verify the exact code revision before inference and resume from checkpoints saved every 20 calls. InsPLAD images are used under the dataset's CC BY-NC 3.0 license; Figures </w:t>
+      </w:r>
+      <w:r>
+        <w:t xml:space="preserve">1</w:t>
+      </w:r>
+      <w:r>
+        <w:t xml:space="preserve">–</w:t>
+      </w:r>
+      <w:r>
+        <w:t xml:space="preserve">4</w:t>
+      </w:r>
+      <w:r>
+        <w:t xml:space="preserve"> are generated by </w:t>
+      </w:r>
+      <w:r>
+        <w:rPr>
+          <w:rFonts w:ascii="Consolas" w:eastAsia="Malgun Gothic" w:hAnsi="Consolas"/>
+        </w:rPr>
+        <w:t xml:space="preserve">make_figures.py</w:t>
+      </w:r>
+      <w:r>
+        <w:t xml:space="preserve"> from the released result files.</w:t>
       </w:r>
     </w:p>
     <w:sectPr>

--- a/reports/paper_draft_2026-10-23/InsPLAD_QA_paper_en.docx
+++ b/reports/paper_draft_2026-10-23/InsPLAD_QA_paper_en.docx
@@ -80,7 +80,7 @@
         <w:jc w:val="both"/>
       </w:pPr>
       <w:r>
-        <w:t xml:space="preserve">Large vision-language models (LVLMs) are increasingly proposed as zero-shot inspectors, but power-line inspection has no benchmark that tests whether they detect a defect, name it, and stay consistent across these questions. We build </w:t>
+        <w:t xml:space="preserve">Large vision-language models (LVLMs) are increasingly proposed as zero-shot inspectors, yet no power-line inspection benchmark tests whether they detect a defect, name it, and answer consistently. We build </w:t>
       </w:r>
       <w:r>
         <w:rPr>
@@ -90,55 +90,25 @@
         <w:t xml:space="preserve">InsPLAD-QA</w:t>
       </w:r>
       <w:r>
-        <w:t xml:space="preserve">, an MMAD-style question-answering benchmark on the public InsPLAD UAV dataset. We align its anomaly-detection and fault-classification releases by exact image hashes and manually review a frozen gold set of 246 images and 534 questions. Under one prompt, output schema and evaluator, we compare four open LVLMs from different model lines and one API pipeline. All five are tested image-only; the four open models are also tested with a normal reference, a defect reference, both, and 20 vision-expert cues. A normal reference raises anomaly-detection F1 for every open model, although MiniCPM-V-4.5 gets there by flagging most normal images (balanced accuracy .656 </w:t>
+        <w:t xml:space="preserve">, an MMAD-style question-answering benchmark on the public InsPLAD UAV dataset. We align its two releases by exact image hashes and freeze a manually reviewed gold set of 246 images and 534 questions. Four open LVLMs and one API pipeline share one prompt, output schema and evaluator; the open models are also tested with a normal reference, a defect reference, both, and 20 vision-expert cues. A normal reference raises anomaly-detection F1 for every open model, although MiniCPM-V-4.5's balanced accuracy falls (.656 </w:t>
       </w:r>
       <w:r>
         <w:t xml:space="preserve">→</w:t>
       </w:r>
       <w:r>
-        <w:t xml:space="preserve"> .587). Expert cues mostly raise defect-type F1 but lower anomaly-detection F1, and no cue improves both for every model. We then evaluate a question-independent verification agent that was chosen on a disjoint development set and run once on gold. It raises defect-type macro-F1 from .522 to .640 (</w:t>
-      </w:r>
-      <w:r>
-        <w:t xml:space="preserve">+.118</w:t>
-      </w:r>
-      <w:r>
-        <w:t xml:space="preserve">, paired 95% CI </w:t>
+        <w:t xml:space="preserve"> .587) because it flags most normal images. Expert cues mostly raise defect-type F1 and lower anomaly-detection F1. A question-independent verification agent, chosen on a disjoint development set and run once on gold, raises defect-type macro-F1 from .522 to .640 (paired 95% CI of the gain </w:t>
       </w:r>
       <w:r>
         <w:t xml:space="preserve">[+.043,+.199]</w:t>
       </w:r>
       <w:r>
-        <w:t xml:space="preserve">) and region-presence balanced accuracy from .551 to .828 (</w:t>
-      </w:r>
-      <w:r>
-        <w:t xml:space="preserve">+.277</w:t>
-      </w:r>
-      <w:r>
-        <w:t xml:space="preserve">, </w:t>
-      </w:r>
-      <w:r>
-        <w:t xml:space="preserve">[+.222,+.328]</w:t>
-      </w:r>
-      <w:r>
-        <w:t xml:space="preserve">). Normal false alarms fall from 93/107 to 16/107. A control that re-asks with the same number of calls but without the agent's definitions and staging falls well short (</w:t>
-      </w:r>
-      <w:r>
-        <w:t xml:space="preserve">−.164</w:t>
-      </w:r>
-      <w:r>
-        <w:t xml:space="preserve"> Q2 macro-F1 and </w:t>
-      </w:r>
-      <w:r>
-        <w:t xml:space="preserve">−.203</w:t>
-      </w:r>
-      <w:r>
-        <w:t xml:space="preserve"> presence BAcc versus the agent, CIs exclude zero), so the gain is not explained by extra calls. The same agent, however, misses more defects (4/139 </w:t>
+        <w:t xml:space="preserve">) and region-presence balanced accuracy from .551 to .828, and cuts normal false alarms from 93/107 to 16/107. An equal-call re-ask without the agent's definitions and staging trails it by .164 macro-F1 and .203 presence BAcc (both CIs exclude zero), so extra calls do not explain the gain. The agent also misses more defects (4/139 </w:t>
       </w:r>
       <w:r>
         <w:t xml:space="preserve">→</w:t>
       </w:r>
       <w:r>
-        <w:t xml:space="preserve"> 27/139). For missing insulator caps it reports a defect region in only 9 of 27 images (direct question: 23) and names the defect in 5 of 27 (direct: 7); a revised variant names it in only 2. Follow-up attempts with higher resolution, other LVLMs, anomaly detectors and part-evidence tools did not reliably recover these defects. The LVLM did not report them even when shown a crop of the annotated location; only an asset-specific supervised classifier detected them. We release the benchmark, code and per-question model answers, and argue that inspection benchmarks must report false alarms and misses separately rather than a single accuracy. </w:t>
+        <w:t xml:space="preserve"> 27/139), mostly missing insulator caps: it reports a defect region on 9 of 27 (direct question: 23) and names the defect on 5 (direct: 7). Higher resolution, other LVLMs, anomaly detectors and part-evidence tools did not reliably recover these defects, and the LVLM missed them even on crops of the annotated location; only an asset-specific supervised classifier found them. We release the benchmark, code and per-question answers, and recommend that inspection benchmarks report false alarms and misses separately. </w:t>
       </w:r>
     </w:p>
     <w:p>
@@ -260,13 +230,13 @@
         <w:jc w:val="both"/>
       </w:pPr>
       <w:r>
-        <w:t xml:space="preserve">A question-independent verification agent evaluated once on gold after selection on a disjoint development set. Its gains in defect typing and region presence come with a measured increase in missed defects, which we report as a trade-off rather than a net improvement (Section </w:t>
+        <w:t xml:space="preserve">A question-independent verification agent, selected on a disjoint development set and evaluated once on gold. It improves defect typing and region presence and also misses more defects, and we report both (Section </w:t>
       </w:r>
       <w:r>
         <w:t xml:space="preserve">5</w:t>
       </w:r>
       <w:r>
-        <w:t xml:space="preserve">). A matched-call control shows that the gain is not explained by the extra calls. Re-asking with the same number of calls but without definitions or staging does not reproduce it, and re-asking alone shifts answers towards “normal”.</w:t>
+        <w:t xml:space="preserve">). A matched-call control, which re-asks with the same number of calls but without definitions or staging, does not reproduce the gain and shifts answers towards “normal”.</w:t>
       </w:r>
     </w:p>
     <w:p>
@@ -473,7 +443,7 @@
       <w:r>
         <w:drawing>
           <wp:inline distT="0" distB="0" distL="0" distR="0">
-            <wp:extent cx="5905500" cy="2276475"/>
+            <wp:extent cx="5905500" cy="2486025"/>
             <wp:effectExtent t="0" r="0" b="0" l="0"/>
             <wp:docPr id="1" name=""/>
             <wp:cNvGraphicFramePr>
@@ -498,7 +468,7 @@
                   <pic:spPr bwMode="auto">
                     <a:xfrm>
                       <a:off x="0" y="0"/>
-                      <a:ext cx="5905500" cy="2276475"/>
+                      <a:ext cx="5905500" cy="2486025"/>
                     </a:xfrm>
                     <a:prstGeom prst="rect">
                       <a:avLst/>
@@ -530,7 +500,7 @@
           <w:sz w:val="19"/>
           <w:szCs w:val="19"/>
         </w:rPr>
-        <w:t xml:space="preserve">Benchmark construction (top) and evaluation (bottom). The verification agent is designed on the dev set and run once on the frozen gold set.</w:t>
+        <w:t xml:space="preserve">How the benchmark is built and used. Top: the frozen gold set and the baseline comparison. Bottom: the dev set, on which the verification agent is designed before its single gold run.</w:t>
       </w:r>
     </w:p>
     <w:p>
@@ -737,7 +707,7 @@
       <w:r>
         <w:drawing>
           <wp:inline distT="0" distB="0" distL="0" distR="0">
-            <wp:extent cx="5905500" cy="2447925"/>
+            <wp:extent cx="5905500" cy="2886075"/>
             <wp:effectExtent t="0" r="0" b="0" l="0"/>
             <wp:docPr id="2" name=""/>
             <wp:cNvGraphicFramePr>
@@ -762,7 +732,7 @@
                   <pic:spPr bwMode="auto">
                     <a:xfrm>
                       <a:off x="0" y="0"/>
-                      <a:ext cx="5905500" cy="2447925"/>
+                      <a:ext cx="5905500" cy="2886075"/>
                     </a:xfrm>
                     <a:prstGeom prst="rect">
                       <a:avLst/>
@@ -2489,7 +2459,16 @@
         <w:t xml:space="preserve">[18]</w:t>
       </w:r>
       <w:r>
-        <w:t xml:space="preserve">. Three of the four use Qwen-series language backbones, so they are not fully independent. We also include a two-stage API pipeline (Luxia document vision followed by a 32B language model). All open models run unquantized with greedy decoding, using Transformers 5.14.0 as pinned in the Colab notebooks, on a GPU with at least 20 GB of memory. The notebooks allow an L4 or an A100; the agent, matched-call and MiniCPM re-runs record an NVIDIA L4 (22 GB). MiniCPM-V-4.5's chat interface samples by default (temperature 0.7), and we found this only after its first gold runs. We therefore re-ran its image-only and three reference conditions greedily with unchanged prompts, images and references (2,136 calls, 0 errors, 0 invalid outputs). Its rows in Tables </w:t>
+        <w:t xml:space="preserve">. Three of the four use Qwen-series language backbones, so they are not fully independent. We also include a two-stage API pipeline (Luxia document vision followed by a 32B language model). All open models run unquantized with greedy decoding, using Transformers 5.14.0 as pinned in the Colab notebooks, on a GPU with at least 20 GB of memory. The notebooks allow an L4 or an A100; the agent, matched-call and MiniCPM re-runs record an NVIDIA L4 (22 GB).</w:t>
+      </w:r>
+    </w:p>
+    <w:p>
+      <w:pPr>
+        <w:spacing w:after="120" w:line="276"/>
+        <w:jc w:val="both"/>
+      </w:pPr>
+      <w:r>
+        <w:t xml:space="preserve">MiniCPM-V-4.5's chat interface samples by default (temperature 0.7), which we noticed only after its first gold runs. We therefore re-ran its image-only and three reference conditions greedily with unchanged prompts, images and references (2,136 calls, 0 errors, 0 invalid outputs). Its rows in Tables </w:t>
       </w:r>
       <w:r>
         <w:t xml:space="preserve">2</w:t>
@@ -2513,7 +2492,16 @@
         <w:t xml:space="preserve">10</w:t>
       </w:r>
       <w:r>
-        <w:t xml:space="preserve">). All agent experiments are greedy. InternVL uses a fixed total budget of six visual tiles per sample, divided among the images (each multi-tile image also gets a thumbnail). Adding one reference halves the target's tiles, and adding two leaves it a third. We treat this as a fixed visual-token budget rather than a free resolution increase.</w:t>
+        <w:t xml:space="preserve">). All agent experiments are greedy.</w:t>
+      </w:r>
+    </w:p>
+    <w:p>
+      <w:pPr>
+        <w:spacing w:after="120" w:line="276"/>
+        <w:jc w:val="both"/>
+      </w:pPr>
+      <w:r>
+        <w:t xml:space="preserve">InternVL uses a fixed total budget of six visual tiles per sample, divided among the images (each multi-tile image also gets a thumbnail). Adding one reference halves the target's tiles, and adding two leaves it a third, so a reference adds context at the cost of target resolution.</w:t>
       </w:r>
     </w:p>
     <w:p>
@@ -4578,7 +4566,16 @@
         <w:t xml:space="preserve">[+.430,+.634]</w:t>
       </w:r>
       <w:r>
-        <w:t xml:space="preserve">). A higher Q1 score therefore does not imply better fault understanding. With a defect reference, three of the four models detect almost no defect (Q1 F1 </w:t>
+        <w:t xml:space="preserve">). A higher Q1 score therefore does not imply better fault understanding.</w:t>
+      </w:r>
+    </w:p>
+    <w:p>
+      <w:pPr>
+        <w:spacing w:after="120" w:line="276"/>
+        <w:jc w:val="both"/>
+      </w:pPr>
+      <w:r>
+        <w:t xml:space="preserve">With a defect reference, three of the four models detect almost no defect (Q1 F1 </w:t>
       </w:r>
       <w:r>
         <w:t xml:space="preserve">≤</w:t>
@@ -4590,13 +4587,22 @@
         <w:t xml:space="preserve">3</w:t>
       </w:r>
       <w:r>
-        <w:t xml:space="preserve">), and 14 references are even cropped from the same photograph as their target. The obvious explanation, that a model answers “normal” when the specific defect shown is absent from the target, therefore does not fit. MiniCPM-V-4.5's per-question answers show the opposite (Table </w:t>
+        <w:t xml:space="preserve">), and 14 references are even cropped from the same photograph as their target. The simple explanation, that a model answers “normal” because the defect shown is absent from the target, therefore does not fit. MiniCPM-V-4.5's per-question answers show the opposite (Table </w:t>
       </w:r>
       <w:r>
         <w:t xml:space="preserve">4</w:t>
       </w:r>
       <w:r>
-        <w:t xml:space="preserve">): it called 105 of the 106 targets whose reference shows their own defect type normal, including all 27 missing caps. Adding the normal reference restores detection (63 of 106). We read this as a role confusion: a single reference image is taken as the normal standard, as in the usual one-shot setting, so a target that resembles it is judged normal despite the prompt's label. Per-question answers for this condition are available only for MiniCPM-V-4.5, and we did not test the role hypothesis directly (for example by relabelling the same reference), so it remains a hypothesis. Vision-expert cues trade one question against the other. Averaged over the 20 configurations, they lower Q1 F1 for InternVL (.597</w:t>
+        <w:t xml:space="preserve">): it called 105 of the 106 targets whose reference shows their own defect type normal, including all 27 missing caps. Adding the normal reference restores detection (63 of 106). We read this as a role confusion: a single reference image is taken as the normal standard, as in the usual one-shot setting, so a target that resembles it is judged normal despite the prompt's label. Per-question answers for this condition are available only for MiniCPM-V-4.5, and we did not test the role hypothesis directly (for example by relabelling the same reference), so it remains a hypothesis.</w:t>
+      </w:r>
+    </w:p>
+    <w:p>
+      <w:pPr>
+        <w:spacing w:after="120" w:line="276"/>
+        <w:jc w:val="both"/>
+      </w:pPr>
+      <w:r>
+        <w:t xml:space="preserve">Vision-expert cues trade one question against the other. Averaged over the 20 configurations, they lower Q1 F1 for InternVL (.597</w:t>
       </w:r>
       <w:r>
         <w:t xml:space="preserve">→</w:t>
@@ -10266,7 +10272,7 @@
       <w:r>
         <w:drawing>
           <wp:inline distT="0" distB="0" distL="0" distR="0">
-            <wp:extent cx="5905500" cy="1895475"/>
+            <wp:extent cx="5905500" cy="2038350"/>
             <wp:effectExtent t="0" r="0" b="0" l="0"/>
             <wp:docPr id="3" name=""/>
             <wp:cNvGraphicFramePr>
@@ -10291,7 +10297,7 @@
                   <pic:spPr bwMode="auto">
                     <a:xfrm>
                       <a:off x="0" y="0"/>
-                      <a:ext cx="5905500" cy="1895475"/>
+                      <a:ext cx="5905500" cy="2038350"/>
                     </a:xfrm>
                     <a:prstGeom prst="rect">
                       <a:avLst/>
@@ -10467,7 +10473,7 @@
       <w:r>
         <w:drawing>
           <wp:inline distT="0" distB="0" distL="0" distR="0">
-            <wp:extent cx="5905500" cy="2533650"/>
+            <wp:extent cx="5905500" cy="2486025"/>
             <wp:effectExtent t="0" r="0" b="0" l="0"/>
             <wp:docPr id="4" name=""/>
             <wp:cNvGraphicFramePr>
@@ -10492,7 +10498,7 @@
                   <pic:spPr bwMode="auto">
                     <a:xfrm>
                       <a:off x="0" y="0"/>
-                      <a:ext cx="5905500" cy="2533650"/>
+                      <a:ext cx="5905500" cy="2486025"/>
                     </a:xfrm>
                     <a:prstGeom prst="rect">
                       <a:avLst/>
@@ -10643,7 +10649,7 @@
         <w:jc w:val="both"/>
       </w:pPr>
       <w:r>
-        <w:t xml:space="preserve">The gain is not free. Defective images judged defect-free rise from 4/139 to 27/139, and the CI of this false-none increase excludes zero (</w:t>
+        <w:t xml:space="preserve">The agent also misses more defects. Defective images judged defect-free rise from 4/139 to 27/139, and the CI of this false-none increase excludes zero (</w:t>
       </w:r>
       <w:r>
         <w:t xml:space="preserve">+.165</w:t>
@@ -16296,7 +16302,7 @@
         <w:t xml:space="preserve">8</w:t>
       </w:r>
       <w:r>
-        <w:t xml:space="preserve">). The gain is therefore not explained by additional calls; it needs what the agent adds, namely option definitions for Q2 and presence-then-position staging for Q3. Because the control removes both at once, it does not separate the information in the definitions from the effect of the staging.</w:t>
+        <w:t xml:space="preserve">). Additional calls therefore do not explain the gain; it depends on what the agent adds, namely option definitions for Q2 and presence-then-position staging for Q3. The control removes both at once, so it cannot separate the information in the definitions from the effect of the staging.</w:t>
       </w:r>
     </w:p>
     <w:p>
@@ -16377,7 +16383,7 @@
         <w:t xml:space="preserve">[+.079,+.201]</w:t>
       </w:r>
       <w:r>
-        <w:t xml:space="preserve">). Missing caps account for most of this gap: the re-ask still reports a region on 20 of 27 of them, the staged agent on 9. Asking again therefore already makes the model somewhat more conservative. The agent's additions turn that shift into a large net gain while also enlarging the miss rate.</w:t>
+        <w:t xml:space="preserve">). Missing caps account for most of this gap: the re-ask still reports a region on 20 of 27 of them, the staged agent on 9. Asking again already makes the model somewhat more conservative, and the agent's additions turn that shift into a large net gain while enlarging the miss rate.</w:t>
       </w:r>
     </w:p>
     <w:p>
@@ -16530,7 +16536,7 @@
         <w:jc w:val="both"/>
       </w:pPr>
       <w:r>
-        <w:t xml:space="preserve">In summary, training-free changes to input, wording, model or added tools did not make the 8B LVLM register missing caps, even with the region cropped for it. Explicit evidence from a supervised classifier did change its answers. We read this as a perception limit for this defect type. Prompts and routing still modulate it, however: on gold the agent's own definitions and staging lowered missing-cap answers. We therefore do not claim that they play no role.</w:t>
+        <w:t xml:space="preserve">In summary, training-free changes to input, wording, model or added tools did not make the 8B LVLM register missing caps, even with the region cropped for it. Explicit evidence from a supervised classifier did change its answers. We read this as a perception limit for this defect type, which prompts and routing still modulate: on gold, the agent's own definitions and staging lowered missing-cap answers.</w:t>
       </w:r>
     </w:p>
     <w:p>
@@ -16555,7 +16561,7 @@
           <w:b/>
           <w:bCs/>
         </w:rPr>
-        <w:t xml:space="preserve">A trade-off, not a free gain. </w:t>
+        <w:t xml:space="preserve">Fewer false alarms, more misses. </w:t>
       </w:r>
       <w:r>
         <w:t xml:space="preserve">The verification agent makes the model more conservative. The matched-call control shows that part of this conservatism comes simply from asking again </w:t>
@@ -16580,7 +16586,7 @@
         <w:t xml:space="preserve">What we propose. </w:t>
       </w:r>
       <w:r>
-        <w:t xml:space="preserve">The problem is not the false alarms the agent removes but the defects it hides. On gold the staged Q3 turned 24 defects that the direct question had flagged into “no region”, 15 of them missing caps, and a missing component can lead to a line failure while a false alarm costs a second look. We therefore do not recommend using the agent's “no defect” as a final decision. Our data suggest three directions.</w:t>
+        <w:t xml:space="preserve">The risk lies in the defects the agent hides. On gold the staged Q3 turned 24 defects that the direct question had flagged into “no region”, 15 of them missing caps, and a missing component can lead to a line failure while a false alarm costs a second look. We therefore do not recommend using the agent's “no defect” as a final decision. Our data suggest three directions.</w:t>
       </w:r>
     </w:p>
     <w:p>
@@ -16601,7 +16607,7 @@
         <w:t xml:space="preserve">Disagreement as a triage signal.</w:t>
       </w:r>
       <w:r>
-        <w:t xml:space="preserve"> The direct and staged Q3 disagree on 102 of the 246 images (41%). If a human reviews only these and is right, misses fall from 27 to 3 (all missing caps) and 16 false alarms remain. This is a post-hoc illustration on gold, not a tuned policy. Simply taking the union of the two answers is no alternative: it restores the direct question's 93 normal false alarms.</w:t>
+        <w:t xml:space="preserve"> The direct and staged Q3 disagree on 102 of the 246 images (41%). If a human reviews only these and is right, misses fall from 27 to 3 (all missing caps) and 16 false alarms remain. We computed this post hoc on gold to illustrate the idea and did not tune a review rule. Taking the union of the two answers does not help: it restores the direct question's 93 normal false alarms.</w:t>
       </w:r>
     </w:p>
     <w:p>
@@ -16628,7 +16634,7 @@
         <w:t xml:space="preserve">6</w:t>
       </w:r>
       <w:r>
-        <w:t xml:space="preserve">). A hybrid in which a small supervised detector can veto “normal” for high-risk classes gives up the training-free premise in exchange for safety.</w:t>
+        <w:t xml:space="preserve">). A hybrid in which a small supervised detector can veto “normal” for high-risk classes trades the training-free premise for safety.</w:t>
       </w:r>
     </w:p>
     <w:p>
@@ -16695,7 +16701,7 @@
         <w:jc w:val="both"/>
       </w:pPr>
       <w:r>
-        <w:t xml:space="preserve">InsPLAD-QA provides a hash-aligned, manually reviewed benchmark for LVLM power-line inspection with a shared prompt, schema and evaluator. Normal references raise anomaly-detection F1, though for MiniCPM-V-4.5 balanced accuracy falls, and their effect on coherence is mixed. Anomaly-detector cues trade anomaly detection for defect typing. A question-independent verification agent improves defect typing and region presence, while trading false alarms for misses. An equal-call re-ask does not reproduce this gain, so it comes from what the agent adds rather than from extra calls. Missing components were not reliably recovered by the training-free interventions we tried, even with crops of the annotated location.</w:t>
+        <w:t xml:space="preserve">InsPLAD-QA provides a hash-aligned, manually reviewed benchmark for LVLM power-line inspection with a shared prompt, schema and evaluator. Normal references raise anomaly-detection F1, though for MiniCPM-V-4.5 balanced accuracy falls, and their effect on coherence is mixed. Anomaly-detector cues trade anomaly detection for defect typing. A question-independent verification agent improves defect typing and region presence and trades false alarms for misses. An equal-call re-ask does not reproduce the gain, which therefore comes from the agent's definitions and staging. None of the training-free interventions we tried reliably recovered missing components, even with crops of the annotated location.</w:t>
       </w:r>
     </w:p>
     <w:p>

--- a/reports/paper_draft_2026-10-23/InsPLAD_QA_paper_en.docx
+++ b/reports/paper_draft_2026-10-23/InsPLAD_QA_paper_en.docx
@@ -14,7 +14,7 @@
           <w:sz w:val="32"/>
           <w:szCs w:val="32"/>
         </w:rPr>
-        <w:t xml:space="preserve">Fewer False Alarms, More Missed Defects:</w:t>
+        <w:t xml:space="preserve">InsPLAD-QA: Benchmarking Vision-Language Models</w:t>
       </w:r>
     </w:p>
     <w:p>
@@ -29,22 +29,7 @@
           <w:sz w:val="32"/>
           <w:szCs w:val="32"/>
         </w:rPr>
-        <w:t xml:space="preserve">Benchmarking Vision-Language Models and Verification Agents</w:t>
-      </w:r>
-    </w:p>
-    <w:p>
-      <w:pPr>
-        <w:spacing w:after="60"/>
-        <w:jc w:val="center"/>
-      </w:pPr>
-      <w:r>
-        <w:rPr>
-          <w:b/>
-          <w:bCs/>
-          <w:sz w:val="32"/>
-          <w:szCs w:val="32"/>
-        </w:rPr>
-        <w:t xml:space="preserve">for Power-Line Inspection on InsPLAD</w:t>
+        <w:t xml:space="preserve">and a Verification Agent for Power-Line Inspection</w:t>
       </w:r>
     </w:p>
     <w:p>
@@ -90,25 +75,19 @@
         <w:t xml:space="preserve">InsPLAD-QA</w:t>
       </w:r>
       <w:r>
-        <w:t xml:space="preserve">, an MMAD-style question-answering benchmark on the public InsPLAD UAV dataset. We align its two releases by exact image hashes and freeze a manually reviewed gold set of 246 images and 534 questions. Four open LVLMs and one API pipeline share one prompt, output schema and evaluator; the open models are also tested with a normal reference, a defect reference, both, and 20 vision-expert cues. A normal reference raises anomaly-detection F1 for every open model, although MiniCPM-V-4.5's balanced accuracy falls (.656 </w:t>
+        <w:t xml:space="preserve">, an MMAD-style question-answering benchmark on the public InsPLAD UAV dataset. We align its two releases by exact image hashes and freeze a manually reviewed gold set of 246 images and 534 questions. Four open LVLMs and one API pipeline share one prompt, output schema and evaluator; the open models are also tested with a normal reference, a defect reference, both, and 20 vision-expert cues. A normal reference raises anomaly-detection F1 for every open model, but balanced accuracy rises clearly for only two of them, and MiniCPM-V-4.5's falls (.656 </w:t>
       </w:r>
       <w:r>
         <w:t xml:space="preserve">→</w:t>
       </w:r>
       <w:r>
-        <w:t xml:space="preserve"> .587) because it flags most normal images. Expert cues mostly raise defect-type F1 and lower anomaly-detection F1. A question-independent verification agent, chosen on a disjoint development set and run once on gold, raises defect-type macro-F1 from .522 to .640 (paired 95% CI of the gain </w:t>
+        <w:t xml:space="preserve"> .587) because it flags most normal images. Expert cues mostly raise defect-type F1 and lower anomaly-detection F1. A question-independent verification agent, chosen on a disjoint development set and run once on gold, raises the macro-F1 of the four-way type question, which includes “normal”, from .522 to .640 (paired 95% CI of the gain </w:t>
       </w:r>
       <w:r>
         <w:t xml:space="preserve">[+.043,+.199]</w:t>
       </w:r>
       <w:r>
-        <w:t xml:space="preserve">) and region-presence balanced accuracy from .551 to .828, and cuts normal false alarms from 93/107 to 16/107. An equal-call re-ask without the agent's definitions and staging trails it by .164 macro-F1 and .203 presence BAcc (both CIs exclude zero), so extra calls do not explain the gain. The agent also misses more defects (4/139 </w:t>
-      </w:r>
-      <w:r>
-        <w:t xml:space="preserve">→</w:t>
-      </w:r>
-      <w:r>
-        <w:t xml:space="preserve"> 27/139), mostly missing insulator caps: it reports a defect region on 9 of 27 (direct question: 23) and names the defect on 5 (direct: 7). Higher resolution, other LVLMs, anomaly detectors and part-evidence tools did not reliably recover these defects, and the LVLM missed them even on crops of the annotated location; only an asset-specific supervised classifier found them. We release the benchmark, code and per-question answers, and recommend that inspection benchmarks report false alarms and misses separately. </w:t>
+        <w:t xml:space="preserve">). Of its 27 additional correct answers, 23 are on normal images; on the 139 defective images correct types rise only from 93 to 97. The agent's staged region question cuts false regions on normal images from 93/107 to 16/107 and misses 27/139 defects instead of 4/139, but the direct region question it is compared with reports a region on almost every image. Against the model's own binary question (17 false alarms, 40 misses) the staged answer is better on both counts, and it locates defects no better than a constant “center” answer. An equal-call re-ask without the agent's definitions and staging trails it by .164 macro-F1 and .203 presence BAcc (both CIs exclude zero), so extra calls do not explain the gain. Missing insulator caps are the main failure: the binary question flags 3 of 27 and the staged region question 9. On development data, higher resolution, other LVLMs, anomaly detectors and part-evidence tools did not reliably recover them, and InternVL3.5-8B did not report them on crops of the annotated location. An asset-specific supervised classifier detected all 25 development missing caps, although these images may share capture dates with its training data. We release the benchmark, code and per-question answers, and recommend that inspection benchmarks report false alarms and misses separately and compare each answer with constant baselines. </w:t>
       </w:r>
     </w:p>
     <w:p>
@@ -230,7 +209,7 @@
         <w:jc w:val="both"/>
       </w:pPr>
       <w:r>
-        <w:t xml:space="preserve">A question-independent verification agent, selected on a disjoint development set and evaluated once on gold. It improves defect typing and region presence and also misses more defects, and we report both (Section </w:t>
+        <w:t xml:space="preserve">A question-independent verification agent, selected on a disjoint development set and evaluated once on gold. It improves the four-way type answer, although 23 of its 27 additional correct answers are on normal images, and its staged region-presence answer has fewer false alarms and fewer misses than the model's own binary answer. It does not locate defects better (Section </w:t>
       </w:r>
       <w:r>
         <w:t xml:space="preserve">5</w:t>
@@ -250,7 +229,7 @@
         <w:jc w:val="both"/>
       </w:pPr>
       <w:r>
-        <w:t xml:space="preserve">An analysis of missing-component defects. Training-free interventions did not reliably recover them, and the LVLM did not report them even when shown a crop of the annotated location (Section </w:t>
+        <w:t xml:space="preserve">An analysis of missing-component defects, which no question detects reliably. On development data, training-free interventions did not recover them, and InternVL3.5-8B did not report them even when shown a crop of the annotated location (Section </w:t>
       </w:r>
       <w:r>
         <w:t xml:space="preserve">6</w:t>
@@ -2366,7 +2345,7 @@
         <w:jc w:val="both"/>
       </w:pPr>
       <w:r>
-        <w:t xml:space="preserve">For Q1 we report accuracy and F1; balanced accuracy (BAcc), precision, recall and TP/FP/TN/FN are in the released result files. For Q2 we report accuracy and macro-F1 over the classes present, and the agent tables also report defect BAcc (mean recall over the classes present). Invalid outputs count as wrong. For Q1, an invalid answer on a defective image is a false negative. On a normal image it is kept separate from false positives, so it lowers specificity but not precision. </w:t>
+        <w:t xml:space="preserve">For Q1 we report accuracy and F1; balanced accuracy (BAcc), precision, recall and TP/FP/TN/FN are in the released result files. For Q2 we report accuracy and macro-F1 over the classes present, and the agent tables also report Q2 BAcc (mean recall over the classes present). Q2 has four options including “normal”, so these scores also reward correct “normal” answers on normal images; the agent tables therefore add the number of defective images typed correctly. Invalid outputs count as wrong. For Q1, an invalid answer on a defective image is a false negative. On a normal image it is kept separate from false positives, so it lowers specificity but not precision. </w:t>
       </w:r>
       <w:r>
         <w:rPr>
@@ -2528,7 +2507,7 @@
         <w:t xml:space="preserve">2</w:t>
       </w:r>
       <w:r>
-        <w:t xml:space="preserve"> shows that image-only Q1 F1 ranges from .555 to .718 and Q2 macro-F1 from .360 to .505. The original four-option Q3 is not informative. Its answers are only “no region” (22) or “center” (20), so a constant “no region” answer already scores .524. The best models (.667) beat it by just 6 of 42 questions. We therefore treat Q3 as auxiliary and later replace it with a presence-scored nine-region question.</w:t>
+        <w:t xml:space="preserve"> shows that image-only Q1 F1 ranges from .555 to .718 and Q2 macro-F1 from .360 to .505. The original four-option Q3 is not informative. Its answers are only “no region” (22) or “center” (20), so a constant “no region” answer already scores .524. The best models (.667) beat it by just 6 of 42 questions. We therefore treat Q3 as auxiliary and later replace it with a nine-region question scored for presence and, where a location box exists, for position.</w:t>
       </w:r>
     </w:p>
     <w:p>
@@ -4518,7 +4497,25 @@
         <w:jc w:val="both"/>
       </w:pPr>
       <w:r>
-        <w:t xml:space="preserve">A normal reference raises Q1 F1 for all four open models, for example InternVL from .597 to .794. For MiniCPM, F1 overstates the gain: it now flags 86 of 107 normal images instead of 22 (recall .518 </w:t>
+        <w:t xml:space="preserve">A normal reference raises Q1 F1 for all four open models, for example InternVL from .597 to .794. Balanced accuracy, which weighs normal and defective images equally, rises clearly only for InternVL (.663 </w:t>
+      </w:r>
+      <w:r>
+        <w:t xml:space="preserve">→</w:t>
+      </w:r>
+      <w:r>
+        <w:t xml:space="preserve"> .751) and Qwen (.579 </w:t>
+      </w:r>
+      <w:r>
+        <w:t xml:space="preserve">→</w:t>
+      </w:r>
+      <w:r>
+        <w:t xml:space="preserve"> .625); LLaVA barely moves (.600 </w:t>
+      </w:r>
+      <w:r>
+        <w:t xml:space="preserve">→</w:t>
+      </w:r>
+      <w:r>
+        <w:t xml:space="preserve"> .616). For MiniCPM, F1 overstates the gain: it now flags 86 of 107 normal images instead of 22 (recall .518 </w:t>
       </w:r>
       <w:r>
         <w:t xml:space="preserve">→</w:t>
@@ -4614,7 +4611,13 @@
         <w:t xml:space="preserve">→</w:t>
       </w:r>
       <w:r>
-        <w:t xml:space="preserve">.417, comparing its sampled runs) and raise Q2 macro-F1 by at most .04. Per configuration, 12 of the 20 raise Q2 for all four models (by up to </w:t>
+        <w:t xml:space="preserve">.417, comparing its sampled runs) and raise Q2 macro-F1 by at most .04. Q1 balanced accuracy falls for three of the four models (InternVL .663</w:t>
+      </w:r>
+      <w:r>
+        <w:t xml:space="preserve">→</w:t>
+      </w:r>
+      <w:r>
+        <w:t xml:space="preserve">.551) and stays at .60 for LLaVA. Per configuration, 12 of the 20 raise Q2 for all four models (by up to </w:t>
       </w:r>
       <w:r>
         <w:t xml:space="preserve">+.093</w:t>
@@ -4656,7 +4659,7 @@
           <w:sz w:val="19"/>
           <w:szCs w:val="19"/>
         </w:rPr>
-        <w:t xml:space="preserve"> 5 presentations. CE: consistency error; FDR: false defect rate on normal images. </w:t>
+        <w:t xml:space="preserve"> 5 presentations. Q1 BAcc: Q1 balanced accuracy (107 normal, 139 defective images). CE: consistency error; FDR: false defect rate on normal images. </w:t>
       </w:r>
       <w:r>
         <w:rPr>
@@ -4686,13 +4689,14 @@
         </w:tblBorders>
       </w:tblPr>
       <w:tblGrid>
-        <w:gridCol w:w="1974"/>
-        <w:gridCol w:w="4089"/>
-        <w:gridCol w:w="705"/>
-        <w:gridCol w:w="705"/>
-        <w:gridCol w:w="705"/>
-        <w:gridCol w:w="564"/>
-        <w:gridCol w:w="564"/>
+        <w:gridCol w:w="1784"/>
+        <w:gridCol w:w="3696"/>
+        <w:gridCol w:w="637"/>
+        <w:gridCol w:w="892"/>
+        <w:gridCol w:w="637"/>
+        <w:gridCol w:w="637"/>
+        <w:gridCol w:w="509"/>
+        <w:gridCol w:w="514"/>
       </w:tblGrid>
       <w:tr>
         <w:trPr>
@@ -4700,7 +4704,7 @@
         </w:trPr>
         <w:tc>
           <w:tcPr>
-            <w:tcW w:type="dxa" w:w="1974"/>
+            <w:tcW w:type="dxa" w:w="1784"/>
             <w:gridSpan w:val="1"/>
             <w:tcBorders>
               <w:top w:val="single" w:color="000000" w:sz="8"/>
@@ -4734,7 +4738,7 @@
         </w:tc>
         <w:tc>
           <w:tcPr>
-            <w:tcW w:type="dxa" w:w="4089"/>
+            <w:tcW w:type="dxa" w:w="3696"/>
             <w:gridSpan w:val="1"/>
             <w:tcBorders>
               <w:top w:val="single" w:color="000000" w:sz="8"/>
@@ -4768,7 +4772,7 @@
         </w:tc>
         <w:tc>
           <w:tcPr>
-            <w:tcW w:type="dxa" w:w="705"/>
+            <w:tcW w:type="dxa" w:w="637"/>
             <w:gridSpan w:val="1"/>
             <w:tcBorders>
               <w:top w:val="single" w:color="000000" w:sz="8"/>
@@ -4802,7 +4806,7 @@
         </w:tc>
         <w:tc>
           <w:tcPr>
-            <w:tcW w:type="dxa" w:w="705"/>
+            <w:tcW w:type="dxa" w:w="892"/>
             <w:gridSpan w:val="1"/>
             <w:tcBorders>
               <w:top w:val="single" w:color="000000" w:sz="8"/>
@@ -4830,13 +4834,13 @@
                 <w:sz w:val="17"/>
                 <w:szCs w:val="17"/>
               </w:rPr>
-              <w:t xml:space="preserve">Q2 F1</w:t>
-            </w:r>
-          </w:p>
-        </w:tc>
-        <w:tc>
-          <w:tcPr>
-            <w:tcW w:type="dxa" w:w="705"/>
+              <w:t xml:space="preserve">Q1 BAcc</w:t>
+            </w:r>
+          </w:p>
+        </w:tc>
+        <w:tc>
+          <w:tcPr>
+            <w:tcW w:type="dxa" w:w="637"/>
             <w:gridSpan w:val="1"/>
             <w:tcBorders>
               <w:top w:val="single" w:color="000000" w:sz="8"/>
@@ -4864,13 +4868,13 @@
                 <w:sz w:val="17"/>
                 <w:szCs w:val="17"/>
               </w:rPr>
-              <w:t xml:space="preserve">Joint</w:t>
-            </w:r>
-          </w:p>
-        </w:tc>
-        <w:tc>
-          <w:tcPr>
-            <w:tcW w:type="dxa" w:w="564"/>
+              <w:t xml:space="preserve">Q2 F1</w:t>
+            </w:r>
+          </w:p>
+        </w:tc>
+        <w:tc>
+          <w:tcPr>
+            <w:tcW w:type="dxa" w:w="637"/>
             <w:gridSpan w:val="1"/>
             <w:tcBorders>
               <w:top w:val="single" w:color="000000" w:sz="8"/>
@@ -4898,13 +4902,47 @@
                 <w:sz w:val="17"/>
                 <w:szCs w:val="17"/>
               </w:rPr>
+              <w:t xml:space="preserve">Joint</w:t>
+            </w:r>
+          </w:p>
+        </w:tc>
+        <w:tc>
+          <w:tcPr>
+            <w:tcW w:type="dxa" w:w="509"/>
+            <w:gridSpan w:val="1"/>
+            <w:tcBorders>
+              <w:top w:val="single" w:color="000000" w:sz="8"/>
+              <w:left w:val="none" w:color="FFFFFF" w:sz="0"/>
+              <w:bottom w:val="single" w:color="000000" w:sz="8"/>
+              <w:right w:val="none" w:color="FFFFFF" w:sz="0"/>
+            </w:tcBorders>
+            <w:shd w:fill="EDEDED" w:color="auto" w:val="clear"/>
+            <w:tcMar>
+              <w:top w:type="dxa" w:w="40"/>
+              <w:left w:type="dxa" w:w="80"/>
+              <w:bottom w:type="dxa" w:w="40"/>
+              <w:right w:type="dxa" w:w="80"/>
+            </w:tcMar>
+          </w:tcPr>
+          <w:p>
+            <w:pPr>
+              <w:spacing w:after="0" w:before="0"/>
+              <w:jc w:val="right"/>
+            </w:pPr>
+            <w:r>
+              <w:rPr>
+                <w:b/>
+                <w:bCs/>
+                <w:sz w:val="17"/>
+                <w:szCs w:val="17"/>
+              </w:rPr>
               <w:t xml:space="preserve">CE</w:t>
             </w:r>
           </w:p>
         </w:tc>
         <w:tc>
           <w:tcPr>
-            <w:tcW w:type="dxa" w:w="564"/>
+            <w:tcW w:type="dxa" w:w="514"/>
             <w:gridSpan w:val="1"/>
             <w:tcBorders>
               <w:top w:val="single" w:color="000000" w:sz="8"/>
@@ -4943,7 +4981,7 @@
         </w:trPr>
         <w:tc>
           <w:tcPr>
-            <w:tcW w:type="dxa" w:w="1974"/>
+            <w:tcW w:type="dxa" w:w="1784"/>
             <w:gridSpan w:val="1"/>
             <w:tcBorders>
               <w:top w:val="single" w:color="000000" w:sz="8"/>
@@ -4976,7 +5014,7 @@
         </w:tc>
         <w:tc>
           <w:tcPr>
-            <w:tcW w:type="dxa" w:w="4089"/>
+            <w:tcW w:type="dxa" w:w="3696"/>
             <w:gridSpan w:val="1"/>
             <w:tcBorders>
               <w:top w:val="single" w:color="000000" w:sz="8"/>
@@ -5009,7 +5047,7 @@
         </w:tc>
         <w:tc>
           <w:tcPr>
-            <w:tcW w:type="dxa" w:w="705"/>
+            <w:tcW w:type="dxa" w:w="637"/>
             <w:gridSpan w:val="1"/>
             <w:tcBorders>
               <w:top w:val="single" w:color="000000" w:sz="8"/>
@@ -5042,7 +5080,7 @@
         </w:tc>
         <w:tc>
           <w:tcPr>
-            <w:tcW w:type="dxa" w:w="705"/>
+            <w:tcW w:type="dxa" w:w="892"/>
             <w:gridSpan w:val="1"/>
             <w:tcBorders>
               <w:top w:val="single" w:color="000000" w:sz="8"/>
@@ -5069,13 +5107,46 @@
                 <w:sz w:val="17"/>
                 <w:szCs w:val="17"/>
               </w:rPr>
+              <w:t xml:space="preserve">.579</w:t>
+            </w:r>
+          </w:p>
+        </w:tc>
+        <w:tc>
+          <w:tcPr>
+            <w:tcW w:type="dxa" w:w="637"/>
+            <w:gridSpan w:val="1"/>
+            <w:tcBorders>
+              <w:top w:val="single" w:color="000000" w:sz="8"/>
+              <w:left w:val="none" w:color="FFFFFF" w:sz="0"/>
+              <w:bottom w:val="none" w:color="FFFFFF" w:sz="0"/>
+              <w:right w:val="none" w:color="FFFFFF" w:sz="0"/>
+            </w:tcBorders>
+            <w:tcMar>
+              <w:top w:type="dxa" w:w="40"/>
+              <w:left w:type="dxa" w:w="80"/>
+              <w:bottom w:type="dxa" w:w="40"/>
+              <w:right w:type="dxa" w:w="80"/>
+            </w:tcMar>
+          </w:tcPr>
+          <w:p>
+            <w:pPr>
+              <w:spacing w:after="0" w:before="0"/>
+              <w:jc w:val="right"/>
+            </w:pPr>
+            <w:r>
+              <w:rPr>
+                <w:b w:val="false"/>
+                <w:bCs w:val="false"/>
+                <w:sz w:val="17"/>
+                <w:szCs w:val="17"/>
+              </w:rPr>
               <w:t xml:space="preserve">.445</w:t>
             </w:r>
           </w:p>
         </w:tc>
         <w:tc>
           <w:tcPr>
-            <w:tcW w:type="dxa" w:w="705"/>
+            <w:tcW w:type="dxa" w:w="637"/>
             <w:gridSpan w:val="1"/>
             <w:tcBorders>
               <w:top w:val="single" w:color="000000" w:sz="8"/>
@@ -5108,7 +5179,7 @@
         </w:tc>
         <w:tc>
           <w:tcPr>
-            <w:tcW w:type="dxa" w:w="564"/>
+            <w:tcW w:type="dxa" w:w="509"/>
             <w:gridSpan w:val="1"/>
             <w:tcBorders>
               <w:top w:val="single" w:color="000000" w:sz="8"/>
@@ -5141,7 +5212,7 @@
         </w:tc>
         <w:tc>
           <w:tcPr>
-            <w:tcW w:type="dxa" w:w="564"/>
+            <w:tcW w:type="dxa" w:w="514"/>
             <w:gridSpan w:val="1"/>
             <w:tcBorders>
               <w:top w:val="single" w:color="000000" w:sz="8"/>
@@ -5179,7 +5250,7 @@
         </w:trPr>
         <w:tc>
           <w:tcPr>
-            <w:tcW w:type="dxa" w:w="1974"/>
+            <w:tcW w:type="dxa" w:w="1784"/>
             <w:gridSpan w:val="1"/>
             <w:tcBorders>
               <w:top w:val="none" w:color="FFFFFF" w:sz="0"/>
@@ -5203,7 +5274,7 @@
         </w:tc>
         <w:tc>
           <w:tcPr>
-            <w:tcW w:type="dxa" w:w="4089"/>
+            <w:tcW w:type="dxa" w:w="3696"/>
             <w:gridSpan w:val="1"/>
             <w:tcBorders>
               <w:top w:val="none" w:color="FFFFFF" w:sz="0"/>
@@ -5236,7 +5307,7 @@
         </w:tc>
         <w:tc>
           <w:tcPr>
-            <w:tcW w:type="dxa" w:w="705"/>
+            <w:tcW w:type="dxa" w:w="637"/>
             <w:gridSpan w:val="1"/>
             <w:tcBorders>
               <w:top w:val="none" w:color="FFFFFF" w:sz="0"/>
@@ -5269,7 +5340,40 @@
         </w:tc>
         <w:tc>
           <w:tcPr>
-            <w:tcW w:type="dxa" w:w="705"/>
+            <w:tcW w:type="dxa" w:w="892"/>
+            <w:gridSpan w:val="1"/>
+            <w:tcBorders>
+              <w:top w:val="none" w:color="FFFFFF" w:sz="0"/>
+              <w:left w:val="none" w:color="FFFFFF" w:sz="0"/>
+              <w:bottom w:val="none" w:color="FFFFFF" w:sz="0"/>
+              <w:right w:val="none" w:color="FFFFFF" w:sz="0"/>
+            </w:tcBorders>
+            <w:tcMar>
+              <w:top w:type="dxa" w:w="40"/>
+              <w:left w:type="dxa" w:w="80"/>
+              <w:bottom w:type="dxa" w:w="40"/>
+              <w:right w:type="dxa" w:w="80"/>
+            </w:tcMar>
+          </w:tcPr>
+          <w:p>
+            <w:pPr>
+              <w:spacing w:after="0" w:before="0"/>
+              <w:jc w:val="right"/>
+            </w:pPr>
+            <w:r>
+              <w:rPr>
+                <w:b w:val="false"/>
+                <w:bCs w:val="false"/>
+                <w:sz w:val="17"/>
+                <w:szCs w:val="17"/>
+              </w:rPr>
+              <w:t xml:space="preserve">.625</w:t>
+            </w:r>
+          </w:p>
+        </w:tc>
+        <w:tc>
+          <w:tcPr>
+            <w:tcW w:type="dxa" w:w="637"/>
             <w:gridSpan w:val="1"/>
             <w:tcBorders>
               <w:top w:val="none" w:color="FFFFFF" w:sz="0"/>
@@ -5302,7 +5406,7 @@
         </w:tc>
         <w:tc>
           <w:tcPr>
-            <w:tcW w:type="dxa" w:w="705"/>
+            <w:tcW w:type="dxa" w:w="637"/>
             <w:gridSpan w:val="1"/>
             <w:tcBorders>
               <w:top w:val="none" w:color="FFFFFF" w:sz="0"/>
@@ -5335,7 +5439,7 @@
         </w:tc>
         <w:tc>
           <w:tcPr>
-            <w:tcW w:type="dxa" w:w="564"/>
+            <w:tcW w:type="dxa" w:w="509"/>
             <w:gridSpan w:val="1"/>
             <w:tcBorders>
               <w:top w:val="none" w:color="FFFFFF" w:sz="0"/>
@@ -5368,7 +5472,7 @@
         </w:tc>
         <w:tc>
           <w:tcPr>
-            <w:tcW w:type="dxa" w:w="564"/>
+            <w:tcW w:type="dxa" w:w="514"/>
             <w:gridSpan w:val="1"/>
             <w:tcBorders>
               <w:top w:val="none" w:color="FFFFFF" w:sz="0"/>
@@ -5406,7 +5510,7 @@
         </w:trPr>
         <w:tc>
           <w:tcPr>
-            <w:tcW w:type="dxa" w:w="1974"/>
+            <w:tcW w:type="dxa" w:w="1784"/>
             <w:gridSpan w:val="1"/>
             <w:tcBorders>
               <w:top w:val="none" w:color="FFFFFF" w:sz="0"/>
@@ -5430,7 +5534,7 @@
         </w:tc>
         <w:tc>
           <w:tcPr>
-            <w:tcW w:type="dxa" w:w="4089"/>
+            <w:tcW w:type="dxa" w:w="3696"/>
             <w:gridSpan w:val="1"/>
             <w:tcBorders>
               <w:top w:val="none" w:color="FFFFFF" w:sz="0"/>
@@ -5463,7 +5567,7 @@
         </w:tc>
         <w:tc>
           <w:tcPr>
-            <w:tcW w:type="dxa" w:w="705"/>
+            <w:tcW w:type="dxa" w:w="637"/>
             <w:gridSpan w:val="1"/>
             <w:tcBorders>
               <w:top w:val="none" w:color="FFFFFF" w:sz="0"/>
@@ -5496,7 +5600,40 @@
         </w:tc>
         <w:tc>
           <w:tcPr>
-            <w:tcW w:type="dxa" w:w="705"/>
+            <w:tcW w:type="dxa" w:w="892"/>
+            <w:gridSpan w:val="1"/>
+            <w:tcBorders>
+              <w:top w:val="none" w:color="FFFFFF" w:sz="0"/>
+              <w:left w:val="none" w:color="FFFFFF" w:sz="0"/>
+              <w:bottom w:val="none" w:color="FFFFFF" w:sz="0"/>
+              <w:right w:val="none" w:color="FFFFFF" w:sz="0"/>
+            </w:tcBorders>
+            <w:tcMar>
+              <w:top w:type="dxa" w:w="40"/>
+              <w:left w:type="dxa" w:w="80"/>
+              <w:bottom w:type="dxa" w:w="40"/>
+              <w:right w:type="dxa" w:w="80"/>
+            </w:tcMar>
+          </w:tcPr>
+          <w:p>
+            <w:pPr>
+              <w:spacing w:after="0" w:before="0"/>
+              <w:jc w:val="right"/>
+            </w:pPr>
+            <w:r>
+              <w:rPr>
+                <w:b w:val="false"/>
+                <w:bCs w:val="false"/>
+                <w:sz w:val="17"/>
+                <w:szCs w:val="17"/>
+              </w:rPr>
+              <w:t xml:space="preserve">.526</w:t>
+            </w:r>
+          </w:p>
+        </w:tc>
+        <w:tc>
+          <w:tcPr>
+            <w:tcW w:type="dxa" w:w="637"/>
             <w:gridSpan w:val="1"/>
             <w:tcBorders>
               <w:top w:val="none" w:color="FFFFFF" w:sz="0"/>
@@ -5529,7 +5666,7 @@
         </w:tc>
         <w:tc>
           <w:tcPr>
-            <w:tcW w:type="dxa" w:w="705"/>
+            <w:tcW w:type="dxa" w:w="637"/>
             <w:gridSpan w:val="1"/>
             <w:tcBorders>
               <w:top w:val="none" w:color="FFFFFF" w:sz="0"/>
@@ -5562,7 +5699,7 @@
         </w:tc>
         <w:tc>
           <w:tcPr>
-            <w:tcW w:type="dxa" w:w="564"/>
+            <w:tcW w:type="dxa" w:w="509"/>
             <w:gridSpan w:val="1"/>
             <w:tcBorders>
               <w:top w:val="none" w:color="FFFFFF" w:sz="0"/>
@@ -5595,7 +5732,7 @@
         </w:tc>
         <w:tc>
           <w:tcPr>
-            <w:tcW w:type="dxa" w:w="564"/>
+            <w:tcW w:type="dxa" w:w="514"/>
             <w:gridSpan w:val="1"/>
             <w:tcBorders>
               <w:top w:val="none" w:color="FFFFFF" w:sz="0"/>
@@ -5633,7 +5770,7 @@
         </w:trPr>
         <w:tc>
           <w:tcPr>
-            <w:tcW w:type="dxa" w:w="1974"/>
+            <w:tcW w:type="dxa" w:w="1784"/>
             <w:gridSpan w:val="1"/>
             <w:tcBorders>
               <w:top w:val="none" w:color="FFFFFF" w:sz="0"/>
@@ -5657,7 +5794,7 @@
         </w:tc>
         <w:tc>
           <w:tcPr>
-            <w:tcW w:type="dxa" w:w="4089"/>
+            <w:tcW w:type="dxa" w:w="3696"/>
             <w:gridSpan w:val="1"/>
             <w:tcBorders>
               <w:top w:val="none" w:color="FFFFFF" w:sz="0"/>
@@ -5690,7 +5827,7 @@
         </w:tc>
         <w:tc>
           <w:tcPr>
-            <w:tcW w:type="dxa" w:w="705"/>
+            <w:tcW w:type="dxa" w:w="637"/>
             <w:gridSpan w:val="1"/>
             <w:tcBorders>
               <w:top w:val="none" w:color="FFFFFF" w:sz="0"/>
@@ -5723,7 +5860,40 @@
         </w:tc>
         <w:tc>
           <w:tcPr>
-            <w:tcW w:type="dxa" w:w="705"/>
+            <w:tcW w:type="dxa" w:w="892"/>
+            <w:gridSpan w:val="1"/>
+            <w:tcBorders>
+              <w:top w:val="none" w:color="FFFFFF" w:sz="0"/>
+              <w:left w:val="none" w:color="FFFFFF" w:sz="0"/>
+              <w:bottom w:val="none" w:color="FFFFFF" w:sz="0"/>
+              <w:right w:val="none" w:color="FFFFFF" w:sz="0"/>
+            </w:tcBorders>
+            <w:tcMar>
+              <w:top w:type="dxa" w:w="40"/>
+              <w:left w:type="dxa" w:w="80"/>
+              <w:bottom w:type="dxa" w:w="40"/>
+              <w:right w:type="dxa" w:w="80"/>
+            </w:tcMar>
+          </w:tcPr>
+          <w:p>
+            <w:pPr>
+              <w:spacing w:after="0" w:before="0"/>
+              <w:jc w:val="right"/>
+            </w:pPr>
+            <w:r>
+              <w:rPr>
+                <w:b w:val="false"/>
+                <w:bCs w:val="false"/>
+                <w:sz w:val="17"/>
+                <w:szCs w:val="17"/>
+              </w:rPr>
+              <w:t xml:space="preserve">.556</w:t>
+            </w:r>
+          </w:p>
+        </w:tc>
+        <w:tc>
+          <w:tcPr>
+            <w:tcW w:type="dxa" w:w="637"/>
             <w:gridSpan w:val="1"/>
             <w:tcBorders>
               <w:top w:val="none" w:color="FFFFFF" w:sz="0"/>
@@ -5756,7 +5926,7 @@
         </w:tc>
         <w:tc>
           <w:tcPr>
-            <w:tcW w:type="dxa" w:w="705"/>
+            <w:tcW w:type="dxa" w:w="637"/>
             <w:gridSpan w:val="1"/>
             <w:tcBorders>
               <w:top w:val="none" w:color="FFFFFF" w:sz="0"/>
@@ -5789,7 +5959,7 @@
         </w:tc>
         <w:tc>
           <w:tcPr>
-            <w:tcW w:type="dxa" w:w="564"/>
+            <w:tcW w:type="dxa" w:w="509"/>
             <w:gridSpan w:val="1"/>
             <w:tcBorders>
               <w:top w:val="none" w:color="FFFFFF" w:sz="0"/>
@@ -5822,7 +5992,7 @@
         </w:tc>
         <w:tc>
           <w:tcPr>
-            <w:tcW w:type="dxa" w:w="564"/>
+            <w:tcW w:type="dxa" w:w="514"/>
             <w:gridSpan w:val="1"/>
             <w:tcBorders>
               <w:top w:val="none" w:color="FFFFFF" w:sz="0"/>
@@ -5860,7 +6030,7 @@
         </w:trPr>
         <w:tc>
           <w:tcPr>
-            <w:tcW w:type="dxa" w:w="1974"/>
+            <w:tcW w:type="dxa" w:w="1784"/>
             <w:gridSpan w:val="1"/>
             <w:tcBorders>
               <w:top w:val="none" w:color="FFFFFF" w:sz="0"/>
@@ -5884,7 +6054,7 @@
         </w:tc>
         <w:tc>
           <w:tcPr>
-            <w:tcW w:type="dxa" w:w="4089"/>
+            <w:tcW w:type="dxa" w:w="3696"/>
             <w:gridSpan w:val="1"/>
             <w:tcBorders>
               <w:top w:val="none" w:color="FFFFFF" w:sz="0"/>
@@ -5917,7 +6087,7 @@
         </w:tc>
         <w:tc>
           <w:tcPr>
-            <w:tcW w:type="dxa" w:w="705"/>
+            <w:tcW w:type="dxa" w:w="637"/>
             <w:gridSpan w:val="1"/>
             <w:tcBorders>
               <w:top w:val="none" w:color="FFFFFF" w:sz="0"/>
@@ -5950,7 +6120,40 @@
         </w:tc>
         <w:tc>
           <w:tcPr>
-            <w:tcW w:type="dxa" w:w="705"/>
+            <w:tcW w:type="dxa" w:w="892"/>
+            <w:gridSpan w:val="1"/>
+            <w:tcBorders>
+              <w:top w:val="none" w:color="FFFFFF" w:sz="0"/>
+              <w:left w:val="none" w:color="FFFFFF" w:sz="0"/>
+              <w:bottom w:val="none" w:color="FFFFFF" w:sz="0"/>
+              <w:right w:val="none" w:color="FFFFFF" w:sz="0"/>
+            </w:tcBorders>
+            <w:tcMar>
+              <w:top w:type="dxa" w:w="40"/>
+              <w:left w:type="dxa" w:w="80"/>
+              <w:bottom w:type="dxa" w:w="40"/>
+              <w:right w:type="dxa" w:w="80"/>
+            </w:tcMar>
+          </w:tcPr>
+          <w:p>
+            <w:pPr>
+              <w:spacing w:after="0" w:before="0"/>
+              <w:jc w:val="right"/>
+            </w:pPr>
+            <w:r>
+              <w:rPr>
+                <w:b w:val="false"/>
+                <w:bCs w:val="false"/>
+                <w:sz w:val="17"/>
+                <w:szCs w:val="17"/>
+              </w:rPr>
+              <w:t xml:space="preserve">.550</w:t>
+            </w:r>
+          </w:p>
+        </w:tc>
+        <w:tc>
+          <w:tcPr>
+            <w:tcW w:type="dxa" w:w="637"/>
             <w:gridSpan w:val="1"/>
             <w:tcBorders>
               <w:top w:val="none" w:color="FFFFFF" w:sz="0"/>
@@ -5983,7 +6186,7 @@
         </w:tc>
         <w:tc>
           <w:tcPr>
-            <w:tcW w:type="dxa" w:w="705"/>
+            <w:tcW w:type="dxa" w:w="637"/>
             <w:gridSpan w:val="1"/>
             <w:tcBorders>
               <w:top w:val="none" w:color="FFFFFF" w:sz="0"/>
@@ -6016,7 +6219,7 @@
         </w:tc>
         <w:tc>
           <w:tcPr>
-            <w:tcW w:type="dxa" w:w="564"/>
+            <w:tcW w:type="dxa" w:w="509"/>
             <w:gridSpan w:val="1"/>
             <w:tcBorders>
               <w:top w:val="none" w:color="FFFFFF" w:sz="0"/>
@@ -6049,7 +6252,7 @@
         </w:tc>
         <w:tc>
           <w:tcPr>
-            <w:tcW w:type="dxa" w:w="564"/>
+            <w:tcW w:type="dxa" w:w="514"/>
             <w:gridSpan w:val="1"/>
             <w:tcBorders>
               <w:top w:val="none" w:color="FFFFFF" w:sz="0"/>
@@ -6087,7 +6290,7 @@
         </w:trPr>
         <w:tc>
           <w:tcPr>
-            <w:tcW w:type="dxa" w:w="1974"/>
+            <w:tcW w:type="dxa" w:w="1784"/>
             <w:gridSpan w:val="1"/>
             <w:tcBorders>
               <w:top w:val="single" w:color="000000" w:sz="8"/>
@@ -6120,7 +6323,7 @@
         </w:tc>
         <w:tc>
           <w:tcPr>
-            <w:tcW w:type="dxa" w:w="4089"/>
+            <w:tcW w:type="dxa" w:w="3696"/>
             <w:gridSpan w:val="1"/>
             <w:tcBorders>
               <w:top w:val="single" w:color="000000" w:sz="8"/>
@@ -6153,7 +6356,7 @@
         </w:tc>
         <w:tc>
           <w:tcPr>
-            <w:tcW w:type="dxa" w:w="705"/>
+            <w:tcW w:type="dxa" w:w="637"/>
             <w:gridSpan w:val="1"/>
             <w:tcBorders>
               <w:top w:val="single" w:color="000000" w:sz="8"/>
@@ -6186,7 +6389,7 @@
         </w:tc>
         <w:tc>
           <w:tcPr>
-            <w:tcW w:type="dxa" w:w="705"/>
+            <w:tcW w:type="dxa" w:w="892"/>
             <w:gridSpan w:val="1"/>
             <w:tcBorders>
               <w:top w:val="single" w:color="000000" w:sz="8"/>
@@ -6213,13 +6416,46 @@
                 <w:sz w:val="17"/>
                 <w:szCs w:val="17"/>
               </w:rPr>
+              <w:t xml:space="preserve">.663</w:t>
+            </w:r>
+          </w:p>
+        </w:tc>
+        <w:tc>
+          <w:tcPr>
+            <w:tcW w:type="dxa" w:w="637"/>
+            <w:gridSpan w:val="1"/>
+            <w:tcBorders>
+              <w:top w:val="single" w:color="000000" w:sz="8"/>
+              <w:left w:val="none" w:color="FFFFFF" w:sz="0"/>
+              <w:bottom w:val="none" w:color="FFFFFF" w:sz="0"/>
+              <w:right w:val="none" w:color="FFFFFF" w:sz="0"/>
+            </w:tcBorders>
+            <w:tcMar>
+              <w:top w:type="dxa" w:w="40"/>
+              <w:left w:type="dxa" w:w="80"/>
+              <w:bottom w:type="dxa" w:w="40"/>
+              <w:right w:type="dxa" w:w="80"/>
+            </w:tcMar>
+          </w:tcPr>
+          <w:p>
+            <w:pPr>
+              <w:spacing w:after="0" w:before="0"/>
+              <w:jc w:val="right"/>
+            </w:pPr>
+            <w:r>
+              <w:rPr>
+                <w:b w:val="false"/>
+                <w:bCs w:val="false"/>
+                <w:sz w:val="17"/>
+                <w:szCs w:val="17"/>
+              </w:rPr>
               <w:t xml:space="preserve">.438</w:t>
             </w:r>
           </w:p>
         </w:tc>
         <w:tc>
           <w:tcPr>
-            <w:tcW w:type="dxa" w:w="705"/>
+            <w:tcW w:type="dxa" w:w="637"/>
             <w:gridSpan w:val="1"/>
             <w:tcBorders>
               <w:top w:val="single" w:color="000000" w:sz="8"/>
@@ -6252,7 +6488,7 @@
         </w:tc>
         <w:tc>
           <w:tcPr>
-            <w:tcW w:type="dxa" w:w="564"/>
+            <w:tcW w:type="dxa" w:w="509"/>
             <w:gridSpan w:val="1"/>
             <w:tcBorders>
               <w:top w:val="single" w:color="000000" w:sz="8"/>
@@ -6285,7 +6521,7 @@
         </w:tc>
         <w:tc>
           <w:tcPr>
-            <w:tcW w:type="dxa" w:w="564"/>
+            <w:tcW w:type="dxa" w:w="514"/>
             <w:gridSpan w:val="1"/>
             <w:tcBorders>
               <w:top w:val="single" w:color="000000" w:sz="8"/>
@@ -6323,7 +6559,7 @@
         </w:trPr>
         <w:tc>
           <w:tcPr>
-            <w:tcW w:type="dxa" w:w="1974"/>
+            <w:tcW w:type="dxa" w:w="1784"/>
             <w:gridSpan w:val="1"/>
             <w:tcBorders>
               <w:top w:val="none" w:color="FFFFFF" w:sz="0"/>
@@ -6347,7 +6583,7 @@
         </w:tc>
         <w:tc>
           <w:tcPr>
-            <w:tcW w:type="dxa" w:w="4089"/>
+            <w:tcW w:type="dxa" w:w="3696"/>
             <w:gridSpan w:val="1"/>
             <w:tcBorders>
               <w:top w:val="none" w:color="FFFFFF" w:sz="0"/>
@@ -6380,7 +6616,7 @@
         </w:tc>
         <w:tc>
           <w:tcPr>
-            <w:tcW w:type="dxa" w:w="705"/>
+            <w:tcW w:type="dxa" w:w="637"/>
             <w:gridSpan w:val="1"/>
             <w:tcBorders>
               <w:top w:val="none" w:color="FFFFFF" w:sz="0"/>
@@ -6413,7 +6649,40 @@
         </w:tc>
         <w:tc>
           <w:tcPr>
-            <w:tcW w:type="dxa" w:w="705"/>
+            <w:tcW w:type="dxa" w:w="892"/>
+            <w:gridSpan w:val="1"/>
+            <w:tcBorders>
+              <w:top w:val="none" w:color="FFFFFF" w:sz="0"/>
+              <w:left w:val="none" w:color="FFFFFF" w:sz="0"/>
+              <w:bottom w:val="none" w:color="FFFFFF" w:sz="0"/>
+              <w:right w:val="none" w:color="FFFFFF" w:sz="0"/>
+            </w:tcBorders>
+            <w:tcMar>
+              <w:top w:type="dxa" w:w="40"/>
+              <w:left w:type="dxa" w:w="80"/>
+              <w:bottom w:type="dxa" w:w="40"/>
+              <w:right w:type="dxa" w:w="80"/>
+            </w:tcMar>
+          </w:tcPr>
+          <w:p>
+            <w:pPr>
+              <w:spacing w:after="0" w:before="0"/>
+              <w:jc w:val="right"/>
+            </w:pPr>
+            <w:r>
+              <w:rPr>
+                <w:b w:val="false"/>
+                <w:bCs w:val="false"/>
+                <w:sz w:val="17"/>
+                <w:szCs w:val="17"/>
+              </w:rPr>
+              <w:t xml:space="preserve">.751</w:t>
+            </w:r>
+          </w:p>
+        </w:tc>
+        <w:tc>
+          <w:tcPr>
+            <w:tcW w:type="dxa" w:w="637"/>
             <w:gridSpan w:val="1"/>
             <w:tcBorders>
               <w:top w:val="none" w:color="FFFFFF" w:sz="0"/>
@@ -6446,7 +6715,7 @@
         </w:tc>
         <w:tc>
           <w:tcPr>
-            <w:tcW w:type="dxa" w:w="705"/>
+            <w:tcW w:type="dxa" w:w="637"/>
             <w:gridSpan w:val="1"/>
             <w:tcBorders>
               <w:top w:val="none" w:color="FFFFFF" w:sz="0"/>
@@ -6479,7 +6748,7 @@
         </w:tc>
         <w:tc>
           <w:tcPr>
-            <w:tcW w:type="dxa" w:w="564"/>
+            <w:tcW w:type="dxa" w:w="509"/>
             <w:gridSpan w:val="1"/>
             <w:tcBorders>
               <w:top w:val="none" w:color="FFFFFF" w:sz="0"/>
@@ -6512,7 +6781,7 @@
         </w:tc>
         <w:tc>
           <w:tcPr>
-            <w:tcW w:type="dxa" w:w="564"/>
+            <w:tcW w:type="dxa" w:w="514"/>
             <w:gridSpan w:val="1"/>
             <w:tcBorders>
               <w:top w:val="none" w:color="FFFFFF" w:sz="0"/>
@@ -6550,7 +6819,7 @@
         </w:trPr>
         <w:tc>
           <w:tcPr>
-            <w:tcW w:type="dxa" w:w="1974"/>
+            <w:tcW w:type="dxa" w:w="1784"/>
             <w:gridSpan w:val="1"/>
             <w:tcBorders>
               <w:top w:val="none" w:color="FFFFFF" w:sz="0"/>
@@ -6574,7 +6843,7 @@
         </w:tc>
         <w:tc>
           <w:tcPr>
-            <w:tcW w:type="dxa" w:w="4089"/>
+            <w:tcW w:type="dxa" w:w="3696"/>
             <w:gridSpan w:val="1"/>
             <w:tcBorders>
               <w:top w:val="none" w:color="FFFFFF" w:sz="0"/>
@@ -6607,7 +6876,7 @@
         </w:tc>
         <w:tc>
           <w:tcPr>
-            <w:tcW w:type="dxa" w:w="705"/>
+            <w:tcW w:type="dxa" w:w="637"/>
             <w:gridSpan w:val="1"/>
             <w:tcBorders>
               <w:top w:val="none" w:color="FFFFFF" w:sz="0"/>
@@ -6640,7 +6909,40 @@
         </w:tc>
         <w:tc>
           <w:tcPr>
-            <w:tcW w:type="dxa" w:w="705"/>
+            <w:tcW w:type="dxa" w:w="892"/>
+            <w:gridSpan w:val="1"/>
+            <w:tcBorders>
+              <w:top w:val="none" w:color="FFFFFF" w:sz="0"/>
+              <w:left w:val="none" w:color="FFFFFF" w:sz="0"/>
+              <w:bottom w:val="none" w:color="FFFFFF" w:sz="0"/>
+              <w:right w:val="none" w:color="FFFFFF" w:sz="0"/>
+            </w:tcBorders>
+            <w:tcMar>
+              <w:top w:type="dxa" w:w="40"/>
+              <w:left w:type="dxa" w:w="80"/>
+              <w:bottom w:type="dxa" w:w="40"/>
+              <w:right w:type="dxa" w:w="80"/>
+            </w:tcMar>
+          </w:tcPr>
+          <w:p>
+            <w:pPr>
+              <w:spacing w:after="0" w:before="0"/>
+              <w:jc w:val="right"/>
+            </w:pPr>
+            <w:r>
+              <w:rPr>
+                <w:b w:val="false"/>
+                <w:bCs w:val="false"/>
+                <w:sz w:val="17"/>
+                <w:szCs w:val="17"/>
+              </w:rPr>
+              <w:t xml:space="preserve">.486</w:t>
+            </w:r>
+          </w:p>
+        </w:tc>
+        <w:tc>
+          <w:tcPr>
+            <w:tcW w:type="dxa" w:w="637"/>
             <w:gridSpan w:val="1"/>
             <w:tcBorders>
               <w:top w:val="none" w:color="FFFFFF" w:sz="0"/>
@@ -6673,7 +6975,7 @@
         </w:tc>
         <w:tc>
           <w:tcPr>
-            <w:tcW w:type="dxa" w:w="705"/>
+            <w:tcW w:type="dxa" w:w="637"/>
             <w:gridSpan w:val="1"/>
             <w:tcBorders>
               <w:top w:val="none" w:color="FFFFFF" w:sz="0"/>
@@ -6706,7 +7008,7 @@
         </w:tc>
         <w:tc>
           <w:tcPr>
-            <w:tcW w:type="dxa" w:w="564"/>
+            <w:tcW w:type="dxa" w:w="509"/>
             <w:gridSpan w:val="1"/>
             <w:tcBorders>
               <w:top w:val="none" w:color="FFFFFF" w:sz="0"/>
@@ -6739,7 +7041,7 @@
         </w:tc>
         <w:tc>
           <w:tcPr>
-            <w:tcW w:type="dxa" w:w="564"/>
+            <w:tcW w:type="dxa" w:w="514"/>
             <w:gridSpan w:val="1"/>
             <w:tcBorders>
               <w:top w:val="none" w:color="FFFFFF" w:sz="0"/>
@@ -6777,7 +7079,7 @@
         </w:trPr>
         <w:tc>
           <w:tcPr>
-            <w:tcW w:type="dxa" w:w="1974"/>
+            <w:tcW w:type="dxa" w:w="1784"/>
             <w:gridSpan w:val="1"/>
             <w:tcBorders>
               <w:top w:val="none" w:color="FFFFFF" w:sz="0"/>
@@ -6801,7 +7103,7 @@
         </w:tc>
         <w:tc>
           <w:tcPr>
-            <w:tcW w:type="dxa" w:w="4089"/>
+            <w:tcW w:type="dxa" w:w="3696"/>
             <w:gridSpan w:val="1"/>
             <w:tcBorders>
               <w:top w:val="none" w:color="FFFFFF" w:sz="0"/>
@@ -6834,7 +7136,7 @@
         </w:tc>
         <w:tc>
           <w:tcPr>
-            <w:tcW w:type="dxa" w:w="705"/>
+            <w:tcW w:type="dxa" w:w="637"/>
             <w:gridSpan w:val="1"/>
             <w:tcBorders>
               <w:top w:val="none" w:color="FFFFFF" w:sz="0"/>
@@ -6867,7 +7169,40 @@
         </w:tc>
         <w:tc>
           <w:tcPr>
-            <w:tcW w:type="dxa" w:w="705"/>
+            <w:tcW w:type="dxa" w:w="892"/>
+            <w:gridSpan w:val="1"/>
+            <w:tcBorders>
+              <w:top w:val="none" w:color="FFFFFF" w:sz="0"/>
+              <w:left w:val="none" w:color="FFFFFF" w:sz="0"/>
+              <w:bottom w:val="none" w:color="FFFFFF" w:sz="0"/>
+              <w:right w:val="none" w:color="FFFFFF" w:sz="0"/>
+            </w:tcBorders>
+            <w:tcMar>
+              <w:top w:type="dxa" w:w="40"/>
+              <w:left w:type="dxa" w:w="80"/>
+              <w:bottom w:type="dxa" w:w="40"/>
+              <w:right w:type="dxa" w:w="80"/>
+            </w:tcMar>
+          </w:tcPr>
+          <w:p>
+            <w:pPr>
+              <w:spacing w:after="0" w:before="0"/>
+              <w:jc w:val="right"/>
+            </w:pPr>
+            <w:r>
+              <w:rPr>
+                <w:b w:val="false"/>
+                <w:bCs w:val="false"/>
+                <w:sz w:val="17"/>
+                <w:szCs w:val="17"/>
+              </w:rPr>
+              <w:t xml:space="preserve">.749</w:t>
+            </w:r>
+          </w:p>
+        </w:tc>
+        <w:tc>
+          <w:tcPr>
+            <w:tcW w:type="dxa" w:w="637"/>
             <w:gridSpan w:val="1"/>
             <w:tcBorders>
               <w:top w:val="none" w:color="FFFFFF" w:sz="0"/>
@@ -6900,7 +7235,7 @@
         </w:tc>
         <w:tc>
           <w:tcPr>
-            <w:tcW w:type="dxa" w:w="705"/>
+            <w:tcW w:type="dxa" w:w="637"/>
             <w:gridSpan w:val="1"/>
             <w:tcBorders>
               <w:top w:val="none" w:color="FFFFFF" w:sz="0"/>
@@ -6933,7 +7268,7 @@
         </w:tc>
         <w:tc>
           <w:tcPr>
-            <w:tcW w:type="dxa" w:w="564"/>
+            <w:tcW w:type="dxa" w:w="509"/>
             <w:gridSpan w:val="1"/>
             <w:tcBorders>
               <w:top w:val="none" w:color="FFFFFF" w:sz="0"/>
@@ -6966,7 +7301,7 @@
         </w:tc>
         <w:tc>
           <w:tcPr>
-            <w:tcW w:type="dxa" w:w="564"/>
+            <w:tcW w:type="dxa" w:w="514"/>
             <w:gridSpan w:val="1"/>
             <w:tcBorders>
               <w:top w:val="none" w:color="FFFFFF" w:sz="0"/>
@@ -7004,7 +7339,7 @@
         </w:trPr>
         <w:tc>
           <w:tcPr>
-            <w:tcW w:type="dxa" w:w="1974"/>
+            <w:tcW w:type="dxa" w:w="1784"/>
             <w:gridSpan w:val="1"/>
             <w:tcBorders>
               <w:top w:val="none" w:color="FFFFFF" w:sz="0"/>
@@ -7028,7 +7363,7 @@
         </w:tc>
         <w:tc>
           <w:tcPr>
-            <w:tcW w:type="dxa" w:w="4089"/>
+            <w:tcW w:type="dxa" w:w="3696"/>
             <w:gridSpan w:val="1"/>
             <w:tcBorders>
               <w:top w:val="none" w:color="FFFFFF" w:sz="0"/>
@@ -7061,7 +7396,7 @@
         </w:tc>
         <w:tc>
           <w:tcPr>
-            <w:tcW w:type="dxa" w:w="705"/>
+            <w:tcW w:type="dxa" w:w="637"/>
             <w:gridSpan w:val="1"/>
             <w:tcBorders>
               <w:top w:val="none" w:color="FFFFFF" w:sz="0"/>
@@ -7094,7 +7429,40 @@
         </w:tc>
         <w:tc>
           <w:tcPr>
-            <w:tcW w:type="dxa" w:w="705"/>
+            <w:tcW w:type="dxa" w:w="892"/>
+            <w:gridSpan w:val="1"/>
+            <w:tcBorders>
+              <w:top w:val="none" w:color="FFFFFF" w:sz="0"/>
+              <w:left w:val="none" w:color="FFFFFF" w:sz="0"/>
+              <w:bottom w:val="none" w:color="FFFFFF" w:sz="0"/>
+              <w:right w:val="none" w:color="FFFFFF" w:sz="0"/>
+            </w:tcBorders>
+            <w:tcMar>
+              <w:top w:type="dxa" w:w="40"/>
+              <w:left w:type="dxa" w:w="80"/>
+              <w:bottom w:type="dxa" w:w="40"/>
+              <w:right w:type="dxa" w:w="80"/>
+            </w:tcMar>
+          </w:tcPr>
+          <w:p>
+            <w:pPr>
+              <w:spacing w:after="0" w:before="0"/>
+              <w:jc w:val="right"/>
+            </w:pPr>
+            <w:r>
+              <w:rPr>
+                <w:b w:val="false"/>
+                <w:bCs w:val="false"/>
+                <w:sz w:val="17"/>
+                <w:szCs w:val="17"/>
+              </w:rPr>
+              <w:t xml:space="preserve">.551</w:t>
+            </w:r>
+          </w:p>
+        </w:tc>
+        <w:tc>
+          <w:tcPr>
+            <w:tcW w:type="dxa" w:w="637"/>
             <w:gridSpan w:val="1"/>
             <w:tcBorders>
               <w:top w:val="none" w:color="FFFFFF" w:sz="0"/>
@@ -7127,7 +7495,7 @@
         </w:tc>
         <w:tc>
           <w:tcPr>
-            <w:tcW w:type="dxa" w:w="705"/>
+            <w:tcW w:type="dxa" w:w="637"/>
             <w:gridSpan w:val="1"/>
             <w:tcBorders>
               <w:top w:val="none" w:color="FFFFFF" w:sz="0"/>
@@ -7160,7 +7528,7 @@
         </w:tc>
         <w:tc>
           <w:tcPr>
-            <w:tcW w:type="dxa" w:w="564"/>
+            <w:tcW w:type="dxa" w:w="509"/>
             <w:gridSpan w:val="1"/>
             <w:tcBorders>
               <w:top w:val="none" w:color="FFFFFF" w:sz="0"/>
@@ -7193,7 +7561,7 @@
         </w:tc>
         <w:tc>
           <w:tcPr>
-            <w:tcW w:type="dxa" w:w="564"/>
+            <w:tcW w:type="dxa" w:w="514"/>
             <w:gridSpan w:val="1"/>
             <w:tcBorders>
               <w:top w:val="none" w:color="FFFFFF" w:sz="0"/>
@@ -7231,7 +7599,7 @@
         </w:trPr>
         <w:tc>
           <w:tcPr>
-            <w:tcW w:type="dxa" w:w="1974"/>
+            <w:tcW w:type="dxa" w:w="1784"/>
             <w:gridSpan w:val="1"/>
             <w:tcBorders>
               <w:top w:val="single" w:color="000000" w:sz="8"/>
@@ -7264,7 +7632,7 @@
         </w:tc>
         <w:tc>
           <w:tcPr>
-            <w:tcW w:type="dxa" w:w="4089"/>
+            <w:tcW w:type="dxa" w:w="3696"/>
             <w:gridSpan w:val="1"/>
             <w:tcBorders>
               <w:top w:val="single" w:color="000000" w:sz="8"/>
@@ -7297,7 +7665,7 @@
         </w:tc>
         <w:tc>
           <w:tcPr>
-            <w:tcW w:type="dxa" w:w="705"/>
+            <w:tcW w:type="dxa" w:w="637"/>
             <w:gridSpan w:val="1"/>
             <w:tcBorders>
               <w:top w:val="single" w:color="000000" w:sz="8"/>
@@ -7330,7 +7698,7 @@
         </w:tc>
         <w:tc>
           <w:tcPr>
-            <w:tcW w:type="dxa" w:w="705"/>
+            <w:tcW w:type="dxa" w:w="892"/>
             <w:gridSpan w:val="1"/>
             <w:tcBorders>
               <w:top w:val="single" w:color="000000" w:sz="8"/>
@@ -7357,13 +7725,46 @@
                 <w:sz w:val="17"/>
                 <w:szCs w:val="17"/>
               </w:rPr>
+              <w:t xml:space="preserve">.656</w:t>
+            </w:r>
+          </w:p>
+        </w:tc>
+        <w:tc>
+          <w:tcPr>
+            <w:tcW w:type="dxa" w:w="637"/>
+            <w:gridSpan w:val="1"/>
+            <w:tcBorders>
+              <w:top w:val="single" w:color="000000" w:sz="8"/>
+              <w:left w:val="none" w:color="FFFFFF" w:sz="0"/>
+              <w:bottom w:val="none" w:color="FFFFFF" w:sz="0"/>
+              <w:right w:val="none" w:color="FFFFFF" w:sz="0"/>
+            </w:tcBorders>
+            <w:tcMar>
+              <w:top w:type="dxa" w:w="40"/>
+              <w:left w:type="dxa" w:w="80"/>
+              <w:bottom w:type="dxa" w:w="40"/>
+              <w:right w:type="dxa" w:w="80"/>
+            </w:tcMar>
+          </w:tcPr>
+          <w:p>
+            <w:pPr>
+              <w:spacing w:after="0" w:before="0"/>
+              <w:jc w:val="right"/>
+            </w:pPr>
+            <w:r>
+              <w:rPr>
+                <w:b w:val="false"/>
+                <w:bCs w:val="false"/>
+                <w:sz w:val="17"/>
+                <w:szCs w:val="17"/>
+              </w:rPr>
               <w:t xml:space="preserve">.483</w:t>
             </w:r>
           </w:p>
         </w:tc>
         <w:tc>
           <w:tcPr>
-            <w:tcW w:type="dxa" w:w="705"/>
+            <w:tcW w:type="dxa" w:w="637"/>
             <w:gridSpan w:val="1"/>
             <w:tcBorders>
               <w:top w:val="single" w:color="000000" w:sz="8"/>
@@ -7396,7 +7797,7 @@
         </w:tc>
         <w:tc>
           <w:tcPr>
-            <w:tcW w:type="dxa" w:w="564"/>
+            <w:tcW w:type="dxa" w:w="509"/>
             <w:gridSpan w:val="1"/>
             <w:tcBorders>
               <w:top w:val="single" w:color="000000" w:sz="8"/>
@@ -7429,7 +7830,7 @@
         </w:tc>
         <w:tc>
           <w:tcPr>
-            <w:tcW w:type="dxa" w:w="564"/>
+            <w:tcW w:type="dxa" w:w="514"/>
             <w:gridSpan w:val="1"/>
             <w:tcBorders>
               <w:top w:val="single" w:color="000000" w:sz="8"/>
@@ -7467,7 +7868,7 @@
         </w:trPr>
         <w:tc>
           <w:tcPr>
-            <w:tcW w:type="dxa" w:w="1974"/>
+            <w:tcW w:type="dxa" w:w="1784"/>
             <w:gridSpan w:val="1"/>
             <w:tcBorders>
               <w:top w:val="none" w:color="FFFFFF" w:sz="0"/>
@@ -7491,7 +7892,7 @@
         </w:tc>
         <w:tc>
           <w:tcPr>
-            <w:tcW w:type="dxa" w:w="4089"/>
+            <w:tcW w:type="dxa" w:w="3696"/>
             <w:gridSpan w:val="1"/>
             <w:tcBorders>
               <w:top w:val="none" w:color="FFFFFF" w:sz="0"/>
@@ -7524,7 +7925,7 @@
         </w:tc>
         <w:tc>
           <w:tcPr>
-            <w:tcW w:type="dxa" w:w="705"/>
+            <w:tcW w:type="dxa" w:w="637"/>
             <w:gridSpan w:val="1"/>
             <w:tcBorders>
               <w:top w:val="none" w:color="FFFFFF" w:sz="0"/>
@@ -7557,7 +7958,40 @@
         </w:tc>
         <w:tc>
           <w:tcPr>
-            <w:tcW w:type="dxa" w:w="705"/>
+            <w:tcW w:type="dxa" w:w="892"/>
+            <w:gridSpan w:val="1"/>
+            <w:tcBorders>
+              <w:top w:val="none" w:color="FFFFFF" w:sz="0"/>
+              <w:left w:val="none" w:color="FFFFFF" w:sz="0"/>
+              <w:bottom w:val="none" w:color="FFFFFF" w:sz="0"/>
+              <w:right w:val="none" w:color="FFFFFF" w:sz="0"/>
+            </w:tcBorders>
+            <w:tcMar>
+              <w:top w:type="dxa" w:w="40"/>
+              <w:left w:type="dxa" w:w="80"/>
+              <w:bottom w:type="dxa" w:w="40"/>
+              <w:right w:type="dxa" w:w="80"/>
+            </w:tcMar>
+          </w:tcPr>
+          <w:p>
+            <w:pPr>
+              <w:spacing w:after="0" w:before="0"/>
+              <w:jc w:val="right"/>
+            </w:pPr>
+            <w:r>
+              <w:rPr>
+                <w:b w:val="false"/>
+                <w:bCs w:val="false"/>
+                <w:sz w:val="17"/>
+                <w:szCs w:val="17"/>
+              </w:rPr>
+              <w:t xml:space="preserve">.587</w:t>
+            </w:r>
+          </w:p>
+        </w:tc>
+        <w:tc>
+          <w:tcPr>
+            <w:tcW w:type="dxa" w:w="637"/>
             <w:gridSpan w:val="1"/>
             <w:tcBorders>
               <w:top w:val="none" w:color="FFFFFF" w:sz="0"/>
@@ -7590,7 +8024,7 @@
         </w:tc>
         <w:tc>
           <w:tcPr>
-            <w:tcW w:type="dxa" w:w="705"/>
+            <w:tcW w:type="dxa" w:w="637"/>
             <w:gridSpan w:val="1"/>
             <w:tcBorders>
               <w:top w:val="none" w:color="FFFFFF" w:sz="0"/>
@@ -7623,7 +8057,7 @@
         </w:tc>
         <w:tc>
           <w:tcPr>
-            <w:tcW w:type="dxa" w:w="564"/>
+            <w:tcW w:type="dxa" w:w="509"/>
             <w:gridSpan w:val="1"/>
             <w:tcBorders>
               <w:top w:val="none" w:color="FFFFFF" w:sz="0"/>
@@ -7656,7 +8090,7 @@
         </w:tc>
         <w:tc>
           <w:tcPr>
-            <w:tcW w:type="dxa" w:w="564"/>
+            <w:tcW w:type="dxa" w:w="514"/>
             <w:gridSpan w:val="1"/>
             <w:tcBorders>
               <w:top w:val="none" w:color="FFFFFF" w:sz="0"/>
@@ -7694,7 +8128,7 @@
         </w:trPr>
         <w:tc>
           <w:tcPr>
-            <w:tcW w:type="dxa" w:w="1974"/>
+            <w:tcW w:type="dxa" w:w="1784"/>
             <w:gridSpan w:val="1"/>
             <w:tcBorders>
               <w:top w:val="none" w:color="FFFFFF" w:sz="0"/>
@@ -7718,7 +8152,7 @@
         </w:tc>
         <w:tc>
           <w:tcPr>
-            <w:tcW w:type="dxa" w:w="4089"/>
+            <w:tcW w:type="dxa" w:w="3696"/>
             <w:gridSpan w:val="1"/>
             <w:tcBorders>
               <w:top w:val="none" w:color="FFFFFF" w:sz="0"/>
@@ -7751,7 +8185,7 @@
         </w:tc>
         <w:tc>
           <w:tcPr>
-            <w:tcW w:type="dxa" w:w="705"/>
+            <w:tcW w:type="dxa" w:w="637"/>
             <w:gridSpan w:val="1"/>
             <w:tcBorders>
               <w:top w:val="none" w:color="FFFFFF" w:sz="0"/>
@@ -7784,7 +8218,40 @@
         </w:tc>
         <w:tc>
           <w:tcPr>
-            <w:tcW w:type="dxa" w:w="705"/>
+            <w:tcW w:type="dxa" w:w="892"/>
+            <w:gridSpan w:val="1"/>
+            <w:tcBorders>
+              <w:top w:val="none" w:color="FFFFFF" w:sz="0"/>
+              <w:left w:val="none" w:color="FFFFFF" w:sz="0"/>
+              <w:bottom w:val="none" w:color="FFFFFF" w:sz="0"/>
+              <w:right w:val="none" w:color="FFFFFF" w:sz="0"/>
+            </w:tcBorders>
+            <w:tcMar>
+              <w:top w:type="dxa" w:w="40"/>
+              <w:left w:type="dxa" w:w="80"/>
+              <w:bottom w:type="dxa" w:w="40"/>
+              <w:right w:type="dxa" w:w="80"/>
+            </w:tcMar>
+          </w:tcPr>
+          <w:p>
+            <w:pPr>
+              <w:spacing w:after="0" w:before="0"/>
+              <w:jc w:val="right"/>
+            </w:pPr>
+            <w:r>
+              <w:rPr>
+                <w:b w:val="false"/>
+                <w:bCs w:val="false"/>
+                <w:sz w:val="17"/>
+                <w:szCs w:val="17"/>
+              </w:rPr>
+              <w:t xml:space="preserve">.494</w:t>
+            </w:r>
+          </w:p>
+        </w:tc>
+        <w:tc>
+          <w:tcPr>
+            <w:tcW w:type="dxa" w:w="637"/>
             <w:gridSpan w:val="1"/>
             <w:tcBorders>
               <w:top w:val="none" w:color="FFFFFF" w:sz="0"/>
@@ -7817,7 +8284,7 @@
         </w:tc>
         <w:tc>
           <w:tcPr>
-            <w:tcW w:type="dxa" w:w="705"/>
+            <w:tcW w:type="dxa" w:w="637"/>
             <w:gridSpan w:val="1"/>
             <w:tcBorders>
               <w:top w:val="none" w:color="FFFFFF" w:sz="0"/>
@@ -7850,7 +8317,7 @@
         </w:tc>
         <w:tc>
           <w:tcPr>
-            <w:tcW w:type="dxa" w:w="564"/>
+            <w:tcW w:type="dxa" w:w="509"/>
             <w:gridSpan w:val="1"/>
             <w:tcBorders>
               <w:top w:val="none" w:color="FFFFFF" w:sz="0"/>
@@ -7883,7 +8350,7 @@
         </w:tc>
         <w:tc>
           <w:tcPr>
-            <w:tcW w:type="dxa" w:w="564"/>
+            <w:tcW w:type="dxa" w:w="514"/>
             <w:gridSpan w:val="1"/>
             <w:tcBorders>
               <w:top w:val="none" w:color="FFFFFF" w:sz="0"/>
@@ -7921,7 +8388,7 @@
         </w:trPr>
         <w:tc>
           <w:tcPr>
-            <w:tcW w:type="dxa" w:w="1974"/>
+            <w:tcW w:type="dxa" w:w="1784"/>
             <w:gridSpan w:val="1"/>
             <w:tcBorders>
               <w:top w:val="none" w:color="FFFFFF" w:sz="0"/>
@@ -7945,7 +8412,7 @@
         </w:tc>
         <w:tc>
           <w:tcPr>
-            <w:tcW w:type="dxa" w:w="4089"/>
+            <w:tcW w:type="dxa" w:w="3696"/>
             <w:gridSpan w:val="1"/>
             <w:tcBorders>
               <w:top w:val="none" w:color="FFFFFF" w:sz="0"/>
@@ -7978,7 +8445,7 @@
         </w:tc>
         <w:tc>
           <w:tcPr>
-            <w:tcW w:type="dxa" w:w="705"/>
+            <w:tcW w:type="dxa" w:w="637"/>
             <w:gridSpan w:val="1"/>
             <w:tcBorders>
               <w:top w:val="none" w:color="FFFFFF" w:sz="0"/>
@@ -8011,7 +8478,40 @@
         </w:tc>
         <w:tc>
           <w:tcPr>
-            <w:tcW w:type="dxa" w:w="705"/>
+            <w:tcW w:type="dxa" w:w="892"/>
+            <w:gridSpan w:val="1"/>
+            <w:tcBorders>
+              <w:top w:val="none" w:color="FFFFFF" w:sz="0"/>
+              <w:left w:val="none" w:color="FFFFFF" w:sz="0"/>
+              <w:bottom w:val="none" w:color="FFFFFF" w:sz="0"/>
+              <w:right w:val="none" w:color="FFFFFF" w:sz="0"/>
+            </w:tcBorders>
+            <w:tcMar>
+              <w:top w:type="dxa" w:w="40"/>
+              <w:left w:type="dxa" w:w="80"/>
+              <w:bottom w:type="dxa" w:w="40"/>
+              <w:right w:type="dxa" w:w="80"/>
+            </w:tcMar>
+          </w:tcPr>
+          <w:p>
+            <w:pPr>
+              <w:spacing w:after="0" w:before="0"/>
+              <w:jc w:val="right"/>
+            </w:pPr>
+            <w:r>
+              <w:rPr>
+                <w:b w:val="false"/>
+                <w:bCs w:val="false"/>
+                <w:sz w:val="17"/>
+                <w:szCs w:val="17"/>
+              </w:rPr>
+              <w:t xml:space="preserve">.645</w:t>
+            </w:r>
+          </w:p>
+        </w:tc>
+        <w:tc>
+          <w:tcPr>
+            <w:tcW w:type="dxa" w:w="637"/>
             <w:gridSpan w:val="1"/>
             <w:tcBorders>
               <w:top w:val="none" w:color="FFFFFF" w:sz="0"/>
@@ -8044,7 +8544,7 @@
         </w:tc>
         <w:tc>
           <w:tcPr>
-            <w:tcW w:type="dxa" w:w="705"/>
+            <w:tcW w:type="dxa" w:w="637"/>
             <w:gridSpan w:val="1"/>
             <w:tcBorders>
               <w:top w:val="none" w:color="FFFFFF" w:sz="0"/>
@@ -8077,7 +8577,7 @@
         </w:tc>
         <w:tc>
           <w:tcPr>
-            <w:tcW w:type="dxa" w:w="564"/>
+            <w:tcW w:type="dxa" w:w="509"/>
             <w:gridSpan w:val="1"/>
             <w:tcBorders>
               <w:top w:val="none" w:color="FFFFFF" w:sz="0"/>
@@ -8110,7 +8610,7 @@
         </w:tc>
         <w:tc>
           <w:tcPr>
-            <w:tcW w:type="dxa" w:w="564"/>
+            <w:tcW w:type="dxa" w:w="514"/>
             <w:gridSpan w:val="1"/>
             <w:tcBorders>
               <w:top w:val="none" w:color="FFFFFF" w:sz="0"/>
@@ -8148,7 +8648,7 @@
         </w:trPr>
         <w:tc>
           <w:tcPr>
-            <w:tcW w:type="dxa" w:w="1974"/>
+            <w:tcW w:type="dxa" w:w="1784"/>
             <w:gridSpan w:val="1"/>
             <w:tcBorders>
               <w:top w:val="none" w:color="FFFFFF" w:sz="0"/>
@@ -8172,7 +8672,7 @@
         </w:tc>
         <w:tc>
           <w:tcPr>
-            <w:tcW w:type="dxa" w:w="4089"/>
+            <w:tcW w:type="dxa" w:w="3696"/>
             <w:gridSpan w:val="1"/>
             <w:tcBorders>
               <w:top w:val="none" w:color="FFFFFF" w:sz="0"/>
@@ -8214,7 +8714,7 @@
         </w:tc>
         <w:tc>
           <w:tcPr>
-            <w:tcW w:type="dxa" w:w="705"/>
+            <w:tcW w:type="dxa" w:w="637"/>
             <w:gridSpan w:val="1"/>
             <w:tcBorders>
               <w:top w:val="none" w:color="FFFFFF" w:sz="0"/>
@@ -8247,7 +8747,40 @@
         </w:tc>
         <w:tc>
           <w:tcPr>
-            <w:tcW w:type="dxa" w:w="705"/>
+            <w:tcW w:type="dxa" w:w="892"/>
+            <w:gridSpan w:val="1"/>
+            <w:tcBorders>
+              <w:top w:val="none" w:color="FFFFFF" w:sz="0"/>
+              <w:left w:val="none" w:color="FFFFFF" w:sz="0"/>
+              <w:bottom w:val="none" w:color="FFFFFF" w:sz="0"/>
+              <w:right w:val="none" w:color="FFFFFF" w:sz="0"/>
+            </w:tcBorders>
+            <w:tcMar>
+              <w:top w:type="dxa" w:w="40"/>
+              <w:left w:type="dxa" w:w="80"/>
+              <w:bottom w:type="dxa" w:w="40"/>
+              <w:right w:type="dxa" w:w="80"/>
+            </w:tcMar>
+          </w:tcPr>
+          <w:p>
+            <w:pPr>
+              <w:spacing w:after="0" w:before="0"/>
+              <w:jc w:val="right"/>
+            </w:pPr>
+            <w:r>
+              <w:rPr>
+                <w:b w:val="false"/>
+                <w:bCs w:val="false"/>
+                <w:sz w:val="17"/>
+                <w:szCs w:val="17"/>
+              </w:rPr>
+              <w:t xml:space="preserve">.564</w:t>
+            </w:r>
+          </w:p>
+        </w:tc>
+        <w:tc>
+          <w:tcPr>
+            <w:tcW w:type="dxa" w:w="637"/>
             <w:gridSpan w:val="1"/>
             <w:tcBorders>
               <w:top w:val="none" w:color="FFFFFF" w:sz="0"/>
@@ -8280,7 +8813,7 @@
         </w:tc>
         <w:tc>
           <w:tcPr>
-            <w:tcW w:type="dxa" w:w="705"/>
+            <w:tcW w:type="dxa" w:w="637"/>
             <w:gridSpan w:val="1"/>
             <w:tcBorders>
               <w:top w:val="none" w:color="FFFFFF" w:sz="0"/>
@@ -8313,7 +8846,7 @@
         </w:tc>
         <w:tc>
           <w:tcPr>
-            <w:tcW w:type="dxa" w:w="564"/>
+            <w:tcW w:type="dxa" w:w="509"/>
             <w:gridSpan w:val="1"/>
             <w:tcBorders>
               <w:top w:val="none" w:color="FFFFFF" w:sz="0"/>
@@ -8346,7 +8879,7 @@
         </w:tc>
         <w:tc>
           <w:tcPr>
-            <w:tcW w:type="dxa" w:w="564"/>
+            <w:tcW w:type="dxa" w:w="514"/>
             <w:gridSpan w:val="1"/>
             <w:tcBorders>
               <w:top w:val="none" w:color="FFFFFF" w:sz="0"/>
@@ -8384,7 +8917,7 @@
         </w:trPr>
         <w:tc>
           <w:tcPr>
-            <w:tcW w:type="dxa" w:w="1974"/>
+            <w:tcW w:type="dxa" w:w="1784"/>
             <w:gridSpan w:val="1"/>
             <w:tcBorders>
               <w:top w:val="single" w:color="000000" w:sz="8"/>
@@ -8417,7 +8950,7 @@
         </w:tc>
         <w:tc>
           <w:tcPr>
-            <w:tcW w:type="dxa" w:w="4089"/>
+            <w:tcW w:type="dxa" w:w="3696"/>
             <w:gridSpan w:val="1"/>
             <w:tcBorders>
               <w:top w:val="single" w:color="000000" w:sz="8"/>
@@ -8450,7 +8983,7 @@
         </w:tc>
         <w:tc>
           <w:tcPr>
-            <w:tcW w:type="dxa" w:w="705"/>
+            <w:tcW w:type="dxa" w:w="637"/>
             <w:gridSpan w:val="1"/>
             <w:tcBorders>
               <w:top w:val="single" w:color="000000" w:sz="8"/>
@@ -8483,7 +9016,7 @@
         </w:tc>
         <w:tc>
           <w:tcPr>
-            <w:tcW w:type="dxa" w:w="705"/>
+            <w:tcW w:type="dxa" w:w="892"/>
             <w:gridSpan w:val="1"/>
             <w:tcBorders>
               <w:top w:val="single" w:color="000000" w:sz="8"/>
@@ -8510,13 +9043,46 @@
                 <w:sz w:val="17"/>
                 <w:szCs w:val="17"/>
               </w:rPr>
+              <w:t xml:space="preserve">.600</w:t>
+            </w:r>
+          </w:p>
+        </w:tc>
+        <w:tc>
+          <w:tcPr>
+            <w:tcW w:type="dxa" w:w="637"/>
+            <w:gridSpan w:val="1"/>
+            <w:tcBorders>
+              <w:top w:val="single" w:color="000000" w:sz="8"/>
+              <w:left w:val="none" w:color="FFFFFF" w:sz="0"/>
+              <w:bottom w:val="none" w:color="FFFFFF" w:sz="0"/>
+              <w:right w:val="none" w:color="FFFFFF" w:sz="0"/>
+            </w:tcBorders>
+            <w:tcMar>
+              <w:top w:type="dxa" w:w="40"/>
+              <w:left w:type="dxa" w:w="80"/>
+              <w:bottom w:type="dxa" w:w="40"/>
+              <w:right w:type="dxa" w:w="80"/>
+            </w:tcMar>
+          </w:tcPr>
+          <w:p>
+            <w:pPr>
+              <w:spacing w:after="0" w:before="0"/>
+              <w:jc w:val="right"/>
+            </w:pPr>
+            <w:r>
+              <w:rPr>
+                <w:b w:val="false"/>
+                <w:bCs w:val="false"/>
+                <w:sz w:val="17"/>
+                <w:szCs w:val="17"/>
+              </w:rPr>
               <w:t xml:space="preserve">.505</w:t>
             </w:r>
           </w:p>
         </w:tc>
         <w:tc>
           <w:tcPr>
-            <w:tcW w:type="dxa" w:w="705"/>
+            <w:tcW w:type="dxa" w:w="637"/>
             <w:gridSpan w:val="1"/>
             <w:tcBorders>
               <w:top w:val="single" w:color="000000" w:sz="8"/>
@@ -8549,7 +9115,7 @@
         </w:tc>
         <w:tc>
           <w:tcPr>
-            <w:tcW w:type="dxa" w:w="564"/>
+            <w:tcW w:type="dxa" w:w="509"/>
             <w:gridSpan w:val="1"/>
             <w:tcBorders>
               <w:top w:val="single" w:color="000000" w:sz="8"/>
@@ -8582,7 +9148,7 @@
         </w:tc>
         <w:tc>
           <w:tcPr>
-            <w:tcW w:type="dxa" w:w="564"/>
+            <w:tcW w:type="dxa" w:w="514"/>
             <w:gridSpan w:val="1"/>
             <w:tcBorders>
               <w:top w:val="single" w:color="000000" w:sz="8"/>
@@ -8620,7 +9186,7 @@
         </w:trPr>
         <w:tc>
           <w:tcPr>
-            <w:tcW w:type="dxa" w:w="1974"/>
+            <w:tcW w:type="dxa" w:w="1784"/>
             <w:gridSpan w:val="1"/>
             <w:tcBorders>
               <w:top w:val="none" w:color="FFFFFF" w:sz="0"/>
@@ -8644,7 +9210,7 @@
         </w:tc>
         <w:tc>
           <w:tcPr>
-            <w:tcW w:type="dxa" w:w="4089"/>
+            <w:tcW w:type="dxa" w:w="3696"/>
             <w:gridSpan w:val="1"/>
             <w:tcBorders>
               <w:top w:val="none" w:color="FFFFFF" w:sz="0"/>
@@ -8677,7 +9243,7 @@
         </w:tc>
         <w:tc>
           <w:tcPr>
-            <w:tcW w:type="dxa" w:w="705"/>
+            <w:tcW w:type="dxa" w:w="637"/>
             <w:gridSpan w:val="1"/>
             <w:tcBorders>
               <w:top w:val="none" w:color="FFFFFF" w:sz="0"/>
@@ -8710,7 +9276,40 @@
         </w:tc>
         <w:tc>
           <w:tcPr>
-            <w:tcW w:type="dxa" w:w="705"/>
+            <w:tcW w:type="dxa" w:w="892"/>
+            <w:gridSpan w:val="1"/>
+            <w:tcBorders>
+              <w:top w:val="none" w:color="FFFFFF" w:sz="0"/>
+              <w:left w:val="none" w:color="FFFFFF" w:sz="0"/>
+              <w:bottom w:val="none" w:color="FFFFFF" w:sz="0"/>
+              <w:right w:val="none" w:color="FFFFFF" w:sz="0"/>
+            </w:tcBorders>
+            <w:tcMar>
+              <w:top w:type="dxa" w:w="40"/>
+              <w:left w:type="dxa" w:w="80"/>
+              <w:bottom w:type="dxa" w:w="40"/>
+              <w:right w:type="dxa" w:w="80"/>
+            </w:tcMar>
+          </w:tcPr>
+          <w:p>
+            <w:pPr>
+              <w:spacing w:after="0" w:before="0"/>
+              <w:jc w:val="right"/>
+            </w:pPr>
+            <w:r>
+              <w:rPr>
+                <w:b w:val="false"/>
+                <w:bCs w:val="false"/>
+                <w:sz w:val="17"/>
+                <w:szCs w:val="17"/>
+              </w:rPr>
+              <w:t xml:space="preserve">.616</w:t>
+            </w:r>
+          </w:p>
+        </w:tc>
+        <w:tc>
+          <w:tcPr>
+            <w:tcW w:type="dxa" w:w="637"/>
             <w:gridSpan w:val="1"/>
             <w:tcBorders>
               <w:top w:val="none" w:color="FFFFFF" w:sz="0"/>
@@ -8743,7 +9342,7 @@
         </w:tc>
         <w:tc>
           <w:tcPr>
-            <w:tcW w:type="dxa" w:w="705"/>
+            <w:tcW w:type="dxa" w:w="637"/>
             <w:gridSpan w:val="1"/>
             <w:tcBorders>
               <w:top w:val="none" w:color="FFFFFF" w:sz="0"/>
@@ -8776,7 +9375,7 @@
         </w:tc>
         <w:tc>
           <w:tcPr>
-            <w:tcW w:type="dxa" w:w="564"/>
+            <w:tcW w:type="dxa" w:w="509"/>
             <w:gridSpan w:val="1"/>
             <w:tcBorders>
               <w:top w:val="none" w:color="FFFFFF" w:sz="0"/>
@@ -8809,7 +9408,7 @@
         </w:tc>
         <w:tc>
           <w:tcPr>
-            <w:tcW w:type="dxa" w:w="564"/>
+            <w:tcW w:type="dxa" w:w="514"/>
             <w:gridSpan w:val="1"/>
             <w:tcBorders>
               <w:top w:val="none" w:color="FFFFFF" w:sz="0"/>
@@ -8847,7 +9446,7 @@
         </w:trPr>
         <w:tc>
           <w:tcPr>
-            <w:tcW w:type="dxa" w:w="1974"/>
+            <w:tcW w:type="dxa" w:w="1784"/>
             <w:gridSpan w:val="1"/>
             <w:tcBorders>
               <w:top w:val="none" w:color="FFFFFF" w:sz="0"/>
@@ -8871,7 +9470,7 @@
         </w:tc>
         <w:tc>
           <w:tcPr>
-            <w:tcW w:type="dxa" w:w="4089"/>
+            <w:tcW w:type="dxa" w:w="3696"/>
             <w:gridSpan w:val="1"/>
             <w:tcBorders>
               <w:top w:val="none" w:color="FFFFFF" w:sz="0"/>
@@ -8904,7 +9503,7 @@
         </w:tc>
         <w:tc>
           <w:tcPr>
-            <w:tcW w:type="dxa" w:w="705"/>
+            <w:tcW w:type="dxa" w:w="637"/>
             <w:gridSpan w:val="1"/>
             <w:tcBorders>
               <w:top w:val="none" w:color="FFFFFF" w:sz="0"/>
@@ -8937,7 +9536,40 @@
         </w:tc>
         <w:tc>
           <w:tcPr>
-            <w:tcW w:type="dxa" w:w="705"/>
+            <w:tcW w:type="dxa" w:w="892"/>
+            <w:gridSpan w:val="1"/>
+            <w:tcBorders>
+              <w:top w:val="none" w:color="FFFFFF" w:sz="0"/>
+              <w:left w:val="none" w:color="FFFFFF" w:sz="0"/>
+              <w:bottom w:val="none" w:color="FFFFFF" w:sz="0"/>
+              <w:right w:val="none" w:color="FFFFFF" w:sz="0"/>
+            </w:tcBorders>
+            <w:tcMar>
+              <w:top w:type="dxa" w:w="40"/>
+              <w:left w:type="dxa" w:w="80"/>
+              <w:bottom w:type="dxa" w:w="40"/>
+              <w:right w:type="dxa" w:w="80"/>
+            </w:tcMar>
+          </w:tcPr>
+          <w:p>
+            <w:pPr>
+              <w:spacing w:after="0" w:before="0"/>
+              <w:jc w:val="right"/>
+            </w:pPr>
+            <w:r>
+              <w:rPr>
+                <w:b w:val="false"/>
+                <w:bCs w:val="false"/>
+                <w:sz w:val="17"/>
+                <w:szCs w:val="17"/>
+              </w:rPr>
+              <w:t xml:space="preserve">.491</w:t>
+            </w:r>
+          </w:p>
+        </w:tc>
+        <w:tc>
+          <w:tcPr>
+            <w:tcW w:type="dxa" w:w="637"/>
             <w:gridSpan w:val="1"/>
             <w:tcBorders>
               <w:top w:val="none" w:color="FFFFFF" w:sz="0"/>
@@ -8970,7 +9602,7 @@
         </w:tc>
         <w:tc>
           <w:tcPr>
-            <w:tcW w:type="dxa" w:w="705"/>
+            <w:tcW w:type="dxa" w:w="637"/>
             <w:gridSpan w:val="1"/>
             <w:tcBorders>
               <w:top w:val="none" w:color="FFFFFF" w:sz="0"/>
@@ -9003,7 +9635,7 @@
         </w:tc>
         <w:tc>
           <w:tcPr>
-            <w:tcW w:type="dxa" w:w="564"/>
+            <w:tcW w:type="dxa" w:w="509"/>
             <w:gridSpan w:val="1"/>
             <w:tcBorders>
               <w:top w:val="none" w:color="FFFFFF" w:sz="0"/>
@@ -9036,7 +9668,7 @@
         </w:tc>
         <w:tc>
           <w:tcPr>
-            <w:tcW w:type="dxa" w:w="564"/>
+            <w:tcW w:type="dxa" w:w="514"/>
             <w:gridSpan w:val="1"/>
             <w:tcBorders>
               <w:top w:val="none" w:color="FFFFFF" w:sz="0"/>
@@ -9074,7 +9706,7 @@
         </w:trPr>
         <w:tc>
           <w:tcPr>
-            <w:tcW w:type="dxa" w:w="1974"/>
+            <w:tcW w:type="dxa" w:w="1784"/>
             <w:gridSpan w:val="1"/>
             <w:tcBorders>
               <w:top w:val="none" w:color="FFFFFF" w:sz="0"/>
@@ -9098,7 +9730,7 @@
         </w:tc>
         <w:tc>
           <w:tcPr>
-            <w:tcW w:type="dxa" w:w="4089"/>
+            <w:tcW w:type="dxa" w:w="3696"/>
             <w:gridSpan w:val="1"/>
             <w:tcBorders>
               <w:top w:val="none" w:color="FFFFFF" w:sz="0"/>
@@ -9131,7 +9763,7 @@
         </w:tc>
         <w:tc>
           <w:tcPr>
-            <w:tcW w:type="dxa" w:w="705"/>
+            <w:tcW w:type="dxa" w:w="637"/>
             <w:gridSpan w:val="1"/>
             <w:tcBorders>
               <w:top w:val="none" w:color="FFFFFF" w:sz="0"/>
@@ -9164,7 +9796,40 @@
         </w:tc>
         <w:tc>
           <w:tcPr>
-            <w:tcW w:type="dxa" w:w="705"/>
+            <w:tcW w:type="dxa" w:w="892"/>
+            <w:gridSpan w:val="1"/>
+            <w:tcBorders>
+              <w:top w:val="none" w:color="FFFFFF" w:sz="0"/>
+              <w:left w:val="none" w:color="FFFFFF" w:sz="0"/>
+              <w:bottom w:val="none" w:color="FFFFFF" w:sz="0"/>
+              <w:right w:val="none" w:color="FFFFFF" w:sz="0"/>
+            </w:tcBorders>
+            <w:tcMar>
+              <w:top w:type="dxa" w:w="40"/>
+              <w:left w:type="dxa" w:w="80"/>
+              <w:bottom w:type="dxa" w:w="40"/>
+              <w:right w:type="dxa" w:w="80"/>
+            </w:tcMar>
+          </w:tcPr>
+          <w:p>
+            <w:pPr>
+              <w:spacing w:after="0" w:before="0"/>
+              <w:jc w:val="right"/>
+            </w:pPr>
+            <w:r>
+              <w:rPr>
+                <w:b w:val="false"/>
+                <w:bCs w:val="false"/>
+                <w:sz w:val="17"/>
+                <w:szCs w:val="17"/>
+              </w:rPr>
+              <w:t xml:space="preserve">.502</w:t>
+            </w:r>
+          </w:p>
+        </w:tc>
+        <w:tc>
+          <w:tcPr>
+            <w:tcW w:type="dxa" w:w="637"/>
             <w:gridSpan w:val="1"/>
             <w:tcBorders>
               <w:top w:val="none" w:color="FFFFFF" w:sz="0"/>
@@ -9197,7 +9862,7 @@
         </w:tc>
         <w:tc>
           <w:tcPr>
-            <w:tcW w:type="dxa" w:w="705"/>
+            <w:tcW w:type="dxa" w:w="637"/>
             <w:gridSpan w:val="1"/>
             <w:tcBorders>
               <w:top w:val="none" w:color="FFFFFF" w:sz="0"/>
@@ -9230,7 +9895,7 @@
         </w:tc>
         <w:tc>
           <w:tcPr>
-            <w:tcW w:type="dxa" w:w="564"/>
+            <w:tcW w:type="dxa" w:w="509"/>
             <w:gridSpan w:val="1"/>
             <w:tcBorders>
               <w:top w:val="none" w:color="FFFFFF" w:sz="0"/>
@@ -9263,7 +9928,7 @@
         </w:tc>
         <w:tc>
           <w:tcPr>
-            <w:tcW w:type="dxa" w:w="564"/>
+            <w:tcW w:type="dxa" w:w="514"/>
             <w:gridSpan w:val="1"/>
             <w:tcBorders>
               <w:top w:val="none" w:color="FFFFFF" w:sz="0"/>
@@ -9301,7 +9966,7 @@
         </w:trPr>
         <w:tc>
           <w:tcPr>
-            <w:tcW w:type="dxa" w:w="1974"/>
+            <w:tcW w:type="dxa" w:w="1784"/>
             <w:gridSpan w:val="1"/>
             <w:tcBorders>
               <w:top w:val="none" w:color="FFFFFF" w:sz="0"/>
@@ -9325,7 +9990,7 @@
         </w:tc>
         <w:tc>
           <w:tcPr>
-            <w:tcW w:type="dxa" w:w="4089"/>
+            <w:tcW w:type="dxa" w:w="3696"/>
             <w:gridSpan w:val="1"/>
             <w:tcBorders>
               <w:top w:val="none" w:color="FFFFFF" w:sz="0"/>
@@ -9358,7 +10023,7 @@
         </w:tc>
         <w:tc>
           <w:tcPr>
-            <w:tcW w:type="dxa" w:w="705"/>
+            <w:tcW w:type="dxa" w:w="637"/>
             <w:gridSpan w:val="1"/>
             <w:tcBorders>
               <w:top w:val="none" w:color="FFFFFF" w:sz="0"/>
@@ -9391,7 +10056,7 @@
         </w:tc>
         <w:tc>
           <w:tcPr>
-            <w:tcW w:type="dxa" w:w="705"/>
+            <w:tcW w:type="dxa" w:w="892"/>
             <w:gridSpan w:val="1"/>
             <w:tcBorders>
               <w:top w:val="none" w:color="FFFFFF" w:sz="0"/>
@@ -9418,13 +10083,46 @@
                 <w:sz w:val="17"/>
                 <w:szCs w:val="17"/>
               </w:rPr>
+              <w:t xml:space="preserve">.602</w:t>
+            </w:r>
+          </w:p>
+        </w:tc>
+        <w:tc>
+          <w:tcPr>
+            <w:tcW w:type="dxa" w:w="637"/>
+            <w:gridSpan w:val="1"/>
+            <w:tcBorders>
+              <w:top w:val="none" w:color="FFFFFF" w:sz="0"/>
+              <w:left w:val="none" w:color="FFFFFF" w:sz="0"/>
+              <w:bottom w:val="single" w:color="000000" w:sz="8"/>
+              <w:right w:val="none" w:color="FFFFFF" w:sz="0"/>
+            </w:tcBorders>
+            <w:tcMar>
+              <w:top w:type="dxa" w:w="40"/>
+              <w:left w:type="dxa" w:w="80"/>
+              <w:bottom w:type="dxa" w:w="40"/>
+              <w:right w:type="dxa" w:w="80"/>
+            </w:tcMar>
+          </w:tcPr>
+          <w:p>
+            <w:pPr>
+              <w:spacing w:after="0" w:before="0"/>
+              <w:jc w:val="right"/>
+            </w:pPr>
+            <w:r>
+              <w:rPr>
+                <w:b w:val="false"/>
+                <w:bCs w:val="false"/>
+                <w:sz w:val="17"/>
+                <w:szCs w:val="17"/>
+              </w:rPr>
               <w:t xml:space="preserve">.543</w:t>
             </w:r>
           </w:p>
         </w:tc>
         <w:tc>
           <w:tcPr>
-            <w:tcW w:type="dxa" w:w="705"/>
+            <w:tcW w:type="dxa" w:w="637"/>
             <w:gridSpan w:val="1"/>
             <w:tcBorders>
               <w:top w:val="none" w:color="FFFFFF" w:sz="0"/>
@@ -9457,7 +10155,7 @@
         </w:tc>
         <w:tc>
           <w:tcPr>
-            <w:tcW w:type="dxa" w:w="564"/>
+            <w:tcW w:type="dxa" w:w="509"/>
             <w:gridSpan w:val="1"/>
             <w:tcBorders>
               <w:top w:val="none" w:color="FFFFFF" w:sz="0"/>
@@ -9490,7 +10188,7 @@
         </w:tc>
         <w:tc>
           <w:tcPr>
-            <w:tcW w:type="dxa" w:w="564"/>
+            <w:tcW w:type="dxa" w:w="514"/>
             <w:gridSpan w:val="1"/>
             <w:tcBorders>
               <w:top w:val="none" w:color="FFFFFF" w:sz="0"/>
@@ -10376,7 +11074,23 @@
         <w:jc w:val="both"/>
       </w:pPr>
       <w:r>
-        <w:t xml:space="preserve">The agent starts from the direct answer with a retrieved (diffdate) normal reference. Each question is re-examined on its own: a re-check sees only the reference and target images, the question and that question's own first answer. No other question's answer is shown, used for routing or overwritten. Contradictions between questions are computed only after all final answers are stored (Figure </w:t>
+        <w:t xml:space="preserve">The agent starts from the direct answer with a retrieved (diffdate) normal reference. This </w:t>
+      </w:r>
+      <w:r>
+        <w:rPr>
+          <w:i/>
+          <w:iCs/>
+        </w:rPr>
+        <w:t xml:space="preserve">direct</w:t>
+      </w:r>
+      <w:r>
+        <w:t xml:space="preserve"> condition differs from the fixed normal reference of Table </w:t>
+      </w:r>
+      <w:r>
+        <w:t xml:space="preserve">3</w:t>
+      </w:r>
+      <w:r>
+        <w:t xml:space="preserve">; with it, InternVL's Q1 F1 is .776 and its balanced accuracy .777. Each question is re-examined on its own: a re-check sees only the reference and target images, the question and that question's own first answer. No other question's answer is shown, used for routing or overwritten. Contradictions between questions are computed only after all final answers are stored (Figure </w:t>
       </w:r>
       <w:r>
         <w:t xml:space="preserve">4</w:t>
@@ -10451,17 +11165,33 @@
         <w:t xml:space="preserve">3×3</w:t>
       </w:r>
       <w:r>
-        <w:t xml:space="preserve"> position question. Because spatial ground truth is unavailable at this scale, Q3 is scored for </w:t>
+        <w:t xml:space="preserve"> position question. We score Q3 mainly for </w:t>
       </w:r>
       <w:r>
         <w:rPr>
           <w:i/>
           <w:iCs/>
         </w:rPr>
-        <w:t xml:space="preserve">presence only</w:t>
-      </w:r>
-      <w:r>
-        <w:t xml:space="preserve">: a wrong region on a defective image still counts as “defect present”.</w:t>
+        <w:t xml:space="preserve">region presence</w:t>
+      </w:r>
+      <w:r>
+        <w:t xml:space="preserve"> (a region versus “none”), so a wrong region on a defective image still counts as “defect present”. Position is scored separately on the 133 defective images that have a location box (113 drawn by hand and 20 from InsPLAD-seg instance labels; six rust images had no locatable defect). A </w:t>
+      </w:r>
+      <w:r>
+        <w:rPr>
+          <w:i/>
+          <w:iCs/>
+        </w:rPr>
+        <w:t xml:space="preserve">position hit</w:t>
+      </w:r>
+      <w:r>
+        <w:t xml:space="preserve"> means that the reported cell contains the center of one of the image's boxes, the cell rule of our multi-region run (Section </w:t>
+      </w:r>
+      <w:r>
+        <w:t xml:space="preserve">6</w:t>
+      </w:r>
+      <w:r>
+        <w:t xml:space="preserve">). We added this position score after the gold run and computed it from the saved answers.</w:t>
       </w:r>
     </w:p>
     <w:p>
@@ -10622,13 +11352,25 @@
         <w:t xml:space="preserve">+.093</w:t>
       </w:r>
       <w:r>
-        <w:t xml:space="preserve">. The staged Q3 raises presence BAcc by </w:t>
-      </w:r>
-      <w:r>
-        <w:t xml:space="preserve">+.277</w:t>
-      </w:r>
-      <w:r>
-        <w:t xml:space="preserve"> and cuts normal false alarms from 93/107 to 16/107. The candidate is not distinguishable from the verification agent (Q2 macro-F1 </w:t>
+        <w:t xml:space="preserve">. Q2 is a four-way question that includes “normal”. Of the agent's 27 additional correct answers, 23 are on normal images (63 </w:t>
+      </w:r>
+      <w:r>
+        <w:t xml:space="preserve">→</w:t>
+      </w:r>
+      <w:r>
+        <w:t xml:space="preserve"> 86). On the 139 defective images, correct types rise only from 93 to 97 for the agent and to 94 for the candidate (Table </w:t>
+      </w:r>
+      <w:r>
+        <w:t xml:space="preserve">7</w:t>
+      </w:r>
+      <w:r>
+        <w:t xml:space="preserve">). Macro-F1 rises more than these counts suggest for two reasons. Fewer images receive a wrong defect label, which raises the precision of the defect classes; the direct question, for example, calls 43 images without a missing cap “missing cap”, the agent 17. Bird nests are also recognised more often (7 </w:t>
+      </w:r>
+      <w:r>
+        <w:t xml:space="preserve">→</w:t>
+      </w:r>
+      <w:r>
+        <w:t xml:space="preserve"> 19 of 23). The candidate is not distinguishable from the verification agent (Q2 macro-F1 </w:t>
       </w:r>
       <w:r>
         <w:t xml:space="preserve">−.017</w:t>
@@ -10649,7 +11391,43 @@
         <w:jc w:val="both"/>
       </w:pPr>
       <w:r>
-        <w:t xml:space="preserve">The agent also misses more defects. Defective images judged defect-free rise from 4/139 to 27/139, and the CI of this false-none increase excludes zero (</w:t>
+        <w:t xml:space="preserve">The staged Q3 raises region-presence BAcc by </w:t>
+      </w:r>
+      <w:r>
+        <w:t xml:space="preserve">+.277</w:t>
+      </w:r>
+      <w:r>
+        <w:t xml:space="preserve"> and cuts normal false regions from 93/107 to 16/107. The direct region question, however, reports a region on almost every image: on 93 of the 107 normal images, all 112 rust and bird-nest images and 23 of the 27 missing caps. Its presence BAcc (.551) is therefore barely above that of a constant “region” answer (.500). The model's own binary Q1, asked once with the same reference and shared by all policies, is a stricter comparison. Q1 raises 17 false alarms and misses 40 defects; the staged Q3 raises 16 and misses 27, so it is better on both counts. Its large drop in false regions, by contrast, mostly reflects how weak the direct region question is.</w:t>
+      </w:r>
+    </w:p>
+    <w:p>
+      <w:pPr>
+        <w:spacing w:after="120" w:line="276"/>
+        <w:jc w:val="both"/>
+      </w:pPr>
+      <w:r>
+        <w:t xml:space="preserve">Position does not improve. The reported cell is a position hit on 29 of the 133 located defects for the direct question and on 31 for the agent (paired difference </w:t>
+      </w:r>
+      <w:r>
+        <w:t xml:space="preserve">+.015</w:t>
+      </w:r>
+      <w:r>
+        <w:t xml:space="preserve">, CI </w:t>
+      </w:r>
+      <w:r>
+        <w:t xml:space="preserve">[−.045,+.075]</w:t>
+      </w:r>
+      <w:r>
+        <w:t xml:space="preserve">), while answering “center” for every image would score 72. Counting only images where a region was reported, the hit rate is 22% for the direct question and 29% for the agent. The staging thus removes some wrong cells without placing the remaining ones better.</w:t>
+      </w:r>
+    </w:p>
+    <w:p>
+      <w:pPr>
+        <w:spacing w:after="120" w:line="276"/>
+        <w:jc w:val="both"/>
+      </w:pPr>
+      <w:r>
+        <w:t xml:space="preserve">Relative to the direct question, the agent misses more defects. Defective images judged defect-free rise from 4/139 to 27/139, and the CI of this false-none increase excludes zero (</w:t>
       </w:r>
       <w:r>
         <w:t xml:space="preserve">+.165</w:t>
@@ -10673,7 +11451,7 @@
         <w:t xml:space="preserve">→</w:t>
       </w:r>
       <w:r>
-        <w:t xml:space="preserve">85 of 89). Defect typing shows the same weakness (Table </w:t>
+        <w:t xml:space="preserve">85 of 89). Because the direct question reports a region almost everywhere, its 23 do not show that the model recognised the caps: Q1 flags only 3 of the 27. Defect typing shows the same weakness (Table </w:t>
       </w:r>
       <w:r>
         <w:t xml:space="preserve">7</w:t>
@@ -10719,7 +11497,21 @@
           <w:sz w:val="19"/>
           <w:szCs w:val="19"/>
         </w:rPr>
-        <w:t xml:space="preserve">Verification agent on gold v2 (InternVL3.5-8B, 246 images). Q1 is fixed. Q3 is scored for presence only.</w:t>
+        <w:t xml:space="preserve">Verification agent on gold v2 (InternVL3.5-8B, 246 images). Direct: the same model with a retrieved (diffdate) normal reference, a different condition from Table </w:t>
+      </w:r>
+      <w:r>
+        <w:rPr>
+          <w:sz w:val="19"/>
+          <w:szCs w:val="19"/>
+        </w:rPr>
+        <w:t xml:space="preserve">3</w:t>
+      </w:r>
+      <w:r>
+        <w:rPr>
+          <w:sz w:val="19"/>
+          <w:szCs w:val="19"/>
+        </w:rPr>
+        <w:t xml:space="preserve">. Q1 is asked once and shared by all policies. Q2 is the four-way type question, including “normal”. Q3 presence counts any reported region as “defect present”; Q3 position is a post hoc score on the 133 defective images with a location box.</w:t>
       </w:r>
     </w:p>
     <w:tbl>
@@ -10735,10 +11527,10 @@
         </w:tblBorders>
       </w:tblPr>
       <w:tblGrid>
-        <w:gridCol w:w="6304"/>
-        <w:gridCol w:w="900"/>
-        <w:gridCol w:w="750"/>
-        <w:gridCol w:w="1352"/>
+        <w:gridCol w:w="6063"/>
+        <w:gridCol w:w="987"/>
+        <w:gridCol w:w="987"/>
+        <w:gridCol w:w="1269"/>
       </w:tblGrid>
       <w:tr>
         <w:trPr>
@@ -10746,7 +11538,7 @@
         </w:trPr>
         <w:tc>
           <w:tcPr>
-            <w:tcW w:type="dxa" w:w="6304"/>
+            <w:tcW w:type="dxa" w:w="6063"/>
             <w:gridSpan w:val="1"/>
             <w:tcBorders>
               <w:top w:val="single" w:color="000000" w:sz="8"/>
@@ -10780,7 +11572,7 @@
         </w:tc>
         <w:tc>
           <w:tcPr>
-            <w:tcW w:type="dxa" w:w="900"/>
+            <w:tcW w:type="dxa" w:w="987"/>
             <w:gridSpan w:val="1"/>
             <w:tcBorders>
               <w:top w:val="single" w:color="000000" w:sz="8"/>
@@ -10814,7 +11606,7 @@
         </w:tc>
         <w:tc>
           <w:tcPr>
-            <w:tcW w:type="dxa" w:w="750"/>
+            <w:tcW w:type="dxa" w:w="987"/>
             <w:gridSpan w:val="1"/>
             <w:tcBorders>
               <w:top w:val="single" w:color="000000" w:sz="8"/>
@@ -10848,7 +11640,7 @@
         </w:tc>
         <w:tc>
           <w:tcPr>
-            <w:tcW w:type="dxa" w:w="1352"/>
+            <w:tcW w:type="dxa" w:w="1269"/>
             <w:gridSpan w:val="1"/>
             <w:tcBorders>
               <w:top w:val="single" w:color="000000" w:sz="8"/>
@@ -10887,7 +11679,7 @@
         </w:trPr>
         <w:tc>
           <w:tcPr>
-            <w:tcW w:type="dxa" w:w="6304"/>
+            <w:tcW w:type="dxa" w:w="6063"/>
             <w:gridSpan w:val="1"/>
             <w:tcBorders>
               <w:top w:val="single" w:color="000000" w:sz="8"/>
@@ -10914,13 +11706,13 @@
                 <w:sz w:val="17"/>
                 <w:szCs w:val="17"/>
               </w:rPr>
-              <w:t xml:space="preserve">Q1 anomaly F1 (fixed in all policies)</w:t>
-            </w:r>
-          </w:p>
-        </w:tc>
-        <w:tc>
-          <w:tcPr>
-            <w:tcW w:type="dxa" w:w="900"/>
+              <w:t xml:space="preserve">Q1 anomaly F1 (asked once, shared)</w:t>
+            </w:r>
+          </w:p>
+        </w:tc>
+        <w:tc>
+          <w:tcPr>
+            <w:tcW w:type="dxa" w:w="987"/>
             <w:gridSpan w:val="1"/>
             <w:tcBorders>
               <w:top w:val="single" w:color="000000" w:sz="8"/>
@@ -10953,7 +11745,7 @@
         </w:tc>
         <w:tc>
           <w:tcPr>
-            <w:tcW w:type="dxa" w:w="750"/>
+            <w:tcW w:type="dxa" w:w="987"/>
             <w:gridSpan w:val="1"/>
             <w:tcBorders>
               <w:top w:val="single" w:color="000000" w:sz="8"/>
@@ -10986,7 +11778,7 @@
         </w:tc>
         <w:tc>
           <w:tcPr>
-            <w:tcW w:type="dxa" w:w="1352"/>
+            <w:tcW w:type="dxa" w:w="1269"/>
             <w:gridSpan w:val="1"/>
             <w:tcBorders>
               <w:top w:val="single" w:color="000000" w:sz="8"/>
@@ -11024,7 +11816,7 @@
         </w:trPr>
         <w:tc>
           <w:tcPr>
-            <w:tcW w:type="dxa" w:w="6304"/>
+            <w:tcW w:type="dxa" w:w="6063"/>
             <w:gridSpan w:val="1"/>
             <w:tcBorders>
               <w:top w:val="none" w:color="FFFFFF" w:sz="0"/>
@@ -11051,106 +11843,106 @@
                 <w:sz w:val="17"/>
                 <w:szCs w:val="17"/>
               </w:rPr>
-              <w:t xml:space="preserve">Q2 defect macro-F1</w:t>
-            </w:r>
-          </w:p>
-        </w:tc>
-        <w:tc>
-          <w:tcPr>
-            <w:tcW w:type="dxa" w:w="900"/>
-            <w:gridSpan w:val="1"/>
-            <w:tcBorders>
-              <w:top w:val="none" w:color="FFFFFF" w:sz="0"/>
-              <w:left w:val="none" w:color="FFFFFF" w:sz="0"/>
-              <w:bottom w:val="none" w:color="FFFFFF" w:sz="0"/>
-              <w:right w:val="none" w:color="FFFFFF" w:sz="0"/>
-            </w:tcBorders>
-            <w:tcMar>
-              <w:top w:type="dxa" w:w="40"/>
-              <w:left w:type="dxa" w:w="80"/>
-              <w:bottom w:type="dxa" w:w="40"/>
-              <w:right w:type="dxa" w:w="80"/>
-            </w:tcMar>
-          </w:tcPr>
-          <w:p>
-            <w:pPr>
-              <w:spacing w:after="0" w:before="0"/>
-              <w:jc w:val="right"/>
-            </w:pPr>
-            <w:r>
-              <w:rPr>
-                <w:b w:val="false"/>
-                <w:bCs w:val="false"/>
-                <w:sz w:val="17"/>
-                <w:szCs w:val="17"/>
-              </w:rPr>
-              <w:t xml:space="preserve">.522</w:t>
-            </w:r>
-          </w:p>
-        </w:tc>
-        <w:tc>
-          <w:tcPr>
-            <w:tcW w:type="dxa" w:w="750"/>
-            <w:gridSpan w:val="1"/>
-            <w:tcBorders>
-              <w:top w:val="none" w:color="FFFFFF" w:sz="0"/>
-              <w:left w:val="none" w:color="FFFFFF" w:sz="0"/>
-              <w:bottom w:val="none" w:color="FFFFFF" w:sz="0"/>
-              <w:right w:val="none" w:color="FFFFFF" w:sz="0"/>
-            </w:tcBorders>
-            <w:tcMar>
-              <w:top w:type="dxa" w:w="40"/>
-              <w:left w:type="dxa" w:w="80"/>
-              <w:bottom w:type="dxa" w:w="40"/>
-              <w:right w:type="dxa" w:w="80"/>
-            </w:tcMar>
-          </w:tcPr>
-          <w:p>
-            <w:pPr>
-              <w:spacing w:after="0" w:before="0"/>
-              <w:jc w:val="right"/>
-            </w:pPr>
-            <w:r>
-              <w:rPr>
-                <w:b/>
-                <w:bCs/>
-                <w:sz w:val="17"/>
-                <w:szCs w:val="17"/>
-              </w:rPr>
-              <w:t xml:space="preserve">.640</w:t>
-            </w:r>
-          </w:p>
-        </w:tc>
-        <w:tc>
-          <w:tcPr>
-            <w:tcW w:type="dxa" w:w="1352"/>
-            <w:gridSpan w:val="1"/>
-            <w:tcBorders>
-              <w:top w:val="none" w:color="FFFFFF" w:sz="0"/>
-              <w:left w:val="none" w:color="FFFFFF" w:sz="0"/>
-              <w:bottom w:val="none" w:color="FFFFFF" w:sz="0"/>
-              <w:right w:val="none" w:color="FFFFFF" w:sz="0"/>
-            </w:tcBorders>
-            <w:tcMar>
-              <w:top w:type="dxa" w:w="40"/>
-              <w:left w:type="dxa" w:w="80"/>
-              <w:bottom w:type="dxa" w:w="40"/>
-              <w:right w:type="dxa" w:w="80"/>
-            </w:tcMar>
-          </w:tcPr>
-          <w:p>
-            <w:pPr>
-              <w:spacing w:after="0" w:before="0"/>
-              <w:jc w:val="right"/>
-            </w:pPr>
-            <w:r>
-              <w:rPr>
-                <w:b w:val="false"/>
-                <w:bCs w:val="false"/>
-                <w:sz w:val="17"/>
-                <w:szCs w:val="17"/>
-              </w:rPr>
-              <w:t xml:space="preserve">.623</w:t>
+              <w:t xml:space="preserve">Q1 anomaly balanced accuracy</w:t>
+            </w:r>
+          </w:p>
+        </w:tc>
+        <w:tc>
+          <w:tcPr>
+            <w:tcW w:type="dxa" w:w="987"/>
+            <w:gridSpan w:val="1"/>
+            <w:tcBorders>
+              <w:top w:val="none" w:color="FFFFFF" w:sz="0"/>
+              <w:left w:val="none" w:color="FFFFFF" w:sz="0"/>
+              <w:bottom w:val="none" w:color="FFFFFF" w:sz="0"/>
+              <w:right w:val="none" w:color="FFFFFF" w:sz="0"/>
+            </w:tcBorders>
+            <w:tcMar>
+              <w:top w:type="dxa" w:w="40"/>
+              <w:left w:type="dxa" w:w="80"/>
+              <w:bottom w:type="dxa" w:w="40"/>
+              <w:right w:type="dxa" w:w="80"/>
+            </w:tcMar>
+          </w:tcPr>
+          <w:p>
+            <w:pPr>
+              <w:spacing w:after="0" w:before="0"/>
+              <w:jc w:val="right"/>
+            </w:pPr>
+            <w:r>
+              <w:rPr>
+                <w:b w:val="false"/>
+                <w:bCs w:val="false"/>
+                <w:sz w:val="17"/>
+                <w:szCs w:val="17"/>
+              </w:rPr>
+              <w:t xml:space="preserve">.777</w:t>
+            </w:r>
+          </w:p>
+        </w:tc>
+        <w:tc>
+          <w:tcPr>
+            <w:tcW w:type="dxa" w:w="987"/>
+            <w:gridSpan w:val="1"/>
+            <w:tcBorders>
+              <w:top w:val="none" w:color="FFFFFF" w:sz="0"/>
+              <w:left w:val="none" w:color="FFFFFF" w:sz="0"/>
+              <w:bottom w:val="none" w:color="FFFFFF" w:sz="0"/>
+              <w:right w:val="none" w:color="FFFFFF" w:sz="0"/>
+            </w:tcBorders>
+            <w:tcMar>
+              <w:top w:type="dxa" w:w="40"/>
+              <w:left w:type="dxa" w:w="80"/>
+              <w:bottom w:type="dxa" w:w="40"/>
+              <w:right w:type="dxa" w:w="80"/>
+            </w:tcMar>
+          </w:tcPr>
+          <w:p>
+            <w:pPr>
+              <w:spacing w:after="0" w:before="0"/>
+              <w:jc w:val="right"/>
+            </w:pPr>
+            <w:r>
+              <w:rPr>
+                <w:b w:val="false"/>
+                <w:bCs w:val="false"/>
+                <w:sz w:val="17"/>
+                <w:szCs w:val="17"/>
+              </w:rPr>
+              <w:t xml:space="preserve">.777</w:t>
+            </w:r>
+          </w:p>
+        </w:tc>
+        <w:tc>
+          <w:tcPr>
+            <w:tcW w:type="dxa" w:w="1269"/>
+            <w:gridSpan w:val="1"/>
+            <w:tcBorders>
+              <w:top w:val="none" w:color="FFFFFF" w:sz="0"/>
+              <w:left w:val="none" w:color="FFFFFF" w:sz="0"/>
+              <w:bottom w:val="none" w:color="FFFFFF" w:sz="0"/>
+              <w:right w:val="none" w:color="FFFFFF" w:sz="0"/>
+            </w:tcBorders>
+            <w:tcMar>
+              <w:top w:type="dxa" w:w="40"/>
+              <w:left w:type="dxa" w:w="80"/>
+              <w:bottom w:type="dxa" w:w="40"/>
+              <w:right w:type="dxa" w:w="80"/>
+            </w:tcMar>
+          </w:tcPr>
+          <w:p>
+            <w:pPr>
+              <w:spacing w:after="0" w:before="0"/>
+              <w:jc w:val="right"/>
+            </w:pPr>
+            <w:r>
+              <w:rPr>
+                <w:b w:val="false"/>
+                <w:bCs w:val="false"/>
+                <w:sz w:val="17"/>
+                <w:szCs w:val="17"/>
+              </w:rPr>
+              <w:t xml:space="preserve">.777</w:t>
             </w:r>
           </w:p>
         </w:tc>
@@ -11161,7 +11953,7 @@
         </w:trPr>
         <w:tc>
           <w:tcPr>
-            <w:tcW w:type="dxa" w:w="6304"/>
+            <w:tcW w:type="dxa" w:w="6063"/>
             <w:gridSpan w:val="1"/>
             <w:tcBorders>
               <w:top w:val="none" w:color="FFFFFF" w:sz="0"/>
@@ -11188,106 +11980,106 @@
                 <w:sz w:val="17"/>
                 <w:szCs w:val="17"/>
               </w:rPr>
-              <w:t xml:space="preserve">Q2 defect balanced accuracy</w:t>
-            </w:r>
-          </w:p>
-        </w:tc>
-        <w:tc>
-          <w:tcPr>
-            <w:tcW w:type="dxa" w:w="900"/>
-            <w:gridSpan w:val="1"/>
-            <w:tcBorders>
-              <w:top w:val="none" w:color="FFFFFF" w:sz="0"/>
-              <w:left w:val="none" w:color="FFFFFF" w:sz="0"/>
-              <w:bottom w:val="none" w:color="FFFFFF" w:sz="0"/>
-              <w:right w:val="none" w:color="FFFFFF" w:sz="0"/>
-            </w:tcBorders>
-            <w:tcMar>
-              <w:top w:type="dxa" w:w="40"/>
-              <w:left w:type="dxa" w:w="80"/>
-              <w:bottom w:type="dxa" w:w="40"/>
-              <w:right w:type="dxa" w:w="80"/>
-            </w:tcMar>
-          </w:tcPr>
-          <w:p>
-            <w:pPr>
-              <w:spacing w:after="0" w:before="0"/>
-              <w:jc w:val="right"/>
-            </w:pPr>
-            <w:r>
-              <w:rPr>
-                <w:b w:val="false"/>
-                <w:bCs w:val="false"/>
-                <w:sz w:val="17"/>
-                <w:szCs w:val="17"/>
-              </w:rPr>
-              <w:t xml:space="preserve">.510</w:t>
-            </w:r>
-          </w:p>
-        </w:tc>
-        <w:tc>
-          <w:tcPr>
-            <w:tcW w:type="dxa" w:w="750"/>
-            <w:gridSpan w:val="1"/>
-            <w:tcBorders>
-              <w:top w:val="none" w:color="FFFFFF" w:sz="0"/>
-              <w:left w:val="none" w:color="FFFFFF" w:sz="0"/>
-              <w:bottom w:val="none" w:color="FFFFFF" w:sz="0"/>
-              <w:right w:val="none" w:color="FFFFFF" w:sz="0"/>
-            </w:tcBorders>
-            <w:tcMar>
-              <w:top w:type="dxa" w:w="40"/>
-              <w:left w:type="dxa" w:w="80"/>
-              <w:bottom w:type="dxa" w:w="40"/>
-              <w:right w:type="dxa" w:w="80"/>
-            </w:tcMar>
-          </w:tcPr>
-          <w:p>
-            <w:pPr>
-              <w:spacing w:after="0" w:before="0"/>
-              <w:jc w:val="right"/>
-            </w:pPr>
-            <w:r>
-              <w:rPr>
-                <w:b/>
-                <w:bCs/>
-                <w:sz w:val="17"/>
-                <w:szCs w:val="17"/>
-              </w:rPr>
-              <w:t xml:space="preserve">.659</w:t>
-            </w:r>
-          </w:p>
-        </w:tc>
-        <w:tc>
-          <w:tcPr>
-            <w:tcW w:type="dxa" w:w="1352"/>
-            <w:gridSpan w:val="1"/>
-            <w:tcBorders>
-              <w:top w:val="none" w:color="FFFFFF" w:sz="0"/>
-              <w:left w:val="none" w:color="FFFFFF" w:sz="0"/>
-              <w:bottom w:val="none" w:color="FFFFFF" w:sz="0"/>
-              <w:right w:val="none" w:color="FFFFFF" w:sz="0"/>
-            </w:tcBorders>
-            <w:tcMar>
-              <w:top w:type="dxa" w:w="40"/>
-              <w:left w:type="dxa" w:w="80"/>
-              <w:bottom w:type="dxa" w:w="40"/>
-              <w:right w:type="dxa" w:w="80"/>
-            </w:tcMar>
-          </w:tcPr>
-          <w:p>
-            <w:pPr>
-              <w:spacing w:after="0" w:before="0"/>
-              <w:jc w:val="right"/>
-            </w:pPr>
-            <w:r>
-              <w:rPr>
-                <w:b w:val="false"/>
-                <w:bCs w:val="false"/>
-                <w:sz w:val="17"/>
-                <w:szCs w:val="17"/>
-              </w:rPr>
-              <w:t xml:space="preserve">.639</w:t>
+              <w:t xml:space="preserve">Q1 false alarms (/107) / misses (/139)</w:t>
+            </w:r>
+          </w:p>
+        </w:tc>
+        <w:tc>
+          <w:tcPr>
+            <w:tcW w:type="dxa" w:w="987"/>
+            <w:gridSpan w:val="1"/>
+            <w:tcBorders>
+              <w:top w:val="none" w:color="FFFFFF" w:sz="0"/>
+              <w:left w:val="none" w:color="FFFFFF" w:sz="0"/>
+              <w:bottom w:val="none" w:color="FFFFFF" w:sz="0"/>
+              <w:right w:val="none" w:color="FFFFFF" w:sz="0"/>
+            </w:tcBorders>
+            <w:tcMar>
+              <w:top w:type="dxa" w:w="40"/>
+              <w:left w:type="dxa" w:w="80"/>
+              <w:bottom w:type="dxa" w:w="40"/>
+              <w:right w:type="dxa" w:w="80"/>
+            </w:tcMar>
+          </w:tcPr>
+          <w:p>
+            <w:pPr>
+              <w:spacing w:after="0" w:before="0"/>
+              <w:jc w:val="right"/>
+            </w:pPr>
+            <w:r>
+              <w:rPr>
+                <w:b w:val="false"/>
+                <w:bCs w:val="false"/>
+                <w:sz w:val="17"/>
+                <w:szCs w:val="17"/>
+              </w:rPr>
+              <w:t xml:space="preserve">17 / 40</w:t>
+            </w:r>
+          </w:p>
+        </w:tc>
+        <w:tc>
+          <w:tcPr>
+            <w:tcW w:type="dxa" w:w="987"/>
+            <w:gridSpan w:val="1"/>
+            <w:tcBorders>
+              <w:top w:val="none" w:color="FFFFFF" w:sz="0"/>
+              <w:left w:val="none" w:color="FFFFFF" w:sz="0"/>
+              <w:bottom w:val="none" w:color="FFFFFF" w:sz="0"/>
+              <w:right w:val="none" w:color="FFFFFF" w:sz="0"/>
+            </w:tcBorders>
+            <w:tcMar>
+              <w:top w:type="dxa" w:w="40"/>
+              <w:left w:type="dxa" w:w="80"/>
+              <w:bottom w:type="dxa" w:w="40"/>
+              <w:right w:type="dxa" w:w="80"/>
+            </w:tcMar>
+          </w:tcPr>
+          <w:p>
+            <w:pPr>
+              <w:spacing w:after="0" w:before="0"/>
+              <w:jc w:val="right"/>
+            </w:pPr>
+            <w:r>
+              <w:rPr>
+                <w:b w:val="false"/>
+                <w:bCs w:val="false"/>
+                <w:sz w:val="17"/>
+                <w:szCs w:val="17"/>
+              </w:rPr>
+              <w:t xml:space="preserve">17 / 40</w:t>
+            </w:r>
+          </w:p>
+        </w:tc>
+        <w:tc>
+          <w:tcPr>
+            <w:tcW w:type="dxa" w:w="1269"/>
+            <w:gridSpan w:val="1"/>
+            <w:tcBorders>
+              <w:top w:val="none" w:color="FFFFFF" w:sz="0"/>
+              <w:left w:val="none" w:color="FFFFFF" w:sz="0"/>
+              <w:bottom w:val="none" w:color="FFFFFF" w:sz="0"/>
+              <w:right w:val="none" w:color="FFFFFF" w:sz="0"/>
+            </w:tcBorders>
+            <w:tcMar>
+              <w:top w:type="dxa" w:w="40"/>
+              <w:left w:type="dxa" w:w="80"/>
+              <w:bottom w:type="dxa" w:w="40"/>
+              <w:right w:type="dxa" w:w="80"/>
+            </w:tcMar>
+          </w:tcPr>
+          <w:p>
+            <w:pPr>
+              <w:spacing w:after="0" w:before="0"/>
+              <w:jc w:val="right"/>
+            </w:pPr>
+            <w:r>
+              <w:rPr>
+                <w:b w:val="false"/>
+                <w:bCs w:val="false"/>
+                <w:sz w:val="17"/>
+                <w:szCs w:val="17"/>
+              </w:rPr>
+              <w:t xml:space="preserve">17 / 40</w:t>
             </w:r>
           </w:p>
         </w:tc>
@@ -11298,10 +12090,10 @@
         </w:trPr>
         <w:tc>
           <w:tcPr>
-            <w:tcW w:type="dxa" w:w="6304"/>
-            <w:gridSpan w:val="1"/>
-            <w:tcBorders>
-              <w:top w:val="none" w:color="FFFFFF" w:sz="0"/>
+            <w:tcW w:type="dxa" w:w="6063"/>
+            <w:gridSpan w:val="1"/>
+            <w:tcBorders>
+              <w:top w:val="single" w:color="000000" w:sz="8"/>
               <w:left w:val="none" w:color="FFFFFF" w:sz="0"/>
               <w:bottom w:val="none" w:color="FFFFFF" w:sz="0"/>
               <w:right w:val="none" w:color="FFFFFF" w:sz="0"/>
@@ -11325,82 +12117,49 @@
                 <w:sz w:val="17"/>
                 <w:szCs w:val="17"/>
               </w:rPr>
-              <w:t xml:space="preserve">Q2 correct (/246)</w:t>
-            </w:r>
-          </w:p>
-        </w:tc>
-        <w:tc>
-          <w:tcPr>
-            <w:tcW w:type="dxa" w:w="900"/>
-            <w:gridSpan w:val="1"/>
-            <w:tcBorders>
-              <w:top w:val="none" w:color="FFFFFF" w:sz="0"/>
-              <w:left w:val="none" w:color="FFFFFF" w:sz="0"/>
-              <w:bottom w:val="none" w:color="FFFFFF" w:sz="0"/>
-              <w:right w:val="none" w:color="FFFFFF" w:sz="0"/>
-            </w:tcBorders>
-            <w:tcMar>
-              <w:top w:type="dxa" w:w="40"/>
-              <w:left w:type="dxa" w:w="80"/>
-              <w:bottom w:type="dxa" w:w="40"/>
-              <w:right w:type="dxa" w:w="80"/>
-            </w:tcMar>
-          </w:tcPr>
-          <w:p>
-            <w:pPr>
-              <w:spacing w:after="0" w:before="0"/>
-              <w:jc w:val="right"/>
-            </w:pPr>
-            <w:r>
-              <w:rPr>
-                <w:b w:val="false"/>
-                <w:bCs w:val="false"/>
-                <w:sz w:val="17"/>
-                <w:szCs w:val="17"/>
-              </w:rPr>
-              <w:t xml:space="preserve">156</w:t>
-            </w:r>
-          </w:p>
-        </w:tc>
-        <w:tc>
-          <w:tcPr>
-            <w:tcW w:type="dxa" w:w="750"/>
-            <w:gridSpan w:val="1"/>
-            <w:tcBorders>
-              <w:top w:val="none" w:color="FFFFFF" w:sz="0"/>
-              <w:left w:val="none" w:color="FFFFFF" w:sz="0"/>
-              <w:bottom w:val="none" w:color="FFFFFF" w:sz="0"/>
-              <w:right w:val="none" w:color="FFFFFF" w:sz="0"/>
-            </w:tcBorders>
-            <w:tcMar>
-              <w:top w:type="dxa" w:w="40"/>
-              <w:left w:type="dxa" w:w="80"/>
-              <w:bottom w:type="dxa" w:w="40"/>
-              <w:right w:type="dxa" w:w="80"/>
-            </w:tcMar>
-          </w:tcPr>
-          <w:p>
-            <w:pPr>
-              <w:spacing w:after="0" w:before="0"/>
-              <w:jc w:val="right"/>
-            </w:pPr>
-            <w:r>
-              <w:rPr>
-                <w:b w:val="false"/>
-                <w:bCs w:val="false"/>
-                <w:sz w:val="17"/>
-                <w:szCs w:val="17"/>
-              </w:rPr>
-              <w:t xml:space="preserve">183</w:t>
-            </w:r>
-          </w:p>
-        </w:tc>
-        <w:tc>
-          <w:tcPr>
-            <w:tcW w:type="dxa" w:w="1352"/>
-            <w:gridSpan w:val="1"/>
-            <w:tcBorders>
-              <w:top w:val="none" w:color="FFFFFF" w:sz="0"/>
+              <w:t xml:space="preserve">Q2 four-way macro-F1 (incl. normal)</w:t>
+            </w:r>
+          </w:p>
+        </w:tc>
+        <w:tc>
+          <w:tcPr>
+            <w:tcW w:type="dxa" w:w="987"/>
+            <w:gridSpan w:val="1"/>
+            <w:tcBorders>
+              <w:top w:val="single" w:color="000000" w:sz="8"/>
+              <w:left w:val="none" w:color="FFFFFF" w:sz="0"/>
+              <w:bottom w:val="none" w:color="FFFFFF" w:sz="0"/>
+              <w:right w:val="none" w:color="FFFFFF" w:sz="0"/>
+            </w:tcBorders>
+            <w:tcMar>
+              <w:top w:type="dxa" w:w="40"/>
+              <w:left w:type="dxa" w:w="80"/>
+              <w:bottom w:type="dxa" w:w="40"/>
+              <w:right w:type="dxa" w:w="80"/>
+            </w:tcMar>
+          </w:tcPr>
+          <w:p>
+            <w:pPr>
+              <w:spacing w:after="0" w:before="0"/>
+              <w:jc w:val="right"/>
+            </w:pPr>
+            <w:r>
+              <w:rPr>
+                <w:b w:val="false"/>
+                <w:bCs w:val="false"/>
+                <w:sz w:val="17"/>
+                <w:szCs w:val="17"/>
+              </w:rPr>
+              <w:t xml:space="preserve">.522</w:t>
+            </w:r>
+          </w:p>
+        </w:tc>
+        <w:tc>
+          <w:tcPr>
+            <w:tcW w:type="dxa" w:w="987"/>
+            <w:gridSpan w:val="1"/>
+            <w:tcBorders>
+              <w:top w:val="single" w:color="000000" w:sz="8"/>
               <w:left w:val="none" w:color="FFFFFF" w:sz="0"/>
               <w:bottom w:val="none" w:color="FFFFFF" w:sz="0"/>
               <w:right w:val="none" w:color="FFFFFF" w:sz="0"/>
@@ -11424,7 +12183,40 @@
                 <w:sz w:val="17"/>
                 <w:szCs w:val="17"/>
               </w:rPr>
-              <w:t xml:space="preserve">187</w:t>
+              <w:t xml:space="preserve">.640</w:t>
+            </w:r>
+          </w:p>
+        </w:tc>
+        <w:tc>
+          <w:tcPr>
+            <w:tcW w:type="dxa" w:w="1269"/>
+            <w:gridSpan w:val="1"/>
+            <w:tcBorders>
+              <w:top w:val="single" w:color="000000" w:sz="8"/>
+              <w:left w:val="none" w:color="FFFFFF" w:sz="0"/>
+              <w:bottom w:val="none" w:color="FFFFFF" w:sz="0"/>
+              <w:right w:val="none" w:color="FFFFFF" w:sz="0"/>
+            </w:tcBorders>
+            <w:tcMar>
+              <w:top w:type="dxa" w:w="40"/>
+              <w:left w:type="dxa" w:w="80"/>
+              <w:bottom w:type="dxa" w:w="40"/>
+              <w:right w:type="dxa" w:w="80"/>
+            </w:tcMar>
+          </w:tcPr>
+          <w:p>
+            <w:pPr>
+              <w:spacing w:after="0" w:before="0"/>
+              <w:jc w:val="right"/>
+            </w:pPr>
+            <w:r>
+              <w:rPr>
+                <w:b w:val="false"/>
+                <w:bCs w:val="false"/>
+                <w:sz w:val="17"/>
+                <w:szCs w:val="17"/>
+              </w:rPr>
+              <w:t xml:space="preserve">.623</w:t>
             </w:r>
           </w:p>
         </w:tc>
@@ -11435,7 +12227,7 @@
         </w:trPr>
         <w:tc>
           <w:tcPr>
-            <w:tcW w:type="dxa" w:w="6304"/>
+            <w:tcW w:type="dxa" w:w="6063"/>
             <w:gridSpan w:val="1"/>
             <w:tcBorders>
               <w:top w:val="none" w:color="FFFFFF" w:sz="0"/>
@@ -11462,79 +12254,46 @@
                 <w:sz w:val="17"/>
                 <w:szCs w:val="17"/>
               </w:rPr>
-              <w:t xml:space="preserve">Q1–Q2 joint correct (/246)</w:t>
-            </w:r>
-          </w:p>
-        </w:tc>
-        <w:tc>
-          <w:tcPr>
-            <w:tcW w:type="dxa" w:w="900"/>
-            <w:gridSpan w:val="1"/>
-            <w:tcBorders>
-              <w:top w:val="none" w:color="FFFFFF" w:sz="0"/>
-              <w:left w:val="none" w:color="FFFFFF" w:sz="0"/>
-              <w:bottom w:val="none" w:color="FFFFFF" w:sz="0"/>
-              <w:right w:val="none" w:color="FFFFFF" w:sz="0"/>
-            </w:tcBorders>
-            <w:tcMar>
-              <w:top w:type="dxa" w:w="40"/>
-              <w:left w:type="dxa" w:w="80"/>
-              <w:bottom w:type="dxa" w:w="40"/>
-              <w:right w:type="dxa" w:w="80"/>
-            </w:tcMar>
-          </w:tcPr>
-          <w:p>
-            <w:pPr>
-              <w:spacing w:after="0" w:before="0"/>
-              <w:jc w:val="right"/>
-            </w:pPr>
-            <w:r>
-              <w:rPr>
-                <w:b w:val="false"/>
-                <w:bCs w:val="false"/>
-                <w:sz w:val="17"/>
-                <w:szCs w:val="17"/>
-              </w:rPr>
-              <w:t xml:space="preserve">142</w:t>
-            </w:r>
-          </w:p>
-        </w:tc>
-        <w:tc>
-          <w:tcPr>
-            <w:tcW w:type="dxa" w:w="750"/>
-            <w:gridSpan w:val="1"/>
-            <w:tcBorders>
-              <w:top w:val="none" w:color="FFFFFF" w:sz="0"/>
-              <w:left w:val="none" w:color="FFFFFF" w:sz="0"/>
-              <w:bottom w:val="none" w:color="FFFFFF" w:sz="0"/>
-              <w:right w:val="none" w:color="FFFFFF" w:sz="0"/>
-            </w:tcBorders>
-            <w:tcMar>
-              <w:top w:type="dxa" w:w="40"/>
-              <w:left w:type="dxa" w:w="80"/>
-              <w:bottom w:type="dxa" w:w="40"/>
-              <w:right w:type="dxa" w:w="80"/>
-            </w:tcMar>
-          </w:tcPr>
-          <w:p>
-            <w:pPr>
-              <w:spacing w:after="0" w:before="0"/>
-              <w:jc w:val="right"/>
-            </w:pPr>
-            <w:r>
-              <w:rPr>
-                <w:b w:val="false"/>
-                <w:bCs w:val="false"/>
-                <w:sz w:val="17"/>
-                <w:szCs w:val="17"/>
-              </w:rPr>
-              <w:t xml:space="preserve">163</w:t>
-            </w:r>
-          </w:p>
-        </w:tc>
-        <w:tc>
-          <w:tcPr>
-            <w:tcW w:type="dxa" w:w="1352"/>
+              <w:t xml:space="preserve">Q2 four-way balanced accuracy</w:t>
+            </w:r>
+          </w:p>
+        </w:tc>
+        <w:tc>
+          <w:tcPr>
+            <w:tcW w:type="dxa" w:w="987"/>
+            <w:gridSpan w:val="1"/>
+            <w:tcBorders>
+              <w:top w:val="none" w:color="FFFFFF" w:sz="0"/>
+              <w:left w:val="none" w:color="FFFFFF" w:sz="0"/>
+              <w:bottom w:val="none" w:color="FFFFFF" w:sz="0"/>
+              <w:right w:val="none" w:color="FFFFFF" w:sz="0"/>
+            </w:tcBorders>
+            <w:tcMar>
+              <w:top w:type="dxa" w:w="40"/>
+              <w:left w:type="dxa" w:w="80"/>
+              <w:bottom w:type="dxa" w:w="40"/>
+              <w:right w:type="dxa" w:w="80"/>
+            </w:tcMar>
+          </w:tcPr>
+          <w:p>
+            <w:pPr>
+              <w:spacing w:after="0" w:before="0"/>
+              <w:jc w:val="right"/>
+            </w:pPr>
+            <w:r>
+              <w:rPr>
+                <w:b w:val="false"/>
+                <w:bCs w:val="false"/>
+                <w:sz w:val="17"/>
+                <w:szCs w:val="17"/>
+              </w:rPr>
+              <w:t xml:space="preserve">.510</w:t>
+            </w:r>
+          </w:p>
+        </w:tc>
+        <w:tc>
+          <w:tcPr>
+            <w:tcW w:type="dxa" w:w="987"/>
             <w:gridSpan w:val="1"/>
             <w:tcBorders>
               <w:top w:val="none" w:color="FFFFFF" w:sz="0"/>
@@ -11561,7 +12320,40 @@
                 <w:sz w:val="17"/>
                 <w:szCs w:val="17"/>
               </w:rPr>
-              <w:t xml:space="preserve">165</w:t>
+              <w:t xml:space="preserve">.659</w:t>
+            </w:r>
+          </w:p>
+        </w:tc>
+        <w:tc>
+          <w:tcPr>
+            <w:tcW w:type="dxa" w:w="1269"/>
+            <w:gridSpan w:val="1"/>
+            <w:tcBorders>
+              <w:top w:val="none" w:color="FFFFFF" w:sz="0"/>
+              <w:left w:val="none" w:color="FFFFFF" w:sz="0"/>
+              <w:bottom w:val="none" w:color="FFFFFF" w:sz="0"/>
+              <w:right w:val="none" w:color="FFFFFF" w:sz="0"/>
+            </w:tcBorders>
+            <w:tcMar>
+              <w:top w:type="dxa" w:w="40"/>
+              <w:left w:type="dxa" w:w="80"/>
+              <w:bottom w:type="dxa" w:w="40"/>
+              <w:right w:type="dxa" w:w="80"/>
+            </w:tcMar>
+          </w:tcPr>
+          <w:p>
+            <w:pPr>
+              <w:spacing w:after="0" w:before="0"/>
+              <w:jc w:val="right"/>
+            </w:pPr>
+            <w:r>
+              <w:rPr>
+                <w:b w:val="false"/>
+                <w:bCs w:val="false"/>
+                <w:sz w:val="17"/>
+                <w:szCs w:val="17"/>
+              </w:rPr>
+              <w:t xml:space="preserve">.639</w:t>
             </w:r>
           </w:p>
         </w:tc>
@@ -11572,7 +12364,7 @@
         </w:trPr>
         <w:tc>
           <w:tcPr>
-            <w:tcW w:type="dxa" w:w="6304"/>
+            <w:tcW w:type="dxa" w:w="6063"/>
             <w:gridSpan w:val="1"/>
             <w:tcBorders>
               <w:top w:val="none" w:color="FFFFFF" w:sz="0"/>
@@ -11599,79 +12391,79 @@
                 <w:sz w:val="17"/>
                 <w:szCs w:val="17"/>
               </w:rPr>
-              <w:t xml:space="preserve">Q1–Q2 consistency error</w:t>
-            </w:r>
-          </w:p>
-        </w:tc>
-        <w:tc>
-          <w:tcPr>
-            <w:tcW w:type="dxa" w:w="900"/>
-            <w:gridSpan w:val="1"/>
-            <w:tcBorders>
-              <w:top w:val="none" w:color="FFFFFF" w:sz="0"/>
-              <w:left w:val="none" w:color="FFFFFF" w:sz="0"/>
-              <w:bottom w:val="none" w:color="FFFFFF" w:sz="0"/>
-              <w:right w:val="none" w:color="FFFFFF" w:sz="0"/>
-            </w:tcBorders>
-            <w:tcMar>
-              <w:top w:type="dxa" w:w="40"/>
-              <w:left w:type="dxa" w:w="80"/>
-              <w:bottom w:type="dxa" w:w="40"/>
-              <w:right w:type="dxa" w:w="80"/>
-            </w:tcMar>
-          </w:tcPr>
-          <w:p>
-            <w:pPr>
-              <w:spacing w:after="0" w:before="0"/>
-              <w:jc w:val="right"/>
-            </w:pPr>
-            <w:r>
-              <w:rPr>
-                <w:b w:val="false"/>
-                <w:bCs w:val="false"/>
-                <w:sz w:val="17"/>
-                <w:szCs w:val="17"/>
-              </w:rPr>
-              <w:t xml:space="preserve">.211</w:t>
-            </w:r>
-          </w:p>
-        </w:tc>
-        <w:tc>
-          <w:tcPr>
-            <w:tcW w:type="dxa" w:w="750"/>
-            <w:gridSpan w:val="1"/>
-            <w:tcBorders>
-              <w:top w:val="none" w:color="FFFFFF" w:sz="0"/>
-              <w:left w:val="none" w:color="FFFFFF" w:sz="0"/>
-              <w:bottom w:val="none" w:color="FFFFFF" w:sz="0"/>
-              <w:right w:val="none" w:color="FFFFFF" w:sz="0"/>
-            </w:tcBorders>
-            <w:tcMar>
-              <w:top w:type="dxa" w:w="40"/>
-              <w:left w:type="dxa" w:w="80"/>
-              <w:bottom w:type="dxa" w:w="40"/>
-              <w:right w:type="dxa" w:w="80"/>
-            </w:tcMar>
-          </w:tcPr>
-          <w:p>
-            <w:pPr>
-              <w:spacing w:after="0" w:before="0"/>
-              <w:jc w:val="right"/>
-            </w:pPr>
-            <w:r>
-              <w:rPr>
-                <w:b w:val="false"/>
-                <w:bCs w:val="false"/>
-                <w:sz w:val="17"/>
-                <w:szCs w:val="17"/>
-              </w:rPr>
-              <w:t xml:space="preserve">.167</w:t>
-            </w:r>
-          </w:p>
-        </w:tc>
-        <w:tc>
-          <w:tcPr>
-            <w:tcW w:type="dxa" w:w="1352"/>
+              <w:t xml:space="preserve">Q2 correct (/246)</w:t>
+            </w:r>
+          </w:p>
+        </w:tc>
+        <w:tc>
+          <w:tcPr>
+            <w:tcW w:type="dxa" w:w="987"/>
+            <w:gridSpan w:val="1"/>
+            <w:tcBorders>
+              <w:top w:val="none" w:color="FFFFFF" w:sz="0"/>
+              <w:left w:val="none" w:color="FFFFFF" w:sz="0"/>
+              <w:bottom w:val="none" w:color="FFFFFF" w:sz="0"/>
+              <w:right w:val="none" w:color="FFFFFF" w:sz="0"/>
+            </w:tcBorders>
+            <w:tcMar>
+              <w:top w:type="dxa" w:w="40"/>
+              <w:left w:type="dxa" w:w="80"/>
+              <w:bottom w:type="dxa" w:w="40"/>
+              <w:right w:type="dxa" w:w="80"/>
+            </w:tcMar>
+          </w:tcPr>
+          <w:p>
+            <w:pPr>
+              <w:spacing w:after="0" w:before="0"/>
+              <w:jc w:val="right"/>
+            </w:pPr>
+            <w:r>
+              <w:rPr>
+                <w:b w:val="false"/>
+                <w:bCs w:val="false"/>
+                <w:sz w:val="17"/>
+                <w:szCs w:val="17"/>
+              </w:rPr>
+              <w:t xml:space="preserve">156</w:t>
+            </w:r>
+          </w:p>
+        </w:tc>
+        <w:tc>
+          <w:tcPr>
+            <w:tcW w:type="dxa" w:w="987"/>
+            <w:gridSpan w:val="1"/>
+            <w:tcBorders>
+              <w:top w:val="none" w:color="FFFFFF" w:sz="0"/>
+              <w:left w:val="none" w:color="FFFFFF" w:sz="0"/>
+              <w:bottom w:val="none" w:color="FFFFFF" w:sz="0"/>
+              <w:right w:val="none" w:color="FFFFFF" w:sz="0"/>
+            </w:tcBorders>
+            <w:tcMar>
+              <w:top w:type="dxa" w:w="40"/>
+              <w:left w:type="dxa" w:w="80"/>
+              <w:bottom w:type="dxa" w:w="40"/>
+              <w:right w:type="dxa" w:w="80"/>
+            </w:tcMar>
+          </w:tcPr>
+          <w:p>
+            <w:pPr>
+              <w:spacing w:after="0" w:before="0"/>
+              <w:jc w:val="right"/>
+            </w:pPr>
+            <w:r>
+              <w:rPr>
+                <w:b w:val="false"/>
+                <w:bCs w:val="false"/>
+                <w:sz w:val="17"/>
+                <w:szCs w:val="17"/>
+              </w:rPr>
+              <w:t xml:space="preserve">183</w:t>
+            </w:r>
+          </w:p>
+        </w:tc>
+        <w:tc>
+          <w:tcPr>
+            <w:tcW w:type="dxa" w:w="1269"/>
             <w:gridSpan w:val="1"/>
             <w:tcBorders>
               <w:top w:val="none" w:color="FFFFFF" w:sz="0"/>
@@ -11698,7 +12490,7 @@
                 <w:sz w:val="17"/>
                 <w:szCs w:val="17"/>
               </w:rPr>
-              <w:t xml:space="preserve">.150</w:t>
+              <w:t xml:space="preserve">187</w:t>
             </w:r>
           </w:p>
         </w:tc>
@@ -11709,10 +12501,10 @@
         </w:trPr>
         <w:tc>
           <w:tcPr>
-            <w:tcW w:type="dxa" w:w="6304"/>
-            <w:gridSpan w:val="1"/>
-            <w:tcBorders>
-              <w:top w:val="single" w:color="000000" w:sz="8"/>
+            <w:tcW w:type="dxa" w:w="6063"/>
+            <w:gridSpan w:val="1"/>
+            <w:tcBorders>
+              <w:top w:val="none" w:color="FFFFFF" w:sz="0"/>
               <w:left w:val="none" w:color="FFFFFF" w:sz="0"/>
               <w:bottom w:val="none" w:color="FFFFFF" w:sz="0"/>
               <w:right w:val="none" w:color="FFFFFF" w:sz="0"/>
@@ -11736,49 +12528,49 @@
                 <w:sz w:val="17"/>
                 <w:szCs w:val="17"/>
               </w:rPr>
-              <w:t xml:space="preserve">Q3 presence balanced accuracy</w:t>
-            </w:r>
-          </w:p>
-        </w:tc>
-        <w:tc>
-          <w:tcPr>
-            <w:tcW w:type="dxa" w:w="900"/>
-            <w:gridSpan w:val="1"/>
-            <w:tcBorders>
-              <w:top w:val="single" w:color="000000" w:sz="8"/>
-              <w:left w:val="none" w:color="FFFFFF" w:sz="0"/>
-              <w:bottom w:val="none" w:color="FFFFFF" w:sz="0"/>
-              <w:right w:val="none" w:color="FFFFFF" w:sz="0"/>
-            </w:tcBorders>
-            <w:tcMar>
-              <w:top w:type="dxa" w:w="40"/>
-              <w:left w:type="dxa" w:w="80"/>
-              <w:bottom w:type="dxa" w:w="40"/>
-              <w:right w:type="dxa" w:w="80"/>
-            </w:tcMar>
-          </w:tcPr>
-          <w:p>
-            <w:pPr>
-              <w:spacing w:after="0" w:before="0"/>
-              <w:jc w:val="right"/>
-            </w:pPr>
-            <w:r>
-              <w:rPr>
-                <w:b w:val="false"/>
-                <w:bCs w:val="false"/>
-                <w:sz w:val="17"/>
-                <w:szCs w:val="17"/>
-              </w:rPr>
-              <w:t xml:space="preserve">.551</w:t>
-            </w:r>
-          </w:p>
-        </w:tc>
-        <w:tc>
-          <w:tcPr>
-            <w:tcW w:type="dxa" w:w="750"/>
-            <w:gridSpan w:val="1"/>
-            <w:tcBorders>
-              <w:top w:val="single" w:color="000000" w:sz="8"/>
+              <w:t xml:space="preserve">Q2 correct on defective images (/139)</w:t>
+            </w:r>
+          </w:p>
+        </w:tc>
+        <w:tc>
+          <w:tcPr>
+            <w:tcW w:type="dxa" w:w="987"/>
+            <w:gridSpan w:val="1"/>
+            <w:tcBorders>
+              <w:top w:val="none" w:color="FFFFFF" w:sz="0"/>
+              <w:left w:val="none" w:color="FFFFFF" w:sz="0"/>
+              <w:bottom w:val="none" w:color="FFFFFF" w:sz="0"/>
+              <w:right w:val="none" w:color="FFFFFF" w:sz="0"/>
+            </w:tcBorders>
+            <w:tcMar>
+              <w:top w:type="dxa" w:w="40"/>
+              <w:left w:type="dxa" w:w="80"/>
+              <w:bottom w:type="dxa" w:w="40"/>
+              <w:right w:type="dxa" w:w="80"/>
+            </w:tcMar>
+          </w:tcPr>
+          <w:p>
+            <w:pPr>
+              <w:spacing w:after="0" w:before="0"/>
+              <w:jc w:val="right"/>
+            </w:pPr>
+            <w:r>
+              <w:rPr>
+                <w:b w:val="false"/>
+                <w:bCs w:val="false"/>
+                <w:sz w:val="17"/>
+                <w:szCs w:val="17"/>
+              </w:rPr>
+              <w:t xml:space="preserve">93</w:t>
+            </w:r>
+          </w:p>
+        </w:tc>
+        <w:tc>
+          <w:tcPr>
+            <w:tcW w:type="dxa" w:w="987"/>
+            <w:gridSpan w:val="1"/>
+            <w:tcBorders>
+              <w:top w:val="none" w:color="FFFFFF" w:sz="0"/>
               <w:left w:val="none" w:color="FFFFFF" w:sz="0"/>
               <w:bottom w:val="none" w:color="FFFFFF" w:sz="0"/>
               <w:right w:val="none" w:color="FFFFFF" w:sz="0"/>
@@ -11802,40 +12594,40 @@
                 <w:sz w:val="17"/>
                 <w:szCs w:val="17"/>
               </w:rPr>
-              <w:t xml:space="preserve">.828</w:t>
-            </w:r>
-          </w:p>
-        </w:tc>
-        <w:tc>
-          <w:tcPr>
-            <w:tcW w:type="dxa" w:w="1352"/>
-            <w:gridSpan w:val="1"/>
-            <w:tcBorders>
-              <w:top w:val="single" w:color="000000" w:sz="8"/>
-              <w:left w:val="none" w:color="FFFFFF" w:sz="0"/>
-              <w:bottom w:val="none" w:color="FFFFFF" w:sz="0"/>
-              <w:right w:val="none" w:color="FFFFFF" w:sz="0"/>
-            </w:tcBorders>
-            <w:tcMar>
-              <w:top w:type="dxa" w:w="40"/>
-              <w:left w:type="dxa" w:w="80"/>
-              <w:bottom w:type="dxa" w:w="40"/>
-              <w:right w:type="dxa" w:w="80"/>
-            </w:tcMar>
-          </w:tcPr>
-          <w:p>
-            <w:pPr>
-              <w:spacing w:after="0" w:before="0"/>
-              <w:jc w:val="right"/>
-            </w:pPr>
-            <w:r>
-              <w:rPr>
-                <w:b/>
-                <w:bCs/>
-                <w:sz w:val="17"/>
-                <w:szCs w:val="17"/>
-              </w:rPr>
-              <w:t xml:space="preserve">.828</w:t>
+              <w:t xml:space="preserve">97</w:t>
+            </w:r>
+          </w:p>
+        </w:tc>
+        <w:tc>
+          <w:tcPr>
+            <w:tcW w:type="dxa" w:w="1269"/>
+            <w:gridSpan w:val="1"/>
+            <w:tcBorders>
+              <w:top w:val="none" w:color="FFFFFF" w:sz="0"/>
+              <w:left w:val="none" w:color="FFFFFF" w:sz="0"/>
+              <w:bottom w:val="none" w:color="FFFFFF" w:sz="0"/>
+              <w:right w:val="none" w:color="FFFFFF" w:sz="0"/>
+            </w:tcBorders>
+            <w:tcMar>
+              <w:top w:type="dxa" w:w="40"/>
+              <w:left w:type="dxa" w:w="80"/>
+              <w:bottom w:type="dxa" w:w="40"/>
+              <w:right w:type="dxa" w:w="80"/>
+            </w:tcMar>
+          </w:tcPr>
+          <w:p>
+            <w:pPr>
+              <w:spacing w:after="0" w:before="0"/>
+              <w:jc w:val="right"/>
+            </w:pPr>
+            <w:r>
+              <w:rPr>
+                <w:b w:val="false"/>
+                <w:bCs w:val="false"/>
+                <w:sz w:val="17"/>
+                <w:szCs w:val="17"/>
+              </w:rPr>
+              <w:t xml:space="preserve">94</w:t>
             </w:r>
           </w:p>
         </w:tc>
@@ -11846,7 +12638,7 @@
         </w:trPr>
         <w:tc>
           <w:tcPr>
-            <w:tcW w:type="dxa" w:w="6304"/>
+            <w:tcW w:type="dxa" w:w="6063"/>
             <w:gridSpan w:val="1"/>
             <w:tcBorders>
               <w:top w:val="none" w:color="FFFFFF" w:sz="0"/>
@@ -11873,46 +12665,79 @@
                 <w:sz w:val="17"/>
                 <w:szCs w:val="17"/>
               </w:rPr>
-              <w:t xml:space="preserve">Q3 false region on normal images (/107)</w:t>
-            </w:r>
-          </w:p>
-        </w:tc>
-        <w:tc>
-          <w:tcPr>
-            <w:tcW w:type="dxa" w:w="900"/>
-            <w:gridSpan w:val="1"/>
-            <w:tcBorders>
-              <w:top w:val="none" w:color="FFFFFF" w:sz="0"/>
-              <w:left w:val="none" w:color="FFFFFF" w:sz="0"/>
-              <w:bottom w:val="none" w:color="FFFFFF" w:sz="0"/>
-              <w:right w:val="none" w:color="FFFFFF" w:sz="0"/>
-            </w:tcBorders>
-            <w:tcMar>
-              <w:top w:type="dxa" w:w="40"/>
-              <w:left w:type="dxa" w:w="80"/>
-              <w:bottom w:type="dxa" w:w="40"/>
-              <w:right w:type="dxa" w:w="80"/>
-            </w:tcMar>
-          </w:tcPr>
-          <w:p>
-            <w:pPr>
-              <w:spacing w:after="0" w:before="0"/>
-              <w:jc w:val="right"/>
-            </w:pPr>
-            <w:r>
-              <w:rPr>
-                <w:b w:val="false"/>
-                <w:bCs w:val="false"/>
-                <w:sz w:val="17"/>
-                <w:szCs w:val="17"/>
-              </w:rPr>
-              <w:t xml:space="preserve">93</w:t>
-            </w:r>
-          </w:p>
-        </w:tc>
-        <w:tc>
-          <w:tcPr>
-            <w:tcW w:type="dxa" w:w="750"/>
+              <w:t xml:space="preserve">Q1–Q2 joint correct (/246)</w:t>
+            </w:r>
+          </w:p>
+        </w:tc>
+        <w:tc>
+          <w:tcPr>
+            <w:tcW w:type="dxa" w:w="987"/>
+            <w:gridSpan w:val="1"/>
+            <w:tcBorders>
+              <w:top w:val="none" w:color="FFFFFF" w:sz="0"/>
+              <w:left w:val="none" w:color="FFFFFF" w:sz="0"/>
+              <w:bottom w:val="none" w:color="FFFFFF" w:sz="0"/>
+              <w:right w:val="none" w:color="FFFFFF" w:sz="0"/>
+            </w:tcBorders>
+            <w:tcMar>
+              <w:top w:type="dxa" w:w="40"/>
+              <w:left w:type="dxa" w:w="80"/>
+              <w:bottom w:type="dxa" w:w="40"/>
+              <w:right w:type="dxa" w:w="80"/>
+            </w:tcMar>
+          </w:tcPr>
+          <w:p>
+            <w:pPr>
+              <w:spacing w:after="0" w:before="0"/>
+              <w:jc w:val="right"/>
+            </w:pPr>
+            <w:r>
+              <w:rPr>
+                <w:b w:val="false"/>
+                <w:bCs w:val="false"/>
+                <w:sz w:val="17"/>
+                <w:szCs w:val="17"/>
+              </w:rPr>
+              <w:t xml:space="preserve">142</w:t>
+            </w:r>
+          </w:p>
+        </w:tc>
+        <w:tc>
+          <w:tcPr>
+            <w:tcW w:type="dxa" w:w="987"/>
+            <w:gridSpan w:val="1"/>
+            <w:tcBorders>
+              <w:top w:val="none" w:color="FFFFFF" w:sz="0"/>
+              <w:left w:val="none" w:color="FFFFFF" w:sz="0"/>
+              <w:bottom w:val="none" w:color="FFFFFF" w:sz="0"/>
+              <w:right w:val="none" w:color="FFFFFF" w:sz="0"/>
+            </w:tcBorders>
+            <w:tcMar>
+              <w:top w:type="dxa" w:w="40"/>
+              <w:left w:type="dxa" w:w="80"/>
+              <w:bottom w:type="dxa" w:w="40"/>
+              <w:right w:type="dxa" w:w="80"/>
+            </w:tcMar>
+          </w:tcPr>
+          <w:p>
+            <w:pPr>
+              <w:spacing w:after="0" w:before="0"/>
+              <w:jc w:val="right"/>
+            </w:pPr>
+            <w:r>
+              <w:rPr>
+                <w:b w:val="false"/>
+                <w:bCs w:val="false"/>
+                <w:sz w:val="17"/>
+                <w:szCs w:val="17"/>
+              </w:rPr>
+              <w:t xml:space="preserve">163</w:t>
+            </w:r>
+          </w:p>
+        </w:tc>
+        <w:tc>
+          <w:tcPr>
+            <w:tcW w:type="dxa" w:w="1269"/>
             <w:gridSpan w:val="1"/>
             <w:tcBorders>
               <w:top w:val="none" w:color="FFFFFF" w:sz="0"/>
@@ -11939,40 +12764,7 @@
                 <w:sz w:val="17"/>
                 <w:szCs w:val="17"/>
               </w:rPr>
-              <w:t xml:space="preserve">16</w:t>
-            </w:r>
-          </w:p>
-        </w:tc>
-        <w:tc>
-          <w:tcPr>
-            <w:tcW w:type="dxa" w:w="1352"/>
-            <w:gridSpan w:val="1"/>
-            <w:tcBorders>
-              <w:top w:val="none" w:color="FFFFFF" w:sz="0"/>
-              <w:left w:val="none" w:color="FFFFFF" w:sz="0"/>
-              <w:bottom w:val="none" w:color="FFFFFF" w:sz="0"/>
-              <w:right w:val="none" w:color="FFFFFF" w:sz="0"/>
-            </w:tcBorders>
-            <w:tcMar>
-              <w:top w:type="dxa" w:w="40"/>
-              <w:left w:type="dxa" w:w="80"/>
-              <w:bottom w:type="dxa" w:w="40"/>
-              <w:right w:type="dxa" w:w="80"/>
-            </w:tcMar>
-          </w:tcPr>
-          <w:p>
-            <w:pPr>
-              <w:spacing w:after="0" w:before="0"/>
-              <w:jc w:val="right"/>
-            </w:pPr>
-            <w:r>
-              <w:rPr>
-                <w:b/>
-                <w:bCs/>
-                <w:sz w:val="17"/>
-                <w:szCs w:val="17"/>
-              </w:rPr>
-              <w:t xml:space="preserve">16</w:t>
+              <w:t xml:space="preserve">165</w:t>
             </w:r>
           </w:p>
         </w:tc>
@@ -11983,7 +12775,7 @@
         </w:trPr>
         <w:tc>
           <w:tcPr>
-            <w:tcW w:type="dxa" w:w="6304"/>
+            <w:tcW w:type="dxa" w:w="6063"/>
             <w:gridSpan w:val="1"/>
             <w:tcBorders>
               <w:top w:val="none" w:color="FFFFFF" w:sz="0"/>
@@ -12010,13 +12802,79 @@
                 <w:sz w:val="17"/>
                 <w:szCs w:val="17"/>
               </w:rPr>
-              <w:t xml:space="preserve">Q3 false “none” on defective images (/139)</w:t>
-            </w:r>
-          </w:p>
-        </w:tc>
-        <w:tc>
-          <w:tcPr>
-            <w:tcW w:type="dxa" w:w="900"/>
+              <w:t xml:space="preserve">Q1–Q2 consistency error</w:t>
+            </w:r>
+          </w:p>
+        </w:tc>
+        <w:tc>
+          <w:tcPr>
+            <w:tcW w:type="dxa" w:w="987"/>
+            <w:gridSpan w:val="1"/>
+            <w:tcBorders>
+              <w:top w:val="none" w:color="FFFFFF" w:sz="0"/>
+              <w:left w:val="none" w:color="FFFFFF" w:sz="0"/>
+              <w:bottom w:val="none" w:color="FFFFFF" w:sz="0"/>
+              <w:right w:val="none" w:color="FFFFFF" w:sz="0"/>
+            </w:tcBorders>
+            <w:tcMar>
+              <w:top w:type="dxa" w:w="40"/>
+              <w:left w:type="dxa" w:w="80"/>
+              <w:bottom w:type="dxa" w:w="40"/>
+              <w:right w:type="dxa" w:w="80"/>
+            </w:tcMar>
+          </w:tcPr>
+          <w:p>
+            <w:pPr>
+              <w:spacing w:after="0" w:before="0"/>
+              <w:jc w:val="right"/>
+            </w:pPr>
+            <w:r>
+              <w:rPr>
+                <w:b w:val="false"/>
+                <w:bCs w:val="false"/>
+                <w:sz w:val="17"/>
+                <w:szCs w:val="17"/>
+              </w:rPr>
+              <w:t xml:space="preserve">.211</w:t>
+            </w:r>
+          </w:p>
+        </w:tc>
+        <w:tc>
+          <w:tcPr>
+            <w:tcW w:type="dxa" w:w="987"/>
+            <w:gridSpan w:val="1"/>
+            <w:tcBorders>
+              <w:top w:val="none" w:color="FFFFFF" w:sz="0"/>
+              <w:left w:val="none" w:color="FFFFFF" w:sz="0"/>
+              <w:bottom w:val="none" w:color="FFFFFF" w:sz="0"/>
+              <w:right w:val="none" w:color="FFFFFF" w:sz="0"/>
+            </w:tcBorders>
+            <w:tcMar>
+              <w:top w:type="dxa" w:w="40"/>
+              <w:left w:type="dxa" w:w="80"/>
+              <w:bottom w:type="dxa" w:w="40"/>
+              <w:right w:type="dxa" w:w="80"/>
+            </w:tcMar>
+          </w:tcPr>
+          <w:p>
+            <w:pPr>
+              <w:spacing w:after="0" w:before="0"/>
+              <w:jc w:val="right"/>
+            </w:pPr>
+            <w:r>
+              <w:rPr>
+                <w:b w:val="false"/>
+                <w:bCs w:val="false"/>
+                <w:sz w:val="17"/>
+                <w:szCs w:val="17"/>
+              </w:rPr>
+              <w:t xml:space="preserve">.167</w:t>
+            </w:r>
+          </w:p>
+        </w:tc>
+        <w:tc>
+          <w:tcPr>
+            <w:tcW w:type="dxa" w:w="1269"/>
             <w:gridSpan w:val="1"/>
             <w:tcBorders>
               <w:top w:val="none" w:color="FFFFFF" w:sz="0"/>
@@ -12043,73 +12901,7 @@
                 <w:sz w:val="17"/>
                 <w:szCs w:val="17"/>
               </w:rPr>
-              <w:t xml:space="preserve">4</w:t>
-            </w:r>
-          </w:p>
-        </w:tc>
-        <w:tc>
-          <w:tcPr>
-            <w:tcW w:type="dxa" w:w="750"/>
-            <w:gridSpan w:val="1"/>
-            <w:tcBorders>
-              <w:top w:val="none" w:color="FFFFFF" w:sz="0"/>
-              <w:left w:val="none" w:color="FFFFFF" w:sz="0"/>
-              <w:bottom w:val="none" w:color="FFFFFF" w:sz="0"/>
-              <w:right w:val="none" w:color="FFFFFF" w:sz="0"/>
-            </w:tcBorders>
-            <w:tcMar>
-              <w:top w:type="dxa" w:w="40"/>
-              <w:left w:type="dxa" w:w="80"/>
-              <w:bottom w:type="dxa" w:w="40"/>
-              <w:right w:type="dxa" w:w="80"/>
-            </w:tcMar>
-          </w:tcPr>
-          <w:p>
-            <w:pPr>
-              <w:spacing w:after="0" w:before="0"/>
-              <w:jc w:val="right"/>
-            </w:pPr>
-            <w:r>
-              <w:rPr>
-                <w:b w:val="false"/>
-                <w:bCs w:val="false"/>
-                <w:sz w:val="17"/>
-                <w:szCs w:val="17"/>
-              </w:rPr>
-              <w:t xml:space="preserve">27</w:t>
-            </w:r>
-          </w:p>
-        </w:tc>
-        <w:tc>
-          <w:tcPr>
-            <w:tcW w:type="dxa" w:w="1352"/>
-            <w:gridSpan w:val="1"/>
-            <w:tcBorders>
-              <w:top w:val="none" w:color="FFFFFF" w:sz="0"/>
-              <w:left w:val="none" w:color="FFFFFF" w:sz="0"/>
-              <w:bottom w:val="none" w:color="FFFFFF" w:sz="0"/>
-              <w:right w:val="none" w:color="FFFFFF" w:sz="0"/>
-            </w:tcBorders>
-            <w:tcMar>
-              <w:top w:type="dxa" w:w="40"/>
-              <w:left w:type="dxa" w:w="80"/>
-              <w:bottom w:type="dxa" w:w="40"/>
-              <w:right w:type="dxa" w:w="80"/>
-            </w:tcMar>
-          </w:tcPr>
-          <w:p>
-            <w:pPr>
-              <w:spacing w:after="0" w:before="0"/>
-              <w:jc w:val="right"/>
-            </w:pPr>
-            <w:r>
-              <w:rPr>
-                <w:b w:val="false"/>
-                <w:bCs w:val="false"/>
-                <w:sz w:val="17"/>
-                <w:szCs w:val="17"/>
-              </w:rPr>
-              <w:t xml:space="preserve">27</w:t>
+              <w:t xml:space="preserve">.150</w:t>
             </w:r>
           </w:p>
         </w:tc>
@@ -12120,7 +12912,555 @@
         </w:trPr>
         <w:tc>
           <w:tcPr>
-            <w:tcW w:type="dxa" w:w="6304"/>
+            <w:tcW w:type="dxa" w:w="6063"/>
+            <w:gridSpan w:val="1"/>
+            <w:tcBorders>
+              <w:top w:val="single" w:color="000000" w:sz="8"/>
+              <w:left w:val="none" w:color="FFFFFF" w:sz="0"/>
+              <w:bottom w:val="none" w:color="FFFFFF" w:sz="0"/>
+              <w:right w:val="none" w:color="FFFFFF" w:sz="0"/>
+            </w:tcBorders>
+            <w:tcMar>
+              <w:top w:type="dxa" w:w="40"/>
+              <w:left w:type="dxa" w:w="80"/>
+              <w:bottom w:type="dxa" w:w="40"/>
+              <w:right w:type="dxa" w:w="80"/>
+            </w:tcMar>
+          </w:tcPr>
+          <w:p>
+            <w:pPr>
+              <w:spacing w:after="0" w:before="0"/>
+              <w:jc w:val="left"/>
+            </w:pPr>
+            <w:r>
+              <w:rPr>
+                <w:b w:val="false"/>
+                <w:bCs w:val="false"/>
+                <w:sz w:val="17"/>
+                <w:szCs w:val="17"/>
+              </w:rPr>
+              <w:t xml:space="preserve">Q3 region presence BAcc (constant: .500)</w:t>
+            </w:r>
+          </w:p>
+        </w:tc>
+        <w:tc>
+          <w:tcPr>
+            <w:tcW w:type="dxa" w:w="987"/>
+            <w:gridSpan w:val="1"/>
+            <w:tcBorders>
+              <w:top w:val="single" w:color="000000" w:sz="8"/>
+              <w:left w:val="none" w:color="FFFFFF" w:sz="0"/>
+              <w:bottom w:val="none" w:color="FFFFFF" w:sz="0"/>
+              <w:right w:val="none" w:color="FFFFFF" w:sz="0"/>
+            </w:tcBorders>
+            <w:tcMar>
+              <w:top w:type="dxa" w:w="40"/>
+              <w:left w:type="dxa" w:w="80"/>
+              <w:bottom w:type="dxa" w:w="40"/>
+              <w:right w:type="dxa" w:w="80"/>
+            </w:tcMar>
+          </w:tcPr>
+          <w:p>
+            <w:pPr>
+              <w:spacing w:after="0" w:before="0"/>
+              <w:jc w:val="right"/>
+            </w:pPr>
+            <w:r>
+              <w:rPr>
+                <w:b w:val="false"/>
+                <w:bCs w:val="false"/>
+                <w:sz w:val="17"/>
+                <w:szCs w:val="17"/>
+              </w:rPr>
+              <w:t xml:space="preserve">.551</w:t>
+            </w:r>
+          </w:p>
+        </w:tc>
+        <w:tc>
+          <w:tcPr>
+            <w:tcW w:type="dxa" w:w="987"/>
+            <w:gridSpan w:val="1"/>
+            <w:tcBorders>
+              <w:top w:val="single" w:color="000000" w:sz="8"/>
+              <w:left w:val="none" w:color="FFFFFF" w:sz="0"/>
+              <w:bottom w:val="none" w:color="FFFFFF" w:sz="0"/>
+              <w:right w:val="none" w:color="FFFFFF" w:sz="0"/>
+            </w:tcBorders>
+            <w:tcMar>
+              <w:top w:type="dxa" w:w="40"/>
+              <w:left w:type="dxa" w:w="80"/>
+              <w:bottom w:type="dxa" w:w="40"/>
+              <w:right w:type="dxa" w:w="80"/>
+            </w:tcMar>
+          </w:tcPr>
+          <w:p>
+            <w:pPr>
+              <w:spacing w:after="0" w:before="0"/>
+              <w:jc w:val="right"/>
+            </w:pPr>
+            <w:r>
+              <w:rPr>
+                <w:b/>
+                <w:bCs/>
+                <w:sz w:val="17"/>
+                <w:szCs w:val="17"/>
+              </w:rPr>
+              <w:t xml:space="preserve">.828</w:t>
+            </w:r>
+          </w:p>
+        </w:tc>
+        <w:tc>
+          <w:tcPr>
+            <w:tcW w:type="dxa" w:w="1269"/>
+            <w:gridSpan w:val="1"/>
+            <w:tcBorders>
+              <w:top w:val="single" w:color="000000" w:sz="8"/>
+              <w:left w:val="none" w:color="FFFFFF" w:sz="0"/>
+              <w:bottom w:val="none" w:color="FFFFFF" w:sz="0"/>
+              <w:right w:val="none" w:color="FFFFFF" w:sz="0"/>
+            </w:tcBorders>
+            <w:tcMar>
+              <w:top w:type="dxa" w:w="40"/>
+              <w:left w:type="dxa" w:w="80"/>
+              <w:bottom w:type="dxa" w:w="40"/>
+              <w:right w:type="dxa" w:w="80"/>
+            </w:tcMar>
+          </w:tcPr>
+          <w:p>
+            <w:pPr>
+              <w:spacing w:after="0" w:before="0"/>
+              <w:jc w:val="right"/>
+            </w:pPr>
+            <w:r>
+              <w:rPr>
+                <w:b/>
+                <w:bCs/>
+                <w:sz w:val="17"/>
+                <w:szCs w:val="17"/>
+              </w:rPr>
+              <w:t xml:space="preserve">.828</w:t>
+            </w:r>
+          </w:p>
+        </w:tc>
+      </w:tr>
+      <w:tr>
+        <w:trPr>
+          <w:tblHeader w:val="off"/>
+        </w:trPr>
+        <w:tc>
+          <w:tcPr>
+            <w:tcW w:type="dxa" w:w="6063"/>
+            <w:gridSpan w:val="1"/>
+            <w:tcBorders>
+              <w:top w:val="none" w:color="FFFFFF" w:sz="0"/>
+              <w:left w:val="none" w:color="FFFFFF" w:sz="0"/>
+              <w:bottom w:val="none" w:color="FFFFFF" w:sz="0"/>
+              <w:right w:val="none" w:color="FFFFFF" w:sz="0"/>
+            </w:tcBorders>
+            <w:tcMar>
+              <w:top w:type="dxa" w:w="40"/>
+              <w:left w:type="dxa" w:w="80"/>
+              <w:bottom w:type="dxa" w:w="40"/>
+              <w:right w:type="dxa" w:w="80"/>
+            </w:tcMar>
+          </w:tcPr>
+          <w:p>
+            <w:pPr>
+              <w:spacing w:after="0" w:before="0"/>
+              <w:jc w:val="left"/>
+            </w:pPr>
+            <w:r>
+              <w:rPr>
+                <w:b w:val="false"/>
+                <w:bCs w:val="false"/>
+                <w:sz w:val="17"/>
+                <w:szCs w:val="17"/>
+              </w:rPr>
+              <w:t xml:space="preserve">Q3 false region on normal images (/107)</w:t>
+            </w:r>
+          </w:p>
+        </w:tc>
+        <w:tc>
+          <w:tcPr>
+            <w:tcW w:type="dxa" w:w="987"/>
+            <w:gridSpan w:val="1"/>
+            <w:tcBorders>
+              <w:top w:val="none" w:color="FFFFFF" w:sz="0"/>
+              <w:left w:val="none" w:color="FFFFFF" w:sz="0"/>
+              <w:bottom w:val="none" w:color="FFFFFF" w:sz="0"/>
+              <w:right w:val="none" w:color="FFFFFF" w:sz="0"/>
+            </w:tcBorders>
+            <w:tcMar>
+              <w:top w:type="dxa" w:w="40"/>
+              <w:left w:type="dxa" w:w="80"/>
+              <w:bottom w:type="dxa" w:w="40"/>
+              <w:right w:type="dxa" w:w="80"/>
+            </w:tcMar>
+          </w:tcPr>
+          <w:p>
+            <w:pPr>
+              <w:spacing w:after="0" w:before="0"/>
+              <w:jc w:val="right"/>
+            </w:pPr>
+            <w:r>
+              <w:rPr>
+                <w:b w:val="false"/>
+                <w:bCs w:val="false"/>
+                <w:sz w:val="17"/>
+                <w:szCs w:val="17"/>
+              </w:rPr>
+              <w:t xml:space="preserve">93</w:t>
+            </w:r>
+          </w:p>
+        </w:tc>
+        <w:tc>
+          <w:tcPr>
+            <w:tcW w:type="dxa" w:w="987"/>
+            <w:gridSpan w:val="1"/>
+            <w:tcBorders>
+              <w:top w:val="none" w:color="FFFFFF" w:sz="0"/>
+              <w:left w:val="none" w:color="FFFFFF" w:sz="0"/>
+              <w:bottom w:val="none" w:color="FFFFFF" w:sz="0"/>
+              <w:right w:val="none" w:color="FFFFFF" w:sz="0"/>
+            </w:tcBorders>
+            <w:tcMar>
+              <w:top w:type="dxa" w:w="40"/>
+              <w:left w:type="dxa" w:w="80"/>
+              <w:bottom w:type="dxa" w:w="40"/>
+              <w:right w:type="dxa" w:w="80"/>
+            </w:tcMar>
+          </w:tcPr>
+          <w:p>
+            <w:pPr>
+              <w:spacing w:after="0" w:before="0"/>
+              <w:jc w:val="right"/>
+            </w:pPr>
+            <w:r>
+              <w:rPr>
+                <w:b/>
+                <w:bCs/>
+                <w:sz w:val="17"/>
+                <w:szCs w:val="17"/>
+              </w:rPr>
+              <w:t xml:space="preserve">16</w:t>
+            </w:r>
+          </w:p>
+        </w:tc>
+        <w:tc>
+          <w:tcPr>
+            <w:tcW w:type="dxa" w:w="1269"/>
+            <w:gridSpan w:val="1"/>
+            <w:tcBorders>
+              <w:top w:val="none" w:color="FFFFFF" w:sz="0"/>
+              <w:left w:val="none" w:color="FFFFFF" w:sz="0"/>
+              <w:bottom w:val="none" w:color="FFFFFF" w:sz="0"/>
+              <w:right w:val="none" w:color="FFFFFF" w:sz="0"/>
+            </w:tcBorders>
+            <w:tcMar>
+              <w:top w:type="dxa" w:w="40"/>
+              <w:left w:type="dxa" w:w="80"/>
+              <w:bottom w:type="dxa" w:w="40"/>
+              <w:right w:type="dxa" w:w="80"/>
+            </w:tcMar>
+          </w:tcPr>
+          <w:p>
+            <w:pPr>
+              <w:spacing w:after="0" w:before="0"/>
+              <w:jc w:val="right"/>
+            </w:pPr>
+            <w:r>
+              <w:rPr>
+                <w:b/>
+                <w:bCs/>
+                <w:sz w:val="17"/>
+                <w:szCs w:val="17"/>
+              </w:rPr>
+              <w:t xml:space="preserve">16</w:t>
+            </w:r>
+          </w:p>
+        </w:tc>
+      </w:tr>
+      <w:tr>
+        <w:trPr>
+          <w:tblHeader w:val="off"/>
+        </w:trPr>
+        <w:tc>
+          <w:tcPr>
+            <w:tcW w:type="dxa" w:w="6063"/>
+            <w:gridSpan w:val="1"/>
+            <w:tcBorders>
+              <w:top w:val="none" w:color="FFFFFF" w:sz="0"/>
+              <w:left w:val="none" w:color="FFFFFF" w:sz="0"/>
+              <w:bottom w:val="none" w:color="FFFFFF" w:sz="0"/>
+              <w:right w:val="none" w:color="FFFFFF" w:sz="0"/>
+            </w:tcBorders>
+            <w:tcMar>
+              <w:top w:type="dxa" w:w="40"/>
+              <w:left w:type="dxa" w:w="80"/>
+              <w:bottom w:type="dxa" w:w="40"/>
+              <w:right w:type="dxa" w:w="80"/>
+            </w:tcMar>
+          </w:tcPr>
+          <w:p>
+            <w:pPr>
+              <w:spacing w:after="0" w:before="0"/>
+              <w:jc w:val="left"/>
+            </w:pPr>
+            <w:r>
+              <w:rPr>
+                <w:b w:val="false"/>
+                <w:bCs w:val="false"/>
+                <w:sz w:val="17"/>
+                <w:szCs w:val="17"/>
+              </w:rPr>
+              <w:t xml:space="preserve">Q3 false “none” on defective images (/139)</w:t>
+            </w:r>
+          </w:p>
+        </w:tc>
+        <w:tc>
+          <w:tcPr>
+            <w:tcW w:type="dxa" w:w="987"/>
+            <w:gridSpan w:val="1"/>
+            <w:tcBorders>
+              <w:top w:val="none" w:color="FFFFFF" w:sz="0"/>
+              <w:left w:val="none" w:color="FFFFFF" w:sz="0"/>
+              <w:bottom w:val="none" w:color="FFFFFF" w:sz="0"/>
+              <w:right w:val="none" w:color="FFFFFF" w:sz="0"/>
+            </w:tcBorders>
+            <w:tcMar>
+              <w:top w:type="dxa" w:w="40"/>
+              <w:left w:type="dxa" w:w="80"/>
+              <w:bottom w:type="dxa" w:w="40"/>
+              <w:right w:type="dxa" w:w="80"/>
+            </w:tcMar>
+          </w:tcPr>
+          <w:p>
+            <w:pPr>
+              <w:spacing w:after="0" w:before="0"/>
+              <w:jc w:val="right"/>
+            </w:pPr>
+            <w:r>
+              <w:rPr>
+                <w:b/>
+                <w:bCs/>
+                <w:sz w:val="17"/>
+                <w:szCs w:val="17"/>
+              </w:rPr>
+              <w:t xml:space="preserve">4</w:t>
+            </w:r>
+          </w:p>
+        </w:tc>
+        <w:tc>
+          <w:tcPr>
+            <w:tcW w:type="dxa" w:w="987"/>
+            <w:gridSpan w:val="1"/>
+            <w:tcBorders>
+              <w:top w:val="none" w:color="FFFFFF" w:sz="0"/>
+              <w:left w:val="none" w:color="FFFFFF" w:sz="0"/>
+              <w:bottom w:val="none" w:color="FFFFFF" w:sz="0"/>
+              <w:right w:val="none" w:color="FFFFFF" w:sz="0"/>
+            </w:tcBorders>
+            <w:tcMar>
+              <w:top w:type="dxa" w:w="40"/>
+              <w:left w:type="dxa" w:w="80"/>
+              <w:bottom w:type="dxa" w:w="40"/>
+              <w:right w:type="dxa" w:w="80"/>
+            </w:tcMar>
+          </w:tcPr>
+          <w:p>
+            <w:pPr>
+              <w:spacing w:after="0" w:before="0"/>
+              <w:jc w:val="right"/>
+            </w:pPr>
+            <w:r>
+              <w:rPr>
+                <w:b w:val="false"/>
+                <w:bCs w:val="false"/>
+                <w:sz w:val="17"/>
+                <w:szCs w:val="17"/>
+              </w:rPr>
+              <w:t xml:space="preserve">27</w:t>
+            </w:r>
+          </w:p>
+        </w:tc>
+        <w:tc>
+          <w:tcPr>
+            <w:tcW w:type="dxa" w:w="1269"/>
+            <w:gridSpan w:val="1"/>
+            <w:tcBorders>
+              <w:top w:val="none" w:color="FFFFFF" w:sz="0"/>
+              <w:left w:val="none" w:color="FFFFFF" w:sz="0"/>
+              <w:bottom w:val="none" w:color="FFFFFF" w:sz="0"/>
+              <w:right w:val="none" w:color="FFFFFF" w:sz="0"/>
+            </w:tcBorders>
+            <w:tcMar>
+              <w:top w:type="dxa" w:w="40"/>
+              <w:left w:type="dxa" w:w="80"/>
+              <w:bottom w:type="dxa" w:w="40"/>
+              <w:right w:type="dxa" w:w="80"/>
+            </w:tcMar>
+          </w:tcPr>
+          <w:p>
+            <w:pPr>
+              <w:spacing w:after="0" w:before="0"/>
+              <w:jc w:val="right"/>
+            </w:pPr>
+            <w:r>
+              <w:rPr>
+                <w:b w:val="false"/>
+                <w:bCs w:val="false"/>
+                <w:sz w:val="17"/>
+                <w:szCs w:val="17"/>
+              </w:rPr>
+              <w:t xml:space="preserve">27</w:t>
+            </w:r>
+          </w:p>
+        </w:tc>
+      </w:tr>
+      <w:tr>
+        <w:trPr>
+          <w:tblHeader w:val="off"/>
+        </w:trPr>
+        <w:tc>
+          <w:tcPr>
+            <w:tcW w:type="dxa" w:w="6063"/>
+            <w:gridSpan w:val="1"/>
+            <w:tcBorders>
+              <w:top w:val="none" w:color="FFFFFF" w:sz="0"/>
+              <w:left w:val="none" w:color="FFFFFF" w:sz="0"/>
+              <w:bottom w:val="none" w:color="FFFFFF" w:sz="0"/>
+              <w:right w:val="none" w:color="FFFFFF" w:sz="0"/>
+            </w:tcBorders>
+            <w:tcMar>
+              <w:top w:type="dxa" w:w="40"/>
+              <w:left w:type="dxa" w:w="80"/>
+              <w:bottom w:type="dxa" w:w="40"/>
+              <w:right w:type="dxa" w:w="80"/>
+            </w:tcMar>
+          </w:tcPr>
+          <w:p>
+            <w:pPr>
+              <w:spacing w:after="0" w:before="0"/>
+              <w:jc w:val="left"/>
+            </w:pPr>
+            <w:r>
+              <w:rPr>
+                <w:b w:val="false"/>
+                <w:bCs w:val="false"/>
+                <w:sz w:val="17"/>
+                <w:szCs w:val="17"/>
+              </w:rPr>
+              <w:t xml:space="preserve">Q3 position hit (/133; constant center: 72)</w:t>
+            </w:r>
+          </w:p>
+        </w:tc>
+        <w:tc>
+          <w:tcPr>
+            <w:tcW w:type="dxa" w:w="987"/>
+            <w:gridSpan w:val="1"/>
+            <w:tcBorders>
+              <w:top w:val="none" w:color="FFFFFF" w:sz="0"/>
+              <w:left w:val="none" w:color="FFFFFF" w:sz="0"/>
+              <w:bottom w:val="none" w:color="FFFFFF" w:sz="0"/>
+              <w:right w:val="none" w:color="FFFFFF" w:sz="0"/>
+            </w:tcBorders>
+            <w:tcMar>
+              <w:top w:type="dxa" w:w="40"/>
+              <w:left w:type="dxa" w:w="80"/>
+              <w:bottom w:type="dxa" w:w="40"/>
+              <w:right w:type="dxa" w:w="80"/>
+            </w:tcMar>
+          </w:tcPr>
+          <w:p>
+            <w:pPr>
+              <w:spacing w:after="0" w:before="0"/>
+              <w:jc w:val="right"/>
+            </w:pPr>
+            <w:r>
+              <w:rPr>
+                <w:b w:val="false"/>
+                <w:bCs w:val="false"/>
+                <w:sz w:val="17"/>
+                <w:szCs w:val="17"/>
+              </w:rPr>
+              <w:t xml:space="preserve">29</w:t>
+            </w:r>
+          </w:p>
+        </w:tc>
+        <w:tc>
+          <w:tcPr>
+            <w:tcW w:type="dxa" w:w="987"/>
+            <w:gridSpan w:val="1"/>
+            <w:tcBorders>
+              <w:top w:val="none" w:color="FFFFFF" w:sz="0"/>
+              <w:left w:val="none" w:color="FFFFFF" w:sz="0"/>
+              <w:bottom w:val="none" w:color="FFFFFF" w:sz="0"/>
+              <w:right w:val="none" w:color="FFFFFF" w:sz="0"/>
+            </w:tcBorders>
+            <w:tcMar>
+              <w:top w:type="dxa" w:w="40"/>
+              <w:left w:type="dxa" w:w="80"/>
+              <w:bottom w:type="dxa" w:w="40"/>
+              <w:right w:type="dxa" w:w="80"/>
+            </w:tcMar>
+          </w:tcPr>
+          <w:p>
+            <w:pPr>
+              <w:spacing w:after="0" w:before="0"/>
+              <w:jc w:val="right"/>
+            </w:pPr>
+            <w:r>
+              <w:rPr>
+                <w:b/>
+                <w:bCs/>
+                <w:sz w:val="17"/>
+                <w:szCs w:val="17"/>
+              </w:rPr>
+              <w:t xml:space="preserve">31</w:t>
+            </w:r>
+          </w:p>
+        </w:tc>
+        <w:tc>
+          <w:tcPr>
+            <w:tcW w:type="dxa" w:w="1269"/>
+            <w:gridSpan w:val="1"/>
+            <w:tcBorders>
+              <w:top w:val="none" w:color="FFFFFF" w:sz="0"/>
+              <w:left w:val="none" w:color="FFFFFF" w:sz="0"/>
+              <w:bottom w:val="none" w:color="FFFFFF" w:sz="0"/>
+              <w:right w:val="none" w:color="FFFFFF" w:sz="0"/>
+            </w:tcBorders>
+            <w:tcMar>
+              <w:top w:type="dxa" w:w="40"/>
+              <w:left w:type="dxa" w:w="80"/>
+              <w:bottom w:type="dxa" w:w="40"/>
+              <w:right w:type="dxa" w:w="80"/>
+            </w:tcMar>
+          </w:tcPr>
+          <w:p>
+            <w:pPr>
+              <w:spacing w:after="0" w:before="0"/>
+              <w:jc w:val="right"/>
+            </w:pPr>
+            <w:r>
+              <w:rPr>
+                <w:b/>
+                <w:bCs/>
+                <w:sz w:val="17"/>
+                <w:szCs w:val="17"/>
+              </w:rPr>
+              <w:t xml:space="preserve">31</w:t>
+            </w:r>
+          </w:p>
+        </w:tc>
+      </w:tr>
+      <w:tr>
+        <w:trPr>
+          <w:tblHeader w:val="off"/>
+        </w:trPr>
+        <w:tc>
+          <w:tcPr>
+            <w:tcW w:type="dxa" w:w="6063"/>
             <w:gridSpan w:val="1"/>
             <w:tcBorders>
               <w:top w:val="none" w:color="FFFFFF" w:sz="0"/>
@@ -12147,13 +13487,13 @@
                 <w:sz w:val="17"/>
                 <w:szCs w:val="17"/>
               </w:rPr>
-              <w:t xml:space="preserve">Q1–Q2–Q3 joint correct (/246)</w:t>
-            </w:r>
-          </w:p>
-        </w:tc>
-        <w:tc>
-          <w:tcPr>
-            <w:tcW w:type="dxa" w:w="900"/>
+              <w:t xml:space="preserve">Q1–Q2–Q3 presence joint correct (/246)</w:t>
+            </w:r>
+          </w:p>
+        </w:tc>
+        <w:tc>
+          <w:tcPr>
+            <w:tcW w:type="dxa" w:w="987"/>
             <w:gridSpan w:val="1"/>
             <w:tcBorders>
               <w:top w:val="none" w:color="FFFFFF" w:sz="0"/>
@@ -12186,7 +13526,7 @@
         </w:tc>
         <w:tc>
           <w:tcPr>
-            <w:tcW w:type="dxa" w:w="750"/>
+            <w:tcW w:type="dxa" w:w="987"/>
             <w:gridSpan w:val="1"/>
             <w:tcBorders>
               <w:top w:val="none" w:color="FFFFFF" w:sz="0"/>
@@ -12219,7 +13559,7 @@
         </w:tc>
         <w:tc>
           <w:tcPr>
-            <w:tcW w:type="dxa" w:w="1352"/>
+            <w:tcW w:type="dxa" w:w="1269"/>
             <w:gridSpan w:val="1"/>
             <w:tcBorders>
               <w:top w:val="none" w:color="FFFFFF" w:sz="0"/>
@@ -13689,6 +15029,161 @@
             <w:tcBorders>
               <w:top w:val="none" w:color="FFFFFF" w:sz="0"/>
               <w:left w:val="none" w:color="FFFFFF" w:sz="0"/>
+              <w:bottom w:val="none" w:color="FFFFFF" w:sz="0"/>
+              <w:right w:val="none" w:color="FFFFFF" w:sz="0"/>
+            </w:tcBorders>
+            <w:tcMar>
+              <w:top w:type="dxa" w:w="40"/>
+              <w:left w:type="dxa" w:w="80"/>
+              <w:bottom w:type="dxa" w:w="40"/>
+              <w:right w:type="dxa" w:w="80"/>
+            </w:tcMar>
+          </w:tcPr>
+          <w:p>
+            <w:pPr>
+              <w:spacing w:after="0" w:before="0"/>
+              <w:jc w:val="left"/>
+            </w:pPr>
+            <w:r>
+              <w:rPr>
+                <w:b w:val="false"/>
+                <w:bCs w:val="false"/>
+                <w:sz w:val="17"/>
+                <w:szCs w:val="17"/>
+              </w:rPr>
+              <w:t xml:space="preserve">Agent/candidate </w:t>
+            </w:r>
+            <w:r>
+              <w:rPr>
+                <w:b w:val="false"/>
+                <w:bCs w:val="false"/>
+                <w:sz w:val="17"/>
+                <w:szCs w:val="17"/>
+              </w:rPr>
+              <w:t xml:space="preserve">−</w:t>
+            </w:r>
+            <w:r>
+              <w:rPr>
+                <w:b w:val="false"/>
+                <w:bCs w:val="false"/>
+                <w:sz w:val="17"/>
+                <w:szCs w:val="17"/>
+              </w:rPr>
+              <w:t xml:space="preserve"> direct</w:t>
+            </w:r>
+          </w:p>
+        </w:tc>
+        <w:tc>
+          <w:tcPr>
+            <w:tcW w:type="dxa" w:w="3589"/>
+            <w:gridSpan w:val="1"/>
+            <w:tcBorders>
+              <w:top w:val="none" w:color="FFFFFF" w:sz="0"/>
+              <w:left w:val="none" w:color="FFFFFF" w:sz="0"/>
+              <w:bottom w:val="none" w:color="FFFFFF" w:sz="0"/>
+              <w:right w:val="none" w:color="FFFFFF" w:sz="0"/>
+            </w:tcBorders>
+            <w:tcMar>
+              <w:top w:type="dxa" w:w="40"/>
+              <w:left w:type="dxa" w:w="80"/>
+              <w:bottom w:type="dxa" w:w="40"/>
+              <w:right w:type="dxa" w:w="80"/>
+            </w:tcMar>
+          </w:tcPr>
+          <w:p>
+            <w:pPr>
+              <w:spacing w:after="0" w:before="0"/>
+              <w:jc w:val="left"/>
+            </w:pPr>
+            <w:r>
+              <w:rPr>
+                <w:b w:val="false"/>
+                <w:bCs w:val="false"/>
+                <w:sz w:val="17"/>
+                <w:szCs w:val="17"/>
+              </w:rPr>
+              <w:t xml:space="preserve">Q3 defect false-none rate</w:t>
+            </w:r>
+          </w:p>
+        </w:tc>
+        <w:tc>
+          <w:tcPr>
+            <w:tcW w:type="dxa" w:w="664"/>
+            <w:gridSpan w:val="1"/>
+            <w:tcBorders>
+              <w:top w:val="none" w:color="FFFFFF" w:sz="0"/>
+              <w:left w:val="none" w:color="FFFFFF" w:sz="0"/>
+              <w:bottom w:val="none" w:color="FFFFFF" w:sz="0"/>
+              <w:right w:val="none" w:color="FFFFFF" w:sz="0"/>
+            </w:tcBorders>
+            <w:tcMar>
+              <w:top w:type="dxa" w:w="40"/>
+              <w:left w:type="dxa" w:w="80"/>
+              <w:bottom w:type="dxa" w:w="40"/>
+              <w:right w:type="dxa" w:w="80"/>
+            </w:tcMar>
+          </w:tcPr>
+          <w:p>
+            <w:pPr>
+              <w:spacing w:after="0" w:before="0"/>
+              <w:jc w:val="right"/>
+            </w:pPr>
+            <w:r>
+              <w:rPr>
+                <w:b w:val="false"/>
+                <w:bCs w:val="false"/>
+                <w:sz w:val="17"/>
+                <w:szCs w:val="17"/>
+              </w:rPr>
+              <w:t xml:space="preserve">+.165</w:t>
+            </w:r>
+          </w:p>
+        </w:tc>
+        <w:tc>
+          <w:tcPr>
+            <w:tcW w:type="dxa" w:w="1863"/>
+            <w:gridSpan w:val="1"/>
+            <w:tcBorders>
+              <w:top w:val="none" w:color="FFFFFF" w:sz="0"/>
+              <w:left w:val="none" w:color="FFFFFF" w:sz="0"/>
+              <w:bottom w:val="none" w:color="FFFFFF" w:sz="0"/>
+              <w:right w:val="none" w:color="FFFFFF" w:sz="0"/>
+            </w:tcBorders>
+            <w:tcMar>
+              <w:top w:type="dxa" w:w="40"/>
+              <w:left w:type="dxa" w:w="80"/>
+              <w:bottom w:type="dxa" w:w="40"/>
+              <w:right w:type="dxa" w:w="80"/>
+            </w:tcMar>
+          </w:tcPr>
+          <w:p>
+            <w:pPr>
+              <w:spacing w:after="0" w:before="0"/>
+              <w:jc w:val="right"/>
+            </w:pPr>
+            <w:r>
+              <w:rPr>
+                <w:b w:val="false"/>
+                <w:bCs w:val="false"/>
+                <w:sz w:val="17"/>
+                <w:szCs w:val="17"/>
+              </w:rPr>
+              <w:t xml:space="preserve">[+.103, +.234]</w:t>
+            </w:r>
+          </w:p>
+        </w:tc>
+      </w:tr>
+      <w:tr>
+        <w:trPr>
+          <w:tblHeader w:val="off"/>
+        </w:trPr>
+        <w:tc>
+          <w:tcPr>
+            <w:tcW w:type="dxa" w:w="3190"/>
+            <w:gridSpan w:val="1"/>
+            <w:tcBorders>
+              <w:top w:val="none" w:color="FFFFFF" w:sz="0"/>
+              <w:left w:val="none" w:color="FFFFFF" w:sz="0"/>
               <w:bottom w:val="single" w:color="000000" w:sz="8"/>
               <w:right w:val="none" w:color="FFFFFF" w:sz="0"/>
             </w:tcBorders>
@@ -13762,7 +15257,7 @@
                 <w:sz w:val="17"/>
                 <w:szCs w:val="17"/>
               </w:rPr>
-              <w:t xml:space="preserve">Q3 defect false-none rate</w:t>
+              <w:t xml:space="preserve">Q3 position hit rate (/133)</w:t>
             </w:r>
           </w:p>
         </w:tc>
@@ -13795,7 +15290,7 @@
                 <w:sz w:val="17"/>
                 <w:szCs w:val="17"/>
               </w:rPr>
-              <w:t xml:space="preserve">+.165</w:t>
+              <w:t xml:space="preserve">+.015</w:t>
             </w:r>
           </w:p>
         </w:tc>
@@ -13828,7 +15323,7 @@
                 <w:sz w:val="17"/>
                 <w:szCs w:val="17"/>
               </w:rPr>
-              <w:t xml:space="preserve">[+.103, +.234]</w:t>
+              <w:t xml:space="preserve">[−.045, +.075]</w:t>
             </w:r>
           </w:p>
         </w:tc>
@@ -13872,7 +15367,7 @@
           <w:sz w:val="19"/>
           <w:szCs w:val="19"/>
         </w:rPr>
-        <w:t xml:space="preserve">).</w:t>
+        <w:t xml:space="preserve">). Defective: the three defect classes together.</w:t>
       </w:r>
     </w:p>
     <w:tbl>
@@ -13888,12 +15383,12 @@
         </w:tblBorders>
       </w:tblPr>
       <w:tblGrid>
-        <w:gridCol w:w="2326"/>
-        <w:gridCol w:w="1480"/>
-        <w:gridCol w:w="1269"/>
-        <w:gridCol w:w="1269"/>
-        <w:gridCol w:w="1057"/>
-        <w:gridCol w:w="1905"/>
+        <w:gridCol w:w="2908"/>
+        <w:gridCol w:w="1357"/>
+        <w:gridCol w:w="1163"/>
+        <w:gridCol w:w="1163"/>
+        <w:gridCol w:w="969"/>
+        <w:gridCol w:w="1746"/>
       </w:tblGrid>
       <w:tr>
         <w:trPr>
@@ -13901,7 +15396,7 @@
         </w:trPr>
         <w:tc>
           <w:tcPr>
-            <w:tcW w:type="dxa" w:w="2326"/>
+            <w:tcW w:type="dxa" w:w="2908"/>
             <w:gridSpan w:val="1"/>
             <w:tcBorders>
               <w:top w:val="single" w:color="000000" w:sz="8"/>
@@ -13935,7 +15430,7 @@
         </w:tc>
         <w:tc>
           <w:tcPr>
-            <w:tcW w:type="dxa" w:w="1480"/>
+            <w:tcW w:type="dxa" w:w="1357"/>
             <w:gridSpan w:val="1"/>
             <w:tcBorders>
               <w:top w:val="single" w:color="000000" w:sz="8"/>
@@ -13969,7 +15464,7 @@
         </w:tc>
         <w:tc>
           <w:tcPr>
-            <w:tcW w:type="dxa" w:w="1269"/>
+            <w:tcW w:type="dxa" w:w="1163"/>
             <w:gridSpan w:val="1"/>
             <w:tcBorders>
               <w:top w:val="single" w:color="000000" w:sz="8"/>
@@ -14003,7 +15498,7 @@
         </w:tc>
         <w:tc>
           <w:tcPr>
-            <w:tcW w:type="dxa" w:w="1269"/>
+            <w:tcW w:type="dxa" w:w="1163"/>
             <w:gridSpan w:val="1"/>
             <w:tcBorders>
               <w:top w:val="single" w:color="000000" w:sz="8"/>
@@ -14037,7 +15532,7 @@
         </w:tc>
         <w:tc>
           <w:tcPr>
-            <w:tcW w:type="dxa" w:w="1057"/>
+            <w:tcW w:type="dxa" w:w="969"/>
             <w:gridSpan w:val="1"/>
             <w:tcBorders>
               <w:top w:val="single" w:color="000000" w:sz="8"/>
@@ -14071,7 +15566,7 @@
         </w:tc>
         <w:tc>
           <w:tcPr>
-            <w:tcW w:type="dxa" w:w="1905"/>
+            <w:tcW w:type="dxa" w:w="1746"/>
             <w:gridSpan w:val="1"/>
             <w:tcBorders>
               <w:top w:val="single" w:color="000000" w:sz="8"/>
@@ -14110,7 +15605,7 @@
         </w:trPr>
         <w:tc>
           <w:tcPr>
-            <w:tcW w:type="dxa" w:w="2326"/>
+            <w:tcW w:type="dxa" w:w="2908"/>
             <w:gridSpan w:val="1"/>
             <w:tcBorders>
               <w:top w:val="single" w:color="000000" w:sz="8"/>
@@ -14143,7 +15638,7 @@
         </w:tc>
         <w:tc>
           <w:tcPr>
-            <w:tcW w:type="dxa" w:w="1480"/>
+            <w:tcW w:type="dxa" w:w="1357"/>
             <w:gridSpan w:val="1"/>
             <w:tcBorders>
               <w:top w:val="single" w:color="000000" w:sz="8"/>
@@ -14176,7 +15671,7 @@
         </w:tc>
         <w:tc>
           <w:tcPr>
-            <w:tcW w:type="dxa" w:w="1269"/>
+            <w:tcW w:type="dxa" w:w="1163"/>
             <w:gridSpan w:val="1"/>
             <w:tcBorders>
               <w:top w:val="single" w:color="000000" w:sz="8"/>
@@ -14209,7 +15704,7 @@
         </w:tc>
         <w:tc>
           <w:tcPr>
-            <w:tcW w:type="dxa" w:w="1269"/>
+            <w:tcW w:type="dxa" w:w="1163"/>
             <w:gridSpan w:val="1"/>
             <w:tcBorders>
               <w:top w:val="single" w:color="000000" w:sz="8"/>
@@ -14242,7 +15737,7 @@
         </w:tc>
         <w:tc>
           <w:tcPr>
-            <w:tcW w:type="dxa" w:w="1057"/>
+            <w:tcW w:type="dxa" w:w="969"/>
             <w:gridSpan w:val="1"/>
             <w:tcBorders>
               <w:top w:val="single" w:color="000000" w:sz="8"/>
@@ -14275,7 +15770,7 @@
         </w:tc>
         <w:tc>
           <w:tcPr>
-            <w:tcW w:type="dxa" w:w="1905"/>
+            <w:tcW w:type="dxa" w:w="1746"/>
             <w:gridSpan w:val="1"/>
             <w:tcBorders>
               <w:top w:val="single" w:color="000000" w:sz="8"/>
@@ -14313,7 +15808,7 @@
         </w:trPr>
         <w:tc>
           <w:tcPr>
-            <w:tcW w:type="dxa" w:w="2326"/>
+            <w:tcW w:type="dxa" w:w="2908"/>
             <w:gridSpan w:val="1"/>
             <w:tcBorders>
               <w:top w:val="none" w:color="FFFFFF" w:sz="0"/>
@@ -14346,7 +15841,7 @@
         </w:tc>
         <w:tc>
           <w:tcPr>
-            <w:tcW w:type="dxa" w:w="1480"/>
+            <w:tcW w:type="dxa" w:w="1357"/>
             <w:gridSpan w:val="1"/>
             <w:tcBorders>
               <w:top w:val="none" w:color="FFFFFF" w:sz="0"/>
@@ -14379,7 +15874,7 @@
         </w:tc>
         <w:tc>
           <w:tcPr>
-            <w:tcW w:type="dxa" w:w="1269"/>
+            <w:tcW w:type="dxa" w:w="1163"/>
             <w:gridSpan w:val="1"/>
             <w:tcBorders>
               <w:top w:val="none" w:color="FFFFFF" w:sz="0"/>
@@ -14412,7 +15907,7 @@
         </w:tc>
         <w:tc>
           <w:tcPr>
-            <w:tcW w:type="dxa" w:w="1269"/>
+            <w:tcW w:type="dxa" w:w="1163"/>
             <w:gridSpan w:val="1"/>
             <w:tcBorders>
               <w:top w:val="none" w:color="FFFFFF" w:sz="0"/>
@@ -14445,7 +15940,7 @@
         </w:tc>
         <w:tc>
           <w:tcPr>
-            <w:tcW w:type="dxa" w:w="1057"/>
+            <w:tcW w:type="dxa" w:w="969"/>
             <w:gridSpan w:val="1"/>
             <w:tcBorders>
               <w:top w:val="none" w:color="FFFFFF" w:sz="0"/>
@@ -14478,7 +15973,7 @@
         </w:tc>
         <w:tc>
           <w:tcPr>
-            <w:tcW w:type="dxa" w:w="1905"/>
+            <w:tcW w:type="dxa" w:w="1746"/>
             <w:gridSpan w:val="1"/>
             <w:tcBorders>
               <w:top w:val="none" w:color="FFFFFF" w:sz="0"/>
@@ -14516,7 +16011,7 @@
         </w:trPr>
         <w:tc>
           <w:tcPr>
-            <w:tcW w:type="dxa" w:w="2326"/>
+            <w:tcW w:type="dxa" w:w="2908"/>
             <w:gridSpan w:val="1"/>
             <w:tcBorders>
               <w:top w:val="none" w:color="FFFFFF" w:sz="0"/>
@@ -14549,7 +16044,7 @@
         </w:tc>
         <w:tc>
           <w:tcPr>
-            <w:tcW w:type="dxa" w:w="1480"/>
+            <w:tcW w:type="dxa" w:w="1357"/>
             <w:gridSpan w:val="1"/>
             <w:tcBorders>
               <w:top w:val="none" w:color="FFFFFF" w:sz="0"/>
@@ -14582,7 +16077,7 @@
         </w:tc>
         <w:tc>
           <w:tcPr>
-            <w:tcW w:type="dxa" w:w="1269"/>
+            <w:tcW w:type="dxa" w:w="1163"/>
             <w:gridSpan w:val="1"/>
             <w:tcBorders>
               <w:top w:val="none" w:color="FFFFFF" w:sz="0"/>
@@ -14615,7 +16110,7 @@
         </w:tc>
         <w:tc>
           <w:tcPr>
-            <w:tcW w:type="dxa" w:w="1269"/>
+            <w:tcW w:type="dxa" w:w="1163"/>
             <w:gridSpan w:val="1"/>
             <w:tcBorders>
               <w:top w:val="none" w:color="FFFFFF" w:sz="0"/>
@@ -14648,7 +16143,7 @@
         </w:tc>
         <w:tc>
           <w:tcPr>
-            <w:tcW w:type="dxa" w:w="1057"/>
+            <w:tcW w:type="dxa" w:w="969"/>
             <w:gridSpan w:val="1"/>
             <w:tcBorders>
               <w:top w:val="none" w:color="FFFFFF" w:sz="0"/>
@@ -14681,7 +16176,7 @@
         </w:tc>
         <w:tc>
           <w:tcPr>
-            <w:tcW w:type="dxa" w:w="1905"/>
+            <w:tcW w:type="dxa" w:w="1746"/>
             <w:gridSpan w:val="1"/>
             <w:tcBorders>
               <w:top w:val="none" w:color="FFFFFF" w:sz="0"/>
@@ -14719,12 +16214,12 @@
         </w:trPr>
         <w:tc>
           <w:tcPr>
-            <w:tcW w:type="dxa" w:w="2326"/>
-            <w:gridSpan w:val="1"/>
-            <w:tcBorders>
-              <w:top w:val="none" w:color="FFFFFF" w:sz="0"/>
-              <w:left w:val="none" w:color="FFFFFF" w:sz="0"/>
-              <w:bottom w:val="single" w:color="000000" w:sz="8"/>
+            <w:tcW w:type="dxa" w:w="2908"/>
+            <w:gridSpan w:val="1"/>
+            <w:tcBorders>
+              <w:top w:val="none" w:color="FFFFFF" w:sz="0"/>
+              <w:left w:val="none" w:color="FFFFFF" w:sz="0"/>
+              <w:bottom w:val="none" w:color="FFFFFF" w:sz="0"/>
               <w:right w:val="none" w:color="FFFFFF" w:sz="0"/>
             </w:tcBorders>
             <w:tcMar>
@@ -14752,12 +16247,12 @@
         </w:tc>
         <w:tc>
           <w:tcPr>
-            <w:tcW w:type="dxa" w:w="1480"/>
-            <w:gridSpan w:val="1"/>
-            <w:tcBorders>
-              <w:top w:val="none" w:color="FFFFFF" w:sz="0"/>
-              <w:left w:val="none" w:color="FFFFFF" w:sz="0"/>
-              <w:bottom w:val="single" w:color="000000" w:sz="8"/>
+            <w:tcW w:type="dxa" w:w="1357"/>
+            <w:gridSpan w:val="1"/>
+            <w:tcBorders>
+              <w:top w:val="none" w:color="FFFFFF" w:sz="0"/>
+              <w:left w:val="none" w:color="FFFFFF" w:sz="0"/>
+              <w:bottom w:val="none" w:color="FFFFFF" w:sz="0"/>
               <w:right w:val="none" w:color="FFFFFF" w:sz="0"/>
             </w:tcBorders>
             <w:tcMar>
@@ -14785,12 +16280,12 @@
         </w:tc>
         <w:tc>
           <w:tcPr>
-            <w:tcW w:type="dxa" w:w="1269"/>
-            <w:gridSpan w:val="1"/>
-            <w:tcBorders>
-              <w:top w:val="none" w:color="FFFFFF" w:sz="0"/>
-              <w:left w:val="none" w:color="FFFFFF" w:sz="0"/>
-              <w:bottom w:val="single" w:color="000000" w:sz="8"/>
+            <w:tcW w:type="dxa" w:w="1163"/>
+            <w:gridSpan w:val="1"/>
+            <w:tcBorders>
+              <w:top w:val="none" w:color="FFFFFF" w:sz="0"/>
+              <w:left w:val="none" w:color="FFFFFF" w:sz="0"/>
+              <w:bottom w:val="none" w:color="FFFFFF" w:sz="0"/>
               <w:right w:val="none" w:color="FFFFFF" w:sz="0"/>
             </w:tcBorders>
             <w:tcMar>
@@ -14818,10 +16313,114 @@
         </w:tc>
         <w:tc>
           <w:tcPr>
-            <w:tcW w:type="dxa" w:w="1269"/>
-            <w:gridSpan w:val="1"/>
-            <w:tcBorders>
-              <w:top w:val="none" w:color="FFFFFF" w:sz="0"/>
+            <w:tcW w:type="dxa" w:w="1163"/>
+            <w:gridSpan w:val="1"/>
+            <w:tcBorders>
+              <w:top w:val="none" w:color="FFFFFF" w:sz="0"/>
+              <w:left w:val="none" w:color="FFFFFF" w:sz="0"/>
+              <w:bottom w:val="none" w:color="FFFFFF" w:sz="0"/>
+              <w:right w:val="none" w:color="FFFFFF" w:sz="0"/>
+            </w:tcBorders>
+            <w:tcMar>
+              <w:top w:type="dxa" w:w="40"/>
+              <w:left w:type="dxa" w:w="80"/>
+              <w:bottom w:type="dxa" w:w="40"/>
+              <w:right w:type="dxa" w:w="80"/>
+            </w:tcMar>
+          </w:tcPr>
+          <w:p>
+            <w:pPr>
+              <w:spacing w:after="0" w:before="0"/>
+              <w:jc w:val="right"/>
+            </w:pPr>
+            <w:r>
+              <w:rPr>
+                <w:b w:val="false"/>
+                <w:bCs w:val="false"/>
+                <w:sz w:val="17"/>
+                <w:szCs w:val="17"/>
+              </w:rPr>
+              <w:t xml:space="preserve">3</w:t>
+            </w:r>
+          </w:p>
+        </w:tc>
+        <w:tc>
+          <w:tcPr>
+            <w:tcW w:type="dxa" w:w="969"/>
+            <w:gridSpan w:val="1"/>
+            <w:tcBorders>
+              <w:top w:val="none" w:color="FFFFFF" w:sz="0"/>
+              <w:left w:val="none" w:color="FFFFFF" w:sz="0"/>
+              <w:bottom w:val="none" w:color="FFFFFF" w:sz="0"/>
+              <w:right w:val="none" w:color="FFFFFF" w:sz="0"/>
+            </w:tcBorders>
+            <w:tcMar>
+              <w:top w:type="dxa" w:w="40"/>
+              <w:left w:type="dxa" w:w="80"/>
+              <w:bottom w:type="dxa" w:w="40"/>
+              <w:right w:type="dxa" w:w="80"/>
+            </w:tcMar>
+          </w:tcPr>
+          <w:p>
+            <w:pPr>
+              <w:spacing w:after="0" w:before="0"/>
+              <w:jc w:val="right"/>
+            </w:pPr>
+            <w:r>
+              <w:rPr>
+                <w:b w:val="false"/>
+                <w:bCs w:val="false"/>
+                <w:sz w:val="17"/>
+                <w:szCs w:val="17"/>
+              </w:rPr>
+              <w:t xml:space="preserve">5</w:t>
+            </w:r>
+          </w:p>
+        </w:tc>
+        <w:tc>
+          <w:tcPr>
+            <w:tcW w:type="dxa" w:w="1746"/>
+            <w:gridSpan w:val="1"/>
+            <w:tcBorders>
+              <w:top w:val="none" w:color="FFFFFF" w:sz="0"/>
+              <w:left w:val="none" w:color="FFFFFF" w:sz="0"/>
+              <w:bottom w:val="none" w:color="FFFFFF" w:sz="0"/>
+              <w:right w:val="none" w:color="FFFFFF" w:sz="0"/>
+            </w:tcBorders>
+            <w:tcMar>
+              <w:top w:type="dxa" w:w="40"/>
+              <w:left w:type="dxa" w:w="80"/>
+              <w:bottom w:type="dxa" w:w="40"/>
+              <w:right w:type="dxa" w:w="80"/>
+            </w:tcMar>
+          </w:tcPr>
+          <w:p>
+            <w:pPr>
+              <w:spacing w:after="0" w:before="0"/>
+              <w:jc w:val="right"/>
+            </w:pPr>
+            <w:r>
+              <w:rPr>
+                <w:b w:val="false"/>
+                <w:bCs w:val="false"/>
+                <w:sz w:val="17"/>
+                <w:szCs w:val="17"/>
+              </w:rPr>
+              <w:t xml:space="preserve">2</w:t>
+            </w:r>
+          </w:p>
+        </w:tc>
+      </w:tr>
+      <w:tr>
+        <w:trPr>
+          <w:tblHeader w:val="off"/>
+        </w:trPr>
+        <w:tc>
+          <w:tcPr>
+            <w:tcW w:type="dxa" w:w="2908"/>
+            <w:gridSpan w:val="1"/>
+            <w:tcBorders>
+              <w:top w:val="single" w:color="000000" w:sz="8"/>
               <w:left w:val="none" w:color="FFFFFF" w:sz="0"/>
               <w:bottom w:val="single" w:color="000000" w:sz="8"/>
               <w:right w:val="none" w:color="FFFFFF" w:sz="0"/>
@@ -14836,25 +16435,25 @@
           <w:p>
             <w:pPr>
               <w:spacing w:after="0" w:before="0"/>
-              <w:jc w:val="right"/>
-            </w:pPr>
-            <w:r>
-              <w:rPr>
-                <w:b w:val="false"/>
-                <w:bCs w:val="false"/>
-                <w:sz w:val="17"/>
-                <w:szCs w:val="17"/>
-              </w:rPr>
-              <w:t xml:space="preserve">3</w:t>
-            </w:r>
-          </w:p>
-        </w:tc>
-        <w:tc>
-          <w:tcPr>
-            <w:tcW w:type="dxa" w:w="1057"/>
-            <w:gridSpan w:val="1"/>
-            <w:tcBorders>
-              <w:top w:val="none" w:color="FFFFFF" w:sz="0"/>
+              <w:jc w:val="left"/>
+            </w:pPr>
+            <w:r>
+              <w:rPr>
+                <w:b w:val="false"/>
+                <w:bCs w:val="false"/>
+                <w:sz w:val="17"/>
+                <w:szCs w:val="17"/>
+              </w:rPr>
+              <w:t xml:space="preserve">Defective (sum)</w:t>
+            </w:r>
+          </w:p>
+        </w:tc>
+        <w:tc>
+          <w:tcPr>
+            <w:tcW w:type="dxa" w:w="1357"/>
+            <w:gridSpan w:val="1"/>
+            <w:tcBorders>
+              <w:top w:val="single" w:color="000000" w:sz="8"/>
               <w:left w:val="none" w:color="FFFFFF" w:sz="0"/>
               <w:bottom w:val="single" w:color="000000" w:sz="8"/>
               <w:right w:val="none" w:color="FFFFFF" w:sz="0"/>
@@ -14878,16 +16477,16 @@
                 <w:sz w:val="17"/>
                 <w:szCs w:val="17"/>
               </w:rPr>
-              <w:t xml:space="preserve">5</w:t>
-            </w:r>
-          </w:p>
-        </w:tc>
-        <w:tc>
-          <w:tcPr>
-            <w:tcW w:type="dxa" w:w="1905"/>
-            <w:gridSpan w:val="1"/>
-            <w:tcBorders>
-              <w:top w:val="none" w:color="FFFFFF" w:sz="0"/>
+              <w:t xml:space="preserve">139</w:t>
+            </w:r>
+          </w:p>
+        </w:tc>
+        <w:tc>
+          <w:tcPr>
+            <w:tcW w:type="dxa" w:w="1163"/>
+            <w:gridSpan w:val="1"/>
+            <w:tcBorders>
+              <w:top w:val="single" w:color="000000" w:sz="8"/>
               <w:left w:val="none" w:color="FFFFFF" w:sz="0"/>
               <w:bottom w:val="single" w:color="000000" w:sz="8"/>
               <w:right w:val="none" w:color="FFFFFF" w:sz="0"/>
@@ -14911,7 +16510,106 @@
                 <w:sz w:val="17"/>
                 <w:szCs w:val="17"/>
               </w:rPr>
-              <w:t xml:space="preserve">2</w:t>
+              <w:t xml:space="preserve">93</w:t>
+            </w:r>
+          </w:p>
+        </w:tc>
+        <w:tc>
+          <w:tcPr>
+            <w:tcW w:type="dxa" w:w="1163"/>
+            <w:gridSpan w:val="1"/>
+            <w:tcBorders>
+              <w:top w:val="single" w:color="000000" w:sz="8"/>
+              <w:left w:val="none" w:color="FFFFFF" w:sz="0"/>
+              <w:bottom w:val="single" w:color="000000" w:sz="8"/>
+              <w:right w:val="none" w:color="FFFFFF" w:sz="0"/>
+            </w:tcBorders>
+            <w:tcMar>
+              <w:top w:type="dxa" w:w="40"/>
+              <w:left w:type="dxa" w:w="80"/>
+              <w:bottom w:type="dxa" w:w="40"/>
+              <w:right w:type="dxa" w:w="80"/>
+            </w:tcMar>
+          </w:tcPr>
+          <w:p>
+            <w:pPr>
+              <w:spacing w:after="0" w:before="0"/>
+              <w:jc w:val="right"/>
+            </w:pPr>
+            <w:r>
+              <w:rPr>
+                <w:b w:val="false"/>
+                <w:bCs w:val="false"/>
+                <w:sz w:val="17"/>
+                <w:szCs w:val="17"/>
+              </w:rPr>
+              <w:t xml:space="preserve">64</w:t>
+            </w:r>
+          </w:p>
+        </w:tc>
+        <w:tc>
+          <w:tcPr>
+            <w:tcW w:type="dxa" w:w="969"/>
+            <w:gridSpan w:val="1"/>
+            <w:tcBorders>
+              <w:top w:val="single" w:color="000000" w:sz="8"/>
+              <w:left w:val="none" w:color="FFFFFF" w:sz="0"/>
+              <w:bottom w:val="single" w:color="000000" w:sz="8"/>
+              <w:right w:val="none" w:color="FFFFFF" w:sz="0"/>
+            </w:tcBorders>
+            <w:tcMar>
+              <w:top w:type="dxa" w:w="40"/>
+              <w:left w:type="dxa" w:w="80"/>
+              <w:bottom w:type="dxa" w:w="40"/>
+              <w:right w:type="dxa" w:w="80"/>
+            </w:tcMar>
+          </w:tcPr>
+          <w:p>
+            <w:pPr>
+              <w:spacing w:after="0" w:before="0"/>
+              <w:jc w:val="right"/>
+            </w:pPr>
+            <w:r>
+              <w:rPr>
+                <w:b/>
+                <w:bCs/>
+                <w:sz w:val="17"/>
+                <w:szCs w:val="17"/>
+              </w:rPr>
+              <w:t xml:space="preserve">97</w:t>
+            </w:r>
+          </w:p>
+        </w:tc>
+        <w:tc>
+          <w:tcPr>
+            <w:tcW w:type="dxa" w:w="1746"/>
+            <w:gridSpan w:val="1"/>
+            <w:tcBorders>
+              <w:top w:val="single" w:color="000000" w:sz="8"/>
+              <w:left w:val="none" w:color="FFFFFF" w:sz="0"/>
+              <w:bottom w:val="single" w:color="000000" w:sz="8"/>
+              <w:right w:val="none" w:color="FFFFFF" w:sz="0"/>
+            </w:tcBorders>
+            <w:tcMar>
+              <w:top w:type="dxa" w:w="40"/>
+              <w:left w:type="dxa" w:w="80"/>
+              <w:bottom w:type="dxa" w:w="40"/>
+              <w:right w:type="dxa" w:w="80"/>
+            </w:tcMar>
+          </w:tcPr>
+          <w:p>
+            <w:pPr>
+              <w:spacing w:after="0" w:before="0"/>
+              <w:jc w:val="right"/>
+            </w:pPr>
+            <w:r>
+              <w:rPr>
+                <w:b w:val="false"/>
+                <w:bCs w:val="false"/>
+                <w:sz w:val="17"/>
+                <w:szCs w:val="17"/>
+              </w:rPr>
+              <w:t xml:space="preserve">94</w:t>
             </w:r>
           </w:p>
         </w:tc>
@@ -14994,12 +16692,12 @@
         </w:tblBorders>
       </w:tblPr>
       <w:tblGrid>
-        <w:gridCol w:w="2938"/>
-        <w:gridCol w:w="1469"/>
-        <w:gridCol w:w="816"/>
-        <w:gridCol w:w="1142"/>
-        <w:gridCol w:w="1469"/>
-        <w:gridCol w:w="1472"/>
+        <w:gridCol w:w="2658"/>
+        <w:gridCol w:w="1329"/>
+        <w:gridCol w:w="738"/>
+        <w:gridCol w:w="1920"/>
+        <w:gridCol w:w="1329"/>
+        <w:gridCol w:w="1332"/>
       </w:tblGrid>
       <w:tr>
         <w:trPr>
@@ -15007,7 +16705,7 @@
         </w:trPr>
         <w:tc>
           <w:tcPr>
-            <w:tcW w:type="dxa" w:w="2938"/>
+            <w:tcW w:type="dxa" w:w="2658"/>
             <w:gridSpan w:val="1"/>
             <w:tcBorders>
               <w:top w:val="single" w:color="000000" w:sz="8"/>
@@ -15041,7 +16739,7 @@
         </w:tc>
         <w:tc>
           <w:tcPr>
-            <w:tcW w:type="dxa" w:w="1469"/>
+            <w:tcW w:type="dxa" w:w="1329"/>
             <w:gridSpan w:val="1"/>
             <w:tcBorders>
               <w:top w:val="single" w:color="000000" w:sz="8"/>
@@ -15075,7 +16773,7 @@
         </w:tc>
         <w:tc>
           <w:tcPr>
-            <w:tcW w:type="dxa" w:w="816"/>
+            <w:tcW w:type="dxa" w:w="738"/>
             <w:gridSpan w:val="1"/>
             <w:tcBorders>
               <w:top w:val="single" w:color="000000" w:sz="8"/>
@@ -15109,7 +16807,7 @@
         </w:tc>
         <w:tc>
           <w:tcPr>
-            <w:tcW w:type="dxa" w:w="1142"/>
+            <w:tcW w:type="dxa" w:w="1920"/>
             <w:gridSpan w:val="1"/>
             <w:tcBorders>
               <w:top w:val="single" w:color="000000" w:sz="8"/>
@@ -15137,13 +16835,13 @@
                 <w:sz w:val="17"/>
                 <w:szCs w:val="17"/>
               </w:rPr>
-              <w:t xml:space="preserve">Q3 BAcc</w:t>
-            </w:r>
-          </w:p>
-        </w:tc>
-        <w:tc>
-          <w:tcPr>
-            <w:tcW w:type="dxa" w:w="1469"/>
+              <w:t xml:space="preserve">Q3 pres. BAcc</w:t>
+            </w:r>
+          </w:p>
+        </w:tc>
+        <w:tc>
+          <w:tcPr>
+            <w:tcW w:type="dxa" w:w="1329"/>
             <w:gridSpan w:val="1"/>
             <w:tcBorders>
               <w:top w:val="single" w:color="000000" w:sz="8"/>
@@ -15177,7 +16875,7 @@
         </w:tc>
         <w:tc>
           <w:tcPr>
-            <w:tcW w:type="dxa" w:w="1472"/>
+            <w:tcW w:type="dxa" w:w="1332"/>
             <w:gridSpan w:val="1"/>
             <w:tcBorders>
               <w:top w:val="single" w:color="000000" w:sz="8"/>
@@ -15216,7 +16914,7 @@
         </w:trPr>
         <w:tc>
           <w:tcPr>
-            <w:tcW w:type="dxa" w:w="2938"/>
+            <w:tcW w:type="dxa" w:w="2658"/>
             <w:gridSpan w:val="1"/>
             <w:tcBorders>
               <w:top w:val="single" w:color="000000" w:sz="8"/>
@@ -15249,7 +16947,7 @@
         </w:tc>
         <w:tc>
           <w:tcPr>
-            <w:tcW w:type="dxa" w:w="1469"/>
+            <w:tcW w:type="dxa" w:w="1329"/>
             <w:gridSpan w:val="1"/>
             <w:tcBorders>
               <w:top w:val="single" w:color="000000" w:sz="8"/>
@@ -15282,7 +16980,7 @@
         </w:tc>
         <w:tc>
           <w:tcPr>
-            <w:tcW w:type="dxa" w:w="816"/>
+            <w:tcW w:type="dxa" w:w="738"/>
             <w:gridSpan w:val="1"/>
             <w:tcBorders>
               <w:top w:val="single" w:color="000000" w:sz="8"/>
@@ -15315,7 +17013,7 @@
         </w:tc>
         <w:tc>
           <w:tcPr>
-            <w:tcW w:type="dxa" w:w="1142"/>
+            <w:tcW w:type="dxa" w:w="1920"/>
             <w:gridSpan w:val="1"/>
             <w:tcBorders>
               <w:top w:val="single" w:color="000000" w:sz="8"/>
@@ -15348,7 +17046,7 @@
         </w:tc>
         <w:tc>
           <w:tcPr>
-            <w:tcW w:type="dxa" w:w="1469"/>
+            <w:tcW w:type="dxa" w:w="1329"/>
             <w:gridSpan w:val="1"/>
             <w:tcBorders>
               <w:top w:val="single" w:color="000000" w:sz="8"/>
@@ -15381,7 +17079,7 @@
         </w:tc>
         <w:tc>
           <w:tcPr>
-            <w:tcW w:type="dxa" w:w="1472"/>
+            <w:tcW w:type="dxa" w:w="1332"/>
             <w:gridSpan w:val="1"/>
             <w:tcBorders>
               <w:top w:val="single" w:color="000000" w:sz="8"/>
@@ -15419,7 +17117,7 @@
         </w:trPr>
         <w:tc>
           <w:tcPr>
-            <w:tcW w:type="dxa" w:w="2938"/>
+            <w:tcW w:type="dxa" w:w="2658"/>
             <w:gridSpan w:val="1"/>
             <w:tcBorders>
               <w:top w:val="none" w:color="FFFFFF" w:sz="0"/>
@@ -15452,7 +17150,7 @@
         </w:tc>
         <w:tc>
           <w:tcPr>
-            <w:tcW w:type="dxa" w:w="1469"/>
+            <w:tcW w:type="dxa" w:w="1329"/>
             <w:gridSpan w:val="1"/>
             <w:tcBorders>
               <w:top w:val="none" w:color="FFFFFF" w:sz="0"/>
@@ -15485,7 +17183,7 @@
         </w:tc>
         <w:tc>
           <w:tcPr>
-            <w:tcW w:type="dxa" w:w="816"/>
+            <w:tcW w:type="dxa" w:w="738"/>
             <w:gridSpan w:val="1"/>
             <w:tcBorders>
               <w:top w:val="none" w:color="FFFFFF" w:sz="0"/>
@@ -15518,7 +17216,7 @@
         </w:tc>
         <w:tc>
           <w:tcPr>
-            <w:tcW w:type="dxa" w:w="1142"/>
+            <w:tcW w:type="dxa" w:w="1920"/>
             <w:gridSpan w:val="1"/>
             <w:tcBorders>
               <w:top w:val="none" w:color="FFFFFF" w:sz="0"/>
@@ -15551,7 +17249,7 @@
         </w:tc>
         <w:tc>
           <w:tcPr>
-            <w:tcW w:type="dxa" w:w="1469"/>
+            <w:tcW w:type="dxa" w:w="1329"/>
             <w:gridSpan w:val="1"/>
             <w:tcBorders>
               <w:top w:val="none" w:color="FFFFFF" w:sz="0"/>
@@ -15584,7 +17282,7 @@
         </w:tc>
         <w:tc>
           <w:tcPr>
-            <w:tcW w:type="dxa" w:w="1472"/>
+            <w:tcW w:type="dxa" w:w="1332"/>
             <w:gridSpan w:val="1"/>
             <w:tcBorders>
               <w:top w:val="none" w:color="FFFFFF" w:sz="0"/>
@@ -15622,7 +17320,7 @@
         </w:trPr>
         <w:tc>
           <w:tcPr>
-            <w:tcW w:type="dxa" w:w="2938"/>
+            <w:tcW w:type="dxa" w:w="2658"/>
             <w:gridSpan w:val="1"/>
             <w:tcBorders>
               <w:top w:val="none" w:color="FFFFFF" w:sz="0"/>
@@ -15655,7 +17353,7 @@
         </w:tc>
         <w:tc>
           <w:tcPr>
-            <w:tcW w:type="dxa" w:w="1469"/>
+            <w:tcW w:type="dxa" w:w="1329"/>
             <w:gridSpan w:val="1"/>
             <w:tcBorders>
               <w:top w:val="none" w:color="FFFFFF" w:sz="0"/>
@@ -15688,7 +17386,7 @@
         </w:tc>
         <w:tc>
           <w:tcPr>
-            <w:tcW w:type="dxa" w:w="816"/>
+            <w:tcW w:type="dxa" w:w="738"/>
             <w:gridSpan w:val="1"/>
             <w:tcBorders>
               <w:top w:val="none" w:color="FFFFFF" w:sz="0"/>
@@ -15721,7 +17419,7 @@
         </w:tc>
         <w:tc>
           <w:tcPr>
-            <w:tcW w:type="dxa" w:w="1142"/>
+            <w:tcW w:type="dxa" w:w="1920"/>
             <w:gridSpan w:val="1"/>
             <w:tcBorders>
               <w:top w:val="none" w:color="FFFFFF" w:sz="0"/>
@@ -15754,7 +17452,7 @@
         </w:tc>
         <w:tc>
           <w:tcPr>
-            <w:tcW w:type="dxa" w:w="1469"/>
+            <w:tcW w:type="dxa" w:w="1329"/>
             <w:gridSpan w:val="1"/>
             <w:tcBorders>
               <w:top w:val="none" w:color="FFFFFF" w:sz="0"/>
@@ -15787,7 +17485,7 @@
         </w:tc>
         <w:tc>
           <w:tcPr>
-            <w:tcW w:type="dxa" w:w="1472"/>
+            <w:tcW w:type="dxa" w:w="1332"/>
             <w:gridSpan w:val="1"/>
             <w:tcBorders>
               <w:top w:val="none" w:color="FFFFFF" w:sz="0"/>
@@ -15825,7 +17523,7 @@
         </w:trPr>
         <w:tc>
           <w:tcPr>
-            <w:tcW w:type="dxa" w:w="2938"/>
+            <w:tcW w:type="dxa" w:w="2658"/>
             <w:gridSpan w:val="1"/>
             <w:tcBorders>
               <w:top w:val="none" w:color="FFFFFF" w:sz="0"/>
@@ -15858,7 +17556,7 @@
         </w:tc>
         <w:tc>
           <w:tcPr>
-            <w:tcW w:type="dxa" w:w="1469"/>
+            <w:tcW w:type="dxa" w:w="1329"/>
             <w:gridSpan w:val="1"/>
             <w:tcBorders>
               <w:top w:val="none" w:color="FFFFFF" w:sz="0"/>
@@ -15891,7 +17589,7 @@
         </w:tc>
         <w:tc>
           <w:tcPr>
-            <w:tcW w:type="dxa" w:w="816"/>
+            <w:tcW w:type="dxa" w:w="738"/>
             <w:gridSpan w:val="1"/>
             <w:tcBorders>
               <w:top w:val="none" w:color="FFFFFF" w:sz="0"/>
@@ -15924,7 +17622,7 @@
         </w:tc>
         <w:tc>
           <w:tcPr>
-            <w:tcW w:type="dxa" w:w="1142"/>
+            <w:tcW w:type="dxa" w:w="1920"/>
             <w:gridSpan w:val="1"/>
             <w:tcBorders>
               <w:top w:val="none" w:color="FFFFFF" w:sz="0"/>
@@ -15957,7 +17655,7 @@
         </w:tc>
         <w:tc>
           <w:tcPr>
-            <w:tcW w:type="dxa" w:w="1469"/>
+            <w:tcW w:type="dxa" w:w="1329"/>
             <w:gridSpan w:val="1"/>
             <w:tcBorders>
               <w:top w:val="none" w:color="FFFFFF" w:sz="0"/>
@@ -15990,7 +17688,7 @@
         </w:tc>
         <w:tc>
           <w:tcPr>
-            <w:tcW w:type="dxa" w:w="1472"/>
+            <w:tcW w:type="dxa" w:w="1332"/>
             <w:gridSpan w:val="1"/>
             <w:tcBorders>
               <w:top w:val="none" w:color="FFFFFF" w:sz="0"/>
@@ -16359,7 +18057,7 @@
         <w:t xml:space="preserve">→</w:t>
       </w:r>
       <w:r>
-        <w:t xml:space="preserve"> 8. The staged presence question amplifies both effects. Compared with the re-ask, it removes many more false regions (</w:t>
+        <w:t xml:space="preserve"> 8; position hits are 30 of 133 (direct 29). The staged presence question amplifies both effects. Compared with the re-ask, it removes many more false regions (</w:t>
       </w:r>
       <w:r>
         <w:t xml:space="preserve">−.542</w:t>
@@ -16404,7 +18102,7 @@
         <w:jc w:val="both"/>
       </w:pPr>
       <w:r>
-        <w:t xml:space="preserve">Missing caps are where the agent fails most. Its staged Q3 reports a defect region on only 9 of 27 of them (direct 23), and it names the defect in 5 of 27 (direct 7, candidate 2). All 27 gold cases are glass insulators, an asset with only five gold normals, so asset and defect effects are confounded. We studied missing caps on development data only, never gold. Dev240 contains 25 of them, of which 4 fall in the 40-image design subset used for most model swaps. Each intervention used fixed settings, and where a pass criterion was defined it was written before the run. One exception: the cross-model re-check was re-run once with a changed proposal format after invalid outputs (Appendix Table </w:t>
+        <w:t xml:space="preserve">No question detects missing caps reliably. On gold, Q1 flags 3 of the 27, Q2 names the defect in 7 (direct), 5 (agent) and 2 (candidate), and the staged Q3 reports a region on 9. The direct region question reports one on 23, but it also does so on 87% of normal images. A separate multi-region run on gold, whose direct question was less biased (29 of 107 normal false alarms), asked for every defect cell with fixed references; it missed 25 of the 27 caps with both direct and staged prompting. All 27 gold cases are glass insulators, an asset with only five gold normals, so asset and defect effects are confounded. We studied missing caps on development data only, never gold. Dev240 contains 25 of them, of which 4 fall in the 40-image design subset used for most model swaps. Each intervention used fixed settings, and where a pass criterion was defined it was written before the run. One exception: the cross-model re-check was re-run once with a changed proposal format after invalid outputs (Appendix Table </w:t>
       </w:r>
       <w:r>
         <w:t xml:space="preserve">11</w:t>
@@ -16561,7 +18259,7 @@
           <w:b/>
           <w:bCs/>
         </w:rPr>
-        <w:t xml:space="preserve">Fewer false alarms, more misses. </w:t>
+        <w:t xml:space="preserve">What the agent changes. </w:t>
       </w:r>
       <w:r>
         <w:t xml:space="preserve">The verification agent makes the model more conservative. The matched-call control shows that part of this conservatism comes simply from asking again </w:t>
@@ -16570,7 +18268,7 @@
         <w:t xml:space="preserve">[12]</w:t>
       </w:r>
       <w:r>
-        <w:t xml:space="preserve">, and the agent's definitions and staging channel it into a real gain. The agent removes most false alarms on normal images but increases misses, especially for the subtle “something is absent” class. In safety-critical inspection a missed defect is often costlier than a false alarm. A single accuracy number would hide this, so benchmarks should report normal false-alarm rate and per-class recall alongside macro-F1.</w:t>
+        <w:t xml:space="preserve">, and the agent's definitions and staging channel it into a real gain. Compared with the direct region question, the agent removes most false alarms on normal images and misses more defects. That trade-off is partly a property of the comparison: the direct question reports a region on almost every image, so almost any answer that discriminates would remove false alarms and add misses relative to it. Against the model's own binary question the staged answer is better on both counts. Most of the agent's additional correct Q2 answers are on normal images, and it does not locate defects better. Single summary scores hide such distinctions. Benchmarks should report the normal false-alarm rate and per-class recall alongside macro-F1, and compare each answer with constant baselines.</w:t>
       </w:r>
     </w:p>
     <w:p>
@@ -16586,7 +18284,7 @@
         <w:t xml:space="preserve">What we propose. </w:t>
       </w:r>
       <w:r>
-        <w:t xml:space="preserve">The risk lies in the defects the agent hides. On gold the staged Q3 turned 24 defects that the direct question had flagged into “no region”, 15 of them missing caps, and a missing component can lead to a line failure while a false alarm costs a second look. We therefore do not recommend using the agent's “no defect” as a final decision. Our data suggest three directions.</w:t>
+        <w:t xml:space="preserve">Missing components are the main risk. On gold the staged Q3 answered “no region” on 27 defective images, 18 of them missing caps. A missing component can lead to a line failure, while a false alarm costs a second look, so we do not recommend using the agent's “no defect” as a final decision. Our data suggest three directions.</w:t>
       </w:r>
     </w:p>
     <w:p>
@@ -16604,10 +18302,10 @@
           <w:b/>
           <w:bCs/>
         </w:rPr>
-        <w:t xml:space="preserve">Disagreement as a triage signal.</w:t>
-      </w:r>
-      <w:r>
-        <w:t xml:space="preserve"> The direct and staged Q3 disagree on 102 of the 246 images (41%). If a human reviews only these and is right, misses fall from 27 to 3 (all missing caps) and 16 false alarms remain. We computed this post hoc on gold to illustrate the idea and did not tune a review rule. Taking the union of the two answers does not help: it restores the direct question's 93 normal false alarms.</w:t>
+        <w:t xml:space="preserve">Reviewing “no defect” answers.</w:t>
+      </w:r>
+      <w:r>
+        <w:t xml:space="preserve"> Because the direct question almost always reports a region, the 102 images (41%) on which it disagrees with the staged Q3 are nearly the same as the 118 (48%) on which the agent answers “no region”. If a human reviews the 102 and is right, misses fall from 27 to 3 (all missing caps); reviewing all 118 removes every miss. Either way 16 false alarms remain. Disagreement therefore adds little over reviewing every “no defect” answer, and both rules send close to half of the images to a person. We computed this post hoc on gold to illustrate the idea and did not tune a review rule. A cheaper filter would need a signal that registers missing caps, and none of the LVLM answers provides one.</w:t>
       </w:r>
     </w:p>
     <w:p>
@@ -16680,7 +18378,7 @@
         <w:t xml:space="preserve">Limitations. </w:t>
       </w:r>
       <w:r>
-        <w:t xml:space="preserve">(1) The agent was evaluated with one model (InternVL3.5-8B), so transfer to other models is untested. (2) Gold has 246 images and prior exploratory use, and dev was explored repeatedly, so dev gains are exploratory. (3) Missing caps occur in one asset only, which confounds defect and asset. (4) Q3 is scored for presence, not location. A separate multi-region run used fixed references on the 133 gold defects that have spatial labels. Exact grid-cell localization was 12 of 133 for both direct and staged prompting, below a constant “center” answer (46 of 133). (5) Vision-expert scores are transductive percentiles. (6) No new untouched holdout exists, because the Aligned Core's defective images are all in gold. Unused defective images remain only in supervised train. (7) MiniCPM-V-4.5's 20 vision-expert configurations come from sampled decoding. Its baseline and reference rows were re-run greedily.</w:t>
+        <w:t xml:space="preserve">(1) The agent was evaluated with one model (InternVL3.5-8B), so transfer to other models is untested. (2) Gold has 246 images and prior exploratory use, and dev was explored repeatedly, so dev gains are exploratory. (3) Missing caps occur in one asset only, which confounds defect and asset. (4) Position is weak and its labels are coarse. On the 133 located defects the agent's reported cell is a hit on 31 (direct question 29), and in the multi-region run the exact cell set matched on 12 of 133 with either prompt. A constant “center” answer scores 72 and 46 on these two measures. One cell per box center under-describes large or spread defects. (5) Vision-expert scores are transductive percentiles. (6) No new untouched holdout exists, because the Aligned Core's defective images are all in gold. Unused defective images remain only in supervised train. (7) MiniCPM-V-4.5's 20 vision-expert configurations come from sampled decoding. Its baseline and reference rows were re-run greedily.</w:t>
       </w:r>
     </w:p>
     <w:p>
@@ -16701,7 +18399,7 @@
         <w:jc w:val="both"/>
       </w:pPr>
       <w:r>
-        <w:t xml:space="preserve">InsPLAD-QA provides a hash-aligned, manually reviewed benchmark for LVLM power-line inspection with a shared prompt, schema and evaluator. Normal references raise anomaly-detection F1, though for MiniCPM-V-4.5 balanced accuracy falls, and their effect on coherence is mixed. Anomaly-detector cues trade anomaly detection for defect typing. A question-independent verification agent improves defect typing and region presence and trades false alarms for misses. An equal-call re-ask does not reproduce the gain, which therefore comes from the agent's definitions and staging. None of the training-free interventions we tried reliably recovered missing components, even with crops of the annotated location.</w:t>
+        <w:t xml:space="preserve">InsPLAD-QA provides a hash-aligned, manually reviewed benchmark for LVLM power-line inspection with a shared prompt, schema and evaluator. Normal references raise anomaly-detection F1, but balanced accuracy rises clearly only for InternVL3.5-8B and Qwen3.5-4B and falls for MiniCPM-V-4.5, and their effect on coherence is mixed. Anomaly-detector cues trade anomaly detection for defect typing. A question-independent verification agent improves the four-way type answer, although most of its additional correct answers are on normal images. Its staged region-presence answer has fewer false alarms and fewer misses than the model's own binary answer, while the direct region question it replaces reports a region almost everywhere; it does not improve position. An equal-call re-ask does not reproduce the gain, which therefore comes from the agent's definitions and staging. No question detects missing caps reliably. On development data, none of the training-free interventions we tried recovered them, and InternVL3.5-8B did not report them on crops of the annotated location.</w:t>
       </w:r>
     </w:p>
     <w:p>
